--- a/docs/manuales/word/SIGeV-M3-Guia-del-vecino.docx
+++ b/docs/manuales/word/SIGeV-M3-Guia-del-vecino.docx
@@ -1,18 +1,21 @@
 
 <file path=word/document.xml><?xml version="1.0" encoding="utf-8"?>
-<w:document xmlns:wpc="http://schemas.microsoft.com/office/word/2010/wordprocessingCanvas" xmlns:mc="http://schemas.openxmlformats.org/markup-compatibility/2006" xmlns:o="urn:schemas-microsoft-com:office:office" xmlns:r="http://schemas.openxmlformats.org/officeDocument/2006/relationships" xmlns:m="http://schemas.openxmlformats.org/officeDocument/2006/math" xmlns:v="urn:schemas-microsoft-com:vml" xmlns:wp14="http://schemas.microsoft.com/office/word/2010/wordprocessingDrawing" xmlns:wp="http://schemas.openxmlformats.org/drawingml/2006/wordprocessingDrawing" xmlns:w10="urn:schemas-microsoft-com:office:word" xmlns:w="http://schemas.openxmlformats.org/wordprocessingml/2006/main" xmlns:w14="http://schemas.microsoft.com/office/word/2010/wordml" xmlns:w15="http://schemas.microsoft.com/office/word/2012/wordml" xmlns:wpg="http://schemas.microsoft.com/office/word/2010/wordprocessingGroup" xmlns:wpi="http://schemas.microsoft.com/office/word/2010/wordprocessingInk" xmlns:wne="http://schemas.microsoft.com/office/word/2006/wordml" xmlns:wps="http://schemas.microsoft.com/office/word/2010/wordprocessingShape" xmlns:cx="http://schemas.microsoft.com/office/drawing/2014/chartex" xmlns:cx1="http://schemas.microsoft.com/office/drawing/2015/9/8/chartex" xmlns:cx2="http://schemas.microsoft.com/office/drawing/2015/10/21/chartex" xmlns:cx3="http://schemas.microsoft.com/office/drawing/2016/5/9/chartex" xmlns:cx4="http://schemas.microsoft.com/office/drawing/2016/5/10/chartex" xmlns:cx5="http://schemas.microsoft.com/office/drawing/2016/5/11/chartex" xmlns:cx6="http://schemas.microsoft.com/office/drawing/2016/5/12/chartex" xmlns:cx7="http://schemas.microsoft.com/office/drawing/2016/5/13/chartex" xmlns:cx8="http://schemas.microsoft.com/office/drawing/2016/5/14/chartex" xmlns:aink="http://schemas.microsoft.com/office/drawing/2016/ink" xmlns:am3d="http://schemas.microsoft.com/office/drawing/2017/model3d" xmlns:w16cex="http://schemas.microsoft.com/office/word/2018/wordml/cex" xmlns:w16cid="http://schemas.microsoft.com/office/word/2016/wordml/cid" xmlns:w16="http://schemas.microsoft.com/office/word/2018/wordml" xmlns:w16sdtdh="http://schemas.microsoft.com/office/word/2020/wordml/sdtdatahash" xmlns:w16se="http://schemas.microsoft.com/office/word/2015/wordml/symex" mc:Ignorable="w14 w15 wp14">
+<w:document xmlns:wpc="http://schemas.microsoft.com/office/word/2010/wordprocessingCanvas" xmlns:cx="http://schemas.microsoft.com/office/drawing/2014/chartex" xmlns:cx1="http://schemas.microsoft.com/office/drawing/2015/9/8/chartex" xmlns:cx2="http://schemas.microsoft.com/office/drawing/2015/10/21/chartex" xmlns:cx3="http://schemas.microsoft.com/office/drawing/2016/5/9/chartex" xmlns:cx4="http://schemas.microsoft.com/office/drawing/2016/5/10/chartex" xmlns:cx5="http://schemas.microsoft.com/office/drawing/2016/5/11/chartex" xmlns:cx6="http://schemas.microsoft.com/office/drawing/2016/5/12/chartex" xmlns:cx7="http://schemas.microsoft.com/office/drawing/2016/5/13/chartex" xmlns:cx8="http://schemas.microsoft.com/office/drawing/2016/5/14/chartex" xmlns:mc="http://schemas.openxmlformats.org/markup-compatibility/2006" xmlns:aink="http://schemas.microsoft.com/office/drawing/2016/ink" xmlns:am3d="http://schemas.microsoft.com/office/drawing/2017/model3d" xmlns:o="urn:schemas-microsoft-com:office:office" xmlns:oel="http://schemas.microsoft.com/office/2019/extlst" xmlns:r="http://schemas.openxmlformats.org/officeDocument/2006/relationships" xmlns:m="http://schemas.openxmlformats.org/officeDocument/2006/math" xmlns:v="urn:schemas-microsoft-com:vml" xmlns:wp14="http://schemas.microsoft.com/office/word/2010/wordprocessingDrawing" xmlns:wp="http://schemas.openxmlformats.org/drawingml/2006/wordprocessingDrawing" xmlns:w10="urn:schemas-microsoft-com:office:word" xmlns:w="http://schemas.openxmlformats.org/wordprocessingml/2006/main" xmlns:w14="http://schemas.microsoft.com/office/word/2010/wordml" xmlns:w15="http://schemas.microsoft.com/office/word/2012/wordml" xmlns:w16cex="http://schemas.microsoft.com/office/word/2018/wordml/cex" xmlns:w16cid="http://schemas.microsoft.com/office/word/2016/wordml/cid" xmlns:w16="http://schemas.microsoft.com/office/word/2018/wordml" xmlns:w16du="http://schemas.microsoft.com/office/word/2023/wordml/word16du" xmlns:w16sdtdh="http://schemas.microsoft.com/office/word/2020/wordml/sdtdatahash" xmlns:w16sdtfl="http://schemas.microsoft.com/office/word/2024/wordml/sdtformatlock" xmlns:w16se="http://schemas.microsoft.com/office/word/2015/wordml/symex" xmlns:wpg="http://schemas.microsoft.com/office/word/2010/wordprocessingGroup" xmlns:wpi="http://schemas.microsoft.com/office/word/2010/wordprocessingInk" xmlns:wne="http://schemas.microsoft.com/office/word/2006/wordml" xmlns:wps="http://schemas.microsoft.com/office/word/2010/wordprocessingShape" mc:Ignorable="w14 w15 w16se w16cid w16 w16cex w16sdtdh w16sdtfl w16du wp14">
   <w:body>
     <w:p>
       <w:pPr>
-        <w:spacing w:after="600" w:before="2400"/>
+        <w:spacing w:before="2400" w:after="600"/>
         <w:jc w:val="center"/>
       </w:pPr>
       <w:r>
+        <w:rPr>
+          <w:noProof/>
+        </w:rPr>
         <w:drawing>
-          <wp:inline distT="0" distB="0" distL="0" distR="0">
+          <wp:inline distT="0" distB="0" distL="0" distR="0" wp14:anchorId="3826A5D9" wp14:editId="3DB53718">
             <wp:extent cx="1809750" cy="1800225"/>
-            <wp:effectExtent t="0" r="0" b="0" l="0"/>
-            <wp:docPr id="1" name="" descr="" title=""/>
+            <wp:effectExtent l="0" t="0" r="0" b="0"/>
+            <wp:docPr id="1" name="Imagen 1"/>
             <wp:cNvGraphicFramePr>
               <a:graphicFrameLocks xmlns:a="http://schemas.openxmlformats.org/drawingml/2006/main" noChangeAspect="1"/>
             </wp:cNvGraphicFramePr>
@@ -20,13 +23,13 @@
               <a:graphicData uri="http://schemas.openxmlformats.org/drawingml/2006/picture">
                 <pic:pic xmlns:pic="http://schemas.openxmlformats.org/drawingml/2006/picture">
                   <pic:nvPicPr>
-                    <pic:cNvPr id="0" name="" descr=""/>
+                    <pic:cNvPr id="0" name=""/>
                     <pic:cNvPicPr>
                       <a:picLocks noChangeAspect="1" noChangeArrowheads="1"/>
                     </pic:cNvPicPr>
                   </pic:nvPicPr>
                   <pic:blipFill>
-                    <a:blip r:embed="rId9" cstate="none"/>
+                    <a:blip r:embed="rId7"/>
                     <a:srcRect/>
                     <a:stretch>
                       <a:fillRect/>
@@ -50,102 +53,92 @@
     </w:p>
     <w:p>
       <w:pPr>
-        <w:spacing w:after="120" w:before="0"/>
+        <w:spacing w:after="120"/>
         <w:jc w:val="center"/>
       </w:pPr>
       <w:r>
         <w:rPr>
-          <w:rFonts w:ascii="Calibri" w:cs="Calibri" w:eastAsia="Calibri" w:hAnsi="Calibri"/>
           <w:color w:val="555555"/>
           <w:sz w:val="28"/>
           <w:szCs w:val="28"/>
         </w:rPr>
-        <w:t xml:space="preserve">SIGeV — Sistema Integral de Gestión Vecinal</w:t>
-      </w:r>
-    </w:p>
-    <w:p>
-      <w:pPr>
-        <w:spacing w:after="120" w:before="400"/>
+        <w:t>SIGeV — Sistema Integral de Gestión Vecinal</w:t>
+      </w:r>
+    </w:p>
+    <w:p>
+      <w:pPr>
+        <w:spacing w:before="400" w:after="120"/>
         <w:jc w:val="center"/>
       </w:pPr>
       <w:r>
         <w:rPr>
-          <w:rFonts w:ascii="Calibri" w:cs="Calibri" w:eastAsia="Calibri" w:hAnsi="Calibri"/>
           <w:b/>
           <w:bCs/>
           <w:color w:val="0079BC"/>
           <w:sz w:val="56"/>
           <w:szCs w:val="56"/>
         </w:rPr>
-        <w:t xml:space="preserve">Guía del vecino</w:t>
-      </w:r>
-    </w:p>
-    <w:p>
-      <w:pPr>
-        <w:spacing w:after="120" w:before="0"/>
+        <w:t>Guía del vecino</w:t>
+      </w:r>
+    </w:p>
+    <w:p>
+      <w:pPr>
+        <w:spacing w:after="120"/>
         <w:jc w:val="center"/>
       </w:pPr>
       <w:r>
         <w:rPr>
-          <w:rFonts w:ascii="Calibri" w:cs="Calibri" w:eastAsia="Calibri" w:hAnsi="Calibri"/>
           <w:color w:val="333333"/>
           <w:sz w:val="32"/>
           <w:szCs w:val="32"/>
         </w:rPr>
-        <w:t xml:space="preserve">El sitio, asociarse, re-empadronarse y presentar un reporte</w:t>
-      </w:r>
-    </w:p>
-    <w:p>
-      <w:pPr>
-        <w:spacing w:after="120" w:before="200"/>
+        <w:t>El sitio, asociarse, re-empadronarse y presentar un reporte</w:t>
+      </w:r>
+    </w:p>
+    <w:p>
+      <w:pPr>
+        <w:spacing w:before="200" w:after="120"/>
         <w:jc w:val="center"/>
       </w:pPr>
       <w:r>
         <w:rPr>
-          <w:rFonts w:ascii="Calibri" w:cs="Calibri" w:eastAsia="Calibri" w:hAnsi="Calibri"/>
           <w:color w:val="555555"/>
           <w:sz w:val="24"/>
           <w:szCs w:val="24"/>
         </w:rPr>
-        <w:t xml:space="preserve">Manual de usuario</w:t>
-      </w:r>
-    </w:p>
-    <w:p>
-      <w:pPr>
-        <w:spacing w:after="120" w:before="1800"/>
+        <w:t>Manual de usuario</w:t>
+      </w:r>
+    </w:p>
+    <w:p>
+      <w:pPr>
+        <w:spacing w:before="1800" w:after="120"/>
         <w:jc w:val="center"/>
       </w:pPr>
       <w:r>
         <w:rPr>
-          <w:rFonts w:ascii="Calibri" w:cs="Calibri" w:eastAsia="Calibri" w:hAnsi="Calibri"/>
           <w:color w:val="555555"/>
-          <w:sz w:val="22"/>
-          <w:szCs w:val="22"/>
-        </w:rPr>
-        <w:t xml:space="preserve">Asociación Vecinal del Barrio Ciudadela · Comodoro Rivadavia, Chubut</w:t>
-      </w:r>
-    </w:p>
-    <w:p>
-      <w:pPr>
-        <w:spacing w:after="120" w:before="0"/>
+        </w:rPr>
+        <w:t>Asociación Vecinal del Barrio Ciudadela · Comodoro Rivadavia, Chubut</w:t>
+      </w:r>
+    </w:p>
+    <w:p>
+      <w:pPr>
+        <w:spacing w:after="120"/>
         <w:jc w:val="center"/>
       </w:pPr>
       <w:r>
         <w:rPr>
-          <w:rFonts w:ascii="Calibri" w:cs="Calibri" w:eastAsia="Calibri" w:hAnsi="Calibri"/>
           <w:color w:val="555555"/>
-          <w:sz w:val="22"/>
-          <w:szCs w:val="22"/>
-        </w:rPr>
-        <w:t xml:space="preserve">Versión 1.0 · 11/09/2026</w:t>
+        </w:rPr>
+        <w:t>Versión 1.0 · 11/09/2026</w:t>
       </w:r>
     </w:p>
     <w:p>
       <w:pPr>
         <w:sectPr>
-          <w:pgSz w:w="11906" w:h="16838" w:orient="portrait"/>
+          <w:pgSz w:w="11906" w:h="16838"/>
           <w:pgMar w:top="1417" w:right="1417" w:bottom="1417" w:left="1417" w:header="708" w:footer="708" w:gutter="0"/>
-          <w:pgNumType/>
+          <w:cols w:space="720"/>
           <w:docGrid w:linePitch="360"/>
         </w:sectPr>
       </w:pPr>
@@ -153,33 +146,2215 @@
     <w:p>
       <w:pPr>
         <w:pBdr>
-          <w:bottom w:val="single" w:color="0079BC" w:sz="8" w:space="4"/>
+          <w:bottom w:val="single" w:sz="8" w:space="4" w:color="0079BC"/>
         </w:pBdr>
         <w:spacing w:after="240"/>
       </w:pPr>
       <w:r>
         <w:rPr>
-          <w:rFonts w:ascii="Calibri" w:cs="Calibri" w:eastAsia="Calibri" w:hAnsi="Calibri"/>
           <w:b/>
           <w:bCs/>
           <w:color w:val="0079BC"/>
           <w:sz w:val="36"/>
           <w:szCs w:val="36"/>
         </w:rPr>
-        <w:t xml:space="preserve">Índice</w:t>
+        <w:lastRenderedPageBreak/>
+        <w:t>Índice</w:t>
       </w:r>
     </w:p>
     <w:sdt>
       <w:sdtPr>
         <w:alias w:val="Índice"/>
+        <w:id w:val="-22097709"/>
       </w:sdtPr>
+      <w:sdtEndPr/>
       <w:sdtContent>
         <w:p>
+          <w:pPr>
+            <w:pStyle w:val="TDC1"/>
+            <w:tabs>
+              <w:tab w:val="right" w:leader="dot" w:pos="9062"/>
+            </w:tabs>
+            <w:rPr>
+              <w:rFonts w:asciiTheme="minorHAnsi" w:eastAsiaTheme="minorEastAsia" w:hAnsiTheme="minorHAnsi" w:cstheme="minorBidi"/>
+              <w:noProof/>
+              <w:kern w:val="2"/>
+              <w:sz w:val="24"/>
+              <w:szCs w:val="24"/>
+              <w14:ligatures w14:val="standardContextual"/>
+            </w:rPr>
+          </w:pPr>
           <w:r>
-            <w:fldChar w:fldCharType="begin" w:dirty="true"/>
-            <w:instrText xml:space="preserve">TOC \h \o "1-3"</w:instrText>
+            <w:fldChar w:fldCharType="begin"/>
+          </w:r>
+          <w:r>
+            <w:instrText>TOC \h \o "1-3"</w:instrText>
+          </w:r>
+          <w:r>
             <w:fldChar w:fldCharType="separate"/>
           </w:r>
+          <w:hyperlink w:anchor="_Toc240118857" w:history="1">
+            <w:r>
+              <w:rPr>
+                <w:rStyle w:val="Hipervnculo"/>
+                <w:noProof/>
+              </w:rPr>
+              <w:t>Antes de empezar</w:t>
+            </w:r>
+            <w:r>
+              <w:rPr>
+                <w:noProof/>
+              </w:rPr>
+              <w:tab/>
+            </w:r>
+            <w:r>
+              <w:rPr>
+                <w:noProof/>
+              </w:rPr>
+              <w:fldChar w:fldCharType="begin"/>
+            </w:r>
+            <w:r>
+              <w:rPr>
+                <w:noProof/>
+              </w:rPr>
+              <w:instrText xml:space="preserve"> PAGEREF _Toc240118857 \h </w:instrText>
+            </w:r>
+            <w:r>
+              <w:rPr>
+                <w:noProof/>
+              </w:rPr>
+            </w:r>
+            <w:r>
+              <w:rPr>
+                <w:noProof/>
+              </w:rPr>
+              <w:fldChar w:fldCharType="separate"/>
+            </w:r>
+            <w:r>
+              <w:rPr>
+                <w:noProof/>
+              </w:rPr>
+              <w:t>3</w:t>
+            </w:r>
+            <w:r>
+              <w:rPr>
+                <w:noProof/>
+              </w:rPr>
+              <w:fldChar w:fldCharType="end"/>
+            </w:r>
+          </w:hyperlink>
+        </w:p>
+        <w:p>
+          <w:pPr>
+            <w:pStyle w:val="TDC2"/>
+            <w:tabs>
+              <w:tab w:val="right" w:leader="dot" w:pos="9062"/>
+            </w:tabs>
+            <w:rPr>
+              <w:rFonts w:asciiTheme="minorHAnsi" w:eastAsiaTheme="minorEastAsia" w:hAnsiTheme="minorHAnsi" w:cstheme="minorBidi"/>
+              <w:noProof/>
+              <w:kern w:val="2"/>
+              <w:sz w:val="24"/>
+              <w:szCs w:val="24"/>
+              <w14:ligatures w14:val="standardContextual"/>
+            </w:rPr>
+          </w:pPr>
+          <w:hyperlink w:anchor="_Toc240118858" w:history="1">
+            <w:r>
+              <w:rPr>
+                <w:rStyle w:val="Hipervnculo"/>
+                <w:noProof/>
+              </w:rPr>
+              <w:t>Para quién es y qué da por sabido</w:t>
+            </w:r>
+            <w:r>
+              <w:rPr>
+                <w:noProof/>
+              </w:rPr>
+              <w:tab/>
+            </w:r>
+            <w:r>
+              <w:rPr>
+                <w:noProof/>
+              </w:rPr>
+              <w:fldChar w:fldCharType="begin"/>
+            </w:r>
+            <w:r>
+              <w:rPr>
+                <w:noProof/>
+              </w:rPr>
+              <w:instrText xml:space="preserve"> PAGEREF _Toc240118858 \h </w:instrText>
+            </w:r>
+            <w:r>
+              <w:rPr>
+                <w:noProof/>
+              </w:rPr>
+            </w:r>
+            <w:r>
+              <w:rPr>
+                <w:noProof/>
+              </w:rPr>
+              <w:fldChar w:fldCharType="separate"/>
+            </w:r>
+            <w:r>
+              <w:rPr>
+                <w:noProof/>
+              </w:rPr>
+              <w:t>3</w:t>
+            </w:r>
+            <w:r>
+              <w:rPr>
+                <w:noProof/>
+              </w:rPr>
+              <w:fldChar w:fldCharType="end"/>
+            </w:r>
+          </w:hyperlink>
+        </w:p>
+        <w:p>
+          <w:pPr>
+            <w:pStyle w:val="TDC2"/>
+            <w:tabs>
+              <w:tab w:val="right" w:leader="dot" w:pos="9062"/>
+            </w:tabs>
+            <w:rPr>
+              <w:rFonts w:asciiTheme="minorHAnsi" w:eastAsiaTheme="minorEastAsia" w:hAnsiTheme="minorHAnsi" w:cstheme="minorBidi"/>
+              <w:noProof/>
+              <w:kern w:val="2"/>
+              <w:sz w:val="24"/>
+              <w:szCs w:val="24"/>
+              <w14:ligatures w14:val="standardContextual"/>
+            </w:rPr>
+          </w:pPr>
+          <w:hyperlink w:anchor="_Toc240118859" w:history="1">
+            <w:r>
+              <w:rPr>
+                <w:rStyle w:val="Hipervnculo"/>
+                <w:noProof/>
+              </w:rPr>
+              <w:t>Cómo leer este documento</w:t>
+            </w:r>
+            <w:r>
+              <w:rPr>
+                <w:noProof/>
+              </w:rPr>
+              <w:tab/>
+            </w:r>
+            <w:r>
+              <w:rPr>
+                <w:noProof/>
+              </w:rPr>
+              <w:fldChar w:fldCharType="begin"/>
+            </w:r>
+            <w:r>
+              <w:rPr>
+                <w:noProof/>
+              </w:rPr>
+              <w:instrText xml:space="preserve"> PAGEREF _Toc240118859 \h </w:instrText>
+            </w:r>
+            <w:r>
+              <w:rPr>
+                <w:noProof/>
+              </w:rPr>
+            </w:r>
+            <w:r>
+              <w:rPr>
+                <w:noProof/>
+              </w:rPr>
+              <w:fldChar w:fldCharType="separate"/>
+            </w:r>
+            <w:r>
+              <w:rPr>
+                <w:noProof/>
+              </w:rPr>
+              <w:t>3</w:t>
+            </w:r>
+            <w:r>
+              <w:rPr>
+                <w:noProof/>
+              </w:rPr>
+              <w:fldChar w:fldCharType="end"/>
+            </w:r>
+          </w:hyperlink>
+        </w:p>
+        <w:p>
+          <w:pPr>
+            <w:pStyle w:val="TDC1"/>
+            <w:tabs>
+              <w:tab w:val="right" w:leader="dot" w:pos="9062"/>
+            </w:tabs>
+            <w:rPr>
+              <w:rFonts w:asciiTheme="minorHAnsi" w:eastAsiaTheme="minorEastAsia" w:hAnsiTheme="minorHAnsi" w:cstheme="minorBidi"/>
+              <w:noProof/>
+              <w:kern w:val="2"/>
+              <w:sz w:val="24"/>
+              <w:szCs w:val="24"/>
+              <w14:ligatures w14:val="standardContextual"/>
+            </w:rPr>
+          </w:pPr>
+          <w:hyperlink w:anchor="_Toc240118860" w:history="1">
+            <w:r>
+              <w:rPr>
+                <w:rStyle w:val="Hipervnculo"/>
+                <w:noProof/>
+              </w:rPr>
+              <w:t>1. El sitio</w:t>
+            </w:r>
+            <w:r>
+              <w:rPr>
+                <w:noProof/>
+              </w:rPr>
+              <w:tab/>
+            </w:r>
+            <w:r>
+              <w:rPr>
+                <w:noProof/>
+              </w:rPr>
+              <w:fldChar w:fldCharType="begin"/>
+            </w:r>
+            <w:r>
+              <w:rPr>
+                <w:noProof/>
+              </w:rPr>
+              <w:instrText xml:space="preserve"> PAGEREF _Toc240118860 \h </w:instrText>
+            </w:r>
+            <w:r>
+              <w:rPr>
+                <w:noProof/>
+              </w:rPr>
+            </w:r>
+            <w:r>
+              <w:rPr>
+                <w:noProof/>
+              </w:rPr>
+              <w:fldChar w:fldCharType="separate"/>
+            </w:r>
+            <w:r>
+              <w:rPr>
+                <w:noProof/>
+              </w:rPr>
+              <w:t>4</w:t>
+            </w:r>
+            <w:r>
+              <w:rPr>
+                <w:noProof/>
+              </w:rPr>
+              <w:fldChar w:fldCharType="end"/>
+            </w:r>
+          </w:hyperlink>
+        </w:p>
+        <w:p>
+          <w:pPr>
+            <w:pStyle w:val="TDC2"/>
+            <w:tabs>
+              <w:tab w:val="right" w:leader="dot" w:pos="9062"/>
+            </w:tabs>
+            <w:rPr>
+              <w:rFonts w:asciiTheme="minorHAnsi" w:eastAsiaTheme="minorEastAsia" w:hAnsiTheme="minorHAnsi" w:cstheme="minorBidi"/>
+              <w:noProof/>
+              <w:kern w:val="2"/>
+              <w:sz w:val="24"/>
+              <w:szCs w:val="24"/>
+              <w14:ligatures w14:val="standardContextual"/>
+            </w:rPr>
+          </w:pPr>
+          <w:hyperlink w:anchor="_Toc240118861" w:history="1">
+            <w:r>
+              <w:rPr>
+                <w:rStyle w:val="Hipervnculo"/>
+                <w:noProof/>
+              </w:rPr>
+              <w:t>Inicio</w:t>
+            </w:r>
+            <w:r>
+              <w:rPr>
+                <w:noProof/>
+              </w:rPr>
+              <w:tab/>
+            </w:r>
+            <w:r>
+              <w:rPr>
+                <w:noProof/>
+              </w:rPr>
+              <w:fldChar w:fldCharType="begin"/>
+            </w:r>
+            <w:r>
+              <w:rPr>
+                <w:noProof/>
+              </w:rPr>
+              <w:instrText xml:space="preserve"> PAGEREF _Toc240118861 \h </w:instrText>
+            </w:r>
+            <w:r>
+              <w:rPr>
+                <w:noProof/>
+              </w:rPr>
+            </w:r>
+            <w:r>
+              <w:rPr>
+                <w:noProof/>
+              </w:rPr>
+              <w:fldChar w:fldCharType="separate"/>
+            </w:r>
+            <w:r>
+              <w:rPr>
+                <w:noProof/>
+              </w:rPr>
+              <w:t>4</w:t>
+            </w:r>
+            <w:r>
+              <w:rPr>
+                <w:noProof/>
+              </w:rPr>
+              <w:fldChar w:fldCharType="end"/>
+            </w:r>
+          </w:hyperlink>
+        </w:p>
+        <w:p>
+          <w:pPr>
+            <w:pStyle w:val="TDC2"/>
+            <w:tabs>
+              <w:tab w:val="right" w:leader="dot" w:pos="9062"/>
+            </w:tabs>
+            <w:rPr>
+              <w:rFonts w:asciiTheme="minorHAnsi" w:eastAsiaTheme="minorEastAsia" w:hAnsiTheme="minorHAnsi" w:cstheme="minorBidi"/>
+              <w:noProof/>
+              <w:kern w:val="2"/>
+              <w:sz w:val="24"/>
+              <w:szCs w:val="24"/>
+              <w14:ligatures w14:val="standardContextual"/>
+            </w:rPr>
+          </w:pPr>
+          <w:hyperlink w:anchor="_Toc240118862" w:history="1">
+            <w:r>
+              <w:rPr>
+                <w:rStyle w:val="Hipervnculo"/>
+                <w:noProof/>
+              </w:rPr>
+              <w:t>Noticias</w:t>
+            </w:r>
+            <w:r>
+              <w:rPr>
+                <w:noProof/>
+              </w:rPr>
+              <w:tab/>
+            </w:r>
+            <w:r>
+              <w:rPr>
+                <w:noProof/>
+              </w:rPr>
+              <w:fldChar w:fldCharType="begin"/>
+            </w:r>
+            <w:r>
+              <w:rPr>
+                <w:noProof/>
+              </w:rPr>
+              <w:instrText xml:space="preserve"> PAGEREF _Toc240118862 \h </w:instrText>
+            </w:r>
+            <w:r>
+              <w:rPr>
+                <w:noProof/>
+              </w:rPr>
+            </w:r>
+            <w:r>
+              <w:rPr>
+                <w:noProof/>
+              </w:rPr>
+              <w:fldChar w:fldCharType="separate"/>
+            </w:r>
+            <w:r>
+              <w:rPr>
+                <w:noProof/>
+              </w:rPr>
+              <w:t>5</w:t>
+            </w:r>
+            <w:r>
+              <w:rPr>
+                <w:noProof/>
+              </w:rPr>
+              <w:fldChar w:fldCharType="end"/>
+            </w:r>
+          </w:hyperlink>
+        </w:p>
+        <w:p>
+          <w:pPr>
+            <w:pStyle w:val="TDC2"/>
+            <w:tabs>
+              <w:tab w:val="right" w:leader="dot" w:pos="9062"/>
+            </w:tabs>
+            <w:rPr>
+              <w:rFonts w:asciiTheme="minorHAnsi" w:eastAsiaTheme="minorEastAsia" w:hAnsiTheme="minorHAnsi" w:cstheme="minorBidi"/>
+              <w:noProof/>
+              <w:kern w:val="2"/>
+              <w:sz w:val="24"/>
+              <w:szCs w:val="24"/>
+              <w14:ligatures w14:val="standardContextual"/>
+            </w:rPr>
+          </w:pPr>
+          <w:hyperlink w:anchor="_Toc240118863" w:history="1">
+            <w:r>
+              <w:rPr>
+                <w:rStyle w:val="Hipervnculo"/>
+                <w:noProof/>
+              </w:rPr>
+              <w:t>Actividades</w:t>
+            </w:r>
+            <w:r>
+              <w:rPr>
+                <w:noProof/>
+              </w:rPr>
+              <w:tab/>
+            </w:r>
+            <w:r>
+              <w:rPr>
+                <w:noProof/>
+              </w:rPr>
+              <w:fldChar w:fldCharType="begin"/>
+            </w:r>
+            <w:r>
+              <w:rPr>
+                <w:noProof/>
+              </w:rPr>
+              <w:instrText xml:space="preserve"> PAGEREF _Toc240118863 \h </w:instrText>
+            </w:r>
+            <w:r>
+              <w:rPr>
+                <w:noProof/>
+              </w:rPr>
+            </w:r>
+            <w:r>
+              <w:rPr>
+                <w:noProof/>
+              </w:rPr>
+              <w:fldChar w:fldCharType="separate"/>
+            </w:r>
+            <w:r>
+              <w:rPr>
+                <w:noProof/>
+              </w:rPr>
+              <w:t>5</w:t>
+            </w:r>
+            <w:r>
+              <w:rPr>
+                <w:noProof/>
+              </w:rPr>
+              <w:fldChar w:fldCharType="end"/>
+            </w:r>
+          </w:hyperlink>
+        </w:p>
+        <w:p>
+          <w:pPr>
+            <w:pStyle w:val="TDC2"/>
+            <w:tabs>
+              <w:tab w:val="right" w:leader="dot" w:pos="9062"/>
+            </w:tabs>
+            <w:rPr>
+              <w:rFonts w:asciiTheme="minorHAnsi" w:eastAsiaTheme="minorEastAsia" w:hAnsiTheme="minorHAnsi" w:cstheme="minorBidi"/>
+              <w:noProof/>
+              <w:kern w:val="2"/>
+              <w:sz w:val="24"/>
+              <w:szCs w:val="24"/>
+              <w14:ligatures w14:val="standardContextual"/>
+            </w:rPr>
+          </w:pPr>
+          <w:hyperlink w:anchor="_Toc240118864" w:history="1">
+            <w:r>
+              <w:rPr>
+                <w:rStyle w:val="Hipervnculo"/>
+                <w:noProof/>
+              </w:rPr>
+              <w:t>La sede y cómo llegar</w:t>
+            </w:r>
+            <w:r>
+              <w:rPr>
+                <w:noProof/>
+              </w:rPr>
+              <w:tab/>
+            </w:r>
+            <w:r>
+              <w:rPr>
+                <w:noProof/>
+              </w:rPr>
+              <w:fldChar w:fldCharType="begin"/>
+            </w:r>
+            <w:r>
+              <w:rPr>
+                <w:noProof/>
+              </w:rPr>
+              <w:instrText xml:space="preserve"> PAGEREF _Toc240118864 \h </w:instrText>
+            </w:r>
+            <w:r>
+              <w:rPr>
+                <w:noProof/>
+              </w:rPr>
+            </w:r>
+            <w:r>
+              <w:rPr>
+                <w:noProof/>
+              </w:rPr>
+              <w:fldChar w:fldCharType="separate"/>
+            </w:r>
+            <w:r>
+              <w:rPr>
+                <w:noProof/>
+              </w:rPr>
+              <w:t>6</w:t>
+            </w:r>
+            <w:r>
+              <w:rPr>
+                <w:noProof/>
+              </w:rPr>
+              <w:fldChar w:fldCharType="end"/>
+            </w:r>
+          </w:hyperlink>
+        </w:p>
+        <w:p>
+          <w:pPr>
+            <w:pStyle w:val="TDC1"/>
+            <w:tabs>
+              <w:tab w:val="right" w:leader="dot" w:pos="9062"/>
+            </w:tabs>
+            <w:rPr>
+              <w:rFonts w:asciiTheme="minorHAnsi" w:eastAsiaTheme="minorEastAsia" w:hAnsiTheme="minorHAnsi" w:cstheme="minorBidi"/>
+              <w:noProof/>
+              <w:kern w:val="2"/>
+              <w:sz w:val="24"/>
+              <w:szCs w:val="24"/>
+              <w14:ligatures w14:val="standardContextual"/>
+            </w:rPr>
+          </w:pPr>
+          <w:hyperlink w:anchor="_Toc240118865" w:history="1">
+            <w:r>
+              <w:rPr>
+                <w:rStyle w:val="Hipervnculo"/>
+                <w:noProof/>
+              </w:rPr>
+              <w:t>2. Asociarte a la vecinal</w:t>
+            </w:r>
+            <w:r>
+              <w:rPr>
+                <w:noProof/>
+              </w:rPr>
+              <w:tab/>
+            </w:r>
+            <w:r>
+              <w:rPr>
+                <w:noProof/>
+              </w:rPr>
+              <w:fldChar w:fldCharType="begin"/>
+            </w:r>
+            <w:r>
+              <w:rPr>
+                <w:noProof/>
+              </w:rPr>
+              <w:instrText xml:space="preserve"> PAGEREF _Toc240118865 \h </w:instrText>
+            </w:r>
+            <w:r>
+              <w:rPr>
+                <w:noProof/>
+              </w:rPr>
+            </w:r>
+            <w:r>
+              <w:rPr>
+                <w:noProof/>
+              </w:rPr>
+              <w:fldChar w:fldCharType="separate"/>
+            </w:r>
+            <w:r>
+              <w:rPr>
+                <w:noProof/>
+              </w:rPr>
+              <w:t>8</w:t>
+            </w:r>
+            <w:r>
+              <w:rPr>
+                <w:noProof/>
+              </w:rPr>
+              <w:fldChar w:fldCharType="end"/>
+            </w:r>
+          </w:hyperlink>
+        </w:p>
+        <w:p>
+          <w:pPr>
+            <w:pStyle w:val="TDC2"/>
+            <w:tabs>
+              <w:tab w:val="right" w:leader="dot" w:pos="9062"/>
+            </w:tabs>
+            <w:rPr>
+              <w:rFonts w:asciiTheme="minorHAnsi" w:eastAsiaTheme="minorEastAsia" w:hAnsiTheme="minorHAnsi" w:cstheme="minorBidi"/>
+              <w:noProof/>
+              <w:kern w:val="2"/>
+              <w:sz w:val="24"/>
+              <w:szCs w:val="24"/>
+              <w14:ligatures w14:val="standardContextual"/>
+            </w:rPr>
+          </w:pPr>
+          <w:hyperlink w:anchor="_Toc240118866" w:history="1">
+            <w:r>
+              <w:rPr>
+                <w:rStyle w:val="Hipervnculo"/>
+                <w:noProof/>
+              </w:rPr>
+              <w:t>Quién puede asociarse por la web</w:t>
+            </w:r>
+            <w:r>
+              <w:rPr>
+                <w:noProof/>
+              </w:rPr>
+              <w:tab/>
+            </w:r>
+            <w:r>
+              <w:rPr>
+                <w:noProof/>
+              </w:rPr>
+              <w:fldChar w:fldCharType="begin"/>
+            </w:r>
+            <w:r>
+              <w:rPr>
+                <w:noProof/>
+              </w:rPr>
+              <w:instrText xml:space="preserve"> PAGEREF _Toc240118866 \h </w:instrText>
+            </w:r>
+            <w:r>
+              <w:rPr>
+                <w:noProof/>
+              </w:rPr>
+            </w:r>
+            <w:r>
+              <w:rPr>
+                <w:noProof/>
+              </w:rPr>
+              <w:fldChar w:fldCharType="separate"/>
+            </w:r>
+            <w:r>
+              <w:rPr>
+                <w:noProof/>
+              </w:rPr>
+              <w:t>8</w:t>
+            </w:r>
+            <w:r>
+              <w:rPr>
+                <w:noProof/>
+              </w:rPr>
+              <w:fldChar w:fldCharType="end"/>
+            </w:r>
+          </w:hyperlink>
+        </w:p>
+        <w:p>
+          <w:pPr>
+            <w:pStyle w:val="TDC2"/>
+            <w:tabs>
+              <w:tab w:val="right" w:leader="dot" w:pos="9062"/>
+            </w:tabs>
+            <w:rPr>
+              <w:rFonts w:asciiTheme="minorHAnsi" w:eastAsiaTheme="minorEastAsia" w:hAnsiTheme="minorHAnsi" w:cstheme="minorBidi"/>
+              <w:noProof/>
+              <w:kern w:val="2"/>
+              <w:sz w:val="24"/>
+              <w:szCs w:val="24"/>
+              <w14:ligatures w14:val="standardContextual"/>
+            </w:rPr>
+          </w:pPr>
+          <w:hyperlink w:anchor="_Toc240118867" w:history="1">
+            <w:r>
+              <w:rPr>
+                <w:rStyle w:val="Hipervnculo"/>
+                <w:noProof/>
+              </w:rPr>
+              <w:t>Paso 1 — Tu DNI</w:t>
+            </w:r>
+            <w:r>
+              <w:rPr>
+                <w:noProof/>
+              </w:rPr>
+              <w:tab/>
+            </w:r>
+            <w:r>
+              <w:rPr>
+                <w:noProof/>
+              </w:rPr>
+              <w:fldChar w:fldCharType="begin"/>
+            </w:r>
+            <w:r>
+              <w:rPr>
+                <w:noProof/>
+              </w:rPr>
+              <w:instrText xml:space="preserve"> PAGEREF _Toc240118867 \h </w:instrText>
+            </w:r>
+            <w:r>
+              <w:rPr>
+                <w:noProof/>
+              </w:rPr>
+            </w:r>
+            <w:r>
+              <w:rPr>
+                <w:noProof/>
+              </w:rPr>
+              <w:fldChar w:fldCharType="separate"/>
+            </w:r>
+            <w:r>
+              <w:rPr>
+                <w:noProof/>
+              </w:rPr>
+              <w:t>8</w:t>
+            </w:r>
+            <w:r>
+              <w:rPr>
+                <w:noProof/>
+              </w:rPr>
+              <w:fldChar w:fldCharType="end"/>
+            </w:r>
+          </w:hyperlink>
+        </w:p>
+        <w:p>
+          <w:pPr>
+            <w:pStyle w:val="TDC2"/>
+            <w:tabs>
+              <w:tab w:val="right" w:leader="dot" w:pos="9062"/>
+            </w:tabs>
+            <w:rPr>
+              <w:rFonts w:asciiTheme="minorHAnsi" w:eastAsiaTheme="minorEastAsia" w:hAnsiTheme="minorHAnsi" w:cstheme="minorBidi"/>
+              <w:noProof/>
+              <w:kern w:val="2"/>
+              <w:sz w:val="24"/>
+              <w:szCs w:val="24"/>
+              <w14:ligatures w14:val="standardContextual"/>
+            </w:rPr>
+          </w:pPr>
+          <w:hyperlink w:anchor="_Toc240118868" w:history="1">
+            <w:r>
+              <w:rPr>
+                <w:rStyle w:val="Hipervnculo"/>
+                <w:noProof/>
+              </w:rPr>
+              <w:t>Paso 2 — ¿Dónde vivís?</w:t>
+            </w:r>
+            <w:r>
+              <w:rPr>
+                <w:noProof/>
+              </w:rPr>
+              <w:tab/>
+            </w:r>
+            <w:r>
+              <w:rPr>
+                <w:noProof/>
+              </w:rPr>
+              <w:fldChar w:fldCharType="begin"/>
+            </w:r>
+            <w:r>
+              <w:rPr>
+                <w:noProof/>
+              </w:rPr>
+              <w:instrText xml:space="preserve"> PAGEREF _Toc240118868 \h </w:instrText>
+            </w:r>
+            <w:r>
+              <w:rPr>
+                <w:noProof/>
+              </w:rPr>
+            </w:r>
+            <w:r>
+              <w:rPr>
+                <w:noProof/>
+              </w:rPr>
+              <w:fldChar w:fldCharType="separate"/>
+            </w:r>
+            <w:r>
+              <w:rPr>
+                <w:noProof/>
+              </w:rPr>
+              <w:t>9</w:t>
+            </w:r>
+            <w:r>
+              <w:rPr>
+                <w:noProof/>
+              </w:rPr>
+              <w:fldChar w:fldCharType="end"/>
+            </w:r>
+          </w:hyperlink>
+        </w:p>
+        <w:p>
+          <w:pPr>
+            <w:pStyle w:val="TDC2"/>
+            <w:tabs>
+              <w:tab w:val="right" w:leader="dot" w:pos="9062"/>
+            </w:tabs>
+            <w:rPr>
+              <w:rFonts w:asciiTheme="minorHAnsi" w:eastAsiaTheme="minorEastAsia" w:hAnsiTheme="minorHAnsi" w:cstheme="minorBidi"/>
+              <w:noProof/>
+              <w:kern w:val="2"/>
+              <w:sz w:val="24"/>
+              <w:szCs w:val="24"/>
+              <w14:ligatures w14:val="standardContextual"/>
+            </w:rPr>
+          </w:pPr>
+          <w:hyperlink w:anchor="_Toc240118869" w:history="1">
+            <w:r>
+              <w:rPr>
+                <w:rStyle w:val="Hipervnculo"/>
+                <w:noProof/>
+              </w:rPr>
+              <w:t>Paso 3 — ¿En qué categoría querés asociarte?</w:t>
+            </w:r>
+            <w:r>
+              <w:rPr>
+                <w:noProof/>
+              </w:rPr>
+              <w:tab/>
+            </w:r>
+            <w:r>
+              <w:rPr>
+                <w:noProof/>
+              </w:rPr>
+              <w:fldChar w:fldCharType="begin"/>
+            </w:r>
+            <w:r>
+              <w:rPr>
+                <w:noProof/>
+              </w:rPr>
+              <w:instrText xml:space="preserve"> PAGEREF _Toc240118869 \h </w:instrText>
+            </w:r>
+            <w:r>
+              <w:rPr>
+                <w:noProof/>
+              </w:rPr>
+            </w:r>
+            <w:r>
+              <w:rPr>
+                <w:noProof/>
+              </w:rPr>
+              <w:fldChar w:fldCharType="separate"/>
+            </w:r>
+            <w:r>
+              <w:rPr>
+                <w:noProof/>
+              </w:rPr>
+              <w:t>10</w:t>
+            </w:r>
+            <w:r>
+              <w:rPr>
+                <w:noProof/>
+              </w:rPr>
+              <w:fldChar w:fldCharType="end"/>
+            </w:r>
+          </w:hyperlink>
+        </w:p>
+        <w:p>
+          <w:pPr>
+            <w:pStyle w:val="TDC2"/>
+            <w:tabs>
+              <w:tab w:val="right" w:leader="dot" w:pos="9062"/>
+            </w:tabs>
+            <w:rPr>
+              <w:rFonts w:asciiTheme="minorHAnsi" w:eastAsiaTheme="minorEastAsia" w:hAnsiTheme="minorHAnsi" w:cstheme="minorBidi"/>
+              <w:noProof/>
+              <w:kern w:val="2"/>
+              <w:sz w:val="24"/>
+              <w:szCs w:val="24"/>
+              <w14:ligatures w14:val="standardContextual"/>
+            </w:rPr>
+          </w:pPr>
+          <w:hyperlink w:anchor="_Toc240118870" w:history="1">
+            <w:r>
+              <w:rPr>
+                <w:rStyle w:val="Hipervnculo"/>
+                <w:noProof/>
+              </w:rPr>
+              <w:t>Paso 4 — Tus datos</w:t>
+            </w:r>
+            <w:r>
+              <w:rPr>
+                <w:noProof/>
+              </w:rPr>
+              <w:tab/>
+            </w:r>
+            <w:r>
+              <w:rPr>
+                <w:noProof/>
+              </w:rPr>
+              <w:fldChar w:fldCharType="begin"/>
+            </w:r>
+            <w:r>
+              <w:rPr>
+                <w:noProof/>
+              </w:rPr>
+              <w:instrText xml:space="preserve"> PAGEREF _Toc240118870 \h </w:instrText>
+            </w:r>
+            <w:r>
+              <w:rPr>
+                <w:noProof/>
+              </w:rPr>
+            </w:r>
+            <w:r>
+              <w:rPr>
+                <w:noProof/>
+              </w:rPr>
+              <w:fldChar w:fldCharType="separate"/>
+            </w:r>
+            <w:r>
+              <w:rPr>
+                <w:noProof/>
+              </w:rPr>
+              <w:t>11</w:t>
+            </w:r>
+            <w:r>
+              <w:rPr>
+                <w:noProof/>
+              </w:rPr>
+              <w:fldChar w:fldCharType="end"/>
+            </w:r>
+          </w:hyperlink>
+        </w:p>
+        <w:p>
+          <w:pPr>
+            <w:pStyle w:val="TDC2"/>
+            <w:tabs>
+              <w:tab w:val="right" w:leader="dot" w:pos="9062"/>
+            </w:tabs>
+            <w:rPr>
+              <w:rFonts w:asciiTheme="minorHAnsi" w:eastAsiaTheme="minorEastAsia" w:hAnsiTheme="minorHAnsi" w:cstheme="minorBidi"/>
+              <w:noProof/>
+              <w:kern w:val="2"/>
+              <w:sz w:val="24"/>
+              <w:szCs w:val="24"/>
+              <w14:ligatures w14:val="standardContextual"/>
+            </w:rPr>
+          </w:pPr>
+          <w:hyperlink w:anchor="_Toc240118871" w:history="1">
+            <w:r>
+              <w:rPr>
+                <w:rStyle w:val="Hipervnculo"/>
+                <w:noProof/>
+              </w:rPr>
+              <w:t>Paso 5 — Documentación</w:t>
+            </w:r>
+            <w:r>
+              <w:rPr>
+                <w:noProof/>
+              </w:rPr>
+              <w:tab/>
+            </w:r>
+            <w:r>
+              <w:rPr>
+                <w:noProof/>
+              </w:rPr>
+              <w:fldChar w:fldCharType="begin"/>
+            </w:r>
+            <w:r>
+              <w:rPr>
+                <w:noProof/>
+              </w:rPr>
+              <w:instrText xml:space="preserve"> PAGEREF _Toc240118871 \h </w:instrText>
+            </w:r>
+            <w:r>
+              <w:rPr>
+                <w:noProof/>
+              </w:rPr>
+            </w:r>
+            <w:r>
+              <w:rPr>
+                <w:noProof/>
+              </w:rPr>
+              <w:fldChar w:fldCharType="separate"/>
+            </w:r>
+            <w:r>
+              <w:rPr>
+                <w:noProof/>
+              </w:rPr>
+              <w:t>12</w:t>
+            </w:r>
+            <w:r>
+              <w:rPr>
+                <w:noProof/>
+              </w:rPr>
+              <w:fldChar w:fldCharType="end"/>
+            </w:r>
+          </w:hyperlink>
+        </w:p>
+        <w:p>
+          <w:pPr>
+            <w:pStyle w:val="TDC2"/>
+            <w:tabs>
+              <w:tab w:val="right" w:leader="dot" w:pos="9062"/>
+            </w:tabs>
+            <w:rPr>
+              <w:rFonts w:asciiTheme="minorHAnsi" w:eastAsiaTheme="minorEastAsia" w:hAnsiTheme="minorHAnsi" w:cstheme="minorBidi"/>
+              <w:noProof/>
+              <w:kern w:val="2"/>
+              <w:sz w:val="24"/>
+              <w:szCs w:val="24"/>
+              <w14:ligatures w14:val="standardContextual"/>
+            </w:rPr>
+          </w:pPr>
+          <w:hyperlink w:anchor="_Toc240118872" w:history="1">
+            <w:r>
+              <w:rPr>
+                <w:rStyle w:val="Hipervnculo"/>
+                <w:noProof/>
+              </w:rPr>
+              <w:t>Paso 6 — Pago y envío</w:t>
+            </w:r>
+            <w:r>
+              <w:rPr>
+                <w:noProof/>
+              </w:rPr>
+              <w:tab/>
+            </w:r>
+            <w:r>
+              <w:rPr>
+                <w:noProof/>
+              </w:rPr>
+              <w:fldChar w:fldCharType="begin"/>
+            </w:r>
+            <w:r>
+              <w:rPr>
+                <w:noProof/>
+              </w:rPr>
+              <w:instrText xml:space="preserve"> PAGEREF _Toc240118872 \h </w:instrText>
+            </w:r>
+            <w:r>
+              <w:rPr>
+                <w:noProof/>
+              </w:rPr>
+            </w:r>
+            <w:r>
+              <w:rPr>
+                <w:noProof/>
+              </w:rPr>
+              <w:fldChar w:fldCharType="separate"/>
+            </w:r>
+            <w:r>
+              <w:rPr>
+                <w:noProof/>
+              </w:rPr>
+              <w:t>14</w:t>
+            </w:r>
+            <w:r>
+              <w:rPr>
+                <w:noProof/>
+              </w:rPr>
+              <w:fldChar w:fldCharType="end"/>
+            </w:r>
+          </w:hyperlink>
+        </w:p>
+        <w:p>
+          <w:pPr>
+            <w:pStyle w:val="TDC2"/>
+            <w:tabs>
+              <w:tab w:val="right" w:leader="dot" w:pos="9062"/>
+            </w:tabs>
+            <w:rPr>
+              <w:rFonts w:asciiTheme="minorHAnsi" w:eastAsiaTheme="minorEastAsia" w:hAnsiTheme="minorHAnsi" w:cstheme="minorBidi"/>
+              <w:noProof/>
+              <w:kern w:val="2"/>
+              <w:sz w:val="24"/>
+              <w:szCs w:val="24"/>
+              <w14:ligatures w14:val="standardContextual"/>
+            </w:rPr>
+          </w:pPr>
+          <w:hyperlink w:anchor="_Toc240118873" w:history="1">
+            <w:r>
+              <w:rPr>
+                <w:rStyle w:val="Hipervnculo"/>
+                <w:noProof/>
+              </w:rPr>
+              <w:t>Qué pasa después de enviar</w:t>
+            </w:r>
+            <w:r>
+              <w:rPr>
+                <w:noProof/>
+              </w:rPr>
+              <w:tab/>
+            </w:r>
+            <w:r>
+              <w:rPr>
+                <w:noProof/>
+              </w:rPr>
+              <w:fldChar w:fldCharType="begin"/>
+            </w:r>
+            <w:r>
+              <w:rPr>
+                <w:noProof/>
+              </w:rPr>
+              <w:instrText xml:space="preserve"> PAGEREF _Toc240118873 \h </w:instrText>
+            </w:r>
+            <w:r>
+              <w:rPr>
+                <w:noProof/>
+              </w:rPr>
+            </w:r>
+            <w:r>
+              <w:rPr>
+                <w:noProof/>
+              </w:rPr>
+              <w:fldChar w:fldCharType="separate"/>
+            </w:r>
+            <w:r>
+              <w:rPr>
+                <w:noProof/>
+              </w:rPr>
+              <w:t>15</w:t>
+            </w:r>
+            <w:r>
+              <w:rPr>
+                <w:noProof/>
+              </w:rPr>
+              <w:fldChar w:fldCharType="end"/>
+            </w:r>
+          </w:hyperlink>
+        </w:p>
+        <w:p>
+          <w:pPr>
+            <w:pStyle w:val="TDC2"/>
+            <w:tabs>
+              <w:tab w:val="right" w:leader="dot" w:pos="9062"/>
+            </w:tabs>
+            <w:rPr>
+              <w:rFonts w:asciiTheme="minorHAnsi" w:eastAsiaTheme="minorEastAsia" w:hAnsiTheme="minorHAnsi" w:cstheme="minorBidi"/>
+              <w:noProof/>
+              <w:kern w:val="2"/>
+              <w:sz w:val="24"/>
+              <w:szCs w:val="24"/>
+              <w14:ligatures w14:val="standardContextual"/>
+            </w:rPr>
+          </w:pPr>
+          <w:hyperlink w:anchor="_Toc240118874" w:history="1">
+            <w:r>
+              <w:rPr>
+                <w:rStyle w:val="Hipervnculo"/>
+                <w:noProof/>
+              </w:rPr>
+              <w:t>Retomar un trámite empezado</w:t>
+            </w:r>
+            <w:r>
+              <w:rPr>
+                <w:noProof/>
+              </w:rPr>
+              <w:tab/>
+            </w:r>
+            <w:r>
+              <w:rPr>
+                <w:noProof/>
+              </w:rPr>
+              <w:fldChar w:fldCharType="begin"/>
+            </w:r>
+            <w:r>
+              <w:rPr>
+                <w:noProof/>
+              </w:rPr>
+              <w:instrText xml:space="preserve"> PAGEREF _Toc240118874 \h </w:instrText>
+            </w:r>
+            <w:r>
+              <w:rPr>
+                <w:noProof/>
+              </w:rPr>
+            </w:r>
+            <w:r>
+              <w:rPr>
+                <w:noProof/>
+              </w:rPr>
+              <w:fldChar w:fldCharType="separate"/>
+            </w:r>
+            <w:r>
+              <w:rPr>
+                <w:noProof/>
+              </w:rPr>
+              <w:t>15</w:t>
+            </w:r>
+            <w:r>
+              <w:rPr>
+                <w:noProof/>
+              </w:rPr>
+              <w:fldChar w:fldCharType="end"/>
+            </w:r>
+          </w:hyperlink>
+        </w:p>
+        <w:p>
+          <w:pPr>
+            <w:pStyle w:val="TDC2"/>
+            <w:tabs>
+              <w:tab w:val="right" w:leader="dot" w:pos="9062"/>
+            </w:tabs>
+            <w:rPr>
+              <w:rFonts w:asciiTheme="minorHAnsi" w:eastAsiaTheme="minorEastAsia" w:hAnsiTheme="minorHAnsi" w:cstheme="minorBidi"/>
+              <w:noProof/>
+              <w:kern w:val="2"/>
+              <w:sz w:val="24"/>
+              <w:szCs w:val="24"/>
+              <w14:ligatures w14:val="standardContextual"/>
+            </w:rPr>
+          </w:pPr>
+          <w:hyperlink w:anchor="_Toc240118875" w:history="1">
+            <w:r>
+              <w:rPr>
+                <w:rStyle w:val="Hipervnculo"/>
+                <w:noProof/>
+              </w:rPr>
+              <w:t>Si el sistema no te deja seguir</w:t>
+            </w:r>
+            <w:r>
+              <w:rPr>
+                <w:noProof/>
+              </w:rPr>
+              <w:tab/>
+            </w:r>
+            <w:r>
+              <w:rPr>
+                <w:noProof/>
+              </w:rPr>
+              <w:fldChar w:fldCharType="begin"/>
+            </w:r>
+            <w:r>
+              <w:rPr>
+                <w:noProof/>
+              </w:rPr>
+              <w:instrText xml:space="preserve"> PAGEREF _Toc240118875 \h </w:instrText>
+            </w:r>
+            <w:r>
+              <w:rPr>
+                <w:noProof/>
+              </w:rPr>
+            </w:r>
+            <w:r>
+              <w:rPr>
+                <w:noProof/>
+              </w:rPr>
+              <w:fldChar w:fldCharType="separate"/>
+            </w:r>
+            <w:r>
+              <w:rPr>
+                <w:noProof/>
+              </w:rPr>
+              <w:t>15</w:t>
+            </w:r>
+            <w:r>
+              <w:rPr>
+                <w:noProof/>
+              </w:rPr>
+              <w:fldChar w:fldCharType="end"/>
+            </w:r>
+          </w:hyperlink>
+        </w:p>
+        <w:p>
+          <w:pPr>
+            <w:pStyle w:val="TDC2"/>
+            <w:tabs>
+              <w:tab w:val="right" w:leader="dot" w:pos="9062"/>
+            </w:tabs>
+            <w:rPr>
+              <w:rFonts w:asciiTheme="minorHAnsi" w:eastAsiaTheme="minorEastAsia" w:hAnsiTheme="minorHAnsi" w:cstheme="minorBidi"/>
+              <w:noProof/>
+              <w:kern w:val="2"/>
+              <w:sz w:val="24"/>
+              <w:szCs w:val="24"/>
+              <w14:ligatures w14:val="standardContextual"/>
+            </w:rPr>
+          </w:pPr>
+          <w:hyperlink w:anchor="_Toc240118876" w:history="1">
+            <w:r>
+              <w:rPr>
+                <w:rStyle w:val="Hipervnculo"/>
+                <w:noProof/>
+              </w:rPr>
+              <w:t>Los correos del trámite</w:t>
+            </w:r>
+            <w:r>
+              <w:rPr>
+                <w:noProof/>
+              </w:rPr>
+              <w:tab/>
+            </w:r>
+            <w:r>
+              <w:rPr>
+                <w:noProof/>
+              </w:rPr>
+              <w:fldChar w:fldCharType="begin"/>
+            </w:r>
+            <w:r>
+              <w:rPr>
+                <w:noProof/>
+              </w:rPr>
+              <w:instrText xml:space="preserve"> PAGEREF _Toc240118876 \h </w:instrText>
+            </w:r>
+            <w:r>
+              <w:rPr>
+                <w:noProof/>
+              </w:rPr>
+            </w:r>
+            <w:r>
+              <w:rPr>
+                <w:noProof/>
+              </w:rPr>
+              <w:fldChar w:fldCharType="separate"/>
+            </w:r>
+            <w:r>
+              <w:rPr>
+                <w:noProof/>
+              </w:rPr>
+              <w:t>16</w:t>
+            </w:r>
+            <w:r>
+              <w:rPr>
+                <w:noProof/>
+              </w:rPr>
+              <w:fldChar w:fldCharType="end"/>
+            </w:r>
+          </w:hyperlink>
+        </w:p>
+        <w:p>
+          <w:pPr>
+            <w:pStyle w:val="TDC1"/>
+            <w:tabs>
+              <w:tab w:val="right" w:leader="dot" w:pos="9062"/>
+            </w:tabs>
+            <w:rPr>
+              <w:rFonts w:asciiTheme="minorHAnsi" w:eastAsiaTheme="minorEastAsia" w:hAnsiTheme="minorHAnsi" w:cstheme="minorBidi"/>
+              <w:noProof/>
+              <w:kern w:val="2"/>
+              <w:sz w:val="24"/>
+              <w:szCs w:val="24"/>
+              <w14:ligatures w14:val="standardContextual"/>
+            </w:rPr>
+          </w:pPr>
+          <w:hyperlink w:anchor="_Toc240118877" w:history="1">
+            <w:r>
+              <w:rPr>
+                <w:rStyle w:val="Hipervnculo"/>
+                <w:noProof/>
+              </w:rPr>
+              <w:t>3. Re-empadronarte</w:t>
+            </w:r>
+            <w:r>
+              <w:rPr>
+                <w:noProof/>
+              </w:rPr>
+              <w:tab/>
+            </w:r>
+            <w:r>
+              <w:rPr>
+                <w:noProof/>
+              </w:rPr>
+              <w:fldChar w:fldCharType="begin"/>
+            </w:r>
+            <w:r>
+              <w:rPr>
+                <w:noProof/>
+              </w:rPr>
+              <w:instrText xml:space="preserve"> PAGEREF _Toc240118877 \h </w:instrText>
+            </w:r>
+            <w:r>
+              <w:rPr>
+                <w:noProof/>
+              </w:rPr>
+            </w:r>
+            <w:r>
+              <w:rPr>
+                <w:noProof/>
+              </w:rPr>
+              <w:fldChar w:fldCharType="separate"/>
+            </w:r>
+            <w:r>
+              <w:rPr>
+                <w:noProof/>
+              </w:rPr>
+              <w:t>17</w:t>
+            </w:r>
+            <w:r>
+              <w:rPr>
+                <w:noProof/>
+              </w:rPr>
+              <w:fldChar w:fldCharType="end"/>
+            </w:r>
+          </w:hyperlink>
+        </w:p>
+        <w:p>
+          <w:pPr>
+            <w:pStyle w:val="TDC2"/>
+            <w:tabs>
+              <w:tab w:val="right" w:leader="dot" w:pos="9062"/>
+            </w:tabs>
+            <w:rPr>
+              <w:rFonts w:asciiTheme="minorHAnsi" w:eastAsiaTheme="minorEastAsia" w:hAnsiTheme="minorHAnsi" w:cstheme="minorBidi"/>
+              <w:noProof/>
+              <w:kern w:val="2"/>
+              <w:sz w:val="24"/>
+              <w:szCs w:val="24"/>
+              <w14:ligatures w14:val="standardContextual"/>
+            </w:rPr>
+          </w:pPr>
+          <w:hyperlink w:anchor="_Toc240118878" w:history="1">
+            <w:r>
+              <w:rPr>
+                <w:rStyle w:val="Hipervnculo"/>
+                <w:noProof/>
+              </w:rPr>
+              <w:t>Quién tiene que hacerlo y cómo enterarse</w:t>
+            </w:r>
+            <w:r>
+              <w:rPr>
+                <w:noProof/>
+              </w:rPr>
+              <w:tab/>
+            </w:r>
+            <w:r>
+              <w:rPr>
+                <w:noProof/>
+              </w:rPr>
+              <w:fldChar w:fldCharType="begin"/>
+            </w:r>
+            <w:r>
+              <w:rPr>
+                <w:noProof/>
+              </w:rPr>
+              <w:instrText xml:space="preserve"> PAGEREF _Toc240118878 \h </w:instrText>
+            </w:r>
+            <w:r>
+              <w:rPr>
+                <w:noProof/>
+              </w:rPr>
+            </w:r>
+            <w:r>
+              <w:rPr>
+                <w:noProof/>
+              </w:rPr>
+              <w:fldChar w:fldCharType="separate"/>
+            </w:r>
+            <w:r>
+              <w:rPr>
+                <w:noProof/>
+              </w:rPr>
+              <w:t>17</w:t>
+            </w:r>
+            <w:r>
+              <w:rPr>
+                <w:noProof/>
+              </w:rPr>
+              <w:fldChar w:fldCharType="end"/>
+            </w:r>
+          </w:hyperlink>
+        </w:p>
+        <w:p>
+          <w:pPr>
+            <w:pStyle w:val="TDC2"/>
+            <w:tabs>
+              <w:tab w:val="right" w:leader="dot" w:pos="9062"/>
+            </w:tabs>
+            <w:rPr>
+              <w:rFonts w:asciiTheme="minorHAnsi" w:eastAsiaTheme="minorEastAsia" w:hAnsiTheme="minorHAnsi" w:cstheme="minorBidi"/>
+              <w:noProof/>
+              <w:kern w:val="2"/>
+              <w:sz w:val="24"/>
+              <w:szCs w:val="24"/>
+              <w14:ligatures w14:val="standardContextual"/>
+            </w:rPr>
+          </w:pPr>
+          <w:hyperlink w:anchor="_Toc240118879" w:history="1">
+            <w:r>
+              <w:rPr>
+                <w:rStyle w:val="Hipervnculo"/>
+                <w:noProof/>
+              </w:rPr>
+              <w:t>Los cuatro pasos</w:t>
+            </w:r>
+            <w:r>
+              <w:rPr>
+                <w:noProof/>
+              </w:rPr>
+              <w:tab/>
+            </w:r>
+            <w:r>
+              <w:rPr>
+                <w:noProof/>
+              </w:rPr>
+              <w:fldChar w:fldCharType="begin"/>
+            </w:r>
+            <w:r>
+              <w:rPr>
+                <w:noProof/>
+              </w:rPr>
+              <w:instrText xml:space="preserve"> PAGEREF _Toc240118879 \h </w:instrText>
+            </w:r>
+            <w:r>
+              <w:rPr>
+                <w:noProof/>
+              </w:rPr>
+            </w:r>
+            <w:r>
+              <w:rPr>
+                <w:noProof/>
+              </w:rPr>
+              <w:fldChar w:fldCharType="separate"/>
+            </w:r>
+            <w:r>
+              <w:rPr>
+                <w:noProof/>
+              </w:rPr>
+              <w:t>17</w:t>
+            </w:r>
+            <w:r>
+              <w:rPr>
+                <w:noProof/>
+              </w:rPr>
+              <w:fldChar w:fldCharType="end"/>
+            </w:r>
+          </w:hyperlink>
+        </w:p>
+        <w:p>
+          <w:pPr>
+            <w:pStyle w:val="TDC2"/>
+            <w:tabs>
+              <w:tab w:val="right" w:leader="dot" w:pos="9062"/>
+            </w:tabs>
+            <w:rPr>
+              <w:rFonts w:asciiTheme="minorHAnsi" w:eastAsiaTheme="minorEastAsia" w:hAnsiTheme="minorHAnsi" w:cstheme="minorBidi"/>
+              <w:noProof/>
+              <w:kern w:val="2"/>
+              <w:sz w:val="24"/>
+              <w:szCs w:val="24"/>
+              <w14:ligatures w14:val="standardContextual"/>
+            </w:rPr>
+          </w:pPr>
+          <w:hyperlink w:anchor="_Toc240118880" w:history="1">
+            <w:r>
+              <w:rPr>
+                <w:rStyle w:val="Hipervnculo"/>
+                <w:noProof/>
+              </w:rPr>
+              <w:t>Los plazos, y qué pasa si no te presentás</w:t>
+            </w:r>
+            <w:r>
+              <w:rPr>
+                <w:noProof/>
+              </w:rPr>
+              <w:tab/>
+            </w:r>
+            <w:r>
+              <w:rPr>
+                <w:noProof/>
+              </w:rPr>
+              <w:fldChar w:fldCharType="begin"/>
+            </w:r>
+            <w:r>
+              <w:rPr>
+                <w:noProof/>
+              </w:rPr>
+              <w:instrText xml:space="preserve"> PAGEREF _Toc240118880 \h </w:instrText>
+            </w:r>
+            <w:r>
+              <w:rPr>
+                <w:noProof/>
+              </w:rPr>
+            </w:r>
+            <w:r>
+              <w:rPr>
+                <w:noProof/>
+              </w:rPr>
+              <w:fldChar w:fldCharType="separate"/>
+            </w:r>
+            <w:r>
+              <w:rPr>
+                <w:noProof/>
+              </w:rPr>
+              <w:t>18</w:t>
+            </w:r>
+            <w:r>
+              <w:rPr>
+                <w:noProof/>
+              </w:rPr>
+              <w:fldChar w:fldCharType="end"/>
+            </w:r>
+          </w:hyperlink>
+        </w:p>
+        <w:p>
+          <w:pPr>
+            <w:pStyle w:val="TDC1"/>
+            <w:tabs>
+              <w:tab w:val="right" w:leader="dot" w:pos="9062"/>
+            </w:tabs>
+            <w:rPr>
+              <w:rFonts w:asciiTheme="minorHAnsi" w:eastAsiaTheme="minorEastAsia" w:hAnsiTheme="minorHAnsi" w:cstheme="minorBidi"/>
+              <w:noProof/>
+              <w:kern w:val="2"/>
+              <w:sz w:val="24"/>
+              <w:szCs w:val="24"/>
+              <w14:ligatures w14:val="standardContextual"/>
+            </w:rPr>
+          </w:pPr>
+          <w:hyperlink w:anchor="_Toc240118881" w:history="1">
+            <w:r>
+              <w:rPr>
+                <w:rStyle w:val="Hipervnculo"/>
+                <w:noProof/>
+              </w:rPr>
+              <w:t>4. Reclamos e iniciativas</w:t>
+            </w:r>
+            <w:r>
+              <w:rPr>
+                <w:noProof/>
+              </w:rPr>
+              <w:tab/>
+            </w:r>
+            <w:r>
+              <w:rPr>
+                <w:noProof/>
+              </w:rPr>
+              <w:fldChar w:fldCharType="begin"/>
+            </w:r>
+            <w:r>
+              <w:rPr>
+                <w:noProof/>
+              </w:rPr>
+              <w:instrText xml:space="preserve"> PAGEREF _Toc240118881 \h </w:instrText>
+            </w:r>
+            <w:r>
+              <w:rPr>
+                <w:noProof/>
+              </w:rPr>
+            </w:r>
+            <w:r>
+              <w:rPr>
+                <w:noProof/>
+              </w:rPr>
+              <w:fldChar w:fldCharType="separate"/>
+            </w:r>
+            <w:r>
+              <w:rPr>
+                <w:noProof/>
+              </w:rPr>
+              <w:t>19</w:t>
+            </w:r>
+            <w:r>
+              <w:rPr>
+                <w:noProof/>
+              </w:rPr>
+              <w:fldChar w:fldCharType="end"/>
+            </w:r>
+          </w:hyperlink>
+        </w:p>
+        <w:p>
+          <w:pPr>
+            <w:pStyle w:val="TDC2"/>
+            <w:tabs>
+              <w:tab w:val="right" w:leader="dot" w:pos="9062"/>
+            </w:tabs>
+            <w:rPr>
+              <w:rFonts w:asciiTheme="minorHAnsi" w:eastAsiaTheme="minorEastAsia" w:hAnsiTheme="minorHAnsi" w:cstheme="minorBidi"/>
+              <w:noProof/>
+              <w:kern w:val="2"/>
+              <w:sz w:val="24"/>
+              <w:szCs w:val="24"/>
+              <w14:ligatures w14:val="standardContextual"/>
+            </w:rPr>
+          </w:pPr>
+          <w:hyperlink w:anchor="_Toc240118882" w:history="1">
+            <w:r>
+              <w:rPr>
+                <w:rStyle w:val="Hipervnculo"/>
+                <w:noProof/>
+              </w:rPr>
+              <w:t>Paso 1 — Empezar</w:t>
+            </w:r>
+            <w:r>
+              <w:rPr>
+                <w:noProof/>
+              </w:rPr>
+              <w:tab/>
+            </w:r>
+            <w:r>
+              <w:rPr>
+                <w:noProof/>
+              </w:rPr>
+              <w:fldChar w:fldCharType="begin"/>
+            </w:r>
+            <w:r>
+              <w:rPr>
+                <w:noProof/>
+              </w:rPr>
+              <w:instrText xml:space="preserve"> PAGEREF _Toc240118882 \h </w:instrText>
+            </w:r>
+            <w:r>
+              <w:rPr>
+                <w:noProof/>
+              </w:rPr>
+            </w:r>
+            <w:r>
+              <w:rPr>
+                <w:noProof/>
+              </w:rPr>
+              <w:fldChar w:fldCharType="separate"/>
+            </w:r>
+            <w:r>
+              <w:rPr>
+                <w:noProof/>
+              </w:rPr>
+              <w:t>19</w:t>
+            </w:r>
+            <w:r>
+              <w:rPr>
+                <w:noProof/>
+              </w:rPr>
+              <w:fldChar w:fldCharType="end"/>
+            </w:r>
+          </w:hyperlink>
+        </w:p>
+        <w:p>
+          <w:pPr>
+            <w:pStyle w:val="TDC2"/>
+            <w:tabs>
+              <w:tab w:val="right" w:leader="dot" w:pos="9062"/>
+            </w:tabs>
+            <w:rPr>
+              <w:rFonts w:asciiTheme="minorHAnsi" w:eastAsiaTheme="minorEastAsia" w:hAnsiTheme="minorHAnsi" w:cstheme="minorBidi"/>
+              <w:noProof/>
+              <w:kern w:val="2"/>
+              <w:sz w:val="24"/>
+              <w:szCs w:val="24"/>
+              <w14:ligatures w14:val="standardContextual"/>
+            </w:rPr>
+          </w:pPr>
+          <w:hyperlink w:anchor="_Toc240118883" w:history="1">
+            <w:r>
+              <w:rPr>
+                <w:rStyle w:val="Hipervnculo"/>
+                <w:noProof/>
+              </w:rPr>
+              <w:t>Paso 2 — Tus datos</w:t>
+            </w:r>
+            <w:r>
+              <w:rPr>
+                <w:noProof/>
+              </w:rPr>
+              <w:tab/>
+            </w:r>
+            <w:r>
+              <w:rPr>
+                <w:noProof/>
+              </w:rPr>
+              <w:fldChar w:fldCharType="begin"/>
+            </w:r>
+            <w:r>
+              <w:rPr>
+                <w:noProof/>
+              </w:rPr>
+              <w:instrText xml:space="preserve"> PAGEREF _Toc240118883 \h </w:instrText>
+            </w:r>
+            <w:r>
+              <w:rPr>
+                <w:noProof/>
+              </w:rPr>
+            </w:r>
+            <w:r>
+              <w:rPr>
+                <w:noProof/>
+              </w:rPr>
+              <w:fldChar w:fldCharType="separate"/>
+            </w:r>
+            <w:r>
+              <w:rPr>
+                <w:noProof/>
+              </w:rPr>
+              <w:t>20</w:t>
+            </w:r>
+            <w:r>
+              <w:rPr>
+                <w:noProof/>
+              </w:rPr>
+              <w:fldChar w:fldCharType="end"/>
+            </w:r>
+          </w:hyperlink>
+        </w:p>
+        <w:p>
+          <w:pPr>
+            <w:pStyle w:val="TDC2"/>
+            <w:tabs>
+              <w:tab w:val="right" w:leader="dot" w:pos="9062"/>
+            </w:tabs>
+            <w:rPr>
+              <w:rFonts w:asciiTheme="minorHAnsi" w:eastAsiaTheme="minorEastAsia" w:hAnsiTheme="minorHAnsi" w:cstheme="minorBidi"/>
+              <w:noProof/>
+              <w:kern w:val="2"/>
+              <w:sz w:val="24"/>
+              <w:szCs w:val="24"/>
+              <w14:ligatures w14:val="standardContextual"/>
+            </w:rPr>
+          </w:pPr>
+          <w:hyperlink w:anchor="_Toc240118884" w:history="1">
+            <w:r>
+              <w:rPr>
+                <w:rStyle w:val="Hipervnculo"/>
+                <w:noProof/>
+              </w:rPr>
+              <w:t>Paso 3 — Tu reporte</w:t>
+            </w:r>
+            <w:r>
+              <w:rPr>
+                <w:noProof/>
+              </w:rPr>
+              <w:tab/>
+            </w:r>
+            <w:r>
+              <w:rPr>
+                <w:noProof/>
+              </w:rPr>
+              <w:fldChar w:fldCharType="begin"/>
+            </w:r>
+            <w:r>
+              <w:rPr>
+                <w:noProof/>
+              </w:rPr>
+              <w:instrText xml:space="preserve"> PAGEREF _Toc240118884 \h </w:instrText>
+            </w:r>
+            <w:r>
+              <w:rPr>
+                <w:noProof/>
+              </w:rPr>
+            </w:r>
+            <w:r>
+              <w:rPr>
+                <w:noProof/>
+              </w:rPr>
+              <w:fldChar w:fldCharType="separate"/>
+            </w:r>
+            <w:r>
+              <w:rPr>
+                <w:noProof/>
+              </w:rPr>
+              <w:t>21</w:t>
+            </w:r>
+            <w:r>
+              <w:rPr>
+                <w:noProof/>
+              </w:rPr>
+              <w:fldChar w:fldCharType="end"/>
+            </w:r>
+          </w:hyperlink>
+        </w:p>
+        <w:p>
+          <w:pPr>
+            <w:pStyle w:val="TDC2"/>
+            <w:tabs>
+              <w:tab w:val="right" w:leader="dot" w:pos="9062"/>
+            </w:tabs>
+            <w:rPr>
+              <w:rFonts w:asciiTheme="minorHAnsi" w:eastAsiaTheme="minorEastAsia" w:hAnsiTheme="minorHAnsi" w:cstheme="minorBidi"/>
+              <w:noProof/>
+              <w:kern w:val="2"/>
+              <w:sz w:val="24"/>
+              <w:szCs w:val="24"/>
+              <w14:ligatures w14:val="standardContextual"/>
+            </w:rPr>
+          </w:pPr>
+          <w:hyperlink w:anchor="_Toc240118885" w:history="1">
+            <w:r>
+              <w:rPr>
+                <w:rStyle w:val="Hipervnculo"/>
+                <w:noProof/>
+              </w:rPr>
+              <w:t>Qué pasa después, y cómo retomar un borrador</w:t>
+            </w:r>
+            <w:r>
+              <w:rPr>
+                <w:noProof/>
+              </w:rPr>
+              <w:tab/>
+            </w:r>
+            <w:r>
+              <w:rPr>
+                <w:noProof/>
+              </w:rPr>
+              <w:fldChar w:fldCharType="begin"/>
+            </w:r>
+            <w:r>
+              <w:rPr>
+                <w:noProof/>
+              </w:rPr>
+              <w:instrText xml:space="preserve"> PAGEREF _Toc240118885 \h </w:instrText>
+            </w:r>
+            <w:r>
+              <w:rPr>
+                <w:noProof/>
+              </w:rPr>
+            </w:r>
+            <w:r>
+              <w:rPr>
+                <w:noProof/>
+              </w:rPr>
+              <w:fldChar w:fldCharType="separate"/>
+            </w:r>
+            <w:r>
+              <w:rPr>
+                <w:noProof/>
+              </w:rPr>
+              <w:t>22</w:t>
+            </w:r>
+            <w:r>
+              <w:rPr>
+                <w:noProof/>
+              </w:rPr>
+              <w:fldChar w:fldCharType="end"/>
+            </w:r>
+          </w:hyperlink>
+        </w:p>
+        <w:p>
+          <w:pPr>
+            <w:pStyle w:val="TDC1"/>
+            <w:tabs>
+              <w:tab w:val="right" w:leader="dot" w:pos="9062"/>
+            </w:tabs>
+            <w:rPr>
+              <w:rFonts w:asciiTheme="minorHAnsi" w:eastAsiaTheme="minorEastAsia" w:hAnsiTheme="minorHAnsi" w:cstheme="minorBidi"/>
+              <w:noProof/>
+              <w:kern w:val="2"/>
+              <w:sz w:val="24"/>
+              <w:szCs w:val="24"/>
+              <w14:ligatures w14:val="standardContextual"/>
+            </w:rPr>
+          </w:pPr>
+          <w:hyperlink w:anchor="_Toc240118886" w:history="1">
+            <w:r>
+              <w:rPr>
+                <w:rStyle w:val="Hipervnculo"/>
+                <w:noProof/>
+              </w:rPr>
+              <w:t>5. Ingresar y recuperar el acceso</w:t>
+            </w:r>
+            <w:r>
+              <w:rPr>
+                <w:noProof/>
+              </w:rPr>
+              <w:tab/>
+            </w:r>
+            <w:r>
+              <w:rPr>
+                <w:noProof/>
+              </w:rPr>
+              <w:fldChar w:fldCharType="begin"/>
+            </w:r>
+            <w:r>
+              <w:rPr>
+                <w:noProof/>
+              </w:rPr>
+              <w:instrText xml:space="preserve"> PAGEREF _Toc240118886 \h </w:instrText>
+            </w:r>
+            <w:r>
+              <w:rPr>
+                <w:noProof/>
+              </w:rPr>
+            </w:r>
+            <w:r>
+              <w:rPr>
+                <w:noProof/>
+              </w:rPr>
+              <w:fldChar w:fldCharType="separate"/>
+            </w:r>
+            <w:r>
+              <w:rPr>
+                <w:noProof/>
+              </w:rPr>
+              <w:t>23</w:t>
+            </w:r>
+            <w:r>
+              <w:rPr>
+                <w:noProof/>
+              </w:rPr>
+              <w:fldChar w:fldCharType="end"/>
+            </w:r>
+          </w:hyperlink>
+        </w:p>
+        <w:p>
+          <w:pPr>
+            <w:pStyle w:val="TDC1"/>
+            <w:tabs>
+              <w:tab w:val="right" w:leader="dot" w:pos="9062"/>
+            </w:tabs>
+            <w:rPr>
+              <w:rFonts w:asciiTheme="minorHAnsi" w:eastAsiaTheme="minorEastAsia" w:hAnsiTheme="minorHAnsi" w:cstheme="minorBidi"/>
+              <w:noProof/>
+              <w:kern w:val="2"/>
+              <w:sz w:val="24"/>
+              <w:szCs w:val="24"/>
+              <w14:ligatures w14:val="standardContextual"/>
+            </w:rPr>
+          </w:pPr>
+          <w:hyperlink w:anchor="_Toc240118887" w:history="1">
+            <w:r>
+              <w:rPr>
+                <w:rStyle w:val="Hipervnculo"/>
+                <w:noProof/>
+              </w:rPr>
+              <w:t>6. Tus datos</w:t>
+            </w:r>
+            <w:r>
+              <w:rPr>
+                <w:noProof/>
+              </w:rPr>
+              <w:tab/>
+            </w:r>
+            <w:r>
+              <w:rPr>
+                <w:noProof/>
+              </w:rPr>
+              <w:fldChar w:fldCharType="begin"/>
+            </w:r>
+            <w:r>
+              <w:rPr>
+                <w:noProof/>
+              </w:rPr>
+              <w:instrText xml:space="preserve"> PAGEREF _Toc240118887 \h </w:instrText>
+            </w:r>
+            <w:r>
+              <w:rPr>
+                <w:noProof/>
+              </w:rPr>
+            </w:r>
+            <w:r>
+              <w:rPr>
+                <w:noProof/>
+              </w:rPr>
+              <w:fldChar w:fldCharType="separate"/>
+            </w:r>
+            <w:r>
+              <w:rPr>
+                <w:noProof/>
+              </w:rPr>
+              <w:t>24</w:t>
+            </w:r>
+            <w:r>
+              <w:rPr>
+                <w:noProof/>
+              </w:rPr>
+              <w:fldChar w:fldCharType="end"/>
+            </w:r>
+          </w:hyperlink>
+        </w:p>
+        <w:p>
+          <w:pPr>
+            <w:pStyle w:val="TDC1"/>
+            <w:tabs>
+              <w:tab w:val="right" w:leader="dot" w:pos="9062"/>
+            </w:tabs>
+            <w:rPr>
+              <w:rFonts w:asciiTheme="minorHAnsi" w:eastAsiaTheme="minorEastAsia" w:hAnsiTheme="minorHAnsi" w:cstheme="minorBidi"/>
+              <w:noProof/>
+              <w:kern w:val="2"/>
+              <w:sz w:val="24"/>
+              <w:szCs w:val="24"/>
+              <w14:ligatures w14:val="standardContextual"/>
+            </w:rPr>
+          </w:pPr>
+          <w:hyperlink w:anchor="_Toc240118888" w:history="1">
+            <w:r>
+              <w:rPr>
+                <w:rStyle w:val="Hipervnculo"/>
+                <w:noProof/>
+              </w:rPr>
+              <w:t>7. Preguntas frecuentes</w:t>
+            </w:r>
+            <w:r>
+              <w:rPr>
+                <w:noProof/>
+              </w:rPr>
+              <w:tab/>
+            </w:r>
+            <w:r>
+              <w:rPr>
+                <w:noProof/>
+              </w:rPr>
+              <w:fldChar w:fldCharType="begin"/>
+            </w:r>
+            <w:r>
+              <w:rPr>
+                <w:noProof/>
+              </w:rPr>
+              <w:instrText xml:space="preserve"> PAGEREF _Toc240118888 \h </w:instrText>
+            </w:r>
+            <w:r>
+              <w:rPr>
+                <w:noProof/>
+              </w:rPr>
+            </w:r>
+            <w:r>
+              <w:rPr>
+                <w:noProof/>
+              </w:rPr>
+              <w:fldChar w:fldCharType="separate"/>
+            </w:r>
+            <w:r>
+              <w:rPr>
+                <w:noProof/>
+              </w:rPr>
+              <w:t>25</w:t>
+            </w:r>
+            <w:r>
+              <w:rPr>
+                <w:noProof/>
+              </w:rPr>
+              <w:fldChar w:fldCharType="end"/>
+            </w:r>
+          </w:hyperlink>
+        </w:p>
+        <w:p>
+          <w:pPr>
+            <w:pStyle w:val="TDC1"/>
+            <w:tabs>
+              <w:tab w:val="right" w:leader="dot" w:pos="9062"/>
+            </w:tabs>
+            <w:rPr>
+              <w:rFonts w:asciiTheme="minorHAnsi" w:eastAsiaTheme="minorEastAsia" w:hAnsiTheme="minorHAnsi" w:cstheme="minorBidi"/>
+              <w:noProof/>
+              <w:kern w:val="2"/>
+              <w:sz w:val="24"/>
+              <w:szCs w:val="24"/>
+              <w14:ligatures w14:val="standardContextual"/>
+            </w:rPr>
+          </w:pPr>
+          <w:hyperlink w:anchor="_Toc240118889" w:history="1">
+            <w:r>
+              <w:rPr>
+                <w:rStyle w:val="Hipervnculo"/>
+                <w:noProof/>
+              </w:rPr>
+              <w:t>Documentos relacionados</w:t>
+            </w:r>
+            <w:r>
+              <w:rPr>
+                <w:noProof/>
+              </w:rPr>
+              <w:tab/>
+            </w:r>
+            <w:r>
+              <w:rPr>
+                <w:noProof/>
+              </w:rPr>
+              <w:fldChar w:fldCharType="begin"/>
+            </w:r>
+            <w:r>
+              <w:rPr>
+                <w:noProof/>
+              </w:rPr>
+              <w:instrText xml:space="preserve"> PAGEREF _Toc240118889 \h </w:instrText>
+            </w:r>
+            <w:r>
+              <w:rPr>
+                <w:noProof/>
+              </w:rPr>
+            </w:r>
+            <w:r>
+              <w:rPr>
+                <w:noProof/>
+              </w:rPr>
+              <w:fldChar w:fldCharType="separate"/>
+            </w:r>
+            <w:r>
+              <w:rPr>
+                <w:noProof/>
+              </w:rPr>
+              <w:t>26</w:t>
+            </w:r>
+            <w:r>
+              <w:rPr>
+                <w:noProof/>
+              </w:rPr>
+              <w:fldChar w:fldCharType="end"/>
+            </w:r>
+          </w:hyperlink>
         </w:p>
         <w:p>
           <w:r>
@@ -195,29 +2370,35 @@
     </w:p>
     <w:p>
       <w:pPr>
-        <w:pStyle w:val="Heading1"/>
+        <w:pStyle w:val="Ttulo1"/>
         <w:pageBreakBefore/>
       </w:pPr>
-      <w:r>
-        <w:t xml:space="preserve">Antes de empezar</w:t>
-      </w:r>
-    </w:p>
-    <w:p>
-      <w:pPr>
-        <w:pStyle w:val="Heading2"/>
-      </w:pPr>
-      <w:r>
-        <w:t xml:space="preserve">Para quién es y qué da por sabido</w:t>
-      </w:r>
+      <w:bookmarkStart w:id="0" w:name="_Toc240118857"/>
+      <w:r>
+        <w:lastRenderedPageBreak/>
+        <w:t>Antes de empezar</w:t>
+      </w:r>
+      <w:bookmarkEnd w:id="0"/>
+    </w:p>
+    <w:p>
+      <w:pPr>
+        <w:pStyle w:val="Ttulo2"/>
+      </w:pPr>
+      <w:bookmarkStart w:id="1" w:name="_Toc240118858"/>
+      <w:r>
+        <w:t>Para quién es y qué da por sabido</w:t>
+      </w:r>
+      <w:bookmarkEnd w:id="1"/>
     </w:p>
     <w:p>
       <w:pPr>
         <w:spacing w:after="120"/>
       </w:pPr>
       <w:r>
-        <w:t xml:space="preserve">Esta guía es para cualquier vecina o vecino del Barrio Ciudadela que quiera usar el sitio de la
-Asociación Vecinal: leer las novedades, ver las actividades de la sede, asociarse, re-empadronarse
-cuando la Comisión Directiva lo convoque, o plantear un reclamo o una idea para el barrio.</w:t>
+        <w:t xml:space="preserve">Esta guía es para cualquier vecina o vecino del Barrio Ciudadela que quiera usar el sitio de la </w:t>
+      </w:r>
+      <w:r>
+        <w:t>Asociación Vecinal: leer las novedades, ver las actividades de la sede, asociarse, re-empadronarse cuando la Comisión Directiva lo convoque, o plantear un reclamo o una idea para el barrio.</w:t>
       </w:r>
     </w:p>
     <w:p>
@@ -225,37 +2406,38 @@
         <w:spacing w:after="120"/>
       </w:pPr>
       <w:r>
-        <w:t xml:space="preserve">No da por sabido nada: alcanza con un celular con internet y no hay que instalar nada. Si ya sos
-socia o socio y buscás tu cuenta, el resto está en el </w:t>
-      </w:r>
-      <w:r>
-        <w:rPr>
-          <w:b/>
-          <w:bCs/>
-        </w:rPr>
-        <w:t xml:space="preserve">Manual del socio</w:t>
-      </w:r>
-      <w:r>
-        <w:t xml:space="preserve">.</w:t>
-      </w:r>
-    </w:p>
-    <w:p>
-      <w:pPr>
-        <w:pStyle w:val="Heading2"/>
-      </w:pPr>
-      <w:r>
-        <w:t xml:space="preserve">Cómo leer este documento</w:t>
-      </w:r>
+        <w:t xml:space="preserve">No da por sabido nada: alcanza con un celular con internet y no hay que instalar nada. Si ya sos socia o socio y buscás tu cuenta, el resto está en el </w:t>
+      </w:r>
+      <w:r>
+        <w:rPr>
+          <w:b/>
+          <w:bCs/>
+        </w:rPr>
+        <w:t>Manual del socio</w:t>
+      </w:r>
+      <w:r>
+        <w:t>.</w:t>
+      </w:r>
+    </w:p>
+    <w:p>
+      <w:pPr>
+        <w:pStyle w:val="Ttulo2"/>
+      </w:pPr>
+      <w:bookmarkStart w:id="2" w:name="_Toc240118859"/>
+      <w:r>
+        <w:t>Cómo leer este documento</w:t>
+      </w:r>
+      <w:bookmarkEnd w:id="2"/>
     </w:p>
     <w:p>
       <w:pPr>
         <w:spacing w:after="120"/>
       </w:pPr>
       <w:r>
-        <w:t xml:space="preserve">El capítulo 1 recorre el sitio público; los capítulos 2, 3 y 4 son los tres trámites que se hacen
-por la web —asociarse, re-empadronarse y presentar un reporte—; el 5 explica cómo entrar si ya
-tenés cuenta, el 6 qué datos se piden y para qué, y el 7 responde las preguntas más frecuentes.
-Buscá el capítulo del trámite que vas a hacer; no hace falta leerla entera.</w:t>
+        <w:t xml:space="preserve">El capítulo 1 recorre el sitio público; los capítulos 2, 3 y 4 son los tres trámites que se hacen </w:t>
+      </w:r>
+      <w:r>
+        <w:t>por la web —asociarse, re-empadronarse y presentar un reporte—; el 5 explica cómo entrar si ya tenés cuenta, el 6 qué datos se piden y para qué, y el 7 responde las preguntas más frecuentes. Buscá el capítulo del trámite que vas a hacer; no hace falta leerla entera.</w:t>
       </w:r>
     </w:p>
     <w:p>
@@ -263,8 +2445,7 @@
         <w:spacing w:after="120"/>
       </w:pPr>
       <w:r>
-        <w:t xml:space="preserve">Las figuras son pantallas reales con datos inventados: los montos y las fechas que aparecen son de
-una prueba, y lo que manda es lo que veas el día que hagas el trámite.</w:t>
+        <w:t>Las figuras son pantallas reales con datos inventados: los montos y las fechas que aparecen son de una prueba, y lo que manda es lo que veas el día que hagas el trámite.</w:t>
       </w:r>
     </w:p>
     <w:p>
@@ -272,20 +2453,20 @@
         <w:spacing w:after="120"/>
       </w:pPr>
       <w:r>
-        <w:t xml:space="preserve">En varios formularios vas a encontrar, antes del botón, una casilla de verificación de Cloudflare
-que comprueba que sos una persona y no un programa. Casi siempre se resuelve sola en un segundo; si
-te pide que la marques, marcala. En las figuras de esta guía aparece como un hueco en blanco porque
-no se dibuja en las capturas.</w:t>
-      </w:r>
-    </w:p>
-    <w:p>
-      <w:pPr>
-        <w:pStyle w:val="Heading1"/>
+        <w:t>En varios formularios vas a encontrar, antes del botón, una casilla de verificación de Cloudflare que comprueba que sos una persona y no un programa. Casi siempre se resuelve sola en un segundo; si te pide que la marques, marcala. En las figuras de esta guía aparece como un hueco en blanco porque no se dibuja en las capturas.</w:t>
+      </w:r>
+    </w:p>
+    <w:p>
+      <w:pPr>
+        <w:pStyle w:val="Ttulo1"/>
         <w:pageBreakBefore/>
       </w:pPr>
-      <w:r>
-        <w:t xml:space="preserve">1. El sitio</w:t>
-      </w:r>
+      <w:bookmarkStart w:id="3" w:name="_Toc240118860"/>
+      <w:r>
+        <w:lastRenderedPageBreak/>
+        <w:t>1. El sitio</w:t>
+      </w:r>
+      <w:bookmarkEnd w:id="3"/>
     </w:p>
     <w:p>
       <w:pPr>
@@ -299,18 +2480,17 @@
           <w:b/>
           <w:bCs/>
         </w:rPr>
-        <w:t xml:space="preserve">vecinalciudadela.ar</w:t>
-      </w:r>
-      <w:r>
-        <w:t xml:space="preserve">. Arriba, en todas las páginas, está la misma barra —</w:t>
-      </w:r>
-      <w:r>
-        <w:rPr>
-          <w:b/>
-          <w:bCs/>
-        </w:rPr>
-        <w:t xml:space="preserve">Inicio ·
-Noticias · Actividades · Ubicación · Reportes</w:t>
+        <w:t>vecinalciudadela.ar</w:t>
+      </w:r>
+      <w:r>
+        <w:t>. Arriba, en todas las páginas, está la misma barra —</w:t>
+      </w:r>
+      <w:r>
+        <w:rPr>
+          <w:b/>
+          <w:bCs/>
+        </w:rPr>
+        <w:t>Inicio · Noticias · Actividades · Ubicación · Reportes</w:t>
       </w:r>
       <w:r>
         <w:t xml:space="preserve">— más el botón </w:t>
@@ -320,42 +2500,45 @@
           <w:b/>
           <w:bCs/>
         </w:rPr>
-        <w:t xml:space="preserve">Ingresar</w:t>
-      </w:r>
-      <w:r>
-        <w:t xml:space="preserve">; en el celular se abre
-con el botón de menú. Todo lo de este capítulo se mira sin cuenta y sin dar ningún dato.</w:t>
-      </w:r>
-    </w:p>
-    <w:p>
-      <w:pPr>
-        <w:pStyle w:val="Heading2"/>
-      </w:pPr>
-      <w:r>
-        <w:t xml:space="preserve">Inicio</w:t>
-      </w:r>
+        <w:t>Ingresar</w:t>
+      </w:r>
+      <w:r>
+        <w:t>; en el celular se abre con el botón de menú. Todo lo de este capítulo se mira sin cuenta y sin dar ningún dato.</w:t>
+      </w:r>
+    </w:p>
+    <w:p>
+      <w:pPr>
+        <w:pStyle w:val="Ttulo2"/>
+      </w:pPr>
+      <w:bookmarkStart w:id="4" w:name="_Toc240118861"/>
+      <w:r>
+        <w:t>Inicio</w:t>
+      </w:r>
+      <w:bookmarkEnd w:id="4"/>
     </w:p>
     <w:p>
       <w:pPr>
         <w:spacing w:after="120"/>
       </w:pPr>
       <w:r>
-        <w:t xml:space="preserve">La portada muestra la sede, el nombre de la asociación, el botón del trámite que esté abierto y
-las últimas noticias publicadas.</w:t>
+        <w:t>La portada muestra la sede, el nombre de la asociación, el botón del trámite que esté abierto y las últimas noticias publicadas.</w:t>
       </w:r>
     </w:p>
     <w:p>
       <w:pPr>
         <w:keepNext/>
-        <w:spacing w:after="60" w:before="120"/>
+        <w:spacing w:before="120" w:after="60"/>
         <w:jc w:val="center"/>
       </w:pPr>
       <w:r>
+        <w:rPr>
+          <w:noProof/>
+        </w:rPr>
         <w:drawing>
-          <wp:inline distT="0" distB="0" distL="0" distR="0">
+          <wp:inline distT="0" distB="0" distL="0" distR="0" wp14:anchorId="6C0F7593" wp14:editId="281E6AC9">
             <wp:extent cx="5762625" cy="6191250"/>
-            <wp:effectExtent t="0" r="0" b="0" l="0"/>
-            <wp:docPr id="1" name="" descr="" title=""/>
+            <wp:effectExtent l="0" t="0" r="0" b="0"/>
+            <wp:docPr id="1788991078" name="Imagen 1788991078"/>
             <wp:cNvGraphicFramePr>
               <a:graphicFrameLocks xmlns:a="http://schemas.openxmlformats.org/drawingml/2006/main" noChangeAspect="1"/>
             </wp:cNvGraphicFramePr>
@@ -363,13 +2546,13 @@
               <a:graphicData uri="http://schemas.openxmlformats.org/drawingml/2006/picture">
                 <pic:pic xmlns:pic="http://schemas.openxmlformats.org/drawingml/2006/picture">
                   <pic:nvPicPr>
-                    <pic:cNvPr id="0" name="" descr=""/>
+                    <pic:cNvPr id="0" name=""/>
                     <pic:cNvPicPr>
                       <a:picLocks noChangeAspect="1" noChangeArrowheads="1"/>
                     </pic:cNvPicPr>
                   </pic:nvPicPr>
                   <pic:blipFill>
-                    <a:blip r:embed="rId10" cstate="none"/>
+                    <a:blip r:embed="rId8"/>
                     <a:srcRect/>
                     <a:stretch>
                       <a:fillRect/>
@@ -404,7 +2587,7 @@
           <w:sz w:val="18"/>
           <w:szCs w:val="18"/>
         </w:rPr>
-        <w:t xml:space="preserve">Figura 1 — La portada, con el botón ASOCIATE y las últimas noticias</w:t>
+        <w:t>Figura 1 — La portada, con el botón ASOCIATE y las últimas noticias</w:t>
       </w:r>
     </w:p>
     <w:p>
@@ -412,6 +2595,7 @@
         <w:spacing w:after="120"/>
       </w:pPr>
       <w:r>
+        <w:lastRenderedPageBreak/>
         <w:t xml:space="preserve">Ese botón cambia según el momento: </w:t>
       </w:r>
       <w:r>
@@ -419,55 +2603,58 @@
           <w:b/>
           <w:bCs/>
         </w:rPr>
-        <w:t xml:space="preserve">ASOCIATE</w:t>
-      </w:r>
-      <w:r>
-        <w:t xml:space="preserve"> cuando las altas en línea están abiertas, y
-</w:t>
-      </w:r>
-      <w:r>
-        <w:rPr>
-          <w:b/>
-          <w:bCs/>
-        </w:rPr>
-        <w:t xml:space="preserve">REEMPADRONATE</w:t>
-      </w:r>
-      <w:r>
-        <w:t xml:space="preserve"> mientras haya un re-empadronamiento convocado —ahí las altas nuevas quedan
-suspendidas y la portada lo avisa, con la fecha del plazo si la hay—. Si están cerradas por otro
-motivo, en lugar del botón aparece el aviso de acercarse a la sede.</w:t>
-      </w:r>
-    </w:p>
-    <w:p>
-      <w:pPr>
-        <w:pStyle w:val="Heading2"/>
-      </w:pPr>
-      <w:r>
-        <w:t xml:space="preserve">Noticias</w:t>
-      </w:r>
+        <w:t>ASOCIATE</w:t>
+      </w:r>
+      <w:r>
+        <w:t xml:space="preserve"> cuando las altas en línea están abiertas, y </w:t>
+      </w:r>
+      <w:r>
+        <w:rPr>
+          <w:b/>
+          <w:bCs/>
+        </w:rPr>
+        <w:t>REEMPADRONATE</w:t>
+      </w:r>
+      <w:r>
+        <w:t xml:space="preserve"> mientras haya un re-empadronamiento convocado —ahí las altas nuevas quedan </w:t>
+      </w:r>
+      <w:r>
+        <w:t>suspendidas y la portada lo avisa, con la fecha del plazo si la hay—. Si están cerradas por otro motivo, en lugar del botón aparece el aviso de acercarse a la sede.</w:t>
+      </w:r>
+    </w:p>
+    <w:p>
+      <w:pPr>
+        <w:pStyle w:val="Ttulo2"/>
+      </w:pPr>
+      <w:bookmarkStart w:id="5" w:name="_Toc240118862"/>
+      <w:r>
+        <w:t>Noticias</w:t>
+      </w:r>
+      <w:bookmarkEnd w:id="5"/>
     </w:p>
     <w:p>
       <w:pPr>
         <w:spacing w:after="120"/>
       </w:pPr>
       <w:r>
-        <w:t xml:space="preserve">Las novedades y comunicados de la asociación, de la más nueva a la más vieja, de a diez por
-página. Cada tarjeta muestra la foto, el título, la fecha y el comienzo del texto; al tocarla se
-abre la nota completa. Es para leer y compartir: no hay nada que completar.</w:t>
+        <w:t>Las novedades y comunicados de la asociación, de la más nueva a la más vieja, de a diez por página. Cada tarjeta muestra la foto, el título, la fecha y el comienzo del texto; al tocarla se abre la nota completa. Es para leer y compartir: no hay nada que completar.</w:t>
       </w:r>
     </w:p>
     <w:p>
       <w:pPr>
         <w:keepNext/>
-        <w:spacing w:after="60" w:before="120"/>
+        <w:spacing w:before="120" w:after="60"/>
         <w:jc w:val="center"/>
       </w:pPr>
       <w:r>
+        <w:rPr>
+          <w:noProof/>
+        </w:rPr>
         <w:drawing>
-          <wp:inline distT="0" distB="0" distL="0" distR="0">
+          <wp:inline distT="0" distB="0" distL="0" distR="0" wp14:anchorId="31F36787" wp14:editId="61D77CF5">
             <wp:extent cx="4324350" cy="3295650"/>
-            <wp:effectExtent t="0" r="0" b="0" l="0"/>
-            <wp:docPr id="1" name="" descr="" title=""/>
+            <wp:effectExtent l="0" t="0" r="0" b="0"/>
+            <wp:docPr id="652329143" name="Imagen 652329143"/>
             <wp:cNvGraphicFramePr>
               <a:graphicFrameLocks xmlns:a="http://schemas.openxmlformats.org/drawingml/2006/main" noChangeAspect="1"/>
             </wp:cNvGraphicFramePr>
@@ -475,13 +2662,13 @@
               <a:graphicData uri="http://schemas.openxmlformats.org/drawingml/2006/picture">
                 <pic:pic xmlns:pic="http://schemas.openxmlformats.org/drawingml/2006/picture">
                   <pic:nvPicPr>
-                    <pic:cNvPr id="0" name="" descr=""/>
+                    <pic:cNvPr id="0" name=""/>
                     <pic:cNvPicPr>
                       <a:picLocks noChangeAspect="1" noChangeArrowheads="1"/>
                     </pic:cNvPicPr>
                   </pic:nvPicPr>
                   <pic:blipFill>
-                    <a:blip r:embed="rId11" cstate="none"/>
+                    <a:blip r:embed="rId9"/>
                     <a:srcRect/>
                     <a:stretch>
                       <a:fillRect/>
@@ -516,37 +2703,43 @@
           <w:sz w:val="18"/>
           <w:szCs w:val="18"/>
         </w:rPr>
-        <w:t xml:space="preserve">Figura 2 — El listado público de noticias</w:t>
-      </w:r>
-    </w:p>
-    <w:p>
-      <w:pPr>
-        <w:pStyle w:val="Heading2"/>
-      </w:pPr>
-      <w:r>
-        <w:t xml:space="preserve">Actividades</w:t>
-      </w:r>
+        <w:t>Figura 2 — El listado público de noticias</w:t>
+      </w:r>
+    </w:p>
+    <w:p>
+      <w:pPr>
+        <w:pStyle w:val="Ttulo2"/>
+      </w:pPr>
+      <w:bookmarkStart w:id="6" w:name="_Toc240118863"/>
+      <w:r>
+        <w:t>Actividades</w:t>
+      </w:r>
+      <w:bookmarkEnd w:id="6"/>
     </w:p>
     <w:p>
       <w:pPr>
         <w:spacing w:after="120"/>
       </w:pPr>
       <w:r>
-        <w:t xml:space="preserve">El calendario semanal de lo que pasa en la sede.</w:t>
+        <w:t>El calendario semanal de lo que pasa en la sede.</w:t>
       </w:r>
     </w:p>
     <w:p>
       <w:pPr>
         <w:keepNext/>
-        <w:spacing w:after="60" w:before="120"/>
+        <w:spacing w:before="120" w:after="60"/>
         <w:jc w:val="center"/>
       </w:pPr>
       <w:r>
+        <w:rPr>
+          <w:noProof/>
+        </w:rPr>
+        <w:lastRenderedPageBreak/>
         <w:drawing>
-          <wp:inline distT="0" distB="0" distL="0" distR="0">
+          <wp:inline distT="0" distB="0" distL="0" distR="0" wp14:anchorId="22E1B7D2" wp14:editId="4855AD95">
             <wp:extent cx="4324350" cy="5172075"/>
-            <wp:effectExtent t="0" r="0" b="0" l="0"/>
-            <wp:docPr id="1" name="" descr="" title=""/>
+            <wp:effectExtent l="0" t="0" r="0" b="0"/>
+            <wp:docPr id="214856846" name="Imagen 214856846"/>
             <wp:cNvGraphicFramePr>
               <a:graphicFrameLocks xmlns:a="http://schemas.openxmlformats.org/drawingml/2006/main" noChangeAspect="1"/>
             </wp:cNvGraphicFramePr>
@@ -554,13 +2747,13 @@
               <a:graphicData uri="http://schemas.openxmlformats.org/drawingml/2006/picture">
                 <pic:pic xmlns:pic="http://schemas.openxmlformats.org/drawingml/2006/picture">
                   <pic:nvPicPr>
-                    <pic:cNvPr id="0" name="" descr=""/>
+                    <pic:cNvPr id="0" name=""/>
                     <pic:cNvPicPr>
                       <a:picLocks noChangeAspect="1" noChangeArrowheads="1"/>
                     </pic:cNvPicPr>
                   </pic:nvPicPr>
                   <pic:blipFill>
-                    <a:blip r:embed="rId12" cstate="none"/>
+                    <a:blip r:embed="rId10"/>
                     <a:srcRect/>
                     <a:stretch>
                       <a:fillRect/>
@@ -595,7 +2788,7 @@
           <w:sz w:val="18"/>
           <w:szCs w:val="18"/>
         </w:rPr>
-        <w:t xml:space="preserve">Figura 3 — El calendario semanal, con el día de hoy marcado</w:t>
+        <w:t>Figura 3 — El calendario semanal, con el día de hoy marcado</w:t>
       </w:r>
     </w:p>
     <w:p>
@@ -603,30 +2796,31 @@
         <w:spacing w:after="120"/>
       </w:pPr>
       <w:r>
-        <w:t xml:space="preserve">En la computadora se ve la semana entera, de lunes a sábado (la vecinal no abre los domingos); en
-el celular, un día por vez, que abre en el de hoy. El día en curso viene marcado con </w:t>
-      </w:r>
-      <w:r>
-        <w:rPr>
-          <w:b/>
-          <w:bCs/>
-        </w:rPr>
-        <w:t xml:space="preserve">HOY</w:t>
-      </w:r>
-      <w:r>
-        <w:t xml:space="preserve"> si
-estás mirando el año corriente, y arriba a la derecha se elige el año. Cada actividad muestra el
-horario, el nombre y el espacio: Salón Histórico, Salón Vidriado, Cocina o Aulas. Para anotarte hay
-que acercarse a la sede: el sitio informa, no toma inscripciones.</w:t>
-      </w:r>
-    </w:p>
-    <w:p>
-      <w:pPr>
-        <w:pStyle w:val="Heading2"/>
-      </w:pPr>
-      <w:r>
-        <w:t xml:space="preserve">La sede y cómo llegar</w:t>
-      </w:r>
+        <w:t xml:space="preserve">En la computadora se ve la semana entera, de lunes a sábado (la vecinal no abre los domingos); en el celular, un día por vez, que abre en el de hoy. El día en curso viene marcado con </w:t>
+      </w:r>
+      <w:r>
+        <w:rPr>
+          <w:b/>
+          <w:bCs/>
+        </w:rPr>
+        <w:t>HOY</w:t>
+      </w:r>
+      <w:r>
+        <w:t xml:space="preserve"> si estás mirando el año corriente, y arriba a la derecha se elige el año. Cada actividad muestra el horario, el nombre y el espacio: Salón Histórico, Salón Vidriado, Cocina o Aulas. Para anotarte hay </w:t>
+      </w:r>
+      <w:r>
+        <w:t>que acercarse a la sede: el sitio informa, no toma inscripciones.</w:t>
+      </w:r>
+    </w:p>
+    <w:p>
+      <w:pPr>
+        <w:pStyle w:val="Ttulo2"/>
+      </w:pPr>
+      <w:bookmarkStart w:id="7" w:name="_Toc240118864"/>
+      <w:r>
+        <w:t>La sede y cómo llegar</w:t>
+      </w:r>
+      <w:bookmarkEnd w:id="7"/>
     </w:p>
     <w:p>
       <w:pPr>
@@ -637,18 +2831,17 @@
           <w:b/>
           <w:bCs/>
         </w:rPr>
-        <w:t xml:space="preserve">Ubicación</w:t>
-      </w:r>
-      <w:r>
-        <w:t xml:space="preserve"> muestra dónde queda la sede, con el contorno del barrio sobre el mapa del Instituto
-Geográfico Nacional. El botón </w:t>
-      </w:r>
-      <w:r>
-        <w:rPr>
-          <w:b/>
-          <w:bCs/>
-        </w:rPr>
-        <w:t xml:space="preserve">Cómo llegar</w:t>
+        <w:t>Ubicación</w:t>
+      </w:r>
+      <w:r>
+        <w:t xml:space="preserve"> muestra dónde queda la sede, con el contorno del barrio sobre el mapa del Instituto Geográfico Nacional. El botón </w:t>
+      </w:r>
+      <w:r>
+        <w:rPr>
+          <w:b/>
+          <w:bCs/>
+        </w:rPr>
+        <w:t>Cómo llegar</w:t>
       </w:r>
       <w:r>
         <w:t xml:space="preserve"> abre las indicaciones en el mapa del celular.</w:t>
@@ -657,15 +2850,19 @@
     <w:p>
       <w:pPr>
         <w:keepNext/>
-        <w:spacing w:after="60" w:before="120"/>
+        <w:spacing w:before="120" w:after="60"/>
         <w:jc w:val="center"/>
       </w:pPr>
       <w:r>
+        <w:rPr>
+          <w:noProof/>
+        </w:rPr>
+        <w:lastRenderedPageBreak/>
         <w:drawing>
-          <wp:inline distT="0" distB="0" distL="0" distR="0">
+          <wp:inline distT="0" distB="0" distL="0" distR="0" wp14:anchorId="19F1131C" wp14:editId="5076D4D0">
             <wp:extent cx="4324350" cy="4924425"/>
-            <wp:effectExtent t="0" r="0" b="0" l="0"/>
-            <wp:docPr id="1" name="" descr="" title=""/>
+            <wp:effectExtent l="0" t="0" r="0" b="0"/>
+            <wp:docPr id="40163937" name="Imagen 40163937"/>
             <wp:cNvGraphicFramePr>
               <a:graphicFrameLocks xmlns:a="http://schemas.openxmlformats.org/drawingml/2006/main" noChangeAspect="1"/>
             </wp:cNvGraphicFramePr>
@@ -673,13 +2870,13 @@
               <a:graphicData uri="http://schemas.openxmlformats.org/drawingml/2006/picture">
                 <pic:pic xmlns:pic="http://schemas.openxmlformats.org/drawingml/2006/picture">
                   <pic:nvPicPr>
-                    <pic:cNvPr id="0" name="" descr=""/>
+                    <pic:cNvPr id="0" name=""/>
                     <pic:cNvPicPr>
                       <a:picLocks noChangeAspect="1" noChangeArrowheads="1"/>
                     </pic:cNvPicPr>
                   </pic:nvPicPr>
                   <pic:blipFill>
-                    <a:blip r:embed="rId13" cstate="none"/>
+                    <a:blip r:embed="rId11"/>
                     <a:srcRect/>
                     <a:stretch>
                       <a:fillRect/>
@@ -714,7 +2911,7 @@
           <w:sz w:val="18"/>
           <w:szCs w:val="18"/>
         </w:rPr>
-        <w:t xml:space="preserve">Figura 4 — La página de la sede: el mapa, el contacto y los salones</w:t>
+        <w:t>Figura 4 — La página de la sede: el mapa, el contacto y los salones</w:t>
       </w:r>
     </w:p>
     <w:p>
@@ -729,7 +2926,7 @@
           <w:b/>
           <w:bCs/>
         </w:rPr>
-        <w:t xml:space="preserve">Contacto</w:t>
+        <w:t>Contacto</w:t>
       </w:r>
       <w:r>
         <w:t xml:space="preserve">, </w:t>
@@ -739,7 +2936,7 @@
           <w:b/>
           <w:bCs/>
         </w:rPr>
-        <w:t xml:space="preserve">La sede por dentro</w:t>
+        <w:t>La sede por dentro</w:t>
       </w:r>
       <w:r>
         <w:t xml:space="preserve"> e </w:t>
@@ -749,21 +2946,20 @@
           <w:b/>
           <w:bCs/>
         </w:rPr>
-        <w:t xml:space="preserve">Historia</w:t>
-      </w:r>
-      <w:r>
-        <w:t xml:space="preserve">. La dirección es
-</w:t>
-      </w:r>
-      <w:r>
-        <w:rPr>
-          <w:b/>
-          <w:bCs/>
-        </w:rPr>
-        <w:t xml:space="preserve">Cerro Catedral N° 286, Barrio Ciudadela</w:t>
-      </w:r>
-      <w:r>
-        <w:t xml:space="preserve">, Comodoro Rivadavia, Chubut.</w:t>
+        <w:t>Historia</w:t>
+      </w:r>
+      <w:r>
+        <w:t xml:space="preserve">. La dirección es </w:t>
+      </w:r>
+      <w:r>
+        <w:rPr>
+          <w:b/>
+          <w:bCs/>
+        </w:rPr>
+        <w:t>Cerro Catedral N° 286, Barrio Ciudadela</w:t>
+      </w:r>
+      <w:r>
+        <w:t>, Comodoro Rivadavia, Chubut.</w:t>
       </w:r>
     </w:p>
     <w:p>
@@ -778,21 +2974,23 @@
           <w:b/>
           <w:bCs/>
         </w:rPr>
-        <w:t xml:space="preserve">no tienen página pública</w:t>
-      </w:r>
-      <w:r>
-        <w:t xml:space="preserve">: se leen desde el
-panel de socio. Si todavía no sos socia o socio y querés consultarlos, acercate a la sede.</w:t>
-      </w:r>
-    </w:p>
-    <w:p>
-      <w:pPr>
-        <w:pStyle w:val="Heading1"/>
+        <w:t>no tienen página pública</w:t>
+      </w:r>
+      <w:r>
+        <w:t>: se leen desde el panel de socio. Si todavía no sos socia o socio y querés consultarlos, acercate a la sede.</w:t>
+      </w:r>
+    </w:p>
+    <w:p>
+      <w:pPr>
+        <w:pStyle w:val="Ttulo1"/>
         <w:pageBreakBefore/>
       </w:pPr>
-      <w:r>
-        <w:t xml:space="preserve">2. Asociarte a la vecinal</w:t>
-      </w:r>
+      <w:bookmarkStart w:id="8" w:name="_Toc240118865"/>
+      <w:r>
+        <w:lastRenderedPageBreak/>
+        <w:t>2. Asociarte a la vecinal</w:t>
+      </w:r>
+      <w:bookmarkEnd w:id="8"/>
     </w:p>
     <w:p>
       <w:pPr>
@@ -803,11 +3001,10 @@
           <w:b/>
           <w:bCs/>
         </w:rPr>
-        <w:t xml:space="preserve">ASOCIATE</w:t>
-      </w:r>
-      <w:r>
-        <w:t xml:space="preserve"> es el alta por la web: seis pasos cortos que terminan con tu solicitud presentada
-ante la Comisión Directiva.</w:t>
+        <w:t>ASOCIATE</w:t>
+      </w:r>
+      <w:r>
+        <w:t xml:space="preserve"> es el alta por la web: seis pasos cortos que terminan con tu solicitud presentada ante la Comisión Directiva.</w:t>
       </w:r>
     </w:p>
     <w:p>
@@ -822,25 +3019,28 @@
           <w:b/>
           <w:bCs/>
         </w:rPr>
-        <w:t xml:space="preserve">el trámite no te convierte en socio/a</w:t>
-      </w:r>
-      <w:r>
-        <w:t xml:space="preserve">, lo que hacés
-es pedir el ingreso. La admisión la resuelve la Comisión Directiva y el alta queda asentada en un
-acta; recién ahí sos socia o socio, y la fecha de esa acta es tu fecha de ingreso.</w:t>
-      </w:r>
-    </w:p>
-    <w:p>
-      <w:pPr>
-        <w:pStyle w:val="Heading2"/>
-      </w:pPr>
-      <w:r>
-        <w:t xml:space="preserve">Quién puede asociarse por la web</w:t>
-      </w:r>
-    </w:p>
-    <w:p>
-      <w:pPr>
-        <w:pStyle w:val="ListParagraph"/>
+        <w:t>el trámite no te convierte en socio/a</w:t>
+      </w:r>
+      <w:r>
+        <w:t xml:space="preserve">, lo que hacés </w:t>
+      </w:r>
+      <w:r>
+        <w:t>es pedir el ingreso. La admisión la resuelve la Comisión Directiva y el alta queda asentada en un acta; recién ahí sos socia o socio, y la fecha de esa acta es tu fecha de ingreso.</w:t>
+      </w:r>
+    </w:p>
+    <w:p>
+      <w:pPr>
+        <w:pStyle w:val="Ttulo2"/>
+      </w:pPr>
+      <w:bookmarkStart w:id="9" w:name="_Toc240118866"/>
+      <w:r>
+        <w:t>Quién puede asociarse por la web</w:t>
+      </w:r>
+      <w:bookmarkEnd w:id="9"/>
+    </w:p>
+    <w:p>
+      <w:pPr>
+        <w:pStyle w:val="Prrafodelista"/>
         <w:numPr>
           <w:ilvl w:val="0"/>
           <w:numId w:val="2"/>
@@ -852,7 +3052,7 @@
           <w:b/>
           <w:bCs/>
         </w:rPr>
-        <w:t xml:space="preserve">Mayor de 18 años.</w:t>
+        <w:t>Mayor de 18 años.</w:t>
       </w:r>
       <w:r>
         <w:t xml:space="preserve"> Los cadetes, de 14 a 17, se asocian en la sede.</w:t>
@@ -860,7 +3060,7 @@
     </w:p>
     <w:p>
       <w:pPr>
-        <w:pStyle w:val="ListParagraph"/>
+        <w:pStyle w:val="Prrafodelista"/>
         <w:numPr>
           <w:ilvl w:val="0"/>
           <w:numId w:val="2"/>
@@ -872,17 +3072,18 @@
           <w:b/>
           <w:bCs/>
         </w:rPr>
-        <w:t xml:space="preserve">Vivir en el Barrio Ciudadela</w:t>
-      </w:r>
-      <w:r>
-        <w:t xml:space="preserve">, para pedir el ingreso como socio activo o adherente. La
-categoría de colaborador, para quien vive en otro barrio, depende de una reforma del estatuto
-todavía no oficializada: mientras tanto esa opción aparece deshabilitada.</w:t>
-      </w:r>
-    </w:p>
-    <w:p>
-      <w:pPr>
-        <w:pStyle w:val="ListParagraph"/>
+        <w:t>Vivir en el Barrio Ciudadela</w:t>
+      </w:r>
+      <w:r>
+        <w:t xml:space="preserve">, para pedir el ingreso como socio activo o adherente. La categoría de colaborador, para quien vive en otro barrio, depende de una reforma del estatuto </w:t>
+      </w:r>
+      <w:r>
+        <w:t>todavía no oficializada: mientras tanto esa opción aparece deshabilitada.</w:t>
+      </w:r>
+    </w:p>
+    <w:p>
+      <w:pPr>
+        <w:pStyle w:val="Prrafodelista"/>
         <w:numPr>
           <w:ilvl w:val="0"/>
           <w:numId w:val="2"/>
@@ -894,16 +3095,15 @@
           <w:b/>
           <w:bCs/>
         </w:rPr>
-        <w:t xml:space="preserve">Una dirección de correo tuya</w:t>
-      </w:r>
-      <w:r>
-        <w:t xml:space="preserve">: ahí llega todo, y es el domicilio electrónico donde la
-asociación te notifica.</w:t>
-      </w:r>
-    </w:p>
-    <w:p>
-      <w:pPr>
-        <w:pStyle w:val="ListParagraph"/>
+        <w:t>Una dirección de correo tuya</w:t>
+      </w:r>
+      <w:r>
+        <w:t>: ahí llega todo, y es el domicilio electrónico donde la asociación te notifica.</w:t>
+      </w:r>
+    </w:p>
+    <w:p>
+      <w:pPr>
+        <w:pStyle w:val="Prrafodelista"/>
         <w:numPr>
           <w:ilvl w:val="0"/>
           <w:numId w:val="2"/>
@@ -915,10 +3115,10 @@
           <w:b/>
           <w:bCs/>
         </w:rPr>
-        <w:t xml:space="preserve">Las dos caras del DNI</w:t>
-      </w:r>
-      <w:r>
-        <w:t xml:space="preserve">, en foto o escaneadas.</w:t>
+        <w:t>Las dos caras del DNI</w:t>
+      </w:r>
+      <w:r>
+        <w:t>, en foto o escaneadas.</w:t>
       </w:r>
     </w:p>
     <w:p>
@@ -926,17 +3126,18 @@
         <w:spacing w:after="120"/>
       </w:pPr>
       <w:r>
-        <w:t xml:space="preserve">Se puede hacer entero desde el celular. A partir del paso 4 el trámite queda guardado; si cerrás la
-página, volvé a ASOCIATE, escribí tu DNI y pedí que te reenvíen el enlace.</w:t>
-      </w:r>
-    </w:p>
-    <w:p>
-      <w:pPr>
-        <w:pStyle w:val="Heading2"/>
-      </w:pPr>
-      <w:r>
-        <w:t xml:space="preserve">Paso 1 — Tu DNI</w:t>
-      </w:r>
+        <w:t>Se puede hacer entero desde el celular. A partir del paso 4 el trámite queda guardado; si cerrás la página, volvé a ASOCIATE, escribí tu DNI y pedí que te reenvíen el enlace.</w:t>
+      </w:r>
+    </w:p>
+    <w:p>
+      <w:pPr>
+        <w:pStyle w:val="Ttulo2"/>
+      </w:pPr>
+      <w:bookmarkStart w:id="10" w:name="_Toc240118867"/>
+      <w:r>
+        <w:t>Paso 1 — Tu DNI</w:t>
+      </w:r>
+      <w:bookmarkEnd w:id="10"/>
     </w:p>
     <w:p>
       <w:pPr>
@@ -950,24 +3151,28 @@
           <w:b/>
           <w:bCs/>
         </w:rPr>
-        <w:t xml:space="preserve">Continuar</w:t>
-      </w:r>
-      <w:r>
-        <w:t xml:space="preserve">.</w:t>
+        <w:t>Continuar</w:t>
+      </w:r>
+      <w:r>
+        <w:t>.</w:t>
       </w:r>
     </w:p>
     <w:p>
       <w:pPr>
         <w:keepNext/>
-        <w:spacing w:after="60" w:before="120"/>
+        <w:spacing w:before="120" w:after="60"/>
         <w:jc w:val="center"/>
       </w:pPr>
       <w:r>
+        <w:rPr>
+          <w:noProof/>
+        </w:rPr>
+        <w:lastRenderedPageBreak/>
         <w:drawing>
-          <wp:inline distT="0" distB="0" distL="0" distR="0">
+          <wp:inline distT="0" distB="0" distL="0" distR="0" wp14:anchorId="79CF1FE0" wp14:editId="1A06DF4B">
             <wp:extent cx="5762625" cy="4591050"/>
-            <wp:effectExtent t="0" r="0" b="0" l="0"/>
-            <wp:docPr id="1" name="" descr="" title=""/>
+            <wp:effectExtent l="0" t="0" r="0" b="0"/>
+            <wp:docPr id="754728309" name="Imagen 754728309"/>
             <wp:cNvGraphicFramePr>
               <a:graphicFrameLocks xmlns:a="http://schemas.openxmlformats.org/drawingml/2006/main" noChangeAspect="1"/>
             </wp:cNvGraphicFramePr>
@@ -975,13 +3180,13 @@
               <a:graphicData uri="http://schemas.openxmlformats.org/drawingml/2006/picture">
                 <pic:pic xmlns:pic="http://schemas.openxmlformats.org/drawingml/2006/picture">
                   <pic:nvPicPr>
-                    <pic:cNvPr id="0" name="" descr=""/>
+                    <pic:cNvPr id="0" name=""/>
                     <pic:cNvPicPr>
                       <a:picLocks noChangeAspect="1" noChangeArrowheads="1"/>
                     </pic:cNvPicPr>
                   </pic:nvPicPr>
                   <pic:blipFill>
-                    <a:blip r:embed="rId14" cstate="none"/>
+                    <a:blip r:embed="rId12"/>
                     <a:srcRect/>
                     <a:stretch>
                       <a:fillRect/>
@@ -1016,7 +3221,7 @@
           <w:sz w:val="18"/>
           <w:szCs w:val="18"/>
         </w:rPr>
-        <w:t xml:space="preserve">Figura 5 — Paso 1 de 6: Tu DNI</w:t>
+        <w:t>Figura 5 — Paso 1 de 6: Tu DNI</w:t>
       </w:r>
     </w:p>
     <w:p>
@@ -1024,49 +3229,53 @@
         <w:spacing w:after="120"/>
       </w:pPr>
       <w:r>
-        <w:t xml:space="preserve">Con ese número el sistema verifica si ya estás asociado o si tenés un trámite pendiente, para no
-hacerte llenar todos los campos y enterarte al final. Arriba está la barra del trámite completo:
-</w:t>
-      </w:r>
-      <w:r>
-        <w:rPr>
-          <w:b/>
-          <w:bCs/>
-        </w:rPr>
-        <w:t xml:space="preserve">Tu solicitud → La Comisión resuelve → Alta en acta</w:t>
-      </w:r>
-      <w:r>
-        <w:t xml:space="preserve">; las dos últimas no dependen de vos.</w:t>
-      </w:r>
-    </w:p>
-    <w:p>
-      <w:pPr>
-        <w:pStyle w:val="Heading2"/>
-      </w:pPr>
-      <w:r>
-        <w:t xml:space="preserve">Paso 2 — ¿Dónde vivís?</w:t>
-      </w:r>
+        <w:t xml:space="preserve">Con ese número el sistema verifica si ya estás asociado o si tenés un trámite pendiente, para no hacerte llenar todos los campos y enterarte al final. Arriba está la barra del trámite completo: </w:t>
+      </w:r>
+      <w:r>
+        <w:rPr>
+          <w:b/>
+          <w:bCs/>
+        </w:rPr>
+        <w:t>Tu solicitud → La Comisión resuelve → Alta en acta</w:t>
+      </w:r>
+      <w:r>
+        <w:t>; las dos últimas no dependen de vos.</w:t>
+      </w:r>
+    </w:p>
+    <w:p>
+      <w:pPr>
+        <w:pStyle w:val="Ttulo2"/>
+      </w:pPr>
+      <w:bookmarkStart w:id="11" w:name="_Toc240118868"/>
+      <w:r>
+        <w:t>Paso 2 — ¿Dónde vivís?</w:t>
+      </w:r>
+      <w:bookmarkEnd w:id="11"/>
     </w:p>
     <w:p>
       <w:pPr>
         <w:spacing w:after="120"/>
       </w:pPr>
       <w:r>
-        <w:t xml:space="preserve">De tu domicilio depende en qué categorías podés pedir el ingreso.</w:t>
+        <w:t>De tu domicilio depende en qué categorías podés pedir el ingreso.</w:t>
       </w:r>
     </w:p>
     <w:p>
       <w:pPr>
         <w:keepNext/>
-        <w:spacing w:after="60" w:before="120"/>
+        <w:spacing w:before="120" w:after="60"/>
         <w:jc w:val="center"/>
       </w:pPr>
       <w:r>
+        <w:rPr>
+          <w:noProof/>
+        </w:rPr>
+        <w:lastRenderedPageBreak/>
         <w:drawing>
-          <wp:inline distT="0" distB="0" distL="0" distR="0">
+          <wp:inline distT="0" distB="0" distL="0" distR="0" wp14:anchorId="14B11119" wp14:editId="67E99F2E">
             <wp:extent cx="4324350" cy="3771900"/>
-            <wp:effectExtent t="0" r="0" b="0" l="0"/>
-            <wp:docPr id="1" name="" descr="" title=""/>
+            <wp:effectExtent l="0" t="0" r="0" b="0"/>
+            <wp:docPr id="1333975170" name="Imagen 1333975170"/>
             <wp:cNvGraphicFramePr>
               <a:graphicFrameLocks xmlns:a="http://schemas.openxmlformats.org/drawingml/2006/main" noChangeAspect="1"/>
             </wp:cNvGraphicFramePr>
@@ -1074,13 +3283,13 @@
               <a:graphicData uri="http://schemas.openxmlformats.org/drawingml/2006/picture">
                 <pic:pic xmlns:pic="http://schemas.openxmlformats.org/drawingml/2006/picture">
                   <pic:nvPicPr>
-                    <pic:cNvPr id="0" name="" descr=""/>
+                    <pic:cNvPr id="0" name=""/>
                     <pic:cNvPicPr>
                       <a:picLocks noChangeAspect="1" noChangeArrowheads="1"/>
                     </pic:cNvPicPr>
                   </pic:nvPicPr>
                   <pic:blipFill>
-                    <a:blip r:embed="rId15" cstate="none"/>
+                    <a:blip r:embed="rId13"/>
                     <a:srcRect/>
                     <a:stretch>
                       <a:fillRect/>
@@ -1115,7 +3324,7 @@
           <w:sz w:val="18"/>
           <w:szCs w:val="18"/>
         </w:rPr>
-        <w:t xml:space="preserve">Figura 6 — Paso 2 de 6: ¿Dónde vivís?</w:t>
+        <w:t>Figura 6 — Paso 2 de 6: ¿Dónde vivís?</w:t>
       </w:r>
     </w:p>
     <w:p>
@@ -1127,30 +3336,27 @@
           <w:b/>
           <w:bCs/>
         </w:rPr>
-        <w:t xml:space="preserve">En el Barrio Ciudadela</w:t>
-      </w:r>
-      <w:r>
-        <w:t xml:space="preserve">: elegí la calle del listado —empezá a escribir y el buscador la
-encuentra, con tilde o sin tilde— y poné la altura. </w:t>
-      </w:r>
-      <w:r>
-        <w:rPr>
-          <w:b/>
-          <w:bCs/>
-        </w:rPr>
-        <w:t xml:space="preserve">En otro barrio</w:t>
-      </w:r>
-      <w:r>
-        <w:t xml:space="preserve"> aparece atenuada mientras la
-categoría de colaborador no esté habilitada, con el motivo escrito: </w:t>
+        <w:t>En el Barrio Ciudadela</w:t>
+      </w:r>
+      <w:r>
+        <w:t xml:space="preserve">: elegí la calle del listado —empezá a escribir y el buscador la encuentra, con tilde o sin tilde— y poné la altura. </w:t>
+      </w:r>
+      <w:r>
+        <w:rPr>
+          <w:b/>
+          <w:bCs/>
+        </w:rPr>
+        <w:t>En otro barrio</w:t>
+      </w:r>
+      <w:r>
+        <w:t xml:space="preserve"> aparece atenuada mientras la categoría de colaborador no esté habilitada, con el motivo escrito: </w:t>
       </w:r>
       <w:r>
         <w:rPr>
           <w:i/>
           <w:iCs/>
         </w:rPr>
-        <w:t xml:space="preserve">"Por ahora, la asociación en
-línea es sólo para quienes viven en el Barrio Ciudadela."</w:t>
+        <w:t>"Por ahora, la asociación en línea es sólo para quienes viven en el Barrio Ciudadela."</w:t>
       </w:r>
     </w:p>
     <w:p>
@@ -1165,41 +3371,46 @@
           <w:b/>
           <w:bCs/>
         </w:rPr>
-        <w:t xml:space="preserve">Cambiar</w:t>
-      </w:r>
-      <w:r>
-        <w:t xml:space="preserve"> al lado de cada dato: ése es
-el camino para volver atrás.</w:t>
-      </w:r>
-    </w:p>
-    <w:p>
-      <w:pPr>
-        <w:pStyle w:val="Heading2"/>
-      </w:pPr>
-      <w:r>
-        <w:t xml:space="preserve">Paso 3 — ¿En qué categoría querés asociarte?</w:t>
-      </w:r>
+        <w:t>Cambiar</w:t>
+      </w:r>
+      <w:r>
+        <w:t xml:space="preserve"> al lado de cada dato: ése es el camino para volver atrás.</w:t>
+      </w:r>
+    </w:p>
+    <w:p>
+      <w:pPr>
+        <w:pStyle w:val="Ttulo2"/>
+      </w:pPr>
+      <w:bookmarkStart w:id="12" w:name="_Toc240118869"/>
+      <w:r>
+        <w:t>Paso 3 — ¿En qué categoría querés asociarte?</w:t>
+      </w:r>
+      <w:bookmarkEnd w:id="12"/>
     </w:p>
     <w:p>
       <w:pPr>
         <w:spacing w:after="120"/>
       </w:pPr>
       <w:r>
-        <w:t xml:space="preserve">Viviendo en el barrio, las opciones son dos.</w:t>
+        <w:t>Viviendo en el barrio, las opciones son dos.</w:t>
       </w:r>
     </w:p>
     <w:p>
       <w:pPr>
         <w:keepNext/>
-        <w:spacing w:after="60" w:before="120"/>
+        <w:spacing w:before="120" w:after="60"/>
         <w:jc w:val="center"/>
       </w:pPr>
       <w:r>
+        <w:rPr>
+          <w:noProof/>
+        </w:rPr>
+        <w:lastRenderedPageBreak/>
         <w:drawing>
-          <wp:inline distT="0" distB="0" distL="0" distR="0">
+          <wp:inline distT="0" distB="0" distL="0" distR="0" wp14:anchorId="088CA345" wp14:editId="166055B3">
             <wp:extent cx="4324350" cy="4305300"/>
-            <wp:effectExtent t="0" r="0" b="0" l="0"/>
-            <wp:docPr id="1" name="" descr="" title=""/>
+            <wp:effectExtent l="0" t="0" r="0" b="0"/>
+            <wp:docPr id="892845290" name="Imagen 892845290"/>
             <wp:cNvGraphicFramePr>
               <a:graphicFrameLocks xmlns:a="http://schemas.openxmlformats.org/drawingml/2006/main" noChangeAspect="1"/>
             </wp:cNvGraphicFramePr>
@@ -1207,13 +3418,13 @@
               <a:graphicData uri="http://schemas.openxmlformats.org/drawingml/2006/picture">
                 <pic:pic xmlns:pic="http://schemas.openxmlformats.org/drawingml/2006/picture">
                   <pic:nvPicPr>
-                    <pic:cNvPr id="0" name="" descr=""/>
+                    <pic:cNvPr id="0" name=""/>
                     <pic:cNvPicPr>
                       <a:picLocks noChangeAspect="1" noChangeArrowheads="1"/>
                     </pic:cNvPicPr>
                   </pic:nvPicPr>
                   <pic:blipFill>
-                    <a:blip r:embed="rId16" cstate="none"/>
+                    <a:blip r:embed="rId14"/>
                     <a:srcRect/>
                     <a:stretch>
                       <a:fillRect/>
@@ -1248,12 +3459,12 @@
           <w:sz w:val="18"/>
           <w:szCs w:val="18"/>
         </w:rPr>
-        <w:t xml:space="preserve">Figura 7 — Paso 3 de 6: la categoría y lo que da cada una</w:t>
-      </w:r>
-    </w:p>
-    <w:p>
-      <w:pPr>
-        <w:pStyle w:val="ListParagraph"/>
+        <w:t>Figura 7 — Paso 3 de 6: la categoría y lo que da cada una</w:t>
+      </w:r>
+    </w:p>
+    <w:p>
+      <w:pPr>
+        <w:pStyle w:val="Prrafodelista"/>
         <w:numPr>
           <w:ilvl w:val="0"/>
           <w:numId w:val="2"/>
@@ -1265,16 +3476,15 @@
           <w:b/>
           <w:bCs/>
         </w:rPr>
-        <w:t xml:space="preserve">Socio activo</w:t>
-      </w:r>
-      <w:r>
-        <w:t xml:space="preserve">: cuota mensual obligatoria. Si la Comisión te admite, tenés voz y voto en las
-asambleas y podés ocupar cargos. El voto rige a los 90 días de tu fecha de ingreso.</w:t>
-      </w:r>
-    </w:p>
-    <w:p>
-      <w:pPr>
-        <w:pStyle w:val="ListParagraph"/>
+        <w:t>Socio activo</w:t>
+      </w:r>
+      <w:r>
+        <w:t>: cuota mensual obligatoria. Si la Comisión te admite, tenés voz y voto en las asambleas y podés ocupar cargos. El voto rige a los 90 días de tu fecha de ingreso.</w:t>
+      </w:r>
+    </w:p>
+    <w:p>
+      <w:pPr>
+        <w:pStyle w:val="Prrafodelista"/>
         <w:numPr>
           <w:ilvl w:val="0"/>
           <w:numId w:val="2"/>
@@ -1286,12 +3496,13 @@
           <w:b/>
           <w:bCs/>
         </w:rPr>
-        <w:t xml:space="preserve">Socio adherente</w:t>
-      </w:r>
-      <w:r>
-        <w:t xml:space="preserve">: cuota voluntaria. Si te admiten, tenés voz en las asambleas y votás en las
-elecciones, también a los 90 días del ingreso. Acá el paso pregunta además si querés adherir al
-débito automático; los socios activos van siempre con débito.</w:t>
+        <w:t>Socio adherente</w:t>
+      </w:r>
+      <w:r>
+        <w:t xml:space="preserve">: cuota voluntaria. Si te admiten, tenés voz en las asambleas y votás en las elecciones, también a los 90 días del ingreso. Acá el paso pregunta además si querés adherir al </w:t>
+      </w:r>
+      <w:r>
+        <w:t>débito automático; los socios activos van siempre con débito.</w:t>
       </w:r>
     </w:p>
     <w:p>
@@ -1299,69 +3510,73 @@
         <w:spacing w:after="120"/>
       </w:pPr>
       <w:r>
-        <w:t xml:space="preserve">El monto de cada categoría es el que rige ese día; si no estuviera cargado, el paso lo dice y no
-deja avanzar. Y fijate en la línea de arriba: </w:t>
+        <w:t xml:space="preserve">El monto de cada categoría es el que rige ese día; si no estuviera cargado, el paso lo dice y no deja avanzar. Y fijate en la línea de arriba: </w:t>
       </w:r>
       <w:r>
         <w:rPr>
           <w:i/>
           <w:iCs/>
         </w:rPr>
-        <w:t xml:space="preserve">"La categoría se solicita: la admisión la resuelve
-la Comisión Directiva."</w:t>
-      </w:r>
-    </w:p>
-    <w:p>
-      <w:pPr>
-        <w:pStyle w:val="Heading2"/>
-      </w:pPr>
-      <w:r>
-        <w:t xml:space="preserve">Paso 4 — Tus datos</w:t>
-      </w:r>
+        <w:t>"La categoría se solicita: la admisión la resuelve la Comisión Directiva."</w:t>
+      </w:r>
+    </w:p>
+    <w:p>
+      <w:pPr>
+        <w:pStyle w:val="Ttulo2"/>
+      </w:pPr>
+      <w:bookmarkStart w:id="13" w:name="_Toc240118870"/>
+      <w:r>
+        <w:t>Paso 4 — Tus datos</w:t>
+      </w:r>
+      <w:bookmarkEnd w:id="13"/>
     </w:p>
     <w:p>
       <w:pPr>
         <w:spacing w:after="120"/>
       </w:pPr>
       <w:r>
-        <w:t xml:space="preserve">Nombre y apellido, fecha de nacimiento, estado civil, nacionalidad, ocupación, teléfono y correo
-—con una segunda casilla para repetirlo, así un error de tipeo no te deja sin avisos—. El DNI no
-se vuelve a pedir: quedó fijado en el paso 1. Abajo están los </w:t>
-      </w:r>
-      <w:r>
-        <w:rPr>
-          <w:b/>
-          <w:bCs/>
-        </w:rPr>
-        <w:t xml:space="preserve">términos y condiciones</w:t>
-      </w:r>
-      <w:r>
-        <w:t xml:space="preserve"> y el
-</w:t>
-      </w:r>
-      <w:r>
-        <w:rPr>
-          <w:b/>
-          <w:bCs/>
-        </w:rPr>
-        <w:t xml:space="preserve">consentimiento de datos personales</w:t>
-      </w:r>
-      <w:r>
-        <w:t xml:space="preserve">, que hay que leer y aceptar.</w:t>
+        <w:t xml:space="preserve">Nombre y apellido, fecha de nacimiento, estado civil, nacionalidad, ocupación, teléfono y correo —con una segunda casilla para repetirlo, así un error de tipeo no te deja sin avisos—. El DNI no </w:t>
+      </w:r>
+      <w:r>
+        <w:t xml:space="preserve">se vuelve a pedir: quedó fijado en el paso 1. Abajo están los </w:t>
+      </w:r>
+      <w:r>
+        <w:rPr>
+          <w:b/>
+          <w:bCs/>
+        </w:rPr>
+        <w:t>términos y condiciones</w:t>
+      </w:r>
+      <w:r>
+        <w:t xml:space="preserve"> y el </w:t>
+      </w:r>
+      <w:r>
+        <w:rPr>
+          <w:b/>
+          <w:bCs/>
+        </w:rPr>
+        <w:t>consentimiento de datos personales</w:t>
+      </w:r>
+      <w:r>
+        <w:t>, que hay que leer y aceptar.</w:t>
       </w:r>
     </w:p>
     <w:p>
       <w:pPr>
         <w:keepNext/>
-        <w:spacing w:after="60" w:before="120"/>
+        <w:spacing w:before="120" w:after="60"/>
         <w:jc w:val="center"/>
       </w:pPr>
       <w:r>
+        <w:rPr>
+          <w:noProof/>
+        </w:rPr>
+        <w:lastRenderedPageBreak/>
         <w:drawing>
-          <wp:inline distT="0" distB="0" distL="0" distR="0">
+          <wp:inline distT="0" distB="0" distL="0" distR="0" wp14:anchorId="08C48062" wp14:editId="757DE699">
             <wp:extent cx="4324350" cy="6772275"/>
-            <wp:effectExtent t="0" r="0" b="0" l="0"/>
-            <wp:docPr id="1" name="" descr="" title=""/>
+            <wp:effectExtent l="0" t="0" r="0" b="0"/>
+            <wp:docPr id="1235488884" name="Imagen 1235488884"/>
             <wp:cNvGraphicFramePr>
               <a:graphicFrameLocks xmlns:a="http://schemas.openxmlformats.org/drawingml/2006/main" noChangeAspect="1"/>
             </wp:cNvGraphicFramePr>
@@ -1369,13 +3584,13 @@
               <a:graphicData uri="http://schemas.openxmlformats.org/drawingml/2006/picture">
                 <pic:pic xmlns:pic="http://schemas.openxmlformats.org/drawingml/2006/picture">
                   <pic:nvPicPr>
-                    <pic:cNvPr id="0" name="" descr=""/>
+                    <pic:cNvPr id="0" name=""/>
                     <pic:cNvPicPr>
                       <a:picLocks noChangeAspect="1" noChangeArrowheads="1"/>
                     </pic:cNvPicPr>
                   </pic:nvPicPr>
                   <pic:blipFill>
-                    <a:blip r:embed="rId17" cstate="none"/>
+                    <a:blip r:embed="rId15"/>
                     <a:srcRect/>
                     <a:stretch>
                       <a:fillRect/>
@@ -1410,7 +3625,7 @@
           <w:sz w:val="18"/>
           <w:szCs w:val="18"/>
         </w:rPr>
-        <w:t xml:space="preserve">Figura 8 — Paso 4 de 6: Tus datos</w:t>
+        <w:t>Figura 8 — Paso 4 de 6: Tus datos</w:t>
       </w:r>
     </w:p>
     <w:p>
@@ -1425,31 +3640,31 @@
           <w:b/>
           <w:bCs/>
         </w:rPr>
-        <w:t xml:space="preserve">Guardar y continuar</w:t>
-      </w:r>
-      <w:r>
-        <w:t xml:space="preserve"> tu solicitud queda creada. Desde ese momento te llega un correo
-para </w:t>
-      </w:r>
-      <w:r>
-        <w:rPr>
-          <w:b/>
-          <w:bCs/>
-        </w:rPr>
-        <w:t xml:space="preserve">verificar tu dirección</w:t>
-      </w:r>
-      <w:r>
-        <w:t xml:space="preserve"> —confirmalo: así la vecinal sabe que la casilla es tuya— y ya no se
-puede volver a los pasos 1 a 4; si te equivocaste en algo, avisalo en la sede.</w:t>
-      </w:r>
-    </w:p>
-    <w:p>
-      <w:pPr>
-        <w:pStyle w:val="Heading2"/>
-      </w:pPr>
-      <w:r>
-        <w:t xml:space="preserve">Paso 5 — Documentación</w:t>
-      </w:r>
+        <w:t>Guardar y continuar</w:t>
+      </w:r>
+      <w:r>
+        <w:t xml:space="preserve"> tu solicitud queda creada. Desde ese momento te llega un correo para </w:t>
+      </w:r>
+      <w:r>
+        <w:rPr>
+          <w:b/>
+          <w:bCs/>
+        </w:rPr>
+        <w:t>verificar tu dirección</w:t>
+      </w:r>
+      <w:r>
+        <w:t xml:space="preserve"> —confirmalo: así la vecinal sabe que la casilla es tuya— y ya no se puede volver a los pasos 1 a 4; si te equivocaste en algo, avisalo en la sede.</w:t>
+      </w:r>
+    </w:p>
+    <w:p>
+      <w:pPr>
+        <w:pStyle w:val="Ttulo2"/>
+      </w:pPr>
+      <w:bookmarkStart w:id="14" w:name="_Toc240118871"/>
+      <w:r>
+        <w:t>Paso 5 — Documentación</w:t>
+      </w:r>
+      <w:bookmarkEnd w:id="14"/>
     </w:p>
     <w:p>
       <w:pPr>
@@ -1463,24 +3678,28 @@
           <w:b/>
           <w:bCs/>
         </w:rPr>
-        <w:t xml:space="preserve">dos caras de tu DNI</w:t>
-      </w:r>
-      <w:r>
-        <w:t xml:space="preserve">: las dos son obligatorias.</w:t>
+        <w:t>dos caras de tu DNI</w:t>
+      </w:r>
+      <w:r>
+        <w:t>: las dos son obligatorias.</w:t>
       </w:r>
     </w:p>
     <w:p>
       <w:pPr>
         <w:keepNext/>
-        <w:spacing w:after="60" w:before="120"/>
+        <w:spacing w:before="120" w:after="60"/>
         <w:jc w:val="center"/>
       </w:pPr>
       <w:r>
+        <w:rPr>
+          <w:noProof/>
+        </w:rPr>
+        <w:lastRenderedPageBreak/>
         <w:drawing>
-          <wp:inline distT="0" distB="0" distL="0" distR="0">
+          <wp:inline distT="0" distB="0" distL="0" distR="0" wp14:anchorId="7A0461DB" wp14:editId="152B0C84">
             <wp:extent cx="5762625" cy="7705725"/>
-            <wp:effectExtent t="0" r="0" b="0" l="0"/>
-            <wp:docPr id="1" name="" descr="" title=""/>
+            <wp:effectExtent l="0" t="0" r="0" b="0"/>
+            <wp:docPr id="842885011" name="Imagen 842885011"/>
             <wp:cNvGraphicFramePr>
               <a:graphicFrameLocks xmlns:a="http://schemas.openxmlformats.org/drawingml/2006/main" noChangeAspect="1"/>
             </wp:cNvGraphicFramePr>
@@ -1488,13 +3707,13 @@
               <a:graphicData uri="http://schemas.openxmlformats.org/drawingml/2006/picture">
                 <pic:pic xmlns:pic="http://schemas.openxmlformats.org/drawingml/2006/picture">
                   <pic:nvPicPr>
-                    <pic:cNvPr id="0" name="" descr=""/>
+                    <pic:cNvPr id="0" name=""/>
                     <pic:cNvPicPr>
                       <a:picLocks noChangeAspect="1" noChangeArrowheads="1"/>
                     </pic:cNvPicPr>
                   </pic:nvPicPr>
                   <pic:blipFill>
-                    <a:blip r:embed="rId18" cstate="none"/>
+                    <a:blip r:embed="rId16"/>
                     <a:srcRect/>
                     <a:stretch>
                       <a:fillRect/>
@@ -1529,12 +3748,12 @@
           <w:sz w:val="18"/>
           <w:szCs w:val="18"/>
         </w:rPr>
-        <w:t xml:space="preserve">Figura 9 — Paso 5 de 6: Documentación</w:t>
-      </w:r>
-    </w:p>
-    <w:p>
-      <w:pPr>
-        <w:pStyle w:val="ListParagraph"/>
+        <w:t>Figura 9 — Paso 5 de 6: Documentación</w:t>
+      </w:r>
+    </w:p>
+    <w:p>
+      <w:pPr>
+        <w:pStyle w:val="Prrafodelista"/>
         <w:numPr>
           <w:ilvl w:val="0"/>
           <w:numId w:val="2"/>
@@ -1549,7 +3768,7 @@
           <w:b/>
           <w:bCs/>
         </w:rPr>
-        <w:t xml:space="preserve">10 MB</w:t>
+        <w:t>10 MB</w:t>
       </w:r>
       <w:r>
         <w:t xml:space="preserve">, en </w:t>
@@ -1559,16 +3778,15 @@
           <w:b/>
           <w:bCs/>
         </w:rPr>
-        <w:t xml:space="preserve">JPG, PNG, WebP o PDF</w:t>
-      </w:r>
-      <w:r>
-        <w:t xml:space="preserve">. Sacá las fotos con el documento
-apoyado y bien iluminado, o subí el archivo escaneado.</w:t>
-      </w:r>
-    </w:p>
-    <w:p>
-      <w:pPr>
-        <w:pStyle w:val="ListParagraph"/>
+        <w:t>JPG, PNG, WebP o PDF</w:t>
+      </w:r>
+      <w:r>
+        <w:t>. Sacá las fotos con el documento apoyado y bien iluminado, o subí el archivo escaneado.</w:t>
+      </w:r>
+    </w:p>
+    <w:p>
+      <w:pPr>
+        <w:pStyle w:val="Prrafodelista"/>
         <w:numPr>
           <w:ilvl w:val="0"/>
           <w:numId w:val="2"/>
@@ -1583,7 +3801,7 @@
           <w:b/>
           <w:bCs/>
         </w:rPr>
-        <w:t xml:space="preserve">Subir</w:t>
+        <w:t>Subir</w:t>
       </w:r>
       <w:r>
         <w:t xml:space="preserve">; cuando queda lista deja de decir </w:t>
@@ -1593,15 +3811,15 @@
           <w:i/>
           <w:iCs/>
         </w:rPr>
-        <w:t xml:space="preserve">FALTA</w:t>
-      </w:r>
-      <w:r>
-        <w:t xml:space="preserve">.</w:t>
-      </w:r>
-    </w:p>
-    <w:p>
-      <w:pPr>
-        <w:pStyle w:val="ListParagraph"/>
+        <w:t>FALTA</w:t>
+      </w:r>
+      <w:r>
+        <w:t>.</w:t>
+      </w:r>
+    </w:p>
+    <w:p>
+      <w:pPr>
+        <w:pStyle w:val="Prrafodelista"/>
         <w:numPr>
           <w:ilvl w:val="0"/>
           <w:numId w:val="2"/>
@@ -1613,7 +3831,8 @@
           <w:b/>
           <w:bCs/>
         </w:rPr>
-        <w:t xml:space="preserve">Otros documentos</w:t>
+        <w:lastRenderedPageBreak/>
+        <w:t>Otros documentos</w:t>
       </w:r>
       <w:r>
         <w:t xml:space="preserve"> es opcional: hasta dos archivos, por ejemplo algo que acredite tu domicilio.</w:t>
@@ -1621,7 +3840,7 @@
     </w:p>
     <w:p>
       <w:pPr>
-        <w:pStyle w:val="ListParagraph"/>
+        <w:pStyle w:val="Prrafodelista"/>
         <w:numPr>
           <w:ilvl w:val="0"/>
           <w:numId w:val="2"/>
@@ -1629,7 +3848,7 @@
         <w:spacing w:after="240"/>
       </w:pPr>
       <w:r>
-        <w:t xml:space="preserve">Si volvés a subir el frente o el dorso, el nuevo reemplaza al anterior; los anexos se suman.</w:t>
+        <w:t>Si volvés a subir el frente o el dorso, el nuevo reemplaza al anterior; los anexos se suman.</w:t>
       </w:r>
     </w:p>
     <w:p>
@@ -1641,7 +3860,7 @@
           <w:b/>
           <w:bCs/>
         </w:rPr>
-        <w:t xml:space="preserve">Continuar</w:t>
+        <w:t>Continuar</w:t>
       </w:r>
       <w:r>
         <w:t xml:space="preserve"> se enciende recién cuando están las dos caras, y abajo la pantalla dice qué falta.</w:t>
@@ -1649,24 +3868,29 @@
     </w:p>
     <w:p>
       <w:pPr>
-        <w:pStyle w:val="Heading2"/>
-      </w:pPr>
-      <w:r>
-        <w:t xml:space="preserve">Paso 6 — Pago y envío</w:t>
-      </w:r>
+        <w:pStyle w:val="Ttulo2"/>
+      </w:pPr>
+      <w:bookmarkStart w:id="15" w:name="_Toc240118872"/>
+      <w:r>
+        <w:t>Paso 6 — Pago y envío</w:t>
+      </w:r>
+      <w:bookmarkEnd w:id="15"/>
     </w:p>
     <w:p>
       <w:pPr>
         <w:keepNext/>
-        <w:spacing w:after="60" w:before="120"/>
+        <w:spacing w:before="120" w:after="60"/>
         <w:jc w:val="center"/>
       </w:pPr>
       <w:r>
+        <w:rPr>
+          <w:noProof/>
+        </w:rPr>
         <w:drawing>
-          <wp:inline distT="0" distB="0" distL="0" distR="0">
+          <wp:inline distT="0" distB="0" distL="0" distR="0" wp14:anchorId="2F8BE478" wp14:editId="24C89222">
             <wp:extent cx="5762625" cy="5353050"/>
-            <wp:effectExtent t="0" r="0" b="0" l="0"/>
-            <wp:docPr id="1" name="" descr="" title=""/>
+            <wp:effectExtent l="0" t="0" r="0" b="0"/>
+            <wp:docPr id="444349603" name="Imagen 444349603"/>
             <wp:cNvGraphicFramePr>
               <a:graphicFrameLocks xmlns:a="http://schemas.openxmlformats.org/drawingml/2006/main" noChangeAspect="1"/>
             </wp:cNvGraphicFramePr>
@@ -1674,13 +3898,13 @@
               <a:graphicData uri="http://schemas.openxmlformats.org/drawingml/2006/picture">
                 <pic:pic xmlns:pic="http://schemas.openxmlformats.org/drawingml/2006/picture">
                   <pic:nvPicPr>
-                    <pic:cNvPr id="0" name="" descr=""/>
+                    <pic:cNvPr id="0" name=""/>
                     <pic:cNvPicPr>
                       <a:picLocks noChangeAspect="1" noChangeArrowheads="1"/>
                     </pic:cNvPicPr>
                   </pic:nvPicPr>
                   <pic:blipFill>
-                    <a:blip r:embed="rId19" cstate="none"/>
+                    <a:blip r:embed="rId17"/>
                     <a:srcRect/>
                     <a:stretch>
                       <a:fillRect/>
@@ -1715,7 +3939,7 @@
           <w:sz w:val="18"/>
           <w:szCs w:val="18"/>
         </w:rPr>
-        <w:t xml:space="preserve">Figura 10 — Paso 6 de 6: la boleta previa y el envío</w:t>
+        <w:t>Figura 10 — Paso 6 de 6: la boleta previa y el envío</w:t>
       </w:r>
     </w:p>
     <w:p>
@@ -1727,18 +3951,17 @@
           <w:b/>
           <w:bCs/>
         </w:rPr>
-        <w:t xml:space="preserve">Con débito automático</w:t>
-      </w:r>
-      <w:r>
-        <w:t xml:space="preserve"> (socio activo, o adherente que eligió adherir) la pantalla muestra la
-boleta antes de mandarte a pagar: el aviso de que </w:t>
-      </w:r>
-      <w:r>
-        <w:rPr>
-          <w:b/>
-          <w:bCs/>
-        </w:rPr>
-        <w:t xml:space="preserve">pagar no te convierte en socio/a</w:t>
+        <w:t>Con débito automático</w:t>
+      </w:r>
+      <w:r>
+        <w:t xml:space="preserve"> (socio activo, o adherente que eligió adherir) la pantalla muestra la boleta antes de mandarte a pagar: el aviso de que </w:t>
+      </w:r>
+      <w:r>
+        <w:rPr>
+          <w:b/>
+          <w:bCs/>
+        </w:rPr>
+        <w:t>pagar no te convierte en socio/a</w:t>
       </w:r>
       <w:r>
         <w:t xml:space="preserve">; la </w:t>
@@ -1748,33 +3971,30 @@
           <w:b/>
           <w:bCs/>
         </w:rPr>
-        <w:t xml:space="preserve">cuota
-de ingreso</w:t>
-      </w:r>
-      <w:r>
-        <w:t xml:space="preserve">, que equivale a un mes de cuota y que el estatuto pide abonar para ser admitido
-(Art. 5); la </w:t>
-      </w:r>
-      <w:r>
-        <w:rPr>
-          <w:b/>
-          <w:bCs/>
-        </w:rPr>
-        <w:t xml:space="preserve">cuota mensual</w:t>
-      </w:r>
-      <w:r>
-        <w:t xml:space="preserve"> que se debita después; y la advertencia de que esa cuota de ingreso
-</w:t>
-      </w:r>
-      <w:r>
-        <w:rPr>
-          <w:b/>
-          <w:bCs/>
-        </w:rPr>
-        <w:t xml:space="preserve">no se devuelve</w:t>
-      </w:r>
-      <w:r>
-        <w:t xml:space="preserve">, cualquiera sea el resultado.</w:t>
+        <w:t>cuota de ingreso</w:t>
+      </w:r>
+      <w:r>
+        <w:t xml:space="preserve">, que equivale a un mes de cuota y que el estatuto pide abonar para ser admitido (Art. 5); la </w:t>
+      </w:r>
+      <w:r>
+        <w:rPr>
+          <w:b/>
+          <w:bCs/>
+        </w:rPr>
+        <w:t>cuota mensual</w:t>
+      </w:r>
+      <w:r>
+        <w:t xml:space="preserve"> que se debita después; y la advertencia de que esa cuota de ingreso </w:t>
+      </w:r>
+      <w:r>
+        <w:rPr>
+          <w:b/>
+          <w:bCs/>
+        </w:rPr>
+        <w:t>no se devuelve</w:t>
+      </w:r>
+      <w:r>
+        <w:t>, cualquiera sea el resultado.</w:t>
       </w:r>
     </w:p>
     <w:p>
@@ -1789,24 +4009,27 @@
           <w:b/>
           <w:bCs/>
         </w:rPr>
-        <w:t xml:space="preserve">Pagar y enviar mi solicitud</w:t>
-      </w:r>
-      <w:r>
-        <w:t xml:space="preserve"> vas a Mercado Pago a autorizar el débito. Cuando volvés,
-el sitio dice </w:t>
+        <w:t>Pagar y enviar mi solicitud</w:t>
+      </w:r>
+      <w:r>
+        <w:t xml:space="preserve"> vas a Mercado Pago a autorizar el débito. Cuando volvés, el sitio dice </w:t>
       </w:r>
       <w:r>
         <w:rPr>
           <w:i/>
           <w:iCs/>
         </w:rPr>
-        <w:t xml:space="preserve">"Estamos confirmando tu pago"</w:t>
-      </w:r>
-      <w:r>
-        <w:t xml:space="preserve"> y espera el aviso, que suele tardar menos de un
-minuto; podés cerrar la página, porque la solicitud queda guardada y te escribimos cuando el pago
-se confirme. Si cerraste el pago sin terminarlo, el mismo enlace te ofrece volver a Mercado Pago
-mientras la solicitud no venza a los 7 días: es la misma operación, no un cobro nuevo.</w:t>
+        <w:t>"Estamos confirmando tu pago"</w:t>
+      </w:r>
+      <w:r>
+        <w:t xml:space="preserve"> y espera el aviso, que suele tardar menos de un minuto; podés cerrar la página, porque la solicitud queda guardada y te escribimos cuando el pago se confirme. Si </w:t>
+      </w:r>
+      <w:r>
+        <w:lastRenderedPageBreak/>
+        <w:t xml:space="preserve">cerraste el pago sin terminarlo, el mismo enlace te ofrece volver a Mercado Pago </w:t>
+      </w:r>
+      <w:r>
+        <w:t>mientras la solicitud no venza a los 7 días: es la misma operación, no un cobro nuevo.</w:t>
       </w:r>
     </w:p>
     <w:p>
@@ -1818,7 +4041,7 @@
           <w:b/>
           <w:bCs/>
         </w:rPr>
-        <w:t xml:space="preserve">Sin pago</w:t>
+        <w:t>Sin pago</w:t>
       </w:r>
       <w:r>
         <w:t xml:space="preserve"> (adherente que no adhirió al débito) no se te cobra nada y el botón es </w:t>
@@ -1828,32 +4051,33 @@
           <w:b/>
           <w:bCs/>
         </w:rPr>
-        <w:t xml:space="preserve">Enviar
-solicitud</w:t>
-      </w:r>
-      <w:r>
-        <w:t xml:space="preserve">; si más adelante querés adherir, avisalo en la sede.</w:t>
-      </w:r>
-    </w:p>
-    <w:p>
-      <w:pPr>
-        <w:pStyle w:val="Heading2"/>
-      </w:pPr>
-      <w:r>
-        <w:t xml:space="preserve">Qué pasa después de enviar</w:t>
-      </w:r>
+        <w:t>Enviar solicitud</w:t>
+      </w:r>
+      <w:r>
+        <w:t>; si más adelante querés adherir, avisalo en la sede.</w:t>
+      </w:r>
+    </w:p>
+    <w:p>
+      <w:pPr>
+        <w:pStyle w:val="Ttulo2"/>
+      </w:pPr>
+      <w:bookmarkStart w:id="16" w:name="_Toc240118873"/>
+      <w:r>
+        <w:t>Qué pasa después de enviar</w:t>
+      </w:r>
+      <w:bookmarkEnd w:id="16"/>
     </w:p>
     <w:p>
       <w:pPr>
         <w:spacing w:after="120"/>
       </w:pPr>
       <w:r>
-        <w:t xml:space="preserve">La pantalla muestra la línea del trámite y en cuál de los tres hitos estás.</w:t>
-      </w:r>
-    </w:p>
-    <w:p>
-      <w:pPr>
-        <w:pStyle w:val="ListParagraph"/>
+        <w:t>La pantalla muestra la línea del trámite y en cuál de los tres hitos estás.</w:t>
+      </w:r>
+    </w:p>
+    <w:p>
+      <w:pPr>
+        <w:pStyle w:val="Prrafodelista"/>
         <w:numPr>
           <w:ilvl w:val="0"/>
           <w:numId w:val="3"/>
@@ -1865,7 +4089,7 @@
           <w:b/>
           <w:bCs/>
         </w:rPr>
-        <w:t xml:space="preserve">Solicitud presentada</w:t>
+        <w:t>Solicitud presentada</w:t>
       </w:r>
       <w:r>
         <w:t xml:space="preserve">, o </w:t>
@@ -1875,16 +4099,15 @@
           <w:b/>
           <w:bCs/>
         </w:rPr>
-        <w:t xml:space="preserve">completa y pago acreditado</w:t>
-      </w:r>
-      <w:r>
-        <w:t xml:space="preserve"> —ahí el recibo de la cuota de ingreso
-llega por correo—.</w:t>
-      </w:r>
-    </w:p>
-    <w:p>
-      <w:pPr>
-        <w:pStyle w:val="ListParagraph"/>
+        <w:t>completa y pago acreditado</w:t>
+      </w:r>
+      <w:r>
+        <w:t xml:space="preserve"> —ahí el recibo de la cuota de ingreso llega por correo—.</w:t>
+      </w:r>
+    </w:p>
+    <w:p>
+      <w:pPr>
+        <w:pStyle w:val="Prrafodelista"/>
         <w:numPr>
           <w:ilvl w:val="0"/>
           <w:numId w:val="3"/>
@@ -1896,16 +4119,15 @@
           <w:b/>
           <w:bCs/>
         </w:rPr>
-        <w:t xml:space="preserve">La Comisión Directiva resuelve.</w:t>
-      </w:r>
-      <w:r>
-        <w:t xml:space="preserve"> Todavía no sos socia o socio: se resuelve en la próxima
-reunión (Art. 5 del estatuto) y el resultado llega por correo.</w:t>
-      </w:r>
-    </w:p>
-    <w:p>
-      <w:pPr>
-        <w:pStyle w:val="ListParagraph"/>
+        <w:t>La Comisión Directiva resuelve.</w:t>
+      </w:r>
+      <w:r>
+        <w:t xml:space="preserve"> Todavía no sos socia o socio: se resuelve en la próxima reunión (Art. 5 del estatuto) y el resultado llega por correo.</w:t>
+      </w:r>
+    </w:p>
+    <w:p>
+      <w:pPr>
+        <w:pStyle w:val="Prrafodelista"/>
         <w:numPr>
           <w:ilvl w:val="0"/>
           <w:numId w:val="3"/>
@@ -1917,11 +4139,10 @@
           <w:b/>
           <w:bCs/>
         </w:rPr>
-        <w:t xml:space="preserve">Alta en acta.</w:t>
-      </w:r>
-      <w:r>
-        <w:t xml:space="preserve"> Si te admiten, la fecha del acta es tu fecha de ingreso, y desde ahí corren
-los 90 días para votar.</w:t>
+        <w:t>Alta en acta.</w:t>
+      </w:r>
+      <w:r>
+        <w:t xml:space="preserve"> Si te admiten, la fecha del acta es tu fecha de ingreso, y desde ahí corren los 90 días para votar.</w:t>
       </w:r>
     </w:p>
     <w:p>
@@ -1936,30 +4157,28 @@
           <w:b/>
           <w:bCs/>
         </w:rPr>
-        <w:t xml:space="preserve">No llega antes</w:t>
-      </w:r>
-      <w:r>
-        <w:t xml:space="preserve">: la
-cuenta cuelga de la ficha de socio, y antes del acta esa ficha todavía no existe.</w:t>
-      </w:r>
-    </w:p>
-    <w:p>
-      <w:pPr>
-        <w:pStyle w:val="Heading2"/>
-      </w:pPr>
-      <w:r>
-        <w:t xml:space="preserve">Retomar un trámite empezado</w:t>
-      </w:r>
+        <w:t>No llega antes</w:t>
+      </w:r>
+      <w:r>
+        <w:t>: la cuenta cuelga de la ficha de socio, y antes del acta esa ficha todavía no existe.</w:t>
+      </w:r>
+    </w:p>
+    <w:p>
+      <w:pPr>
+        <w:pStyle w:val="Ttulo2"/>
+      </w:pPr>
+      <w:bookmarkStart w:id="17" w:name="_Toc240118874"/>
+      <w:r>
+        <w:t>Retomar un trámite empezado</w:t>
+      </w:r>
+      <w:bookmarkEnd w:id="17"/>
     </w:p>
     <w:p>
       <w:pPr>
         <w:spacing w:after="120"/>
       </w:pPr>
       <w:r>
-        <w:t xml:space="preserve">El enlace para volver lo pedís desde el paso 1 con tu DNI: si hay una solicitud en trámite con ese
-documento, la pantalla te lo reenvía al correo que dejaste, y esa dirección nunca se muestra, por si
-quien tipea el DNI no sos vos. También llega con el recordatorio de pago a los 3 días. Al abrirlo
-caés en el paso donde lo dejaste, o en la pantalla de estado si ya lo enviaste.</w:t>
+        <w:t>El enlace para volver lo pedís desde el paso 1 con tu DNI: si hay una solicitud en trámite con ese documento, la pantalla te lo reenvía al correo que dejaste, y esa dirección nunca se muestra, por si quien tipea el DNI no sos vos. También llega con el recordatorio de pago a los 3 días. Al abrirlo caés en el paso donde lo dejaste, o en la pantalla de estado si ya lo enviaste.</w:t>
       </w:r>
     </w:p>
     <w:p>
@@ -1974,31 +4193,31 @@
           <w:b/>
           <w:bCs/>
         </w:rPr>
-        <w:t xml:space="preserve">7 días</w:t>
-      </w:r>
-      <w:r>
-        <w:t xml:space="preserve"> la solicitud vence —podés empezar otra—;
-y si quedó esperando el pago, a los </w:t>
-      </w:r>
-      <w:r>
-        <w:rPr>
-          <w:b/>
-          <w:bCs/>
-        </w:rPr>
-        <w:t xml:space="preserve">3 días</w:t>
-      </w:r>
-      <w:r>
-        <w:t xml:space="preserve"> llega un recordatorio, una sola vez. Las solicitudes
-que ya están en manos de la Comisión no vencen.</w:t>
-      </w:r>
-    </w:p>
-    <w:p>
-      <w:pPr>
-        <w:pStyle w:val="Heading2"/>
-      </w:pPr>
-      <w:r>
-        <w:t xml:space="preserve">Si el sistema no te deja seguir</w:t>
-      </w:r>
+        <w:t>7 días</w:t>
+      </w:r>
+      <w:r>
+        <w:t xml:space="preserve"> la solicitud vence —podés empezar otra—; y si quedó esperando el pago, a los </w:t>
+      </w:r>
+      <w:r>
+        <w:rPr>
+          <w:b/>
+          <w:bCs/>
+        </w:rPr>
+        <w:t>3 días</w:t>
+      </w:r>
+      <w:r>
+        <w:t xml:space="preserve"> llega un recordatorio, una sola vez. Las solicitudes que ya están en manos de la Comisión no vencen.</w:t>
+      </w:r>
+    </w:p>
+    <w:p>
+      <w:pPr>
+        <w:pStyle w:val="Ttulo2"/>
+      </w:pPr>
+      <w:bookmarkStart w:id="18" w:name="_Toc240118875"/>
+      <w:r>
+        <w:t>Si el sistema no te deja seguir</w:t>
+      </w:r>
+      <w:bookmarkEnd w:id="18"/>
     </w:p>
     <w:p>
       <w:pPr>
@@ -2012,7 +4231,7 @@
           <w:b/>
           <w:bCs/>
         </w:rPr>
-        <w:t xml:space="preserve">probar con otro documento</w:t>
+        <w:t>probar con otro documento</w:t>
       </w:r>
       <w:r>
         <w:t xml:space="preserve"> o volver al inicio.</w:t>
@@ -2020,182 +4239,190 @@
     </w:p>
     <w:tbl>
       <w:tblPr>
-        <w:tblW w:type="dxa" w:w="9072"/>
+        <w:tblW w:w="9072" w:type="dxa"/>
         <w:tblBorders>
-          <w:top w:val="single" w:color="auto" w:sz="4"/>
-          <w:left w:val="single" w:color="auto" w:sz="4"/>
-          <w:bottom w:val="single" w:color="auto" w:sz="4"/>
-          <w:right w:val="single" w:color="auto" w:sz="4"/>
-          <w:insideH w:val="single" w:color="auto" w:sz="4"/>
-          <w:insideV w:val="single" w:color="auto" w:sz="4"/>
+          <w:top w:val="single" w:sz="4" w:space="0" w:color="auto"/>
+          <w:left w:val="single" w:sz="4" w:space="0" w:color="auto"/>
+          <w:bottom w:val="single" w:sz="4" w:space="0" w:color="auto"/>
+          <w:right w:val="single" w:sz="4" w:space="0" w:color="auto"/>
+          <w:insideH w:val="single" w:sz="4" w:space="0" w:color="auto"/>
+          <w:insideV w:val="single" w:sz="4" w:space="0" w:color="auto"/>
         </w:tblBorders>
+        <w:tblCellMar>
+          <w:left w:w="10" w:type="dxa"/>
+          <w:right w:w="10" w:type="dxa"/>
+        </w:tblCellMar>
+        <w:tblLook w:val="04A0" w:firstRow="1" w:lastRow="0" w:firstColumn="1" w:lastColumn="0" w:noHBand="0" w:noVBand="1"/>
       </w:tblPr>
       <w:tblGrid>
         <w:gridCol w:w="1910"/>
         <w:gridCol w:w="7162"/>
       </w:tblGrid>
       <w:tr>
+        <w:tblPrEx>
+          <w:tblCellMar>
+            <w:top w:w="0" w:type="dxa"/>
+            <w:bottom w:w="0" w:type="dxa"/>
+          </w:tblCellMar>
+        </w:tblPrEx>
         <w:trPr>
           <w:tblHeader/>
         </w:trPr>
         <w:tc>
           <w:tcPr>
-            <w:tcW w:type="dxa" w:w="1910"/>
-            <w:shd w:fill="DCEBF7" w:color="auto" w:val="clear"/>
+            <w:tcW w:w="1910" w:type="dxa"/>
+            <w:shd w:val="clear" w:color="auto" w:fill="DCEBF7"/>
             <w:tcMar>
-              <w:top w:type="dxa" w:w="60"/>
-              <w:left w:type="dxa" w:w="100"/>
-              <w:bottom w:type="dxa" w:w="60"/>
-              <w:right w:type="dxa" w:w="100"/>
+              <w:top w:w="60" w:type="dxa"/>
+              <w:left w:w="100" w:type="dxa"/>
+              <w:bottom w:w="60" w:type="dxa"/>
+              <w:right w:w="100" w:type="dxa"/>
             </w:tcMar>
           </w:tcPr>
           <w:p>
-            <w:pPr>
-              <w:spacing w:after="0"/>
-            </w:pPr>
             <w:r>
               <w:rPr>
                 <w:b/>
                 <w:bCs/>
               </w:rPr>
-              <w:t xml:space="preserve">Qué dice la pantalla</w:t>
+              <w:t>Qué dice la pantalla</w:t>
             </w:r>
           </w:p>
         </w:tc>
         <w:tc>
           <w:tcPr>
-            <w:tcW w:type="dxa" w:w="7162"/>
-            <w:shd w:fill="DCEBF7" w:color="auto" w:val="clear"/>
+            <w:tcW w:w="7162" w:type="dxa"/>
+            <w:shd w:val="clear" w:color="auto" w:fill="DCEBF7"/>
             <w:tcMar>
-              <w:top w:type="dxa" w:w="60"/>
-              <w:left w:type="dxa" w:w="100"/>
-              <w:bottom w:type="dxa" w:w="60"/>
-              <w:right w:type="dxa" w:w="100"/>
+              <w:top w:w="60" w:type="dxa"/>
+              <w:left w:w="100" w:type="dxa"/>
+              <w:bottom w:w="60" w:type="dxa"/>
+              <w:right w:w="100" w:type="dxa"/>
             </w:tcMar>
           </w:tcPr>
           <w:p>
-            <w:pPr>
-              <w:spacing w:after="0"/>
-            </w:pPr>
             <w:r>
               <w:rPr>
                 <w:b/>
                 <w:bCs/>
               </w:rPr>
-              <w:t xml:space="preserve">Qué significa</w:t>
+              <w:t>Qué significa</w:t>
             </w:r>
           </w:p>
         </w:tc>
       </w:tr>
       <w:tr>
+        <w:tblPrEx>
+          <w:tblCellMar>
+            <w:top w:w="0" w:type="dxa"/>
+            <w:bottom w:w="0" w:type="dxa"/>
+          </w:tblCellMar>
+        </w:tblPrEx>
         <w:tc>
           <w:tcPr>
-            <w:tcW w:type="dxa" w:w="1910"/>
+            <w:tcW w:w="1910" w:type="dxa"/>
             <w:tcMar>
-              <w:top w:type="dxa" w:w="60"/>
-              <w:left w:type="dxa" w:w="100"/>
-              <w:bottom w:type="dxa" w:w="60"/>
-              <w:right w:type="dxa" w:w="100"/>
+              <w:top w:w="60" w:type="dxa"/>
+              <w:left w:w="100" w:type="dxa"/>
+              <w:bottom w:w="60" w:type="dxa"/>
+              <w:right w:w="100" w:type="dxa"/>
             </w:tcMar>
           </w:tcPr>
           <w:p>
-            <w:pPr>
-              <w:spacing w:after="0"/>
-            </w:pPr>
             <w:r>
               <w:rPr>
                 <w:b/>
                 <w:bCs/>
               </w:rPr>
-              <w:t xml:space="preserve">Ya estás asociado/a</w:t>
+              <w:t>Ya estás asociado/a</w:t>
             </w:r>
           </w:p>
         </w:tc>
         <w:tc>
           <w:tcPr>
-            <w:tcW w:type="dxa" w:w="7162"/>
+            <w:tcW w:w="7162" w:type="dxa"/>
             <w:tcMar>
-              <w:top w:type="dxa" w:w="60"/>
-              <w:left w:type="dxa" w:w="100"/>
-              <w:bottom w:type="dxa" w:w="60"/>
-              <w:right w:type="dxa" w:w="100"/>
+              <w:top w:w="60" w:type="dxa"/>
+              <w:left w:w="100" w:type="dxa"/>
+              <w:bottom w:w="60" w:type="dxa"/>
+              <w:right w:w="100" w:type="dxa"/>
             </w:tcMar>
           </w:tcPr>
           <w:p>
-            <w:pPr>
-              <w:spacing w:after="0"/>
-            </w:pPr>
-            <w:r>
-              <w:t xml:space="preserve">Ese documento figura en una ficha ya asociada. Muestra el nombre incompleto para que te reconozcas sin publicar datos ajenos. Entrá al panel de socio.</w:t>
+            <w:r>
+              <w:t>Ese documento figura en una ficha ya asociada. Muestra el nombre incompleto para que te reconozcas sin publicar datos ajenos. Entrá al panel de socio.</w:t>
             </w:r>
           </w:p>
         </w:tc>
       </w:tr>
       <w:tr>
+        <w:tblPrEx>
+          <w:tblCellMar>
+            <w:top w:w="0" w:type="dxa"/>
+            <w:bottom w:w="0" w:type="dxa"/>
+          </w:tblCellMar>
+        </w:tblPrEx>
         <w:tc>
           <w:tcPr>
-            <w:tcW w:type="dxa" w:w="1910"/>
+            <w:tcW w:w="1910" w:type="dxa"/>
             <w:tcMar>
-              <w:top w:type="dxa" w:w="60"/>
-              <w:left w:type="dxa" w:w="100"/>
-              <w:bottom w:type="dxa" w:w="60"/>
-              <w:right w:type="dxa" w:w="100"/>
+              <w:top w:w="60" w:type="dxa"/>
+              <w:left w:w="100" w:type="dxa"/>
+              <w:bottom w:w="60" w:type="dxa"/>
+              <w:right w:w="100" w:type="dxa"/>
             </w:tcMar>
           </w:tcPr>
           <w:p>
-            <w:pPr>
-              <w:spacing w:after="0"/>
-            </w:pPr>
             <w:r>
               <w:rPr>
                 <w:b/>
                 <w:bCs/>
               </w:rPr>
-              <w:t xml:space="preserve">Ya tenés una solicitud en trámite</w:t>
+              <w:t>Ya tenés una solicitud en trámite</w:t>
             </w:r>
           </w:p>
         </w:tc>
         <w:tc>
           <w:tcPr>
-            <w:tcW w:type="dxa" w:w="7162"/>
+            <w:tcW w:w="7162" w:type="dxa"/>
             <w:tcMar>
-              <w:top w:type="dxa" w:w="60"/>
-              <w:left w:type="dxa" w:w="100"/>
-              <w:bottom w:type="dxa" w:w="60"/>
-              <w:right w:type="dxa" w:w="100"/>
+              <w:top w:w="60" w:type="dxa"/>
+              <w:left w:w="100" w:type="dxa"/>
+              <w:bottom w:w="60" w:type="dxa"/>
+              <w:right w:w="100" w:type="dxa"/>
             </w:tcMar>
           </w:tcPr>
           <w:p>
-            <w:pPr>
-              <w:spacing w:after="0"/>
-            </w:pPr>
-            <w:r>
-              <w:t xml:space="preserve">Hay un trámite abierto con ese DNI. La misma pantalla te reenvía el enlace.</w:t>
+            <w:r>
+              <w:t>Hay un trámite abierto con ese DNI. La misma pantalla te reenvía el enlace.</w:t>
             </w:r>
           </w:p>
         </w:tc>
       </w:tr>
       <w:tr>
+        <w:tblPrEx>
+          <w:tblCellMar>
+            <w:top w:w="0" w:type="dxa"/>
+            <w:bottom w:w="0" w:type="dxa"/>
+          </w:tblCellMar>
+        </w:tblPrEx>
         <w:tc>
           <w:tcPr>
-            <w:tcW w:type="dxa" w:w="1910"/>
+            <w:tcW w:w="1910" w:type="dxa"/>
             <w:tcMar>
-              <w:top w:type="dxa" w:w="60"/>
-              <w:left w:type="dxa" w:w="100"/>
-              <w:bottom w:type="dxa" w:w="60"/>
-              <w:right w:type="dxa" w:w="100"/>
+              <w:top w:w="60" w:type="dxa"/>
+              <w:left w:w="100" w:type="dxa"/>
+              <w:bottom w:w="60" w:type="dxa"/>
+              <w:right w:w="100" w:type="dxa"/>
             </w:tcMar>
           </w:tcPr>
           <w:p>
-            <w:pPr>
-              <w:spacing w:after="0"/>
-            </w:pPr>
             <w:r>
               <w:rPr>
                 <w:b/>
                 <w:bCs/>
               </w:rPr>
-              <w:t xml:space="preserve">No pudimos seguir</w:t>
+              <w:t>No pudimos seguir</w:t>
             </w:r>
             <w:r>
               <w:t xml:space="preserve"> — deuda</w:t>
@@ -2204,45 +4431,46 @@
         </w:tc>
         <w:tc>
           <w:tcPr>
-            <w:tcW w:type="dxa" w:w="7162"/>
+            <w:tcW w:w="7162" w:type="dxa"/>
             <w:tcMar>
-              <w:top w:type="dxa" w:w="60"/>
-              <w:left w:type="dxa" w:w="100"/>
-              <w:bottom w:type="dxa" w:w="60"/>
-              <w:right w:type="dxa" w:w="100"/>
+              <w:top w:w="60" w:type="dxa"/>
+              <w:left w:w="100" w:type="dxa"/>
+              <w:bottom w:w="60" w:type="dxa"/>
+              <w:right w:w="100" w:type="dxa"/>
             </w:tcMar>
           </w:tcPr>
           <w:p>
-            <w:pPr>
-              <w:spacing w:after="0"/>
-            </w:pPr>
-            <w:r>
-              <w:t xml:space="preserve">La ficha registra cuotas pendientes: dice cuántas, no el monto. Regularizalas en la sede y después completás la solicitud.</w:t>
+            <w:r>
+              <w:t>La ficha registra cuotas pendientes: dice cuántas, no el monto. Regularizalas en la sede y después completás la solicitud.</w:t>
             </w:r>
           </w:p>
         </w:tc>
       </w:tr>
       <w:tr>
+        <w:tblPrEx>
+          <w:tblCellMar>
+            <w:top w:w="0" w:type="dxa"/>
+            <w:bottom w:w="0" w:type="dxa"/>
+          </w:tblCellMar>
+        </w:tblPrEx>
         <w:tc>
           <w:tcPr>
-            <w:tcW w:type="dxa" w:w="1910"/>
+            <w:tcW w:w="1910" w:type="dxa"/>
             <w:tcMar>
-              <w:top w:type="dxa" w:w="60"/>
-              <w:left w:type="dxa" w:w="100"/>
-              <w:bottom w:type="dxa" w:w="60"/>
-              <w:right w:type="dxa" w:w="100"/>
+              <w:top w:w="60" w:type="dxa"/>
+              <w:left w:w="100" w:type="dxa"/>
+              <w:bottom w:w="60" w:type="dxa"/>
+              <w:right w:w="100" w:type="dxa"/>
             </w:tcMar>
           </w:tcPr>
           <w:p>
-            <w:pPr>
-              <w:spacing w:after="0"/>
-            </w:pPr>
             <w:r>
               <w:rPr>
                 <w:b/>
                 <w:bCs/>
               </w:rPr>
-              <w:t xml:space="preserve">No pudimos seguir</w:t>
+              <w:lastRenderedPageBreak/>
+              <w:t>No pudimos seguir</w:t>
             </w:r>
             <w:r>
               <w:t xml:space="preserve"> — expulsión</w:t>
@@ -2251,45 +4479,45 @@
         </w:tc>
         <w:tc>
           <w:tcPr>
-            <w:tcW w:type="dxa" w:w="7162"/>
+            <w:tcW w:w="7162" w:type="dxa"/>
             <w:tcMar>
-              <w:top w:type="dxa" w:w="60"/>
-              <w:left w:type="dxa" w:w="100"/>
-              <w:bottom w:type="dxa" w:w="60"/>
-              <w:right w:type="dxa" w:w="100"/>
+              <w:top w:w="60" w:type="dxa"/>
+              <w:left w:w="100" w:type="dxa"/>
+              <w:bottom w:w="60" w:type="dxa"/>
+              <w:right w:w="100" w:type="dxa"/>
             </w:tcMar>
           </w:tcPr>
           <w:p>
-            <w:pPr>
-              <w:spacing w:after="0"/>
-            </w:pPr>
-            <w:r>
-              <w:t xml:space="preserve">La ficha registra la expulsión de la asociación, ratificada por asamblea. Conforme al estatuto, un socio expulsado no puede reingresar.</w:t>
+            <w:r>
+              <w:t>La ficha registra la expulsión de la asociación, ratificada por asamblea. Conforme al estatuto, un socio expulsado no puede reingresar.</w:t>
             </w:r>
           </w:p>
         </w:tc>
       </w:tr>
       <w:tr>
+        <w:tblPrEx>
+          <w:tblCellMar>
+            <w:top w:w="0" w:type="dxa"/>
+            <w:bottom w:w="0" w:type="dxa"/>
+          </w:tblCellMar>
+        </w:tblPrEx>
         <w:tc>
           <w:tcPr>
-            <w:tcW w:type="dxa" w:w="1910"/>
+            <w:tcW w:w="1910" w:type="dxa"/>
             <w:tcMar>
-              <w:top w:type="dxa" w:w="60"/>
-              <w:left w:type="dxa" w:w="100"/>
-              <w:bottom w:type="dxa" w:w="60"/>
-              <w:right w:type="dxa" w:w="100"/>
+              <w:top w:w="60" w:type="dxa"/>
+              <w:left w:w="100" w:type="dxa"/>
+              <w:bottom w:w="60" w:type="dxa"/>
+              <w:right w:w="100" w:type="dxa"/>
             </w:tcMar>
           </w:tcPr>
           <w:p>
-            <w:pPr>
-              <w:spacing w:after="0"/>
-            </w:pPr>
             <w:r>
               <w:rPr>
                 <w:b/>
                 <w:bCs/>
               </w:rPr>
-              <w:t xml:space="preserve">No pudimos seguir</w:t>
+              <w:t>No pudimos seguir</w:t>
             </w:r>
             <w:r>
               <w:t xml:space="preserve"> — rechazo reciente</w:t>
@@ -2298,45 +4526,45 @@
         </w:tc>
         <w:tc>
           <w:tcPr>
-            <w:tcW w:type="dxa" w:w="7162"/>
+            <w:tcW w:w="7162" w:type="dxa"/>
             <w:tcMar>
-              <w:top w:type="dxa" w:w="60"/>
-              <w:left w:type="dxa" w:w="100"/>
-              <w:bottom w:type="dxa" w:w="60"/>
-              <w:right w:type="dxa" w:w="100"/>
+              <w:top w:w="60" w:type="dxa"/>
+              <w:left w:w="100" w:type="dxa"/>
+              <w:bottom w:w="60" w:type="dxa"/>
+              <w:right w:w="100" w:type="dxa"/>
             </w:tcMar>
           </w:tcPr>
           <w:p>
-            <w:pPr>
-              <w:spacing w:after="0"/>
-            </w:pPr>
-            <w:r>
-              <w:t xml:space="preserve">Una solicitud anterior fue rechazada hace menos de seis meses. La pantalla dice desde qué fecha podés volver a presentarla.</w:t>
+            <w:r>
+              <w:t>Una solicitud anterior fue rechazada hace menos de seis meses. La pantalla dice desde qué fecha podés volver a presentarla.</w:t>
             </w:r>
           </w:p>
         </w:tc>
       </w:tr>
       <w:tr>
+        <w:tblPrEx>
+          <w:tblCellMar>
+            <w:top w:w="0" w:type="dxa"/>
+            <w:bottom w:w="0" w:type="dxa"/>
+          </w:tblCellMar>
+        </w:tblPrEx>
         <w:tc>
           <w:tcPr>
-            <w:tcW w:type="dxa" w:w="1910"/>
+            <w:tcW w:w="1910" w:type="dxa"/>
             <w:tcMar>
-              <w:top w:type="dxa" w:w="60"/>
-              <w:left w:type="dxa" w:w="100"/>
-              <w:bottom w:type="dxa" w:w="60"/>
-              <w:right w:type="dxa" w:w="100"/>
+              <w:top w:w="60" w:type="dxa"/>
+              <w:left w:w="100" w:type="dxa"/>
+              <w:bottom w:w="60" w:type="dxa"/>
+              <w:right w:w="100" w:type="dxa"/>
             </w:tcMar>
           </w:tcPr>
           <w:p>
-            <w:pPr>
-              <w:spacing w:after="0"/>
-            </w:pPr>
             <w:r>
               <w:rPr>
                 <w:b/>
                 <w:bCs/>
               </w:rPr>
-              <w:t xml:space="preserve">No pudimos seguir</w:t>
+              <w:t>No pudimos seguir</w:t>
             </w:r>
             <w:r>
               <w:t xml:space="preserve"> — otros casos</w:t>
@@ -2345,379 +4573,376 @@
         </w:tc>
         <w:tc>
           <w:tcPr>
-            <w:tcW w:type="dxa" w:w="7162"/>
+            <w:tcW w:w="7162" w:type="dxa"/>
             <w:tcMar>
-              <w:top w:type="dxa" w:w="60"/>
-              <w:left w:type="dxa" w:w="100"/>
-              <w:bottom w:type="dxa" w:w="60"/>
-              <w:right w:type="dxa" w:w="100"/>
+              <w:top w:w="60" w:type="dxa"/>
+              <w:left w:w="100" w:type="dxa"/>
+              <w:bottom w:w="60" w:type="dxa"/>
+              <w:right w:w="100" w:type="dxa"/>
             </w:tcMar>
           </w:tcPr>
           <w:p>
-            <w:pPr>
-              <w:spacing w:after="0"/>
-            </w:pPr>
-            <w:r>
-              <w:t xml:space="preserve">Hay algo en la ficha que no se resuelve por un formulario web. Acercate a la sede con tu documento.</w:t>
+            <w:r>
+              <w:t>Hay algo en la ficha que no se resuelve por un formulario web. Acercate a la sede con tu documento.</w:t>
             </w:r>
           </w:p>
         </w:tc>
       </w:tr>
     </w:tbl>
-    <w:p>
-      <w:pPr>
-        <w:spacing w:after="0" w:before="0"/>
-      </w:pPr>
-    </w:p>
+    <w:p/>
     <w:p>
       <w:pPr>
         <w:spacing w:after="120"/>
       </w:pPr>
       <w:r>
-        <w:t xml:space="preserve">Si creés que hay un error, acercate a la sede. Si fuiste socio, te diste de baja y no tenés nada
-pendiente, el trámite sigue normal: después se asienta como un reingreso sobre tu ficha de siempre,
-no como un socio nuevo.</w:t>
-      </w:r>
-    </w:p>
-    <w:p>
-      <w:pPr>
-        <w:pStyle w:val="Heading2"/>
-      </w:pPr>
-      <w:r>
-        <w:t xml:space="preserve">Los correos del trámite</w:t>
-      </w:r>
+        <w:t>Si creés que hay un error, acercate a la sede. Si fuiste socio, te diste de baja y no tenés nada pendiente, el trámite sigue normal: después se asienta como un reingreso sobre tu ficha de siempre, no como un socio nuevo.</w:t>
+      </w:r>
+    </w:p>
+    <w:p>
+      <w:pPr>
+        <w:pStyle w:val="Ttulo2"/>
+      </w:pPr>
+      <w:bookmarkStart w:id="19" w:name="_Toc240118876"/>
+      <w:r>
+        <w:t>Los correos del trámite</w:t>
+      </w:r>
+      <w:bookmarkEnd w:id="19"/>
     </w:p>
     <w:tbl>
       <w:tblPr>
-        <w:tblW w:type="dxa" w:w="9072"/>
+        <w:tblW w:w="9072" w:type="dxa"/>
         <w:tblBorders>
-          <w:top w:val="single" w:color="auto" w:sz="4"/>
-          <w:left w:val="single" w:color="auto" w:sz="4"/>
-          <w:bottom w:val="single" w:color="auto" w:sz="4"/>
-          <w:right w:val="single" w:color="auto" w:sz="4"/>
-          <w:insideH w:val="single" w:color="auto" w:sz="4"/>
-          <w:insideV w:val="single" w:color="auto" w:sz="4"/>
+          <w:top w:val="single" w:sz="4" w:space="0" w:color="auto"/>
+          <w:left w:val="single" w:sz="4" w:space="0" w:color="auto"/>
+          <w:bottom w:val="single" w:sz="4" w:space="0" w:color="auto"/>
+          <w:right w:val="single" w:sz="4" w:space="0" w:color="auto"/>
+          <w:insideH w:val="single" w:sz="4" w:space="0" w:color="auto"/>
+          <w:insideV w:val="single" w:sz="4" w:space="0" w:color="auto"/>
         </w:tblBorders>
+        <w:tblCellMar>
+          <w:left w:w="10" w:type="dxa"/>
+          <w:right w:w="10" w:type="dxa"/>
+        </w:tblCellMar>
+        <w:tblLook w:val="04A0" w:firstRow="1" w:lastRow="0" w:firstColumn="1" w:lastColumn="0" w:noHBand="0" w:noVBand="1"/>
       </w:tblPr>
       <w:tblGrid>
         <w:gridCol w:w="3273"/>
         <w:gridCol w:w="5799"/>
       </w:tblGrid>
       <w:tr>
+        <w:tblPrEx>
+          <w:tblCellMar>
+            <w:top w:w="0" w:type="dxa"/>
+            <w:bottom w:w="0" w:type="dxa"/>
+          </w:tblCellMar>
+        </w:tblPrEx>
         <w:trPr>
           <w:tblHeader/>
         </w:trPr>
         <w:tc>
           <w:tcPr>
-            <w:tcW w:type="dxa" w:w="3273"/>
-            <w:shd w:fill="DCEBF7" w:color="auto" w:val="clear"/>
+            <w:tcW w:w="3273" w:type="dxa"/>
+            <w:shd w:val="clear" w:color="auto" w:fill="DCEBF7"/>
             <w:tcMar>
-              <w:top w:type="dxa" w:w="60"/>
-              <w:left w:type="dxa" w:w="100"/>
-              <w:bottom w:type="dxa" w:w="60"/>
-              <w:right w:type="dxa" w:w="100"/>
+              <w:top w:w="60" w:type="dxa"/>
+              <w:left w:w="100" w:type="dxa"/>
+              <w:bottom w:w="60" w:type="dxa"/>
+              <w:right w:w="100" w:type="dxa"/>
             </w:tcMar>
           </w:tcPr>
           <w:p>
-            <w:pPr>
-              <w:spacing w:after="0"/>
-            </w:pPr>
             <w:r>
               <w:rPr>
                 <w:b/>
                 <w:bCs/>
               </w:rPr>
-              <w:t xml:space="preserve">Asunto</w:t>
+              <w:t>Asunto</w:t>
             </w:r>
           </w:p>
         </w:tc>
         <w:tc>
           <w:tcPr>
-            <w:tcW w:type="dxa" w:w="5799"/>
-            <w:shd w:fill="DCEBF7" w:color="auto" w:val="clear"/>
+            <w:tcW w:w="5799" w:type="dxa"/>
+            <w:shd w:val="clear" w:color="auto" w:fill="DCEBF7"/>
             <w:tcMar>
-              <w:top w:type="dxa" w:w="60"/>
-              <w:left w:type="dxa" w:w="100"/>
-              <w:bottom w:type="dxa" w:w="60"/>
-              <w:right w:type="dxa" w:w="100"/>
+              <w:top w:w="60" w:type="dxa"/>
+              <w:left w:w="100" w:type="dxa"/>
+              <w:bottom w:w="60" w:type="dxa"/>
+              <w:right w:w="100" w:type="dxa"/>
             </w:tcMar>
           </w:tcPr>
           <w:p>
-            <w:pPr>
-              <w:spacing w:after="0"/>
-            </w:pPr>
             <w:r>
               <w:rPr>
                 <w:b/>
                 <w:bCs/>
               </w:rPr>
-              <w:t xml:space="preserve">Cuándo llega</w:t>
+              <w:t>Cuándo llega</w:t>
             </w:r>
           </w:p>
         </w:tc>
       </w:tr>
       <w:tr>
+        <w:tblPrEx>
+          <w:tblCellMar>
+            <w:top w:w="0" w:type="dxa"/>
+            <w:bottom w:w="0" w:type="dxa"/>
+          </w:tblCellMar>
+        </w:tblPrEx>
         <w:tc>
           <w:tcPr>
-            <w:tcW w:type="dxa" w:w="3273"/>
+            <w:tcW w:w="3273" w:type="dxa"/>
             <w:tcMar>
-              <w:top w:type="dxa" w:w="60"/>
-              <w:left w:type="dxa" w:w="100"/>
-              <w:bottom w:type="dxa" w:w="60"/>
-              <w:right w:type="dxa" w:w="100"/>
+              <w:top w:w="60" w:type="dxa"/>
+              <w:left w:w="100" w:type="dxa"/>
+              <w:bottom w:w="60" w:type="dxa"/>
+              <w:right w:w="100" w:type="dxa"/>
             </w:tcMar>
           </w:tcPr>
           <w:p>
-            <w:pPr>
-              <w:spacing w:after="0"/>
-            </w:pPr>
-            <w:r>
-              <w:t xml:space="preserve">Verificá tu email</w:t>
+            <w:r>
+              <w:t>Verificá tu email</w:t>
             </w:r>
           </w:p>
         </w:tc>
         <w:tc>
           <w:tcPr>
-            <w:tcW w:type="dxa" w:w="5799"/>
+            <w:tcW w:w="5799" w:type="dxa"/>
             <w:tcMar>
-              <w:top w:type="dxa" w:w="60"/>
-              <w:left w:type="dxa" w:w="100"/>
-              <w:bottom w:type="dxa" w:w="60"/>
-              <w:right w:type="dxa" w:w="100"/>
+              <w:top w:w="60" w:type="dxa"/>
+              <w:left w:w="100" w:type="dxa"/>
+              <w:bottom w:w="60" w:type="dxa"/>
+              <w:right w:w="100" w:type="dxa"/>
             </w:tcMar>
           </w:tcPr>
           <w:p>
-            <w:pPr>
-              <w:spacing w:after="0"/>
-            </w:pPr>
-            <w:r>
-              <w:t xml:space="preserve">Al crear la solicitud, en el paso 4</w:t>
+            <w:r>
+              <w:t>Al crear la solicitud, en el paso 4</w:t>
             </w:r>
           </w:p>
         </w:tc>
       </w:tr>
       <w:tr>
+        <w:tblPrEx>
+          <w:tblCellMar>
+            <w:top w:w="0" w:type="dxa"/>
+            <w:bottom w:w="0" w:type="dxa"/>
+          </w:tblCellMar>
+        </w:tblPrEx>
         <w:tc>
           <w:tcPr>
-            <w:tcW w:type="dxa" w:w="3273"/>
+            <w:tcW w:w="3273" w:type="dxa"/>
             <w:tcMar>
-              <w:top w:type="dxa" w:w="60"/>
-              <w:left w:type="dxa" w:w="100"/>
-              <w:bottom w:type="dxa" w:w="60"/>
-              <w:right w:type="dxa" w:w="100"/>
+              <w:top w:w="60" w:type="dxa"/>
+              <w:left w:w="100" w:type="dxa"/>
+              <w:bottom w:w="60" w:type="dxa"/>
+              <w:right w:w="100" w:type="dxa"/>
             </w:tcMar>
           </w:tcPr>
           <w:p>
-            <w:pPr>
-              <w:spacing w:after="0"/>
-            </w:pPr>
-            <w:r>
-              <w:t xml:space="preserve">Retomá tu solicitud</w:t>
+            <w:r>
+              <w:t>Retomá tu solicitud</w:t>
             </w:r>
           </w:p>
         </w:tc>
         <w:tc>
           <w:tcPr>
-            <w:tcW w:type="dxa" w:w="5799"/>
+            <w:tcW w:w="5799" w:type="dxa"/>
             <w:tcMar>
-              <w:top w:type="dxa" w:w="60"/>
-              <w:left w:type="dxa" w:w="100"/>
-              <w:bottom w:type="dxa" w:w="60"/>
-              <w:right w:type="dxa" w:w="100"/>
+              <w:top w:w="60" w:type="dxa"/>
+              <w:left w:w="100" w:type="dxa"/>
+              <w:bottom w:w="60" w:type="dxa"/>
+              <w:right w:w="100" w:type="dxa"/>
             </w:tcMar>
           </w:tcPr>
           <w:p>
-            <w:pPr>
-              <w:spacing w:after="0"/>
-            </w:pPr>
-            <w:r>
-              <w:t xml:space="preserve">Cuando pedís que te reenvíen el enlace</w:t>
+            <w:r>
+              <w:t>Cuando pedís que te reenvíen el enlace</w:t>
             </w:r>
           </w:p>
         </w:tc>
       </w:tr>
       <w:tr>
+        <w:tblPrEx>
+          <w:tblCellMar>
+            <w:top w:w="0" w:type="dxa"/>
+            <w:bottom w:w="0" w:type="dxa"/>
+          </w:tblCellMar>
+        </w:tblPrEx>
         <w:tc>
           <w:tcPr>
-            <w:tcW w:type="dxa" w:w="3273"/>
+            <w:tcW w:w="3273" w:type="dxa"/>
             <w:tcMar>
-              <w:top w:type="dxa" w:w="60"/>
-              <w:left w:type="dxa" w:w="100"/>
-              <w:bottom w:type="dxa" w:w="60"/>
-              <w:right w:type="dxa" w:w="100"/>
+              <w:top w:w="60" w:type="dxa"/>
+              <w:left w:w="100" w:type="dxa"/>
+              <w:bottom w:w="60" w:type="dxa"/>
+              <w:right w:w="100" w:type="dxa"/>
             </w:tcMar>
           </w:tcPr>
           <w:p>
-            <w:pPr>
-              <w:spacing w:after="0"/>
-            </w:pPr>
-            <w:r>
-              <w:t xml:space="preserve">Recibimos tu solicitud</w:t>
+            <w:r>
+              <w:t>Recibimos tu solicitud</w:t>
             </w:r>
           </w:p>
         </w:tc>
         <w:tc>
           <w:tcPr>
-            <w:tcW w:type="dxa" w:w="5799"/>
+            <w:tcW w:w="5799" w:type="dxa"/>
             <w:tcMar>
-              <w:top w:type="dxa" w:w="60"/>
-              <w:left w:type="dxa" w:w="100"/>
-              <w:bottom w:type="dxa" w:w="60"/>
-              <w:right w:type="dxa" w:w="100"/>
+              <w:top w:w="60" w:type="dxa"/>
+              <w:left w:w="100" w:type="dxa"/>
+              <w:bottom w:w="60" w:type="dxa"/>
+              <w:right w:w="100" w:type="dxa"/>
             </w:tcMar>
           </w:tcPr>
           <w:p>
-            <w:pPr>
-              <w:spacing w:after="0"/>
-            </w:pPr>
-            <w:r>
-              <w:t xml:space="preserve">Al enviarla sin pago</w:t>
+            <w:r>
+              <w:t>Al enviarla sin pago</w:t>
             </w:r>
           </w:p>
         </w:tc>
       </w:tr>
       <w:tr>
+        <w:tblPrEx>
+          <w:tblCellMar>
+            <w:top w:w="0" w:type="dxa"/>
+            <w:bottom w:w="0" w:type="dxa"/>
+          </w:tblCellMar>
+        </w:tblPrEx>
         <w:tc>
           <w:tcPr>
-            <w:tcW w:type="dxa" w:w="3273"/>
+            <w:tcW w:w="3273" w:type="dxa"/>
             <w:tcMar>
-              <w:top w:type="dxa" w:w="60"/>
-              <w:left w:type="dxa" w:w="100"/>
-              <w:bottom w:type="dxa" w:w="60"/>
-              <w:right w:type="dxa" w:w="100"/>
+              <w:top w:w="60" w:type="dxa"/>
+              <w:left w:w="100" w:type="dxa"/>
+              <w:bottom w:w="60" w:type="dxa"/>
+              <w:right w:w="100" w:type="dxa"/>
             </w:tcMar>
           </w:tcPr>
           <w:p>
-            <w:pPr>
-              <w:spacing w:after="0"/>
-            </w:pPr>
-            <w:r>
-              <w:t xml:space="preserve">Recibimos tu solicitud y tu pago</w:t>
+            <w:r>
+              <w:t>Recibimos tu solicitud y tu pago</w:t>
             </w:r>
           </w:p>
         </w:tc>
         <w:tc>
           <w:tcPr>
-            <w:tcW w:type="dxa" w:w="5799"/>
+            <w:tcW w:w="5799" w:type="dxa"/>
             <w:tcMar>
-              <w:top w:type="dxa" w:w="60"/>
-              <w:left w:type="dxa" w:w="100"/>
-              <w:bottom w:type="dxa" w:w="60"/>
-              <w:right w:type="dxa" w:w="100"/>
+              <w:top w:w="60" w:type="dxa"/>
+              <w:left w:w="100" w:type="dxa"/>
+              <w:bottom w:w="60" w:type="dxa"/>
+              <w:right w:w="100" w:type="dxa"/>
             </w:tcMar>
           </w:tcPr>
           <w:p>
-            <w:pPr>
-              <w:spacing w:after="0"/>
-            </w:pPr>
-            <w:r>
-              <w:t xml:space="preserve">Cuando Mercado Pago confirma la autorización y el primer cobro</w:t>
+            <w:r>
+              <w:t>Cuando Mercado Pago confirma la autorización y el primer cobro</w:t>
             </w:r>
           </w:p>
         </w:tc>
       </w:tr>
       <w:tr>
+        <w:tblPrEx>
+          <w:tblCellMar>
+            <w:top w:w="0" w:type="dxa"/>
+            <w:bottom w:w="0" w:type="dxa"/>
+          </w:tblCellMar>
+        </w:tblPrEx>
         <w:tc>
           <w:tcPr>
-            <w:tcW w:type="dxa" w:w="3273"/>
+            <w:tcW w:w="3273" w:type="dxa"/>
             <w:tcMar>
-              <w:top w:type="dxa" w:w="60"/>
-              <w:left w:type="dxa" w:w="100"/>
-              <w:bottom w:type="dxa" w:w="60"/>
-              <w:right w:type="dxa" w:w="100"/>
+              <w:top w:w="60" w:type="dxa"/>
+              <w:left w:w="100" w:type="dxa"/>
+              <w:bottom w:w="60" w:type="dxa"/>
+              <w:right w:w="100" w:type="dxa"/>
             </w:tcMar>
           </w:tcPr>
           <w:p>
-            <w:pPr>
-              <w:spacing w:after="0"/>
-            </w:pPr>
-            <w:r>
-              <w:t xml:space="preserve">Tu solicitud está esperando el pago</w:t>
+            <w:r>
+              <w:t>Tu solicitud está esperando el pago</w:t>
             </w:r>
           </w:p>
         </w:tc>
         <w:tc>
           <w:tcPr>
-            <w:tcW w:type="dxa" w:w="5799"/>
+            <w:tcW w:w="5799" w:type="dxa"/>
             <w:tcMar>
-              <w:top w:type="dxa" w:w="60"/>
-              <w:left w:type="dxa" w:w="100"/>
-              <w:bottom w:type="dxa" w:w="60"/>
-              <w:right w:type="dxa" w:w="100"/>
+              <w:top w:w="60" w:type="dxa"/>
+              <w:left w:w="100" w:type="dxa"/>
+              <w:bottom w:w="60" w:type="dxa"/>
+              <w:right w:w="100" w:type="dxa"/>
             </w:tcMar>
           </w:tcPr>
           <w:p>
-            <w:pPr>
-              <w:spacing w:after="0"/>
-            </w:pPr>
-            <w:r>
-              <w:t xml:space="preserve">A los 3 días, si quedó sin pagar</w:t>
+            <w:r>
+              <w:t>A los 3 días, si quedó sin pagar</w:t>
             </w:r>
           </w:p>
         </w:tc>
       </w:tr>
       <w:tr>
+        <w:tblPrEx>
+          <w:tblCellMar>
+            <w:top w:w="0" w:type="dxa"/>
+            <w:bottom w:w="0" w:type="dxa"/>
+          </w:tblCellMar>
+        </w:tblPrEx>
         <w:tc>
           <w:tcPr>
-            <w:tcW w:type="dxa" w:w="3273"/>
+            <w:tcW w:w="3273" w:type="dxa"/>
             <w:tcMar>
-              <w:top w:type="dxa" w:w="60"/>
-              <w:left w:type="dxa" w:w="100"/>
-              <w:bottom w:type="dxa" w:w="60"/>
-              <w:right w:type="dxa" w:w="100"/>
+              <w:top w:w="60" w:type="dxa"/>
+              <w:left w:w="100" w:type="dxa"/>
+              <w:bottom w:w="60" w:type="dxa"/>
+              <w:right w:w="100" w:type="dxa"/>
             </w:tcMar>
           </w:tcPr>
           <w:p>
-            <w:pPr>
-              <w:spacing w:after="0"/>
-            </w:pPr>
-            <w:r>
-              <w:t xml:space="preserve">Creá tu contraseña</w:t>
+            <w:r>
+              <w:t>Creá tu contraseña</w:t>
             </w:r>
           </w:p>
         </w:tc>
         <w:tc>
           <w:tcPr>
-            <w:tcW w:type="dxa" w:w="5799"/>
+            <w:tcW w:w="5799" w:type="dxa"/>
             <w:tcMar>
-              <w:top w:type="dxa" w:w="60"/>
-              <w:left w:type="dxa" w:w="100"/>
-              <w:bottom w:type="dxa" w:w="60"/>
-              <w:right w:type="dxa" w:w="100"/>
+              <w:top w:w="60" w:type="dxa"/>
+              <w:left w:w="100" w:type="dxa"/>
+              <w:bottom w:w="60" w:type="dxa"/>
+              <w:right w:w="100" w:type="dxa"/>
             </w:tcMar>
           </w:tcPr>
           <w:p>
-            <w:pPr>
-              <w:spacing w:after="0"/>
-            </w:pPr>
-            <w:r>
-              <w:t xml:space="preserve">Cuando el alta se asienta en el acta</w:t>
+            <w:r>
+              <w:t>Cuando el alta se asienta en el acta</w:t>
             </w:r>
           </w:p>
         </w:tc>
       </w:tr>
     </w:tbl>
-    <w:p>
-      <w:pPr>
-        <w:spacing w:after="0" w:before="0"/>
-      </w:pPr>
-    </w:p>
+    <w:p/>
     <w:p>
       <w:pPr>
         <w:spacing w:after="120"/>
       </w:pPr>
       <w:r>
-        <w:t xml:space="preserve">Si alguno no aparece, revisá la carpeta de correo no deseado.</w:t>
-      </w:r>
-    </w:p>
-    <w:p>
-      <w:pPr>
-        <w:pStyle w:val="Heading1"/>
+        <w:t>Si alguno no aparece, revisá la carpeta de correo no deseado.</w:t>
+      </w:r>
+    </w:p>
+    <w:p>
+      <w:pPr>
+        <w:pStyle w:val="Ttulo1"/>
         <w:pageBreakBefore/>
       </w:pPr>
-      <w:r>
-        <w:t xml:space="preserve">3. Re-empadronarte</w:t>
-      </w:r>
+      <w:bookmarkStart w:id="20" w:name="_Toc240118877"/>
+      <w:r>
+        <w:lastRenderedPageBreak/>
+        <w:t>3. Re-empadronarte</w:t>
+      </w:r>
+      <w:bookmarkEnd w:id="20"/>
     </w:p>
     <w:p>
       <w:pPr>
@@ -2731,20 +4956,21 @@
           <w:b/>
           <w:bCs/>
         </w:rPr>
-        <w:t xml:space="preserve">re-empadronamiento</w:t>
-      </w:r>
-      <w:r>
-        <w:t xml:space="preserve"> lo convoca la Comisión Directiva para actualizar el padrón (Art. 9° bis
-del estatuto). Existe sólo mientras el proceso está abierto.</w:t>
-      </w:r>
-    </w:p>
-    <w:p>
-      <w:pPr>
-        <w:pStyle w:val="Heading2"/>
-      </w:pPr>
-      <w:r>
-        <w:t xml:space="preserve">Quién tiene que hacerlo y cómo enterarse</w:t>
-      </w:r>
+        <w:t>re-empadronamiento</w:t>
+      </w:r>
+      <w:r>
+        <w:t xml:space="preserve"> lo convoca la Comisión Directiva para actualizar el padrón (Art. 9° bis del estatuto). Existe sólo mientras el proceso está abierto.</w:t>
+      </w:r>
+    </w:p>
+    <w:p>
+      <w:pPr>
+        <w:pStyle w:val="Ttulo2"/>
+      </w:pPr>
+      <w:bookmarkStart w:id="21" w:name="_Toc240118878"/>
+      <w:r>
+        <w:t>Quién tiene que hacerlo y cómo enterarse</w:t>
+      </w:r>
+      <w:bookmarkEnd w:id="21"/>
     </w:p>
     <w:p>
       <w:pPr>
@@ -2758,12 +4984,10 @@
           <w:b/>
           <w:bCs/>
         </w:rPr>
-        <w:t xml:space="preserve">socios adherentes</w:t>
-      </w:r>
-      <w:r>
-        <w:t xml:space="preserve"> vigentes al momento de la convocatoria. Esa lista se congela
-ese día: quien pasa a ser adherente después no está convocado y no le corre ningún plazo. Si sos
-socio activo, no te toca.</w:t>
+        <w:t>socios adherentes</w:t>
+      </w:r>
+      <w:r>
+        <w:t xml:space="preserve"> vigentes al momento de la convocatoria. Esa lista se congela ese día: quien pasa a ser adherente después no está convocado y no le corre ningún plazo. Si sos socio activo, no te toca.</w:t>
       </w:r>
     </w:p>
     <w:p>
@@ -2778,7 +5002,7 @@
           <w:b/>
           <w:bCs/>
         </w:rPr>
-        <w:t xml:space="preserve">correo</w:t>
+        <w:t>correo</w:t>
       </w:r>
       <w:r>
         <w:t xml:space="preserve">; si no tenemos una dirección utilizable, se publica en la </w:t>
@@ -2788,8 +5012,14 @@
           <w:b/>
           <w:bCs/>
         </w:rPr>
-        <w:t xml:space="preserve">cartelera
-de la sede</w:t>
+        <w:t xml:space="preserve">cartelera </w:t>
+      </w:r>
+      <w:r>
+        <w:rPr>
+          <w:b/>
+          <w:bCs/>
+        </w:rPr>
+        <w:t>de la sede</w:t>
       </w:r>
       <w:r>
         <w:t xml:space="preserve">. Mientras el proceso está abierto la portada muestra el botón </w:t>
@@ -2799,20 +5029,21 @@
           <w:b/>
           <w:bCs/>
         </w:rPr>
-        <w:t xml:space="preserve">REEMPADRONATE</w:t>
-      </w:r>
-      <w:r>
-        <w:t xml:space="preserve">; si no
-hay proceso en curso, la página lo dice.</w:t>
-      </w:r>
-    </w:p>
-    <w:p>
-      <w:pPr>
-        <w:pStyle w:val="Heading2"/>
-      </w:pPr>
-      <w:r>
-        <w:t xml:space="preserve">Los cuatro pasos</w:t>
-      </w:r>
+        <w:t>REEMPADRONATE</w:t>
+      </w:r>
+      <w:r>
+        <w:t>; si no hay proceso en curso, la página lo dice.</w:t>
+      </w:r>
+    </w:p>
+    <w:p>
+      <w:pPr>
+        <w:pStyle w:val="Ttulo2"/>
+      </w:pPr>
+      <w:bookmarkStart w:id="22" w:name="_Toc240118879"/>
+      <w:r>
+        <w:t>Los cuatro pasos</w:t>
+      </w:r>
+      <w:bookmarkEnd w:id="22"/>
     </w:p>
     <w:p>
       <w:pPr>
@@ -2826,25 +5057,27 @@
           <w:b/>
           <w:bCs/>
         </w:rPr>
-        <w:t xml:space="preserve">no tiene ningún paso de pago</w:t>
-      </w:r>
-      <w:r>
-        <w:t xml:space="preserve">: no se ofrece pagar, ni adherir un débito, ni cambiar
-de monto. Sólo se actualiza tu ficha.</w:t>
+        <w:t>no tiene ningún paso de pago</w:t>
+      </w:r>
+      <w:r>
+        <w:t>: no se ofrece pagar, ni adherir un débito, ni cambiar de monto. Sólo se actualiza tu ficha.</w:t>
       </w:r>
     </w:p>
     <w:p>
       <w:pPr>
         <w:keepNext/>
-        <w:spacing w:after="60" w:before="120"/>
+        <w:spacing w:before="120" w:after="60"/>
         <w:jc w:val="center"/>
       </w:pPr>
       <w:r>
+        <w:rPr>
+          <w:noProof/>
+        </w:rPr>
         <w:drawing>
-          <wp:inline distT="0" distB="0" distL="0" distR="0">
+          <wp:inline distT="0" distB="0" distL="0" distR="0" wp14:anchorId="3D9AE138" wp14:editId="79BEE407">
             <wp:extent cx="5762625" cy="4467225"/>
-            <wp:effectExtent t="0" r="0" b="0" l="0"/>
-            <wp:docPr id="1" name="" descr="" title=""/>
+            <wp:effectExtent l="0" t="0" r="0" b="0"/>
+            <wp:docPr id="85872455" name="Imagen 85872455"/>
             <wp:cNvGraphicFramePr>
               <a:graphicFrameLocks xmlns:a="http://schemas.openxmlformats.org/drawingml/2006/main" noChangeAspect="1"/>
             </wp:cNvGraphicFramePr>
@@ -2852,13 +5085,13 @@
               <a:graphicData uri="http://schemas.openxmlformats.org/drawingml/2006/picture">
                 <pic:pic xmlns:pic="http://schemas.openxmlformats.org/drawingml/2006/picture">
                   <pic:nvPicPr>
-                    <pic:cNvPr id="0" name="" descr=""/>
+                    <pic:cNvPr id="0" name=""/>
                     <pic:cNvPicPr>
                       <a:picLocks noChangeAspect="1" noChangeArrowheads="1"/>
                     </pic:cNvPicPr>
                   </pic:nvPicPr>
                   <pic:blipFill>
-                    <a:blip r:embed="rId20" cstate="none"/>
+                    <a:blip r:embed="rId18"/>
                     <a:srcRect/>
                     <a:stretch>
                       <a:fillRect/>
@@ -2893,12 +5126,12 @@
           <w:sz w:val="18"/>
           <w:szCs w:val="18"/>
         </w:rPr>
-        <w:t xml:space="preserve">Figura 11 — Paso 1 de 4: Identificate</w:t>
-      </w:r>
-    </w:p>
-    <w:p>
-      <w:pPr>
-        <w:pStyle w:val="ListParagraph"/>
+        <w:t>Figura 11 — Paso 1 de 4: Identificate</w:t>
+      </w:r>
+    </w:p>
+    <w:p>
+      <w:pPr>
+        <w:pStyle w:val="Prrafodelista"/>
         <w:numPr>
           <w:ilvl w:val="0"/>
           <w:numId w:val="4"/>
@@ -2910,7 +5143,7 @@
           <w:b/>
           <w:bCs/>
         </w:rPr>
-        <w:t xml:space="preserve">Identificate.</w:t>
+        <w:t>Identificate.</w:t>
       </w:r>
       <w:r>
         <w:t xml:space="preserve"> Escribí tu DNI y tocá </w:t>
@@ -2920,27 +5153,32 @@
           <w:b/>
           <w:bCs/>
         </w:rPr>
-        <w:t xml:space="preserve">Buscar mi ficha</w:t>
-      </w:r>
-      <w:r>
-        <w:t xml:space="preserve">. Si estás convocado, la pantalla
-te pregunta si sos vos mostrando solo la inicial del nombre, el resto tapado con asteriscos y la inicial del apellido (por ejemplo M***** P.), a propósito: alcanza para que te
-reconozcas y no publica los datos de otra persona. Confirmás con </w:t>
-      </w:r>
-      <w:r>
-        <w:rPr>
-          <w:b/>
-          <w:bCs/>
-        </w:rPr>
-        <w:t xml:space="preserve">Sí, soy yo</w:t>
-      </w:r>
-      <w:r>
-        <w:t xml:space="preserve">.</w:t>
-      </w:r>
-    </w:p>
-    <w:p>
-      <w:pPr>
-        <w:pStyle w:val="ListParagraph"/>
+        <w:t>Buscar mi ficha</w:t>
+      </w:r>
+      <w:r>
+        <w:t xml:space="preserve">. Si estás convocado, la pantalla </w:t>
+      </w:r>
+      <w:r>
+        <w:t xml:space="preserve">te pregunta si sos vos mostrando solo la inicial del nombre, el resto tapado con asteriscos y la inicial del </w:t>
+      </w:r>
+      <w:r>
+        <w:lastRenderedPageBreak/>
+        <w:t xml:space="preserve">apellido (por ejemplo M***** P.), a propósito: alcanza para que te reconozcas y no publica los datos de otra persona. Confirmás con </w:t>
+      </w:r>
+      <w:r>
+        <w:rPr>
+          <w:b/>
+          <w:bCs/>
+        </w:rPr>
+        <w:t>Sí, soy yo</w:t>
+      </w:r>
+      <w:r>
+        <w:t>.</w:t>
+      </w:r>
+    </w:p>
+    <w:p>
+      <w:pPr>
+        <w:pStyle w:val="Prrafodelista"/>
         <w:numPr>
           <w:ilvl w:val="0"/>
           <w:numId w:val="4"/>
@@ -2952,28 +5190,28 @@
           <w:b/>
           <w:bCs/>
         </w:rPr>
-        <w:t xml:space="preserve">Tus datos.</w:t>
-      </w:r>
-      <w:r>
-        <w:t xml:space="preserve"> Fecha de nacimiento, estado civil, nacionalidad, ocupación, domicilio (calle del
-listado y altura; el barrio es Ciudadela y no se elige), teléfono y </w:t>
-      </w:r>
-      <w:r>
-        <w:rPr>
-          <w:b/>
-          <w:bCs/>
-        </w:rPr>
-        <w:t xml:space="preserve">correo obligatorio</w:t>
-      </w:r>
-      <w:r>
-        <w:t xml:space="preserve">,
-porque es el domicilio electrónico donde se te notifica. El nombre y el DNI no se editan y se
-corrigen en la sede; salvo el correo, todo se tipea de cero.</w:t>
-      </w:r>
-    </w:p>
-    <w:p>
-      <w:pPr>
-        <w:pStyle w:val="ListParagraph"/>
+        <w:t>Tus datos.</w:t>
+      </w:r>
+      <w:r>
+        <w:t xml:space="preserve"> Fecha de nacimiento, estado civil, nacionalidad, ocupación, domicilio (calle del listado y altura; el barrio es Ciudadela y no se elige), teléfono y </w:t>
+      </w:r>
+      <w:r>
+        <w:rPr>
+          <w:b/>
+          <w:bCs/>
+        </w:rPr>
+        <w:t>correo obligatorio</w:t>
+      </w:r>
+      <w:r>
+        <w:t xml:space="preserve">, </w:t>
+      </w:r>
+      <w:r>
+        <w:t>porque es el domicilio electrónico donde se te notifica. El nombre y el DNI no se editan y se corrigen en la sede; salvo el correo, todo se tipea de cero.</w:t>
+      </w:r>
+    </w:p>
+    <w:p>
+      <w:pPr>
+        <w:pStyle w:val="Prrafodelista"/>
         <w:numPr>
           <w:ilvl w:val="0"/>
           <w:numId w:val="4"/>
@@ -2985,16 +5223,15 @@
           <w:b/>
           <w:bCs/>
         </w:rPr>
-        <w:t xml:space="preserve">Documentación.</w:t>
-      </w:r>
-      <w:r>
-        <w:t xml:space="preserve"> Las dos caras del DNI, obligatorias, y hasta dos anexos opcionales para
-acreditar el domicilio. Mismos formatos y tamaño máximo que en ASOCIATE.</w:t>
-      </w:r>
-    </w:p>
-    <w:p>
-      <w:pPr>
-        <w:pStyle w:val="ListParagraph"/>
+        <w:t>Documentación.</w:t>
+      </w:r>
+      <w:r>
+        <w:t xml:space="preserve"> Las dos caras del DNI, obligatorias, y hasta dos anexos opcionales para acreditar el domicilio. Mismos formatos y tamaño máximo que en ASOCIATE.</w:t>
+      </w:r>
+    </w:p>
+    <w:p>
+      <w:pPr>
+        <w:pStyle w:val="Prrafodelista"/>
         <w:numPr>
           <w:ilvl w:val="0"/>
           <w:numId w:val="4"/>
@@ -3006,11 +5243,10 @@
           <w:b/>
           <w:bCs/>
         </w:rPr>
-        <w:t xml:space="preserve">Declaración jurada.</w:t>
-      </w:r>
-      <w:r>
-        <w:t xml:space="preserve"> El resumen de lo declarado y una casilla para jurar que es verdadero.
-Sin esa casilla no se envía.</w:t>
+        <w:t>Declaración jurada.</w:t>
+      </w:r>
+      <w:r>
+        <w:t xml:space="preserve"> El resumen de lo declarado y una casilla para jurar que es verdadero. Sin esa casilla no se envía.</w:t>
       </w:r>
     </w:p>
     <w:p>
@@ -3025,7 +5261,7 @@
           <w:b/>
           <w:bCs/>
         </w:rPr>
-        <w:t xml:space="preserve">constancia</w:t>
+        <w:t>constancia</w:t>
       </w:r>
       <w:r>
         <w:t xml:space="preserve"> con fecha y hora: </w:t>
@@ -3035,12 +5271,10 @@
           <w:i/>
           <w:iCs/>
         </w:rPr>
-        <w:t xml:space="preserve">"Esa fecha es la constancia de
-que te presentaste dentro del plazo."</w:t>
-      </w:r>
-      <w:r>
-        <w:t xml:space="preserve"> La misma constancia llega por correo, con un enlace para
-volver a verla; si el correo no pudo salir, la pantalla te lo dice y te pide que la guardes.</w:t>
+        <w:t>"Esa fecha es la constancia de que te presentaste dentro del plazo."</w:t>
+      </w:r>
+      <w:r>
+        <w:t xml:space="preserve"> La misma constancia llega por correo, con un enlace para volver a verla; si el correo no pudo salir, la pantalla te lo dice y te pide que la guardes.</w:t>
       </w:r>
     </w:p>
     <w:p>
@@ -3055,264 +5289,264 @@
           <w:b/>
           <w:bCs/>
         </w:rPr>
-        <w:t xml:space="preserve">no modifica tu ficha en el momento</w:t>
-      </w:r>
-      <w:r>
-        <w:t xml:space="preserve">: queda en tu presentación hasta que la
-Comisión la valide. Si hay que corregir algo, te escriben a ese correo y lo corregís desde el
-enlace que te mandaron.</w:t>
-      </w:r>
-    </w:p>
-    <w:p>
-      <w:pPr>
-        <w:pStyle w:val="Heading2"/>
-      </w:pPr>
-      <w:r>
-        <w:t xml:space="preserve">Los plazos, y qué pasa si no te presentás</w:t>
-      </w:r>
+        <w:t>no modifica tu ficha en el momento</w:t>
+      </w:r>
+      <w:r>
+        <w:t>: queda en tu presentación hasta que la Comisión la valide. Si hay que corregir algo, te escriben a ese correo y lo corregís desde el enlace que te mandaron.</w:t>
+      </w:r>
+    </w:p>
+    <w:p>
+      <w:pPr>
+        <w:pStyle w:val="Ttulo2"/>
+      </w:pPr>
+      <w:bookmarkStart w:id="23" w:name="_Toc240118880"/>
+      <w:r>
+        <w:t>Los plazos, y qué pasa si no te presentás</w:t>
+      </w:r>
+      <w:bookmarkEnd w:id="23"/>
     </w:p>
     <w:tbl>
       <w:tblPr>
-        <w:tblW w:type="dxa" w:w="9072"/>
+        <w:tblW w:w="9072" w:type="dxa"/>
         <w:tblBorders>
-          <w:top w:val="single" w:color="auto" w:sz="4"/>
-          <w:left w:val="single" w:color="auto" w:sz="4"/>
-          <w:bottom w:val="single" w:color="auto" w:sz="4"/>
-          <w:right w:val="single" w:color="auto" w:sz="4"/>
-          <w:insideH w:val="single" w:color="auto" w:sz="4"/>
-          <w:insideV w:val="single" w:color="auto" w:sz="4"/>
+          <w:top w:val="single" w:sz="4" w:space="0" w:color="auto"/>
+          <w:left w:val="single" w:sz="4" w:space="0" w:color="auto"/>
+          <w:bottom w:val="single" w:sz="4" w:space="0" w:color="auto"/>
+          <w:right w:val="single" w:sz="4" w:space="0" w:color="auto"/>
+          <w:insideH w:val="single" w:sz="4" w:space="0" w:color="auto"/>
+          <w:insideV w:val="single" w:sz="4" w:space="0" w:color="auto"/>
         </w:tblBorders>
+        <w:tblCellMar>
+          <w:left w:w="10" w:type="dxa"/>
+          <w:right w:w="10" w:type="dxa"/>
+        </w:tblCellMar>
+        <w:tblLook w:val="04A0" w:firstRow="1" w:lastRow="0" w:firstColumn="1" w:lastColumn="0" w:noHBand="0" w:noVBand="1"/>
       </w:tblPr>
       <w:tblGrid>
         <w:gridCol w:w="5110"/>
         <w:gridCol w:w="3962"/>
       </w:tblGrid>
       <w:tr>
+        <w:tblPrEx>
+          <w:tblCellMar>
+            <w:top w:w="0" w:type="dxa"/>
+            <w:bottom w:w="0" w:type="dxa"/>
+          </w:tblCellMar>
+        </w:tblPrEx>
         <w:trPr>
           <w:tblHeader/>
         </w:trPr>
         <w:tc>
           <w:tcPr>
-            <w:tcW w:type="dxa" w:w="5110"/>
-            <w:shd w:fill="DCEBF7" w:color="auto" w:val="clear"/>
+            <w:tcW w:w="5110" w:type="dxa"/>
+            <w:shd w:val="clear" w:color="auto" w:fill="DCEBF7"/>
             <w:tcMar>
-              <w:top w:type="dxa" w:w="60"/>
-              <w:left w:type="dxa" w:w="100"/>
-              <w:bottom w:type="dxa" w:w="60"/>
-              <w:right w:type="dxa" w:w="100"/>
+              <w:top w:w="60" w:type="dxa"/>
+              <w:left w:w="100" w:type="dxa"/>
+              <w:bottom w:w="60" w:type="dxa"/>
+              <w:right w:w="100" w:type="dxa"/>
             </w:tcMar>
           </w:tcPr>
           <w:p>
-            <w:pPr>
-              <w:spacing w:after="0"/>
-            </w:pPr>
             <w:r>
               <w:rPr>
                 <w:b/>
                 <w:bCs/>
               </w:rPr>
-              <w:t xml:space="preserve">Etapa</w:t>
+              <w:t>Etapa</w:t>
             </w:r>
           </w:p>
         </w:tc>
         <w:tc>
           <w:tcPr>
-            <w:tcW w:type="dxa" w:w="3962"/>
-            <w:shd w:fill="DCEBF7" w:color="auto" w:val="clear"/>
+            <w:tcW w:w="3962" w:type="dxa"/>
+            <w:shd w:val="clear" w:color="auto" w:fill="DCEBF7"/>
             <w:tcMar>
-              <w:top w:type="dxa" w:w="60"/>
-              <w:left w:type="dxa" w:w="100"/>
-              <w:bottom w:type="dxa" w:w="60"/>
-              <w:right w:type="dxa" w:w="100"/>
+              <w:top w:w="60" w:type="dxa"/>
+              <w:left w:w="100" w:type="dxa"/>
+              <w:bottom w:w="60" w:type="dxa"/>
+              <w:right w:w="100" w:type="dxa"/>
             </w:tcMar>
           </w:tcPr>
           <w:p>
-            <w:pPr>
-              <w:spacing w:after="0"/>
-            </w:pPr>
             <w:r>
               <w:rPr>
                 <w:b/>
                 <w:bCs/>
               </w:rPr>
-              <w:t xml:space="preserve">Plazo</w:t>
+              <w:t>Plazo</w:t>
             </w:r>
           </w:p>
         </w:tc>
       </w:tr>
       <w:tr>
+        <w:tblPrEx>
+          <w:tblCellMar>
+            <w:top w:w="0" w:type="dxa"/>
+            <w:bottom w:w="0" w:type="dxa"/>
+          </w:tblCellMar>
+        </w:tblPrEx>
         <w:tc>
           <w:tcPr>
-            <w:tcW w:type="dxa" w:w="5110"/>
+            <w:tcW w:w="5110" w:type="dxa"/>
             <w:tcMar>
-              <w:top w:type="dxa" w:w="60"/>
-              <w:left w:type="dxa" w:w="100"/>
-              <w:bottom w:type="dxa" w:w="60"/>
-              <w:right w:type="dxa" w:w="100"/>
+              <w:top w:w="60" w:type="dxa"/>
+              <w:left w:w="100" w:type="dxa"/>
+              <w:bottom w:w="60" w:type="dxa"/>
+              <w:right w:w="100" w:type="dxa"/>
             </w:tcMar>
           </w:tcPr>
           <w:p>
-            <w:pPr>
-              <w:spacing w:after="0"/>
-            </w:pPr>
-            <w:r>
-              <w:t xml:space="preserve">Primera instancia</w:t>
+            <w:r>
+              <w:t>Primera instancia</w:t>
             </w:r>
           </w:p>
         </w:tc>
         <w:tc>
           <w:tcPr>
-            <w:tcW w:type="dxa" w:w="3962"/>
+            <w:tcW w:w="3962" w:type="dxa"/>
             <w:tcMar>
-              <w:top w:type="dxa" w:w="60"/>
-              <w:left w:type="dxa" w:w="100"/>
-              <w:bottom w:type="dxa" w:w="60"/>
-              <w:right w:type="dxa" w:w="100"/>
+              <w:top w:w="60" w:type="dxa"/>
+              <w:left w:w="100" w:type="dxa"/>
+              <w:bottom w:w="60" w:type="dxa"/>
+              <w:right w:w="100" w:type="dxa"/>
             </w:tcMar>
           </w:tcPr>
           <w:p>
-            <w:pPr>
-              <w:spacing w:after="0"/>
-            </w:pPr>
-            <w:r>
-              <w:t xml:space="preserve">30 días corridos</w:t>
+            <w:r>
+              <w:t>30 días corridos</w:t>
             </w:r>
           </w:p>
         </w:tc>
       </w:tr>
       <w:tr>
+        <w:tblPrEx>
+          <w:tblCellMar>
+            <w:top w:w="0" w:type="dxa"/>
+            <w:bottom w:w="0" w:type="dxa"/>
+          </w:tblCellMar>
+        </w:tblPrEx>
         <w:tc>
           <w:tcPr>
-            <w:tcW w:type="dxa" w:w="5110"/>
+            <w:tcW w:w="5110" w:type="dxa"/>
             <w:tcMar>
-              <w:top w:type="dxa" w:w="60"/>
-              <w:left w:type="dxa" w:w="100"/>
-              <w:bottom w:type="dxa" w:w="60"/>
-              <w:right w:type="dxa" w:w="100"/>
+              <w:top w:w="60" w:type="dxa"/>
+              <w:left w:w="100" w:type="dxa"/>
+              <w:bottom w:w="60" w:type="dxa"/>
+              <w:right w:w="100" w:type="dxa"/>
             </w:tcMar>
           </w:tcPr>
           <w:p>
-            <w:pPr>
-              <w:spacing w:after="0"/>
-            </w:pPr>
-            <w:r>
-              <w:t xml:space="preserve">Segunda instancia, para quienes no se presentaron</w:t>
+            <w:r>
+              <w:t>Segunda instancia, para quienes no se presentaron</w:t>
             </w:r>
           </w:p>
         </w:tc>
         <w:tc>
           <w:tcPr>
-            <w:tcW w:type="dxa" w:w="3962"/>
+            <w:tcW w:w="3962" w:type="dxa"/>
             <w:tcMar>
-              <w:top w:type="dxa" w:w="60"/>
-              <w:left w:type="dxa" w:w="100"/>
-              <w:bottom w:type="dxa" w:w="60"/>
-              <w:right w:type="dxa" w:w="100"/>
+              <w:top w:w="60" w:type="dxa"/>
+              <w:left w:w="100" w:type="dxa"/>
+              <w:bottom w:w="60" w:type="dxa"/>
+              <w:right w:w="100" w:type="dxa"/>
             </w:tcMar>
           </w:tcPr>
           <w:p>
-            <w:pPr>
-              <w:spacing w:after="0"/>
-            </w:pPr>
-            <w:r>
-              <w:t xml:space="preserve">10 días corridos más</w:t>
+            <w:r>
+              <w:t>10 días corridos más</w:t>
             </w:r>
           </w:p>
         </w:tc>
       </w:tr>
       <w:tr>
+        <w:tblPrEx>
+          <w:tblCellMar>
+            <w:top w:w="0" w:type="dxa"/>
+            <w:bottom w:w="0" w:type="dxa"/>
+          </w:tblCellMar>
+        </w:tblPrEx>
         <w:tc>
           <w:tcPr>
-            <w:tcW w:type="dxa" w:w="5110"/>
+            <w:tcW w:w="5110" w:type="dxa"/>
             <w:tcMar>
-              <w:top w:type="dxa" w:w="60"/>
-              <w:left w:type="dxa" w:w="100"/>
-              <w:bottom w:type="dxa" w:w="60"/>
-              <w:right w:type="dxa" w:w="100"/>
+              <w:top w:w="60" w:type="dxa"/>
+              <w:left w:w="100" w:type="dxa"/>
+              <w:bottom w:w="60" w:type="dxa"/>
+              <w:right w:w="100" w:type="dxa"/>
             </w:tcMar>
           </w:tcPr>
           <w:p>
-            <w:pPr>
-              <w:spacing w:after="0"/>
-            </w:pPr>
-            <w:r>
-              <w:t xml:space="preserve">Recurso, si te dieron de baja</w:t>
+            <w:r>
+              <w:t>Recurso, si te dieron de baja</w:t>
             </w:r>
           </w:p>
         </w:tc>
         <w:tc>
           <w:tcPr>
-            <w:tcW w:type="dxa" w:w="3962"/>
+            <w:tcW w:w="3962" w:type="dxa"/>
             <w:tcMar>
-              <w:top w:type="dxa" w:w="60"/>
-              <w:left w:type="dxa" w:w="100"/>
-              <w:bottom w:type="dxa" w:w="60"/>
-              <w:right w:type="dxa" w:w="100"/>
+              <w:top w:w="60" w:type="dxa"/>
+              <w:left w:w="100" w:type="dxa"/>
+              <w:bottom w:w="60" w:type="dxa"/>
+              <w:right w:w="100" w:type="dxa"/>
             </w:tcMar>
           </w:tcPr>
           <w:p>
-            <w:pPr>
-              <w:spacing w:after="0"/>
-            </w:pPr>
-            <w:r>
-              <w:t xml:space="preserve">30 días corridos desde la notificación</w:t>
+            <w:r>
+              <w:t>30 días corridos desde la notificación</w:t>
             </w:r>
           </w:p>
         </w:tc>
       </w:tr>
       <w:tr>
+        <w:tblPrEx>
+          <w:tblCellMar>
+            <w:top w:w="0" w:type="dxa"/>
+            <w:bottom w:w="0" w:type="dxa"/>
+          </w:tblCellMar>
+        </w:tblPrEx>
         <w:tc>
           <w:tcPr>
-            <w:tcW w:type="dxa" w:w="5110"/>
+            <w:tcW w:w="5110" w:type="dxa"/>
             <w:tcMar>
-              <w:top w:type="dxa" w:w="60"/>
-              <w:left w:type="dxa" w:w="100"/>
-              <w:bottom w:type="dxa" w:w="60"/>
-              <w:right w:type="dxa" w:w="100"/>
+              <w:top w:w="60" w:type="dxa"/>
+              <w:left w:w="100" w:type="dxa"/>
+              <w:bottom w:w="60" w:type="dxa"/>
+              <w:right w:w="100" w:type="dxa"/>
             </w:tcMar>
           </w:tcPr>
           <w:p>
-            <w:pPr>
-              <w:spacing w:after="0"/>
-            </w:pPr>
-            <w:r>
-              <w:t xml:space="preserve">Aviso por cartelera</w:t>
+            <w:r>
+              <w:t>Aviso por cartelera</w:t>
             </w:r>
           </w:p>
         </w:tc>
         <w:tc>
           <w:tcPr>
-            <w:tcW w:type="dxa" w:w="3962"/>
+            <w:tcW w:w="3962" w:type="dxa"/>
             <w:tcMar>
-              <w:top w:type="dxa" w:w="60"/>
-              <w:left w:type="dxa" w:w="100"/>
-              <w:bottom w:type="dxa" w:w="60"/>
-              <w:right w:type="dxa" w:w="100"/>
+              <w:top w:w="60" w:type="dxa"/>
+              <w:left w:w="100" w:type="dxa"/>
+              <w:bottom w:w="60" w:type="dxa"/>
+              <w:right w:w="100" w:type="dxa"/>
             </w:tcMar>
           </w:tcPr>
           <w:p>
-            <w:pPr>
-              <w:spacing w:after="0"/>
-            </w:pPr>
-            <w:r>
-              <w:t xml:space="preserve">20 días hábiles de publicación</w:t>
+            <w:r>
+              <w:t>20 días hábiles de publicación</w:t>
             </w:r>
           </w:p>
         </w:tc>
       </w:tr>
     </w:tbl>
-    <w:p>
-      <w:pPr>
-        <w:spacing w:after="0" w:before="0"/>
-      </w:pPr>
-    </w:p>
+    <w:p/>
     <w:p>
       <w:pPr>
         <w:spacing w:after="120"/>
       </w:pPr>
       <w:r>
-        <w:t xml:space="preserve">Cuando el aviso va por cartelera, lo que acredita la notificación es el cumplimiento de los veinte
-días hábiles, no el día en que se fijó el cartel.</w:t>
+        <w:t>Cuando el aviso va por cartelera, lo que acredita la notificación es el cumplimiento de los veinte días hábiles, no el día en que se fijó el cartel.</w:t>
       </w:r>
     </w:p>
     <w:p>
@@ -3320,10 +5554,10 @@
         <w:spacing w:after="120"/>
       </w:pPr>
       <w:r>
-        <w:t xml:space="preserve">Vencidas las dos instancias, la Comisión puede dar de baja a quien no se re-empadronó, y esa baja
-se asienta en un acta. Te lo notifican por correo o por cartelera, y desde esa notificación tenés
-treinta días corridos para interponer un recurso. Si ya venció el plazo por la web, la salida es
-la sede: acercate con tu documento.</w:t>
+        <w:t xml:space="preserve">Vencidas las dos instancias, la Comisión puede dar de baja a quien no se re-empadronó, y esa baja </w:t>
+      </w:r>
+      <w:r>
+        <w:t>se asienta en un acta. Te lo notifican por correo o por cartelera, y desde esa notificación tenés treinta días corridos para interponer un recurso. Si ya venció el plazo por la web, la salida es la sede: acercate con tu documento.</w:t>
       </w:r>
     </w:p>
     <w:p>
@@ -3338,23 +5572,26 @@
           <w:i/>
           <w:iCs/>
         </w:rPr>
-        <w:t xml:space="preserve">"Tu presentación ya está"</w:t>
-      </w:r>
-      <w:r>
-        <w:t xml:space="preserve">
-y no deja empezar otra vez: tu trámite sigue por el enlace del correo, que esa misma pantalla te
-reenvía si no lo encontrás. Es a propósito, porque entrar por el DNI genera un enlace nuevo y le
-mataría el del buzón a quien esté en el medio de una corrección con el plazo corriendo.</w:t>
-      </w:r>
-    </w:p>
-    <w:p>
-      <w:pPr>
-        <w:pStyle w:val="Heading1"/>
+        <w:t>"Tu presentación ya está"</w:t>
+      </w:r>
+      <w:r>
+        <w:t xml:space="preserve"> y no deja empezar otra vez: tu trámite sigue por el enlace del correo, que esa misma pantalla te </w:t>
+      </w:r>
+      <w:r>
+        <w:t>reenvía si no lo encontrás. Es a propósito, porque entrar por el DNI genera un enlace nuevo y le mataría el del buzón a quien esté en el medio de una corrección con el plazo corriendo.</w:t>
+      </w:r>
+    </w:p>
+    <w:p>
+      <w:pPr>
+        <w:pStyle w:val="Ttulo1"/>
         <w:pageBreakBefore/>
       </w:pPr>
-      <w:r>
-        <w:t xml:space="preserve">4. Reclamos e iniciativas</w:t>
-      </w:r>
+      <w:bookmarkStart w:id="24" w:name="_Toc240118881"/>
+      <w:r>
+        <w:lastRenderedPageBreak/>
+        <w:t>4. Reclamos e iniciativas</w:t>
+      </w:r>
+      <w:bookmarkEnd w:id="24"/>
     </w:p>
     <w:p>
       <w:pPr>
@@ -3368,11 +5605,10 @@
           <w:b/>
           <w:bCs/>
         </w:rPr>
-        <w:t xml:space="preserve">Reportes</w:t>
-      </w:r>
-      <w:r>
-        <w:t xml:space="preserve"> podés plantearle a la asociación un problema del barrio o una propuesta. Está
-abierto a socios y a vecinos sin cuenta (Art. 2 inc. g del estatuto).</w:t>
+        <w:t>Reportes</w:t>
+      </w:r>
+      <w:r>
+        <w:t xml:space="preserve"> podés plantearle a la asociación un problema del barrio o una propuesta. Está abierto a socios y a vecinos sin cuenta (Art. 2 inc. g del estatuto).</w:t>
       </w:r>
     </w:p>
     <w:p>
@@ -3387,29 +5623,30 @@
           <w:b/>
           <w:bCs/>
         </w:rPr>
-        <w:t xml:space="preserve">reclamo</w:t>
-      </w:r>
-      <w:r>
-        <w:t xml:space="preserve"> es un problema en la vía pública —agua, cloacas, luz, residuos, calles, árboles,
-transporte—: la Comisión Directiva lo revisa y, si corresponde, lo </w:t>
-      </w:r>
-      <w:r>
-        <w:rPr>
-          <w:b/>
-          <w:bCs/>
-        </w:rPr>
-        <w:t xml:space="preserve">presenta ante el organismo</w:t>
-      </w:r>
-      <w:r>
-        <w:t xml:space="preserve">
-que atiende ese tema. Una </w:t>
-      </w:r>
-      <w:r>
-        <w:rPr>
-          <w:b/>
-          <w:bCs/>
-        </w:rPr>
-        <w:t xml:space="preserve">iniciativa</w:t>
+        <w:t>reclamo</w:t>
+      </w:r>
+      <w:r>
+        <w:t xml:space="preserve"> es un problema en la vía pública —agua, cloacas, luz, residuos, calles, árboles, </w:t>
+      </w:r>
+      <w:r>
+        <w:t xml:space="preserve">transporte—: la Comisión Directiva lo revisa y, si corresponde, lo </w:t>
+      </w:r>
+      <w:r>
+        <w:rPr>
+          <w:b/>
+          <w:bCs/>
+        </w:rPr>
+        <w:t>presenta ante el organismo</w:t>
+      </w:r>
+      <w:r>
+        <w:t xml:space="preserve"> que atiende ese tema. Una </w:t>
+      </w:r>
+      <w:r>
+        <w:rPr>
+          <w:b/>
+          <w:bCs/>
+        </w:rPr>
+        <w:t>iniciativa</w:t>
       </w:r>
       <w:r>
         <w:t xml:space="preserve"> es una propuesta para el barrio: la </w:t>
@@ -3419,8 +5656,7 @@
           <w:b/>
           <w:bCs/>
         </w:rPr>
-        <w:t xml:space="preserve">trata la Comisión
-Directiva</w:t>
+        <w:t>trata la Comisión Directiva</w:t>
       </w:r>
       <w:r>
         <w:t xml:space="preserve"> en su reunión (Art. 6 del estatuto), y no se presenta ante ningún organismo.</w:t>
@@ -3431,31 +5667,38 @@
         <w:spacing w:after="120"/>
       </w:pPr>
       <w:r>
-        <w:t xml:space="preserve">La página de Reportes tiene las dos puertas y dos números del año: cuántos se recibieron y cuántos
-se presentaron. Nunca se publica un reporte de otro vecino ni quién lo hizo, y esto no reemplaza el
-reclamo que puedas hacer directamente ante el municipio o la SCPL.</w:t>
-      </w:r>
-    </w:p>
-    <w:p>
-      <w:pPr>
-        <w:pStyle w:val="Heading2"/>
-      </w:pPr>
-      <w:r>
-        <w:t xml:space="preserve">Paso 1 — Empezar</w:t>
-      </w:r>
+        <w:t xml:space="preserve">La página de Reportes tiene las dos puertas y dos números del año: cuántos se recibieron y cuántos se presentaron. Nunca se publica un reporte de otro vecino ni quién lo hizo, y esto no reemplaza el </w:t>
+      </w:r>
+      <w:r>
+        <w:t>reclamo que puedas hacer directamente ante el municipio o la SCPL.</w:t>
+      </w:r>
+    </w:p>
+    <w:p>
+      <w:pPr>
+        <w:pStyle w:val="Ttulo2"/>
+      </w:pPr>
+      <w:bookmarkStart w:id="25" w:name="_Toc240118882"/>
+      <w:r>
+        <w:t>Paso 1 — Empezar</w:t>
+      </w:r>
+      <w:bookmarkEnd w:id="25"/>
     </w:p>
     <w:p>
       <w:pPr>
         <w:keepNext/>
-        <w:spacing w:after="60" w:before="120"/>
+        <w:spacing w:before="120" w:after="60"/>
         <w:jc w:val="center"/>
       </w:pPr>
       <w:r>
+        <w:rPr>
+          <w:noProof/>
+        </w:rPr>
+        <w:lastRenderedPageBreak/>
         <w:drawing>
-          <wp:inline distT="0" distB="0" distL="0" distR="0">
+          <wp:inline distT="0" distB="0" distL="0" distR="0" wp14:anchorId="2B3ED3B6" wp14:editId="244CA7A3">
             <wp:extent cx="5762625" cy="6229350"/>
-            <wp:effectExtent t="0" r="0" b="0" l="0"/>
-            <wp:docPr id="1" name="" descr="" title=""/>
+            <wp:effectExtent l="0" t="0" r="0" b="0"/>
+            <wp:docPr id="1098874517" name="Imagen 1098874517"/>
             <wp:cNvGraphicFramePr>
               <a:graphicFrameLocks xmlns:a="http://schemas.openxmlformats.org/drawingml/2006/main" noChangeAspect="1"/>
             </wp:cNvGraphicFramePr>
@@ -3463,13 +5706,13 @@
               <a:graphicData uri="http://schemas.openxmlformats.org/drawingml/2006/picture">
                 <pic:pic xmlns:pic="http://schemas.openxmlformats.org/drawingml/2006/picture">
                   <pic:nvPicPr>
-                    <pic:cNvPr id="0" name="" descr=""/>
+                    <pic:cNvPr id="0" name=""/>
                     <pic:cNvPicPr>
                       <a:picLocks noChangeAspect="1" noChangeArrowheads="1"/>
                     </pic:cNvPicPr>
                   </pic:nvPicPr>
                   <pic:blipFill>
-                    <a:blip r:embed="rId21" cstate="none"/>
+                    <a:blip r:embed="rId19"/>
                     <a:srcRect/>
                     <a:stretch>
                       <a:fillRect/>
@@ -3504,7 +5747,7 @@
           <w:sz w:val="18"/>
           <w:szCs w:val="18"/>
         </w:rPr>
-        <w:t xml:space="preserve">Figura 12 — Paso 1 de 3: el tipo de reporte y cómo querés figurar</w:t>
+        <w:t>Figura 12 — Paso 1 de 3: el tipo de reporte y cómo querés figurar</w:t>
       </w:r>
     </w:p>
     <w:p>
@@ -3519,18 +5762,17 @@
           <w:b/>
           <w:bCs/>
         </w:rPr>
-        <w:t xml:space="preserve">¿Qué querés reportar?</w:t>
-      </w:r>
-      <w:r>
-        <w:t xml:space="preserve">: un reclamo o una iniciativa.
-</w:t>
-      </w:r>
-      <w:r>
-        <w:rPr>
-          <w:b/>
-          <w:bCs/>
-        </w:rPr>
-        <w:t xml:space="preserve">¿Cómo querés figurar en la presentación?</w:t>
+        <w:t>¿Qué querés reportar?</w:t>
+      </w:r>
+      <w:r>
+        <w:t xml:space="preserve">: un reclamo o una iniciativa. </w:t>
+      </w:r>
+      <w:r>
+        <w:rPr>
+          <w:b/>
+          <w:bCs/>
+        </w:rPr>
+        <w:t>¿Cómo querés figurar en la presentación?</w:t>
       </w:r>
       <w:r>
         <w:t xml:space="preserve">: </w:t>
@@ -3540,18 +5782,17 @@
           <w:i/>
           <w:iCs/>
         </w:rPr>
-        <w:t xml:space="preserve">Con mi nombre</w:t>
-      </w:r>
-      <w:r>
-        <w:t xml:space="preserve">, y tu nombre acompaña el reporte
-cuando la asociación lo presenta; o </w:t>
+        <w:t>Con mi nombre</w:t>
+      </w:r>
+      <w:r>
+        <w:t xml:space="preserve">, y tu nombre acompaña el reporte cuando la asociación lo presenta; o </w:t>
       </w:r>
       <w:r>
         <w:rPr>
           <w:i/>
           <w:iCs/>
         </w:rPr>
-        <w:t xml:space="preserve">De forma reservada</w:t>
+        <w:t>De forma reservada</w:t>
       </w:r>
       <w:r>
         <w:t xml:space="preserve">, y se eleva sin tu nombre. Ojo: </w:t>
@@ -3561,11 +5802,10 @@
           <w:b/>
           <w:bCs/>
         </w:rPr>
-        <w:t xml:space="preserve">la
-asociación siempre sabe quién reporta</w:t>
-      </w:r>
-      <w:r>
-        <w:t xml:space="preserve">; lo reservado es cómo figurás ante el organismo.</w:t>
+        <w:t>la asociación siempre sabe quién reporta</w:t>
+      </w:r>
+      <w:r>
+        <w:t>; lo reservado es cómo figurás ante el organismo.</w:t>
       </w:r>
     </w:p>
     <w:p>
@@ -3573,38 +5813,43 @@
         <w:spacing w:after="120"/>
       </w:pPr>
       <w:r>
-        <w:t xml:space="preserve">Al continuar nace tu borrador y la dirección de la página cambia por un enlace propio, que de ahí
-en más es tu credencial: guardalo si pensás seguir más tarde.</w:t>
-      </w:r>
-    </w:p>
-    <w:p>
-      <w:pPr>
-        <w:pStyle w:val="Heading2"/>
-      </w:pPr>
-      <w:r>
-        <w:t xml:space="preserve">Paso 2 — Tus datos</w:t>
-      </w:r>
+        <w:t>Al continuar nace tu borrador y la dirección de la página cambia por un enlace propio, que de ahí en más es tu credencial: guardalo si pensás seguir más tarde.</w:t>
+      </w:r>
+    </w:p>
+    <w:p>
+      <w:pPr>
+        <w:pStyle w:val="Ttulo2"/>
+      </w:pPr>
+      <w:bookmarkStart w:id="26" w:name="_Toc240118883"/>
+      <w:r>
+        <w:t>Paso 2 — Tus datos</w:t>
+      </w:r>
+      <w:bookmarkEnd w:id="26"/>
     </w:p>
     <w:p>
       <w:pPr>
         <w:spacing w:after="120"/>
       </w:pPr>
       <w:r>
-        <w:t xml:space="preserve">Sólo para vecinos sin cuenta: si entrás como socia o socio desde tu panel, este paso no existe.</w:t>
+        <w:t>Sólo para vecinos sin cuenta: si entrás como socia o socio desde tu panel, este paso no existe.</w:t>
       </w:r>
     </w:p>
     <w:p>
       <w:pPr>
         <w:keepNext/>
-        <w:spacing w:after="60" w:before="120"/>
+        <w:spacing w:before="120" w:after="60"/>
         <w:jc w:val="center"/>
       </w:pPr>
       <w:r>
+        <w:rPr>
+          <w:noProof/>
+        </w:rPr>
+        <w:lastRenderedPageBreak/>
         <w:drawing>
-          <wp:inline distT="0" distB="0" distL="0" distR="0">
+          <wp:inline distT="0" distB="0" distL="0" distR="0" wp14:anchorId="2BC7ECBC" wp14:editId="2FD1BDF1">
             <wp:extent cx="4324350" cy="6610350"/>
-            <wp:effectExtent t="0" r="0" b="0" l="0"/>
-            <wp:docPr id="1" name="" descr="" title=""/>
+            <wp:effectExtent l="0" t="0" r="0" b="0"/>
+            <wp:docPr id="266275700" name="Imagen 266275700"/>
             <wp:cNvGraphicFramePr>
               <a:graphicFrameLocks xmlns:a="http://schemas.openxmlformats.org/drawingml/2006/main" noChangeAspect="1"/>
             </wp:cNvGraphicFramePr>
@@ -3612,13 +5857,13 @@
               <a:graphicData uri="http://schemas.openxmlformats.org/drawingml/2006/picture">
                 <pic:pic xmlns:pic="http://schemas.openxmlformats.org/drawingml/2006/picture">
                   <pic:nvPicPr>
-                    <pic:cNvPr id="0" name="" descr=""/>
+                    <pic:cNvPr id="0" name=""/>
                     <pic:cNvPicPr>
                       <a:picLocks noChangeAspect="1" noChangeArrowheads="1"/>
                     </pic:cNvPicPr>
                   </pic:nvPicPr>
                   <pic:blipFill>
-                    <a:blip r:embed="rId22" cstate="none"/>
+                    <a:blip r:embed="rId20"/>
                     <a:srcRect/>
                     <a:stretch>
                       <a:fillRect/>
@@ -3653,7 +5898,7 @@
           <w:sz w:val="18"/>
           <w:szCs w:val="18"/>
         </w:rPr>
-        <w:t xml:space="preserve">Figura 13 — Paso 2 de 3: los datos del vecino y las dos caras del DNI</w:t>
+        <w:t>Figura 13 — Paso 2 de 3: los datos del vecino y las dos caras del DNI</w:t>
       </w:r>
     </w:p>
     <w:p>
@@ -3668,19 +5913,20 @@
           <w:b/>
           <w:bCs/>
         </w:rPr>
-        <w:t xml:space="preserve">dos caras del DNI</w:t>
-      </w:r>
-      <w:r>
-        <w:t xml:space="preserve">, para que cada
-reporte sea de un vecino real del barrio y evitar reportes falsos o repetidos. La pantalla aclara
-algo importante: la foto del documento </w:t>
-      </w:r>
-      <w:r>
-        <w:rPr>
-          <w:b/>
-          <w:bCs/>
-        </w:rPr>
-        <w:t xml:space="preserve">no viaja al organismo</w:t>
+        <w:t>dos caras del DNI</w:t>
+      </w:r>
+      <w:r>
+        <w:t xml:space="preserve">, para que cada </w:t>
+      </w:r>
+      <w:r>
+        <w:t xml:space="preserve">reporte sea de un vecino real del barrio y evitar reportes falsos o repetidos. La pantalla aclara algo importante: la foto del documento </w:t>
+      </w:r>
+      <w:r>
+        <w:rPr>
+          <w:b/>
+          <w:bCs/>
+        </w:rPr>
+        <w:t>no viaja al organismo</w:t>
       </w:r>
       <w:r>
         <w:t xml:space="preserve">. Sin las dos caras, </w:t>
@@ -3690,8 +5936,7 @@
           <w:b/>
           <w:bCs/>
         </w:rPr>
-        <w:t xml:space="preserve">Guardar y
-continuar</w:t>
+        <w:t>Guardar y continuar</w:t>
       </w:r>
       <w:r>
         <w:t xml:space="preserve"> no avanza.</w:t>
@@ -3699,15 +5944,17 @@
     </w:p>
     <w:p>
       <w:pPr>
-        <w:pStyle w:val="Heading2"/>
-      </w:pPr>
-      <w:r>
-        <w:t xml:space="preserve">Paso 3 — Tu reporte</w:t>
-      </w:r>
-    </w:p>
-    <w:p>
-      <w:pPr>
-        <w:pStyle w:val="ListParagraph"/>
+        <w:pStyle w:val="Ttulo2"/>
+      </w:pPr>
+      <w:bookmarkStart w:id="27" w:name="_Toc240118884"/>
+      <w:r>
+        <w:t>Paso 3 — Tu reporte</w:t>
+      </w:r>
+      <w:bookmarkEnd w:id="27"/>
+    </w:p>
+    <w:p>
+      <w:pPr>
+        <w:pStyle w:val="Prrafodelista"/>
         <w:numPr>
           <w:ilvl w:val="0"/>
           <w:numId w:val="5"/>
@@ -3719,7 +5966,7 @@
           <w:b/>
           <w:bCs/>
         </w:rPr>
-        <w:t xml:space="preserve">Categoría</w:t>
+        <w:t>Categoría</w:t>
       </w:r>
       <w:r>
         <w:t xml:space="preserve"> y, en los reclamos, el </w:t>
@@ -3729,16 +5976,15 @@
           <w:b/>
           <w:bCs/>
         </w:rPr>
-        <w:t xml:space="preserve">tipo</w:t>
-      </w:r>
-      <w:r>
-        <w:t xml:space="preserve">. Si es de los que atiende la SCPL, aparece un aviso
-con el WhatsApp de la cooperativa y un campo opcional para el N° de reclamo.</w:t>
-      </w:r>
-    </w:p>
-    <w:p>
-      <w:pPr>
-        <w:pStyle w:val="ListParagraph"/>
+        <w:t>tipo</w:t>
+      </w:r>
+      <w:r>
+        <w:t>. Si es de los que atiende la SCPL, aparece un aviso con el WhatsApp de la cooperativa y un campo opcional para el N° de reclamo.</w:t>
+      </w:r>
+    </w:p>
+    <w:p>
+      <w:pPr>
+        <w:pStyle w:val="Prrafodelista"/>
         <w:numPr>
           <w:ilvl w:val="0"/>
           <w:numId w:val="5"/>
@@ -3750,15 +5996,15 @@
           <w:b/>
           <w:bCs/>
         </w:rPr>
-        <w:t xml:space="preserve">Descripción</w:t>
-      </w:r>
-      <w:r>
-        <w:t xml:space="preserve">, hasta 2000 caracteres.</w:t>
-      </w:r>
-    </w:p>
-    <w:p>
-      <w:pPr>
-        <w:pStyle w:val="ListParagraph"/>
+        <w:t>Descripción</w:t>
+      </w:r>
+      <w:r>
+        <w:t>, hasta 2000 caracteres.</w:t>
+      </w:r>
+    </w:p>
+    <w:p>
+      <w:pPr>
+        <w:pStyle w:val="Prrafodelista"/>
         <w:numPr>
           <w:ilvl w:val="0"/>
           <w:numId w:val="5"/>
@@ -3770,28 +6016,26 @@
           <w:b/>
           <w:bCs/>
         </w:rPr>
-        <w:t xml:space="preserve">Ubicación.</w:t>
-      </w:r>
-      <w:r>
-        <w:t xml:space="preserve"> Tocá el mapa para marcar el punto y arrastralo para ajustarlo; el contorno es el
-barrio. También podés usar tu ubicación actual o elegir la calle del listado y poner la altura o
-una referencia. Si el punto queda fuera del barrio, la pantalla avisa pero </w:t>
-      </w:r>
-      <w:r>
-        <w:rPr>
-          <w:b/>
-          <w:bCs/>
-        </w:rPr>
-        <w:t xml:space="preserve">deja enviar igual</w:t>
-      </w:r>
-      <w:r>
-        <w:t xml:space="preserve">.
-En un reclamo la ubicación es obligatoria, salvo en la categoría "Otro reporte".</w:t>
-      </w:r>
-    </w:p>
-    <w:p>
-      <w:pPr>
-        <w:pStyle w:val="ListParagraph"/>
+        <w:lastRenderedPageBreak/>
+        <w:t>Ubicación.</w:t>
+      </w:r>
+      <w:r>
+        <w:t xml:space="preserve"> Tocá el mapa para marcar el punto y arrastralo para ajustarlo; el contorno es el barrio. También podés usar tu ubicación actual o elegir la calle del listado y poner la altura o una referencia. Si el punto queda fuera del barrio, la pantalla avisa pero </w:t>
+      </w:r>
+      <w:r>
+        <w:rPr>
+          <w:b/>
+          <w:bCs/>
+        </w:rPr>
+        <w:t>deja enviar igual</w:t>
+      </w:r>
+      <w:r>
+        <w:t>. En un reclamo la ubicación es obligatoria, salvo en la categoría "Otro reporte".</w:t>
+      </w:r>
+    </w:p>
+    <w:p>
+      <w:pPr>
+        <w:pStyle w:val="Prrafodelista"/>
         <w:numPr>
           <w:ilvl w:val="0"/>
           <w:numId w:val="5"/>
@@ -3803,16 +6047,15 @@
           <w:b/>
           <w:bCs/>
         </w:rPr>
-        <w:t xml:space="preserve">Fotos</w:t>
-      </w:r>
-      <w:r>
-        <w:t xml:space="preserve">, hasta dos y opcionales. Se les quitan los metadatos: la ubicación que guarda tu
-celular en la foto no viaja con ella.</w:t>
-      </w:r>
-    </w:p>
-    <w:p>
-      <w:pPr>
-        <w:pStyle w:val="ListParagraph"/>
+        <w:t>Fotos</w:t>
+      </w:r>
+      <w:r>
+        <w:t>, hasta dos y opcionales. Se les quitan los metadatos: la ubicación que guarda tu celular en la foto no viaja con ella.</w:t>
+      </w:r>
+    </w:p>
+    <w:p>
+      <w:pPr>
+        <w:pStyle w:val="Prrafodelista"/>
         <w:numPr>
           <w:ilvl w:val="0"/>
           <w:numId w:val="5"/>
@@ -3827,10 +6070,10 @@
           <w:b/>
           <w:bCs/>
         </w:rPr>
-        <w:t xml:space="preserve">consentimiento de datos personales</w:t>
-      </w:r>
-      <w:r>
-        <w:t xml:space="preserve">, al final.</w:t>
+        <w:t>consentimiento de datos personales</w:t>
+      </w:r>
+      <w:r>
+        <w:t>, al final.</w:t>
       </w:r>
     </w:p>
     <w:p>
@@ -3842,20 +6085,21 @@
           <w:b/>
           <w:bCs/>
         </w:rPr>
-        <w:t xml:space="preserve">Enviar reporte</w:t>
-      </w:r>
-      <w:r>
-        <w:t xml:space="preserve"> se enciende recién cuando está todo. En esta pantalla la tecla Enter no envía
-nada: el envío es irreversible y tiene que ser un clic deliberado.</w:t>
-      </w:r>
-    </w:p>
-    <w:p>
-      <w:pPr>
-        <w:pStyle w:val="Heading2"/>
-      </w:pPr>
-      <w:r>
-        <w:t xml:space="preserve">Qué pasa después, y cómo retomar un borrador</w:t>
-      </w:r>
+        <w:t>Enviar reporte</w:t>
+      </w:r>
+      <w:r>
+        <w:t xml:space="preserve"> se enciende recién cuando está todo. En esta pantalla la tecla Enter no envía nada: el envío es irreversible y tiene que ser un clic deliberado.</w:t>
+      </w:r>
+    </w:p>
+    <w:p>
+      <w:pPr>
+        <w:pStyle w:val="Ttulo2"/>
+      </w:pPr>
+      <w:bookmarkStart w:id="28" w:name="_Toc240118885"/>
+      <w:r>
+        <w:t>Qué pasa después, y cómo retomar un borrador</w:t>
+      </w:r>
+      <w:bookmarkEnd w:id="28"/>
     </w:p>
     <w:p>
       <w:pPr>
@@ -3869,7 +6113,7 @@
           <w:b/>
           <w:bCs/>
         </w:rPr>
-        <w:t xml:space="preserve">número de reporte</w:t>
+        <w:t>número de reporte</w:t>
       </w:r>
       <w:r>
         <w:t xml:space="preserve"> y la línea del trámite: </w:t>
@@ -3879,18 +6123,17 @@
           <w:b/>
           <w:bCs/>
         </w:rPr>
-        <w:t xml:space="preserve">Recibido</w:t>
-      </w:r>
-      <w:r>
-        <w:t xml:space="preserve"> (ya
-está en manos de la Comisión Directiva), </w:t>
-      </w:r>
-      <w:r>
-        <w:rPr>
-          <w:b/>
-          <w:bCs/>
-        </w:rPr>
-        <w:t xml:space="preserve">La Comisión lo canaliza</w:t>
+        <w:t>Recibido</w:t>
+      </w:r>
+      <w:r>
+        <w:t xml:space="preserve"> (ya está en manos de la Comisión Directiva), </w:t>
+      </w:r>
+      <w:r>
+        <w:rPr>
+          <w:b/>
+          <w:bCs/>
+        </w:rPr>
+        <w:t>La Comisión lo canaliza</w:t>
       </w:r>
       <w:r>
         <w:t xml:space="preserve"> —o </w:t>
@@ -3900,18 +6143,17 @@
           <w:i/>
           <w:iCs/>
         </w:rPr>
-        <w:t xml:space="preserve">la evalúa</w:t>
-      </w:r>
-      <w:r>
-        <w:t xml:space="preserve">, en una
-iniciativa— y </w:t>
-      </w:r>
-      <w:r>
-        <w:rPr>
-          <w:b/>
-          <w:bCs/>
-        </w:rPr>
-        <w:t xml:space="preserve">Presentado ante el organismo</w:t>
+        <w:t>la evalúa</w:t>
+      </w:r>
+      <w:r>
+        <w:t xml:space="preserve">, en una iniciativa— y </w:t>
+      </w:r>
+      <w:r>
+        <w:rPr>
+          <w:b/>
+          <w:bCs/>
+        </w:rPr>
+        <w:t>Presentado ante el organismo</w:t>
       </w:r>
       <w:r>
         <w:t xml:space="preserve"> —o </w:t>
@@ -3921,13 +6163,10 @@
           <w:i/>
           <w:iCs/>
         </w:rPr>
-        <w:t xml:space="preserve">Tratada por la Comisión</w:t>
-      </w:r>
-      <w:r>
-        <w:t xml:space="preserve">—. Llega un acuse por
-correo con ese número, y te avisamos cuando el reporte se presente o se trate. Si la Comisión
-resuelve no darle curso, la pantalla lo dice y podés consultar el motivo en la sede. El número se
-asigna al enviar, no al empezar el borrador.</w:t>
+        <w:t>Tratada por la Comisión</w:t>
+      </w:r>
+      <w:r>
+        <w:t>—. Llega un acuse por correo con ese número, y te avisamos cuando el reporte se presente o se trate. Si la Comisión resuelve no darle curso, la pantalla lo dice y podés consultar el motivo en la sede. El número se asigna al enviar, no al empezar el borrador.</w:t>
       </w:r>
     </w:p>
     <w:p>
@@ -3935,39 +6174,40 @@
         <w:spacing w:after="120"/>
       </w:pPr>
       <w:r>
-        <w:t xml:space="preserve">Mientras no lo envíes, el reporte queda como borrador y se abre con tu enlace. Los borradores sin
-enviar </w:t>
-      </w:r>
-      <w:r>
-        <w:rPr>
-          <w:b/>
-          <w:bCs/>
-        </w:rPr>
-        <w:t xml:space="preserve">se borran a las 48 horas</w:t>
-      </w:r>
-      <w:r>
-        <w:t xml:space="preserve">. Si el enlace ya no sirve —porque venció, porque no existe o
-porque es de otra persona— la pantalla dice siempre lo mismo: </w:t>
+        <w:t xml:space="preserve">Mientras no lo envíes, el reporte queda como borrador y se abre con tu enlace. Los borradores sin enviar </w:t>
+      </w:r>
+      <w:r>
+        <w:rPr>
+          <w:b/>
+          <w:bCs/>
+        </w:rPr>
+        <w:t>se borran a las 48 horas</w:t>
+      </w:r>
+      <w:r>
+        <w:t xml:space="preserve">. Si el enlace ya no sirve —porque venció, porque no existe o porque es de otra persona— la pantalla dice siempre lo mismo: </w:t>
       </w:r>
       <w:r>
         <w:rPr>
           <w:i/>
           <w:iCs/>
         </w:rPr>
-        <w:t xml:space="preserve">"No encontramos ese reporte"</w:t>
-      </w:r>
-      <w:r>
-        <w:t xml:space="preserve">.</w:t>
-      </w:r>
-    </w:p>
-    <w:p>
-      <w:pPr>
-        <w:pStyle w:val="Heading1"/>
+        <w:t>"No encontramos ese reporte"</w:t>
+      </w:r>
+      <w:r>
+        <w:t>.</w:t>
+      </w:r>
+    </w:p>
+    <w:p>
+      <w:pPr>
+        <w:pStyle w:val="Ttulo1"/>
         <w:pageBreakBefore/>
       </w:pPr>
-      <w:r>
-        <w:t xml:space="preserve">5. Ingresar y recuperar el acceso</w:t>
-      </w:r>
+      <w:bookmarkStart w:id="29" w:name="_Toc240118886"/>
+      <w:r>
+        <w:lastRenderedPageBreak/>
+        <w:t>5. Ingresar y recuperar el acceso</w:t>
+      </w:r>
+      <w:bookmarkEnd w:id="29"/>
     </w:p>
     <w:p>
       <w:pPr>
@@ -3981,25 +6221,27 @@
           <w:b/>
           <w:bCs/>
         </w:rPr>
-        <w:t xml:space="preserve">Ingresar</w:t>
-      </w:r>
-      <w:r>
-        <w:t xml:space="preserve"> es para quienes ya tienen cuenta: socias y socios con el alta asentada, y
-las cuentas de gestión de la Comisión.</w:t>
+        <w:t>Ingresar</w:t>
+      </w:r>
+      <w:r>
+        <w:t xml:space="preserve"> es para quienes ya tienen cuenta: socias y socios con el alta asentada, y las cuentas de gestión de la Comisión.</w:t>
       </w:r>
     </w:p>
     <w:p>
       <w:pPr>
         <w:keepNext/>
-        <w:spacing w:after="60" w:before="120"/>
+        <w:spacing w:before="120" w:after="60"/>
         <w:jc w:val="center"/>
       </w:pPr>
       <w:r>
+        <w:rPr>
+          <w:noProof/>
+        </w:rPr>
         <w:drawing>
-          <wp:inline distT="0" distB="0" distL="0" distR="0">
+          <wp:inline distT="0" distB="0" distL="0" distR="0" wp14:anchorId="1C7091A2" wp14:editId="258FA77B">
             <wp:extent cx="5762625" cy="3600450"/>
-            <wp:effectExtent t="0" r="0" b="0" l="0"/>
-            <wp:docPr id="1" name="" descr="" title=""/>
+            <wp:effectExtent l="0" t="0" r="0" b="0"/>
+            <wp:docPr id="1361552736" name="Imagen 1361552736"/>
             <wp:cNvGraphicFramePr>
               <a:graphicFrameLocks xmlns:a="http://schemas.openxmlformats.org/drawingml/2006/main" noChangeAspect="1"/>
             </wp:cNvGraphicFramePr>
@@ -4007,13 +6249,13 @@
               <a:graphicData uri="http://schemas.openxmlformats.org/drawingml/2006/picture">
                 <pic:pic xmlns:pic="http://schemas.openxmlformats.org/drawingml/2006/picture">
                   <pic:nvPicPr>
-                    <pic:cNvPr id="0" name="" descr=""/>
+                    <pic:cNvPr id="0" name=""/>
                     <pic:cNvPicPr>
                       <a:picLocks noChangeAspect="1" noChangeArrowheads="1"/>
                     </pic:cNvPicPr>
                   </pic:nvPicPr>
                   <pic:blipFill>
-                    <a:blip r:embed="rId23" cstate="none"/>
+                    <a:blip r:embed="rId21"/>
                     <a:srcRect/>
                     <a:stretch>
                       <a:fillRect/>
@@ -4048,7 +6290,7 @@
           <w:sz w:val="18"/>
           <w:szCs w:val="18"/>
         </w:rPr>
-        <w:t xml:space="preserve">Figura 14 — La pantalla de ingreso</w:t>
+        <w:t>Figura 14 — La pantalla de ingreso</w:t>
       </w:r>
     </w:p>
     <w:p>
@@ -4063,7 +6305,7 @@
           <w:b/>
           <w:bCs/>
         </w:rPr>
-        <w:t xml:space="preserve">correo</w:t>
+        <w:t>correo</w:t>
       </w:r>
       <w:r>
         <w:t xml:space="preserve"> y la </w:t>
@@ -4073,29 +6315,27 @@
           <w:b/>
           <w:bCs/>
         </w:rPr>
-        <w:t xml:space="preserve">contraseña</w:t>
-      </w:r>
-      <w:r>
-        <w:t xml:space="preserve">. Si el dato está mal, el mensaje es siempre el mismo
-—</w:t>
+        <w:t>contraseña</w:t>
+      </w:r>
+      <w:r>
+        <w:t>. Si el dato está mal, el mensaje es siempre el mismo —</w:t>
       </w:r>
       <w:r>
         <w:rPr>
           <w:i/>
           <w:iCs/>
         </w:rPr>
-        <w:t xml:space="preserve">"Email o contraseña incorrectos."</w:t>
-      </w:r>
-      <w:r>
-        <w:t xml:space="preserve">— sin decir cuál de los dos falló, y después de varios intentos
-seguidos el ingreso se frena un rato: </w:t>
+        <w:t>"Email o contraseña incorrectos."</w:t>
+      </w:r>
+      <w:r>
+        <w:t xml:space="preserve">— sin decir cuál de los dos falló, y después de varios intentos seguidos el ingreso se frena un rato: </w:t>
       </w:r>
       <w:r>
         <w:rPr>
           <w:i/>
           <w:iCs/>
         </w:rPr>
-        <w:t xml:space="preserve">"Demasiados intentos. Probá de nuevo más tarde."</w:t>
+        <w:t>"Demasiados intentos. Probá de nuevo más tarde."</w:t>
       </w:r>
       <w:r>
         <w:t xml:space="preserve"> </w:t>
@@ -4105,22 +6345,20 @@
           <w:b/>
           <w:bCs/>
         </w:rPr>
-        <w:t xml:space="preserve">¿Olvidaste tu contraseña?</w:t>
-      </w:r>
-      <w:r>
-        <w:t xml:space="preserve"> abre el pedido de recupero:
-escribís tu correo y, si corresponde a una cuenta, llega un enlace que </w:t>
-      </w:r>
-      <w:r>
-        <w:rPr>
-          <w:b/>
-          <w:bCs/>
-        </w:rPr>
-        <w:t xml:space="preserve">vence en 30 minutos</w:t>
-      </w:r>
-      <w:r>
-        <w:t xml:space="preserve">; la
-respuesta en pantalla es la misma exista o no la cuenta.</w:t>
+        <w:t>¿Olvidaste tu contraseña?</w:t>
+      </w:r>
+      <w:r>
+        <w:t xml:space="preserve"> abre el pedido de recupero: escribís tu correo y, si corresponde a una cuenta, llega un enlace que </w:t>
+      </w:r>
+      <w:r>
+        <w:rPr>
+          <w:b/>
+          <w:bCs/>
+        </w:rPr>
+        <w:t>vence en 30 minutos</w:t>
+      </w:r>
+      <w:r>
+        <w:t>; la respuesta en pantalla es la misma exista o no la cuenta.</w:t>
       </w:r>
     </w:p>
     <w:p>
@@ -4135,43 +6373,43 @@
           <w:b/>
           <w:bCs/>
         </w:rPr>
-        <w:t xml:space="preserve">primera contraseña</w:t>
-      </w:r>
-      <w:r>
-        <w:t xml:space="preserve"> no se crea desde acá: llega en el correo de invitación, después de que tu
-alta se asienta en el acta. Qué hacer una vez adentro está en el </w:t>
-      </w:r>
-      <w:r>
-        <w:rPr>
-          <w:b/>
-          <w:bCs/>
-        </w:rPr>
-        <w:t xml:space="preserve">Manual del socio</w:t>
-      </w:r>
-      <w:r>
-        <w:t xml:space="preserve">.</w:t>
-      </w:r>
-    </w:p>
-    <w:p>
-      <w:pPr>
-        <w:pStyle w:val="Heading1"/>
+        <w:t>primera contraseña</w:t>
+      </w:r>
+      <w:r>
+        <w:t xml:space="preserve"> no se crea desde acá: llega en el correo de invitación, después de que tu alta se asienta en el acta. Qué hacer una vez adentro está en el </w:t>
+      </w:r>
+      <w:r>
+        <w:rPr>
+          <w:b/>
+          <w:bCs/>
+        </w:rPr>
+        <w:t>Manual del socio</w:t>
+      </w:r>
+      <w:r>
+        <w:t>.</w:t>
+      </w:r>
+    </w:p>
+    <w:p>
+      <w:pPr>
+        <w:pStyle w:val="Ttulo1"/>
         <w:pageBreakBefore/>
       </w:pPr>
-      <w:r>
-        <w:t xml:space="preserve">6. Tus datos</w:t>
-      </w:r>
+      <w:bookmarkStart w:id="30" w:name="_Toc240118887"/>
+      <w:r>
+        <w:lastRenderedPageBreak/>
+        <w:t>6. Tus datos</w:t>
+      </w:r>
+      <w:bookmarkEnd w:id="30"/>
     </w:p>
     <w:p>
       <w:pPr>
         <w:spacing w:after="120"/>
       </w:pPr>
       <w:r>
-        <w:t xml:space="preserve">Los trámites de esta guía piden datos personales, y algunos son sensibles: el documento, el
-domicilio, el teléfono y el correo. Se piden porque el estatuto y la ley los exigen para incorporar
-a una persona como socia, para notificarla, y para que un reclamo que la asociación eleva sea de un
-vecino real del barrio. No se usan para otra cosa y, según el consentimiento que aceptás, no se
-ceden a terceros; ese texto está escrito en cada formulario y hay que aceptarlo antes de enviar
-(Ley 25.326).</w:t>
+        <w:t xml:space="preserve">Los trámites de esta guía piden datos personales, y algunos son sensibles: el documento, el </w:t>
+      </w:r>
+      <w:r>
+        <w:t>domicilio, el teléfono y el correo. Se piden porque el estatuto y la ley los exigen para incorporar a una persona como socia, para notificarla, y para que un reclamo que la asociación eleva sea de un vecino real del barrio. No se usan para otra cosa y, según el consentimiento que aceptás, no se ceden a terceros; ese texto está escrito en cada formulario y hay que aceptarlo antes de enviar (Ley 25.326).</w:t>
       </w:r>
     </w:p>
     <w:p>
@@ -4179,23 +6417,26 @@
         <w:spacing w:after="120"/>
       </w:pPr>
       <w:r>
-        <w:t xml:space="preserve">En concreto: las fotos del DNI no son públicas ni se abren con un enlace —sólo las ve la Comisión
-desde el panel, y queda registrado quién las abrió y cuándo—; en un reporte la foto del documento
-no viaja al organismo y se conserva 360 días; las fotos que subís a un reporte se guardan sin
-metadatos; los borradores que no se envían se borran a las 48 horas; el sitio nunca muestra el
-nombre completo ni la dirección de correo de otra persona; y lo que declarás en un
-re-empadronamiento no cambia tu ficha hasta que la Comisión lo valida. Si querés saber qué datos
-tuyos figuran, corregirlos o pedir que se den de baja, acercate a la sede con tu documento.</w:t>
-      </w:r>
-    </w:p>
-    <w:p>
-      <w:pPr>
-        <w:pStyle w:val="Heading1"/>
+        <w:t xml:space="preserve">En concreto: las fotos del DNI no son públicas ni se abren con un enlace —sólo las ve la Comisión </w:t>
+      </w:r>
+      <w:r>
+        <w:t xml:space="preserve">desde el panel, y queda registrado quién las abrió y cuándo—; en un reporte la foto del documento no viaja al organismo y se conserva 360 días; las fotos que subís a un reporte se guardan sin metadatos; los borradores que no se envían se borran a las 48 horas; el sitio nunca muestra el nombre completo ni la dirección de correo de otra persona; y lo que declarás en un re-empadronamiento no cambia tu ficha hasta que la Comisión lo valida. Si querés saber qué datos </w:t>
+      </w:r>
+      <w:r>
+        <w:t>tuyos figuran, corregirlos o pedir que se den de baja, acercate a la sede con tu documento.</w:t>
+      </w:r>
+    </w:p>
+    <w:p>
+      <w:pPr>
+        <w:pStyle w:val="Ttulo1"/>
         <w:pageBreakBefore/>
       </w:pPr>
-      <w:r>
-        <w:t xml:space="preserve">7. Preguntas frecuentes</w:t>
-      </w:r>
+      <w:bookmarkStart w:id="31" w:name="_Toc240118888"/>
+      <w:r>
+        <w:lastRenderedPageBreak/>
+        <w:t>7. Preguntas frecuentes</w:t>
+      </w:r>
+      <w:bookmarkEnd w:id="31"/>
     </w:p>
     <w:p>
       <w:pPr>
@@ -4206,12 +6447,10 @@
           <w:b/>
           <w:bCs/>
         </w:rPr>
-        <w:t xml:space="preserve">¿Pagar la cuota de ingreso me hace socio?</w:t>
-      </w:r>
-      <w:r>
-        <w:t xml:space="preserve"> No. Es un requisito del estatuto para pedir la
-admisión (Art. 5). La admisión la resuelve la Comisión Directiva y el alta queda en un acta. Esa
-cuota no se devuelve, cualquiera sea el resultado.</w:t>
+        <w:t>¿Pagar la cuota de ingreso me hace socio?</w:t>
+      </w:r>
+      <w:r>
+        <w:t xml:space="preserve"> No. Es un requisito del estatuto para pedir la admisión (Art. 5). La admisión la resuelve la Comisión Directiva y el alta queda en un acta. Esa cuota no se devuelve, cualquiera sea el resultado.</w:t>
       </w:r>
     </w:p>
     <w:p>
@@ -4223,12 +6462,13 @@
           <w:b/>
           <w:bCs/>
         </w:rPr>
-        <w:t xml:space="preserve">Empecé a asociarme y cerré la página. ¿Perdí todo?</w:t>
-      </w:r>
-      <w:r>
-        <w:t xml:space="preserve"> Si llegaste al paso 4, no: el trámite quedó
-guardado. Volvé a ASOCIATE, escribí tu DNI en el paso 1 y pedí que te reenvíen el enlace para
-retomarlo donde lo dejaste. Si no habías llegado al paso 4, son tres pantallas cortas.</w:t>
+        <w:t>Empecé a asociarme y cerré la página. ¿Perdí todo?</w:t>
+      </w:r>
+      <w:r>
+        <w:t xml:space="preserve"> Si llegaste al paso 4, no: el trámite quedó </w:t>
+      </w:r>
+      <w:r>
+        <w:t>guardado. Volvé a ASOCIATE, escribí tu DNI en el paso 1 y pedí que te reenvíen el enlace para retomarlo donde lo dejaste. Si no habías llegado al paso 4, son tres pantallas cortas.</w:t>
       </w:r>
     </w:p>
     <w:p>
@@ -4240,12 +6480,10 @@
           <w:b/>
           <w:bCs/>
         </w:rPr>
-        <w:t xml:space="preserve">No me llegó ningún correo.</w:t>
-      </w:r>
-      <w:r>
-        <w:t xml:space="preserve"> Revisá el correo no deseado. Si aun así no aparece, volvé a
-ASOCIATE, escribí tu DNI y pedí que te reenviemos el enlace; para el re-empadronamiento, lo mismo
-desde el paso 1. Si el correo que dejaste tiene un error de tipeo, acercate a la sede.</w:t>
+        <w:t>No me llegó ningún correo.</w:t>
+      </w:r>
+      <w:r>
+        <w:t xml:space="preserve"> Revisá el correo no deseado. Si aun así no aparece, volvé a ASOCIATE, escribí tu DNI y pedí que te reenviemos el enlace; para el re-empadronamiento, lo mismo desde el paso 1. Si el correo que dejaste tiene un error de tipeo, acercate a la sede.</w:t>
       </w:r>
     </w:p>
     <w:p>
@@ -4257,12 +6495,10 @@
           <w:b/>
           <w:bCs/>
         </w:rPr>
-        <w:t xml:space="preserve">Vivo fuera del barrio, o tengo 16 años. ¿Puedo asociarme?</w:t>
-      </w:r>
-      <w:r>
-        <w:t xml:space="preserve"> Por la web no: la categoría de
-colaborador depende de una reforma del estatuto todavía no oficializada, y el trámite en línea es
-para mayores de 18. En los dos casos, consultá en la sede.</w:t>
+        <w:t>Vivo fuera del barrio, o tengo 16 años. ¿Puedo asociarme?</w:t>
+      </w:r>
+      <w:r>
+        <w:t xml:space="preserve"> Por la web no: la categoría de colaborador depende de una reforma del estatuto todavía no oficializada, y el trámite en línea es para mayores de 18. En los dos casos, consultá en la sede.</w:t>
       </w:r>
     </w:p>
     <w:p>
@@ -4274,12 +6510,10 @@
           <w:b/>
           <w:bCs/>
         </w:rPr>
-        <w:t xml:space="preserve">Fui socio y me di de baja. ¿Puedo volver?</w:t>
-      </w:r>
-      <w:r>
-        <w:t xml:space="preserve"> Sí, salvo que tengas cuotas pendientes o que la ficha
-registre una expulsión ratificada por asamblea. Si te frena, la pantalla dice por qué. Y si una
-solicitud tuya fue rechazada, podés presentar otra pasados seis meses: la pantalla te dice la fecha.</w:t>
+        <w:t>Fui socio y me di de baja. ¿Puedo volver?</w:t>
+      </w:r>
+      <w:r>
+        <w:t xml:space="preserve"> Sí, salvo que tengas cuotas pendientes o que la ficha registre una expulsión ratificada por asamblea. Si te frena, la pantalla dice por qué. Y si una solicitud tuya fue rechazada, podés presentar otra pasados seis meses: la pantalla te dice la fecha.</w:t>
       </w:r>
     </w:p>
     <w:p>
@@ -4291,12 +6525,10 @@
           <w:b/>
           <w:bCs/>
         </w:rPr>
-        <w:t xml:space="preserve">Soy adherente y no me llegó el aviso del re-empadronamiento.</w:t>
-      </w:r>
-      <w:r>
-        <w:t xml:space="preserve"> Va por correo, y si no hay una
-dirección utilizable se publica en la cartelera. Entrá igual a REEMPADRONATE y probá con tu DNI: si
-estás convocado, el trámite se abre.</w:t>
+        <w:t>Soy adherente y no me llegó el aviso del re-empadronamiento.</w:t>
+      </w:r>
+      <w:r>
+        <w:t xml:space="preserve"> Va por correo, y si no hay una dirección utilizable se publica en la cartelera. Entrá igual a REEMPADRONATE y probá con tu DNI: si estás convocado, el trámite se abre.</w:t>
       </w:r>
     </w:p>
     <w:p>
@@ -4308,11 +6540,10 @@
           <w:b/>
           <w:bCs/>
         </w:rPr>
-        <w:t xml:space="preserve">No puedo subir la foto del DNI.</w:t>
-      </w:r>
-      <w:r>
-        <w:t xml:space="preserve"> Revisá que sea JPG, PNG, WebP o PDF y que no pase de 10 MB, y
-subí una cara por vez. Si sale muy pesada, sacala con menos resolución o escaneala.</w:t>
+        <w:t>No puedo subir la foto del DNI.</w:t>
+      </w:r>
+      <w:r>
+        <w:t xml:space="preserve"> Revisá que sea JPG, PNG, WebP o PDF y que no pase de 10 MB, y subí una cara por vez. Si sale muy pesada, sacala con menos resolución o escaneala.</w:t>
       </w:r>
     </w:p>
     <w:p>
@@ -4324,26 +6555,30 @@
           <w:b/>
           <w:bCs/>
         </w:rPr>
-        <w:t xml:space="preserve">¿Por qué me piden el DNI si el reporte es reservado?</w:t>
-      </w:r>
-      <w:r>
-        <w:t xml:space="preserve"> Porque un reclamo que la asociación eleva
-tiene que ser de una persona real del barrio: reservada es la forma de figurar ante el organismo,
-no la identidad frente a la asociación.</w:t>
-      </w:r>
-    </w:p>
-    <w:p>
-      <w:pPr>
-        <w:pStyle w:val="Heading1"/>
+        <w:t>¿Por qué me piden el DNI si el reporte es reservado?</w:t>
+      </w:r>
+      <w:r>
+        <w:t xml:space="preserve"> Porque un reclamo que la asociación eleva </w:t>
+      </w:r>
+      <w:r>
+        <w:t>tiene que ser de una persona real del barrio: reservada es la forma de figurar ante el organismo, no la identidad frente a la asociación.</w:t>
+      </w:r>
+    </w:p>
+    <w:p>
+      <w:pPr>
+        <w:pStyle w:val="Ttulo1"/>
         <w:pageBreakBefore/>
       </w:pPr>
-      <w:r>
-        <w:t xml:space="preserve">Documentos relacionados</w:t>
-      </w:r>
-    </w:p>
-    <w:p>
-      <w:pPr>
-        <w:pStyle w:val="ListParagraph"/>
+      <w:bookmarkStart w:id="32" w:name="_Toc240118889"/>
+      <w:r>
+        <w:lastRenderedPageBreak/>
+        <w:t>Documentos relacionados</w:t>
+      </w:r>
+      <w:bookmarkEnd w:id="32"/>
+    </w:p>
+    <w:p>
+      <w:pPr>
+        <w:pStyle w:val="Prrafodelista"/>
         <w:numPr>
           <w:ilvl w:val="0"/>
           <w:numId w:val="5"/>
@@ -4355,16 +6590,15 @@
           <w:b/>
           <w:bCs/>
         </w:rPr>
-        <w:t xml:space="preserve">Manual del socio</w:t>
-      </w:r>
-      <w:r>
-        <w:t xml:space="preserve"> — qué podés hacer con tu cuenta: ver y pagar cuotas, descargar recibos,
-adherir el débito automático, actualizar tus datos, presentar solicitudes y reportes.</w:t>
-      </w:r>
-    </w:p>
-    <w:p>
-      <w:pPr>
-        <w:pStyle w:val="ListParagraph"/>
+        <w:t>Manual del socio</w:t>
+      </w:r>
+      <w:r>
+        <w:t xml:space="preserve"> — qué podés hacer con tu cuenta: ver y pagar cuotas, descargar recibos, adherir el débito automático, actualizar tus datos, presentar solicitudes y reportes.</w:t>
+      </w:r>
+    </w:p>
+    <w:p>
+      <w:pPr>
+        <w:pStyle w:val="Prrafodelista"/>
         <w:numPr>
           <w:ilvl w:val="0"/>
           <w:numId w:val="5"/>
@@ -4376,16 +6610,15 @@
           <w:b/>
           <w:bCs/>
         </w:rPr>
-        <w:t xml:space="preserve">Manual del operador</w:t>
-      </w:r>
-      <w:r>
-        <w:t xml:space="preserve"> — para la Comisión Directiva: cómo se resuelven las solicitudes, se
-validan los re-empadronamientos y se canalizan los reportes.</w:t>
-      </w:r>
-    </w:p>
-    <w:p>
-      <w:pPr>
-        <w:pStyle w:val="ListParagraph"/>
+        <w:t>Manual del operador</w:t>
+      </w:r>
+      <w:r>
+        <w:t xml:space="preserve"> — para la Comisión Directiva: cómo se resuelven las solicitudes, se validan los re-empadronamientos y se canalizan los reportes.</w:t>
+      </w:r>
+    </w:p>
+    <w:p>
+      <w:pPr>
+        <w:pStyle w:val="Prrafodelista"/>
         <w:numPr>
           <w:ilvl w:val="0"/>
           <w:numId w:val="5"/>
@@ -4397,41 +6630,32 @@
           <w:b/>
           <w:bCs/>
         </w:rPr>
-        <w:t xml:space="preserve">Serie técnica (documentos 1 a 7)</w:t>
+        <w:t>Serie técnica (documentos 1 a 7)</w:t>
       </w:r>
       <w:r>
         <w:t xml:space="preserve"> — para quien mantiene el sistema.</w:t>
       </w:r>
     </w:p>
     <w:sectPr>
-      <w:headerReference w:type="default" r:id="rId7"/>
-      <w:footerReference w:type="default" r:id="rId8"/>
-      <w:pgSz w:w="11906" w:h="16838" w:orient="portrait"/>
+      <w:headerReference w:type="default" r:id="rId22"/>
+      <w:footerReference w:type="default" r:id="rId23"/>
+      <w:pgSz w:w="11906" w:h="16838"/>
       <w:pgMar w:top="1417" w:right="1417" w:bottom="1417" w:left="1417" w:header="708" w:footer="708" w:gutter="0"/>
       <w:pgNumType w:start="1"/>
+      <w:cols w:space="720"/>
       <w:docGrid w:linePitch="360"/>
     </w:sectPr>
   </w:body>
 </w:document>
 </file>
 
-<file path=word/comments.xml><?xml version="1.0" encoding="utf-8"?>
-<w:comments xmlns:cx="http://schemas.microsoft.com/office/drawing/2014/chartex" xmlns:cx1="http://schemas.microsoft.com/office/drawing/2015/9/8/chartex" xmlns:cx2="http://schemas.microsoft.com/office/drawing/2015/10/21/chartex" xmlns:cx3="http://schemas.microsoft.com/office/drawing/2016/5/9/chartex" xmlns:cx4="http://schemas.microsoft.com/office/drawing/2016/5/10/chartex" xmlns:cx5="http://schemas.microsoft.com/office/drawing/2016/5/11/chartex" xmlns:cx6="http://schemas.microsoft.com/office/drawing/2016/5/12/chartex" xmlns:cx7="http://schemas.microsoft.com/office/drawing/2016/5/13/chartex" xmlns:cx8="http://schemas.microsoft.com/office/drawing/2016/5/14/chartex" xmlns:mc="http://schemas.openxmlformats.org/markup-compatibility/2006" xmlns:aink="http://schemas.microsoft.com/office/drawing/2016/ink" xmlns:am3d="http://schemas.microsoft.com/office/drawing/2017/model3d" xmlns:o="urn:schemas-microsoft-com:office:office" xmlns:r="http://schemas.openxmlformats.org/officeDocument/2006/relationships" xmlns:m="http://schemas.openxmlformats.org/officeDocument/2006/math" xmlns:v="urn:schemas-microsoft-com:vml" xmlns:wp14="http://schemas.microsoft.com/office/word/2010/wordprocessingDrawing" xmlns:wp="http://schemas.openxmlformats.org/drawingml/2006/wordprocessingDrawing" xmlns:w10="urn:schemas-microsoft-com:office:word" xmlns:w="http://schemas.openxmlformats.org/wordprocessingml/2006/main" xmlns:w14="http://schemas.microsoft.com/office/word/2010/wordml" xmlns:w15="http://schemas.microsoft.com/office/word/2012/wordml" xmlns:w16cex="http://schemas.microsoft.com/office/word/2018/wordml/cex" xmlns:w16cid="http://schemas.microsoft.com/office/word/2016/wordml/cid" xmlns:w16="http://schemas.microsoft.com/office/word/2018/wordml" xmlns:w16sdtdh="http://schemas.microsoft.com/office/word/2020/wordml/sdtdatahash" xmlns:w16se="http://schemas.microsoft.com/office/word/2015/wordml/symex" xmlns:wpg="http://schemas.microsoft.com/office/word/2010/wordprocessingGroup" xmlns:wpi="http://schemas.microsoft.com/office/word/2010/wordprocessingInk" xmlns:wne="http://schemas.microsoft.com/office/word/2006/wordml" xmlns:wps="http://schemas.microsoft.com/office/word/2010/wordprocessingShape"/>
-</file>
-
 <file path=word/endnotes.xml><?xml version="1.0" encoding="utf-8"?>
-<w:endnotes xmlns:wpc="http://schemas.microsoft.com/office/word/2010/wordprocessingCanvas" xmlns:mc="http://schemas.openxmlformats.org/markup-compatibility/2006" xmlns:o="urn:schemas-microsoft-com:office:office" xmlns:r="http://schemas.openxmlformats.org/officeDocument/2006/relationships" xmlns:m="http://schemas.openxmlformats.org/officeDocument/2006/math" xmlns:v="urn:schemas-microsoft-com:vml" xmlns:wp14="http://schemas.microsoft.com/office/word/2010/wordprocessingDrawing" xmlns:wp="http://schemas.openxmlformats.org/drawingml/2006/wordprocessingDrawing" xmlns:w10="urn:schemas-microsoft-com:office:word" xmlns:w="http://schemas.openxmlformats.org/wordprocessingml/2006/main" xmlns:w14="http://schemas.microsoft.com/office/word/2010/wordml" xmlns:w15="http://schemas.microsoft.com/office/word/2012/wordml" xmlns:wpg="http://schemas.microsoft.com/office/word/2010/wordprocessingGroup" xmlns:wpi="http://schemas.microsoft.com/office/word/2010/wordprocessingInk" xmlns:wne="http://schemas.microsoft.com/office/word/2006/wordml" xmlns:wps="http://schemas.microsoft.com/office/word/2010/wordprocessingShape" mc:Ignorable="w14 w15 wp14">
+<w:endnotes xmlns:wpc="http://schemas.microsoft.com/office/word/2010/wordprocessingCanvas" xmlns:cx="http://schemas.microsoft.com/office/drawing/2014/chartex" xmlns:cx1="http://schemas.microsoft.com/office/drawing/2015/9/8/chartex" xmlns:cx2="http://schemas.microsoft.com/office/drawing/2015/10/21/chartex" xmlns:cx3="http://schemas.microsoft.com/office/drawing/2016/5/9/chartex" xmlns:cx4="http://schemas.microsoft.com/office/drawing/2016/5/10/chartex" xmlns:cx5="http://schemas.microsoft.com/office/drawing/2016/5/11/chartex" xmlns:cx6="http://schemas.microsoft.com/office/drawing/2016/5/12/chartex" xmlns:cx7="http://schemas.microsoft.com/office/drawing/2016/5/13/chartex" xmlns:cx8="http://schemas.microsoft.com/office/drawing/2016/5/14/chartex" xmlns:mc="http://schemas.openxmlformats.org/markup-compatibility/2006" xmlns:aink="http://schemas.microsoft.com/office/drawing/2016/ink" xmlns:am3d="http://schemas.microsoft.com/office/drawing/2017/model3d" xmlns:o="urn:schemas-microsoft-com:office:office" xmlns:oel="http://schemas.microsoft.com/office/2019/extlst" xmlns:r="http://schemas.openxmlformats.org/officeDocument/2006/relationships" xmlns:m="http://schemas.openxmlformats.org/officeDocument/2006/math" xmlns:v="urn:schemas-microsoft-com:vml" xmlns:wp14="http://schemas.microsoft.com/office/word/2010/wordprocessingDrawing" xmlns:wp="http://schemas.openxmlformats.org/drawingml/2006/wordprocessingDrawing" xmlns:w10="urn:schemas-microsoft-com:office:word" xmlns:w="http://schemas.openxmlformats.org/wordprocessingml/2006/main" xmlns:w14="http://schemas.microsoft.com/office/word/2010/wordml" xmlns:w15="http://schemas.microsoft.com/office/word/2012/wordml" xmlns:w16cex="http://schemas.microsoft.com/office/word/2018/wordml/cex" xmlns:w16cid="http://schemas.microsoft.com/office/word/2016/wordml/cid" xmlns:w16="http://schemas.microsoft.com/office/word/2018/wordml" xmlns:w16du="http://schemas.microsoft.com/office/word/2023/wordml/word16du" xmlns:w16sdtdh="http://schemas.microsoft.com/office/word/2020/wordml/sdtdatahash" xmlns:w16sdtfl="http://schemas.microsoft.com/office/word/2024/wordml/sdtformatlock" xmlns:w16se="http://schemas.microsoft.com/office/word/2015/wordml/symex" xmlns:wpg="http://schemas.microsoft.com/office/word/2010/wordprocessingGroup" xmlns:wpi="http://schemas.microsoft.com/office/word/2010/wordprocessingInk" xmlns:wne="http://schemas.microsoft.com/office/word/2006/wordml" xmlns:wps="http://schemas.microsoft.com/office/word/2010/wordprocessingShape" mc:Ignorable="w14 w15 w16se w16cid w16 w16cex w16sdtdh w16sdtfl w16du wp14">
   <w:endnote w:type="separator" w:id="-1">
     <w:p>
       <w:pPr>
-        <w:spacing w:after="0" w:line="240" w:lineRule="auto"/>
-      </w:pPr>
-      <w:r>
-        <w:rPr>
-          <w:rStyle w:val="EndnoteReference"/>
-        </w:rPr>
-        <w:endnoteRef/>
-      </w:r>
+        <w:spacing w:line="240" w:lineRule="auto"/>
+      </w:pPr>
       <w:r>
         <w:separator/>
       </w:r>
@@ -4440,14 +6664,8 @@
   <w:endnote w:type="continuationSeparator" w:id="0">
     <w:p>
       <w:pPr>
-        <w:spacing w:after="0" w:line="240" w:lineRule="auto"/>
-      </w:pPr>
-      <w:r>
-        <w:rPr>
-          <w:rStyle w:val="EndnoteReference"/>
-        </w:rPr>
-        <w:endnoteRef/>
-      </w:r>
+        <w:spacing w:line="240" w:lineRule="auto"/>
+      </w:pPr>
       <w:r>
         <w:continuationSeparator/>
       </w:r>
@@ -4457,7 +6675,7 @@
 </file>
 
 <file path=word/footer1.xml><?xml version="1.0" encoding="utf-8"?>
-<w:ftr xmlns:wpc="http://schemas.microsoft.com/office/word/2010/wordprocessingCanvas" xmlns:mc="http://schemas.openxmlformats.org/markup-compatibility/2006" xmlns:o="urn:schemas-microsoft-com:office:office" xmlns:r="http://schemas.openxmlformats.org/officeDocument/2006/relationships" xmlns:m="http://schemas.openxmlformats.org/officeDocument/2006/math" xmlns:v="urn:schemas-microsoft-com:vml" xmlns:wp14="http://schemas.microsoft.com/office/word/2010/wordprocessingDrawing" xmlns:wp="http://schemas.openxmlformats.org/drawingml/2006/wordprocessingDrawing" xmlns:w10="urn:schemas-microsoft-com:office:word" xmlns:w="http://schemas.openxmlformats.org/wordprocessingml/2006/main" xmlns:w14="http://schemas.microsoft.com/office/word/2010/wordml" xmlns:w15="http://schemas.microsoft.com/office/word/2012/wordml" xmlns:wpg="http://schemas.microsoft.com/office/word/2010/wordprocessingGroup" xmlns:wpi="http://schemas.microsoft.com/office/word/2010/wordprocessingInk" xmlns:wne="http://schemas.microsoft.com/office/word/2006/wordml" xmlns:wps="http://schemas.microsoft.com/office/word/2010/wordprocessingShape">
+<w:ftr xmlns:wpc="http://schemas.microsoft.com/office/word/2010/wordprocessingCanvas" xmlns:cx="http://schemas.microsoft.com/office/drawing/2014/chartex" xmlns:cx1="http://schemas.microsoft.com/office/drawing/2015/9/8/chartex" xmlns:cx2="http://schemas.microsoft.com/office/drawing/2015/10/21/chartex" xmlns:cx3="http://schemas.microsoft.com/office/drawing/2016/5/9/chartex" xmlns:cx4="http://schemas.microsoft.com/office/drawing/2016/5/10/chartex" xmlns:cx5="http://schemas.microsoft.com/office/drawing/2016/5/11/chartex" xmlns:cx6="http://schemas.microsoft.com/office/drawing/2016/5/12/chartex" xmlns:cx7="http://schemas.microsoft.com/office/drawing/2016/5/13/chartex" xmlns:cx8="http://schemas.microsoft.com/office/drawing/2016/5/14/chartex" xmlns:mc="http://schemas.openxmlformats.org/markup-compatibility/2006" xmlns:aink="http://schemas.microsoft.com/office/drawing/2016/ink" xmlns:am3d="http://schemas.microsoft.com/office/drawing/2017/model3d" xmlns:o="urn:schemas-microsoft-com:office:office" xmlns:oel="http://schemas.microsoft.com/office/2019/extlst" xmlns:r="http://schemas.openxmlformats.org/officeDocument/2006/relationships" xmlns:m="http://schemas.openxmlformats.org/officeDocument/2006/math" xmlns:v="urn:schemas-microsoft-com:vml" xmlns:wp14="http://schemas.microsoft.com/office/word/2010/wordprocessingDrawing" xmlns:wp="http://schemas.openxmlformats.org/drawingml/2006/wordprocessingDrawing" xmlns:w10="urn:schemas-microsoft-com:office:word" xmlns:w="http://schemas.openxmlformats.org/wordprocessingml/2006/main" xmlns:w14="http://schemas.microsoft.com/office/word/2010/wordml" xmlns:w15="http://schemas.microsoft.com/office/word/2012/wordml" xmlns:w16cex="http://schemas.microsoft.com/office/word/2018/wordml/cex" xmlns:w16cid="http://schemas.microsoft.com/office/word/2016/wordml/cid" xmlns:w16="http://schemas.microsoft.com/office/word/2018/wordml" xmlns:w16du="http://schemas.microsoft.com/office/word/2023/wordml/word16du" xmlns:w16sdtdh="http://schemas.microsoft.com/office/word/2020/wordml/sdtdatahash" xmlns:w16sdtfl="http://schemas.microsoft.com/office/word/2024/wordml/sdtformatlock" xmlns:w16se="http://schemas.microsoft.com/office/word/2015/wordml/symex" xmlns:wpg="http://schemas.microsoft.com/office/word/2010/wordprocessingGroup" xmlns:wpi="http://schemas.microsoft.com/office/word/2010/wordprocessingInk" xmlns:wne="http://schemas.microsoft.com/office/word/2006/wordml" xmlns:wps="http://schemas.microsoft.com/office/word/2010/wordprocessingShape" mc:Ignorable="w14 w15 w16se w16cid w16 w16cex w16sdtdh w16sdtfl w16du wp14">
   <w:p>
     <w:pPr>
       <w:jc w:val="center"/>
@@ -4477,8 +6695,38 @@
         <w:szCs w:val="18"/>
       </w:rPr>
       <w:fldChar w:fldCharType="begin"/>
-      <w:instrText xml:space="preserve">PAGE</w:instrText>
+    </w:r>
+    <w:r>
+      <w:rPr>
+        <w:color w:val="666666"/>
+        <w:sz w:val="18"/>
+        <w:szCs w:val="18"/>
+      </w:rPr>
+      <w:instrText>PAGE</w:instrText>
+    </w:r>
+    <w:r>
+      <w:rPr>
+        <w:color w:val="666666"/>
+        <w:sz w:val="18"/>
+        <w:szCs w:val="18"/>
+      </w:rPr>
       <w:fldChar w:fldCharType="separate"/>
+    </w:r>
+    <w:r>
+      <w:rPr>
+        <w:noProof/>
+        <w:color w:val="666666"/>
+        <w:sz w:val="18"/>
+        <w:szCs w:val="18"/>
+      </w:rPr>
+      <w:t>1</w:t>
+    </w:r>
+    <w:r>
+      <w:rPr>
+        <w:color w:val="666666"/>
+        <w:sz w:val="18"/>
+        <w:szCs w:val="18"/>
+      </w:rPr>
       <w:fldChar w:fldCharType="end"/>
     </w:r>
     <w:r>
@@ -4496,8 +6744,38 @@
         <w:szCs w:val="18"/>
       </w:rPr>
       <w:fldChar w:fldCharType="begin"/>
-      <w:instrText xml:space="preserve">SECTIONPAGES</w:instrText>
+    </w:r>
+    <w:r>
+      <w:rPr>
+        <w:color w:val="666666"/>
+        <w:sz w:val="18"/>
+        <w:szCs w:val="18"/>
+      </w:rPr>
+      <w:instrText>SECTIONPAGES</w:instrText>
+    </w:r>
+    <w:r>
+      <w:rPr>
+        <w:color w:val="666666"/>
+        <w:sz w:val="18"/>
+        <w:szCs w:val="18"/>
+      </w:rPr>
       <w:fldChar w:fldCharType="separate"/>
+    </w:r>
+    <w:r>
+      <w:rPr>
+        <w:noProof/>
+        <w:color w:val="666666"/>
+        <w:sz w:val="18"/>
+        <w:szCs w:val="18"/>
+      </w:rPr>
+      <w:t>26</w:t>
+    </w:r>
+    <w:r>
+      <w:rPr>
+        <w:color w:val="666666"/>
+        <w:sz w:val="18"/>
+        <w:szCs w:val="18"/>
+      </w:rPr>
       <w:fldChar w:fldCharType="end"/>
     </w:r>
   </w:p>
@@ -4505,18 +6783,12 @@
 </file>
 
 <file path=word/footnotes.xml><?xml version="1.0" encoding="utf-8"?>
-<w:footnotes xmlns:wpc="http://schemas.microsoft.com/office/word/2010/wordprocessingCanvas" xmlns:mc="http://schemas.openxmlformats.org/markup-compatibility/2006" xmlns:o="urn:schemas-microsoft-com:office:office" xmlns:r="http://schemas.openxmlformats.org/officeDocument/2006/relationships" xmlns:m="http://schemas.openxmlformats.org/officeDocument/2006/math" xmlns:v="urn:schemas-microsoft-com:vml" xmlns:wp14="http://schemas.microsoft.com/office/word/2010/wordprocessingDrawing" xmlns:wp="http://schemas.openxmlformats.org/drawingml/2006/wordprocessingDrawing" xmlns:w10="urn:schemas-microsoft-com:office:word" xmlns:w="http://schemas.openxmlformats.org/wordprocessingml/2006/main" xmlns:w14="http://schemas.microsoft.com/office/word/2010/wordml" xmlns:w15="http://schemas.microsoft.com/office/word/2012/wordml" xmlns:wpg="http://schemas.microsoft.com/office/word/2010/wordprocessingGroup" xmlns:wpi="http://schemas.microsoft.com/office/word/2010/wordprocessingInk" xmlns:wne="http://schemas.microsoft.com/office/word/2006/wordml" xmlns:wps="http://schemas.microsoft.com/office/word/2010/wordprocessingShape" mc:Ignorable="w14 w15 wp14">
+<w:footnotes xmlns:wpc="http://schemas.microsoft.com/office/word/2010/wordprocessingCanvas" xmlns:cx="http://schemas.microsoft.com/office/drawing/2014/chartex" xmlns:cx1="http://schemas.microsoft.com/office/drawing/2015/9/8/chartex" xmlns:cx2="http://schemas.microsoft.com/office/drawing/2015/10/21/chartex" xmlns:cx3="http://schemas.microsoft.com/office/drawing/2016/5/9/chartex" xmlns:cx4="http://schemas.microsoft.com/office/drawing/2016/5/10/chartex" xmlns:cx5="http://schemas.microsoft.com/office/drawing/2016/5/11/chartex" xmlns:cx6="http://schemas.microsoft.com/office/drawing/2016/5/12/chartex" xmlns:cx7="http://schemas.microsoft.com/office/drawing/2016/5/13/chartex" xmlns:cx8="http://schemas.microsoft.com/office/drawing/2016/5/14/chartex" xmlns:mc="http://schemas.openxmlformats.org/markup-compatibility/2006" xmlns:aink="http://schemas.microsoft.com/office/drawing/2016/ink" xmlns:am3d="http://schemas.microsoft.com/office/drawing/2017/model3d" xmlns:o="urn:schemas-microsoft-com:office:office" xmlns:oel="http://schemas.microsoft.com/office/2019/extlst" xmlns:r="http://schemas.openxmlformats.org/officeDocument/2006/relationships" xmlns:m="http://schemas.openxmlformats.org/officeDocument/2006/math" xmlns:v="urn:schemas-microsoft-com:vml" xmlns:wp14="http://schemas.microsoft.com/office/word/2010/wordprocessingDrawing" xmlns:wp="http://schemas.openxmlformats.org/drawingml/2006/wordprocessingDrawing" xmlns:w10="urn:schemas-microsoft-com:office:word" xmlns:w="http://schemas.openxmlformats.org/wordprocessingml/2006/main" xmlns:w14="http://schemas.microsoft.com/office/word/2010/wordml" xmlns:w15="http://schemas.microsoft.com/office/word/2012/wordml" xmlns:w16cex="http://schemas.microsoft.com/office/word/2018/wordml/cex" xmlns:w16cid="http://schemas.microsoft.com/office/word/2016/wordml/cid" xmlns:w16="http://schemas.microsoft.com/office/word/2018/wordml" xmlns:w16du="http://schemas.microsoft.com/office/word/2023/wordml/word16du" xmlns:w16sdtdh="http://schemas.microsoft.com/office/word/2020/wordml/sdtdatahash" xmlns:w16sdtfl="http://schemas.microsoft.com/office/word/2024/wordml/sdtformatlock" xmlns:w16se="http://schemas.microsoft.com/office/word/2015/wordml/symex" xmlns:wpg="http://schemas.microsoft.com/office/word/2010/wordprocessingGroup" xmlns:wpi="http://schemas.microsoft.com/office/word/2010/wordprocessingInk" xmlns:wne="http://schemas.microsoft.com/office/word/2006/wordml" xmlns:wps="http://schemas.microsoft.com/office/word/2010/wordprocessingShape" mc:Ignorable="w14 w15 w16se w16cid w16 w16cex w16sdtdh w16sdtfl w16du wp14">
   <w:footnote w:type="separator" w:id="-1">
     <w:p>
       <w:pPr>
-        <w:spacing w:after="0" w:line="240" w:lineRule="auto"/>
-      </w:pPr>
-      <w:r>
-        <w:rPr>
-          <w:rStyle w:val="FootnoteReference"/>
-        </w:rPr>
-        <w:footnoteRef/>
-      </w:r>
+        <w:spacing w:line="240" w:lineRule="auto"/>
+      </w:pPr>
       <w:r>
         <w:separator/>
       </w:r>
@@ -4525,14 +6797,8 @@
   <w:footnote w:type="continuationSeparator" w:id="0">
     <w:p>
       <w:pPr>
-        <w:spacing w:after="0" w:line="240" w:lineRule="auto"/>
-      </w:pPr>
-      <w:r>
-        <w:rPr>
-          <w:rStyle w:val="FootnoteReference"/>
-        </w:rPr>
-        <w:footnoteRef/>
-      </w:r>
+        <w:spacing w:line="240" w:lineRule="auto"/>
+      </w:pPr>
       <w:r>
         <w:continuationSeparator/>
       </w:r>
@@ -4542,11 +6808,11 @@
 </file>
 
 <file path=word/header1.xml><?xml version="1.0" encoding="utf-8"?>
-<w:hdr xmlns:wpc="http://schemas.microsoft.com/office/word/2010/wordprocessingCanvas" xmlns:mc="http://schemas.openxmlformats.org/markup-compatibility/2006" xmlns:o="urn:schemas-microsoft-com:office:office" xmlns:r="http://schemas.openxmlformats.org/officeDocument/2006/relationships" xmlns:m="http://schemas.openxmlformats.org/officeDocument/2006/math" xmlns:v="urn:schemas-microsoft-com:vml" xmlns:wp14="http://schemas.microsoft.com/office/word/2010/wordprocessingDrawing" xmlns:wp="http://schemas.openxmlformats.org/drawingml/2006/wordprocessingDrawing" xmlns:w10="urn:schemas-microsoft-com:office:word" xmlns:w="http://schemas.openxmlformats.org/wordprocessingml/2006/main" xmlns:w14="http://schemas.microsoft.com/office/word/2010/wordml" xmlns:w15="http://schemas.microsoft.com/office/word/2012/wordml" xmlns:wpg="http://schemas.microsoft.com/office/word/2010/wordprocessingGroup" xmlns:wpi="http://schemas.microsoft.com/office/word/2010/wordprocessingInk" xmlns:wne="http://schemas.microsoft.com/office/word/2006/wordml" xmlns:wps="http://schemas.microsoft.com/office/word/2010/wordprocessingShape" xmlns:cx="http://schemas.microsoft.com/office/drawing/2014/chartex" xmlns:cx1="http://schemas.microsoft.com/office/drawing/2015/9/8/chartex" xmlns:cx2="http://schemas.microsoft.com/office/drawing/2015/10/21/chartex" xmlns:cx3="http://schemas.microsoft.com/office/drawing/2016/5/9/chartex" xmlns:cx4="http://schemas.microsoft.com/office/drawing/2016/5/10/chartex" xmlns:cx5="http://schemas.microsoft.com/office/drawing/2016/5/11/chartex" xmlns:cx6="http://schemas.microsoft.com/office/drawing/2016/5/12/chartex" xmlns:cx7="http://schemas.microsoft.com/office/drawing/2016/5/13/chartex" xmlns:cx8="http://schemas.microsoft.com/office/drawing/2016/5/14/chartex" xmlns:w16cid="http://schemas.microsoft.com/office/word/2016/wordml/cid" xmlns:w16se="http://schemas.microsoft.com/office/word/2015/wordml/symex">
+<w:hdr xmlns:wpc="http://schemas.microsoft.com/office/word/2010/wordprocessingCanvas" xmlns:cx="http://schemas.microsoft.com/office/drawing/2014/chartex" xmlns:cx1="http://schemas.microsoft.com/office/drawing/2015/9/8/chartex" xmlns:cx2="http://schemas.microsoft.com/office/drawing/2015/10/21/chartex" xmlns:cx3="http://schemas.microsoft.com/office/drawing/2016/5/9/chartex" xmlns:cx4="http://schemas.microsoft.com/office/drawing/2016/5/10/chartex" xmlns:cx5="http://schemas.microsoft.com/office/drawing/2016/5/11/chartex" xmlns:cx6="http://schemas.microsoft.com/office/drawing/2016/5/12/chartex" xmlns:cx7="http://schemas.microsoft.com/office/drawing/2016/5/13/chartex" xmlns:cx8="http://schemas.microsoft.com/office/drawing/2016/5/14/chartex" xmlns:mc="http://schemas.openxmlformats.org/markup-compatibility/2006" xmlns:aink="http://schemas.microsoft.com/office/drawing/2016/ink" xmlns:am3d="http://schemas.microsoft.com/office/drawing/2017/model3d" xmlns:o="urn:schemas-microsoft-com:office:office" xmlns:oel="http://schemas.microsoft.com/office/2019/extlst" xmlns:r="http://schemas.openxmlformats.org/officeDocument/2006/relationships" xmlns:m="http://schemas.openxmlformats.org/officeDocument/2006/math" xmlns:v="urn:schemas-microsoft-com:vml" xmlns:wp14="http://schemas.microsoft.com/office/word/2010/wordprocessingDrawing" xmlns:wp="http://schemas.openxmlformats.org/drawingml/2006/wordprocessingDrawing" xmlns:w10="urn:schemas-microsoft-com:office:word" xmlns:w="http://schemas.openxmlformats.org/wordprocessingml/2006/main" xmlns:w14="http://schemas.microsoft.com/office/word/2010/wordml" xmlns:w15="http://schemas.microsoft.com/office/word/2012/wordml" xmlns:w16cex="http://schemas.microsoft.com/office/word/2018/wordml/cex" xmlns:w16cid="http://schemas.microsoft.com/office/word/2016/wordml/cid" xmlns:w16="http://schemas.microsoft.com/office/word/2018/wordml" xmlns:w16du="http://schemas.microsoft.com/office/word/2023/wordml/word16du" xmlns:w16sdtdh="http://schemas.microsoft.com/office/word/2020/wordml/sdtdatahash" xmlns:w16sdtfl="http://schemas.microsoft.com/office/word/2024/wordml/sdtformatlock" xmlns:w16se="http://schemas.microsoft.com/office/word/2015/wordml/symex" xmlns:wpg="http://schemas.microsoft.com/office/word/2010/wordprocessingGroup" xmlns:wpi="http://schemas.microsoft.com/office/word/2010/wordprocessingInk" xmlns:wne="http://schemas.microsoft.com/office/word/2006/wordml" xmlns:wps="http://schemas.microsoft.com/office/word/2010/wordprocessingShape" mc:Ignorable="w14 w15 w16se w16cid w16 w16cex w16sdtdh w16sdtfl w16du wp14">
   <w:p>
     <w:pPr>
       <w:pBdr>
-        <w:bottom w:val="single" w:color="BBBBBB" w:sz="4" w:space="4"/>
+        <w:bottom w:val="single" w:sz="4" w:space="4" w:color="BBBBBB"/>
       </w:pBdr>
       <w:tabs>
         <w:tab w:val="right" w:pos="9072"/>
@@ -4558,17 +6824,86 @@
         <w:sz w:val="18"/>
         <w:szCs w:val="18"/>
       </w:rPr>
-      <w:t xml:space="preserve">Guía del vecino	SIGeV</w:t>
+      <w:t>Guía del vecino</w:t>
+    </w:r>
+    <w:r>
+      <w:rPr>
+        <w:color w:val="666666"/>
+        <w:sz w:val="18"/>
+        <w:szCs w:val="18"/>
+      </w:rPr>
+      <w:tab/>
+      <w:t>SIGeV</w:t>
     </w:r>
   </w:p>
 </w:hdr>
 </file>
 
 <file path=word/numbering.xml><?xml version="1.0" encoding="utf-8"?>
-<w:numbering xmlns:wpc="http://schemas.microsoft.com/office/word/2010/wordprocessingCanvas" xmlns:mc="http://schemas.openxmlformats.org/markup-compatibility/2006" xmlns:o="urn:schemas-microsoft-com:office:office" xmlns:r="http://schemas.openxmlformats.org/officeDocument/2006/relationships" xmlns:m="http://schemas.openxmlformats.org/officeDocument/2006/math" xmlns:v="urn:schemas-microsoft-com:vml" xmlns:wp14="http://schemas.microsoft.com/office/word/2010/wordprocessingDrawing" xmlns:wp="http://schemas.openxmlformats.org/drawingml/2006/wordprocessingDrawing" xmlns:w10="urn:schemas-microsoft-com:office:word" xmlns:w="http://schemas.openxmlformats.org/wordprocessingml/2006/main" xmlns:w14="http://schemas.microsoft.com/office/word/2010/wordml" xmlns:w15="http://schemas.microsoft.com/office/word/2012/wordml" xmlns:wpg="http://schemas.microsoft.com/office/word/2010/wordprocessingGroup" xmlns:wpi="http://schemas.microsoft.com/office/word/2010/wordprocessingInk" xmlns:wne="http://schemas.microsoft.com/office/word/2006/wordml" xmlns:wps="http://schemas.microsoft.com/office/word/2010/wordprocessingShape" mc:Ignorable="w14 w15 wp14">
+<w:numbering xmlns:wpc="http://schemas.microsoft.com/office/word/2010/wordprocessingCanvas" xmlns:cx="http://schemas.microsoft.com/office/drawing/2014/chartex" xmlns:cx1="http://schemas.microsoft.com/office/drawing/2015/9/8/chartex" xmlns:cx2="http://schemas.microsoft.com/office/drawing/2015/10/21/chartex" xmlns:cx3="http://schemas.microsoft.com/office/drawing/2016/5/9/chartex" xmlns:cx4="http://schemas.microsoft.com/office/drawing/2016/5/10/chartex" xmlns:cx5="http://schemas.microsoft.com/office/drawing/2016/5/11/chartex" xmlns:cx6="http://schemas.microsoft.com/office/drawing/2016/5/12/chartex" xmlns:cx7="http://schemas.microsoft.com/office/drawing/2016/5/13/chartex" xmlns:cx8="http://schemas.microsoft.com/office/drawing/2016/5/14/chartex" xmlns:mc="http://schemas.openxmlformats.org/markup-compatibility/2006" xmlns:aink="http://schemas.microsoft.com/office/drawing/2016/ink" xmlns:am3d="http://schemas.microsoft.com/office/drawing/2017/model3d" xmlns:o="urn:schemas-microsoft-com:office:office" xmlns:oel="http://schemas.microsoft.com/office/2019/extlst" xmlns:r="http://schemas.openxmlformats.org/officeDocument/2006/relationships" xmlns:m="http://schemas.openxmlformats.org/officeDocument/2006/math" xmlns:v="urn:schemas-microsoft-com:vml" xmlns:wp14="http://schemas.microsoft.com/office/word/2010/wordprocessingDrawing" xmlns:wp="http://schemas.openxmlformats.org/drawingml/2006/wordprocessingDrawing" xmlns:w10="urn:schemas-microsoft-com:office:word" xmlns:w="http://schemas.openxmlformats.org/wordprocessingml/2006/main" xmlns:w14="http://schemas.microsoft.com/office/word/2010/wordml" xmlns:w15="http://schemas.microsoft.com/office/word/2012/wordml" xmlns:w16cex="http://schemas.microsoft.com/office/word/2018/wordml/cex" xmlns:w16cid="http://schemas.microsoft.com/office/word/2016/wordml/cid" xmlns:w16="http://schemas.microsoft.com/office/word/2018/wordml" xmlns:w16du="http://schemas.microsoft.com/office/word/2023/wordml/word16du" xmlns:w16sdtdh="http://schemas.microsoft.com/office/word/2020/wordml/sdtdatahash" xmlns:w16sdtfl="http://schemas.microsoft.com/office/word/2024/wordml/sdtformatlock" xmlns:w16se="http://schemas.microsoft.com/office/word/2015/wordml/symex" xmlns:wpg="http://schemas.microsoft.com/office/word/2010/wordprocessingGroup" xmlns:wpi="http://schemas.microsoft.com/office/word/2010/wordprocessingInk" xmlns:wne="http://schemas.microsoft.com/office/word/2006/wordml" xmlns:wps="http://schemas.microsoft.com/office/word/2010/wordprocessingShape" mc:Ignorable="w14 w15 w16se w16cid w16 w16cex w16sdtdh w16sdtfl w16du wp14">
+  <w:abstractNum w:abstractNumId="0" w15:restartNumberingAfterBreak="0">
+    <w:nsid w:val="020365A3"/>
+    <w:multiLevelType w:val="hybridMultilevel"/>
+    <w:tmpl w:val="E27436EA"/>
+    <w:lvl w:ilvl="0" w:tplc="2708A950">
+      <w:start w:val="1"/>
+      <w:numFmt w:val="decimal"/>
+      <w:lvlText w:val="%1."/>
+      <w:lvlJc w:val="left"/>
+      <w:pPr>
+        <w:ind w:left="720" w:hanging="360"/>
+      </w:pPr>
+    </w:lvl>
+    <w:lvl w:ilvl="1" w:tplc="CCB61FBC">
+      <w:start w:val="1"/>
+      <w:numFmt w:val="lowerLetter"/>
+      <w:lvlText w:val="%2)"/>
+      <w:lvlJc w:val="left"/>
+      <w:pPr>
+        <w:ind w:left="1440" w:hanging="360"/>
+      </w:pPr>
+    </w:lvl>
+    <w:lvl w:ilvl="2" w:tplc="E0744860">
+      <w:numFmt w:val="decimal"/>
+      <w:lvlText w:val=""/>
+      <w:lvlJc w:val="left"/>
+    </w:lvl>
+    <w:lvl w:ilvl="3" w:tplc="0E94C36A">
+      <w:numFmt w:val="decimal"/>
+      <w:lvlText w:val=""/>
+      <w:lvlJc w:val="left"/>
+    </w:lvl>
+    <w:lvl w:ilvl="4" w:tplc="4796DAA0">
+      <w:numFmt w:val="decimal"/>
+      <w:lvlText w:val=""/>
+      <w:lvlJc w:val="left"/>
+    </w:lvl>
+    <w:lvl w:ilvl="5" w:tplc="C55270E8">
+      <w:numFmt w:val="decimal"/>
+      <w:lvlText w:val=""/>
+      <w:lvlJc w:val="left"/>
+    </w:lvl>
+    <w:lvl w:ilvl="6" w:tplc="F19EBF5A">
+      <w:numFmt w:val="decimal"/>
+      <w:lvlText w:val=""/>
+      <w:lvlJc w:val="left"/>
+    </w:lvl>
+    <w:lvl w:ilvl="7" w:tplc="7C7E76E4">
+      <w:numFmt w:val="decimal"/>
+      <w:lvlText w:val=""/>
+      <w:lvlJc w:val="left"/>
+    </w:lvl>
+    <w:lvl w:ilvl="8" w:tplc="A1A6FA44">
+      <w:numFmt w:val="decimal"/>
+      <w:lvlText w:val=""/>
+      <w:lvlJc w:val="left"/>
+    </w:lvl>
+  </w:abstractNum>
   <w:abstractNum w:abstractNumId="1" w15:restartNumberingAfterBreak="0">
+    <w:nsid w:val="16461EB9"/>
     <w:multiLevelType w:val="hybridMultilevel"/>
-    <w:lvl w:ilvl="0" w15:tentative="1">
+    <w:tmpl w:val="A418A186"/>
+    <w:lvl w:ilvl="0" w:tplc="1F4C10EE">
       <w:start w:val="1"/>
       <w:numFmt w:val="bullet"/>
       <w:lvlText w:val="●"/>
@@ -4577,7 +6912,7 @@
         <w:ind w:left="720" w:hanging="360"/>
       </w:pPr>
     </w:lvl>
-    <w:lvl w:ilvl="1" w15:tentative="1">
+    <w:lvl w:ilvl="1" w:tplc="F0E4EFE6">
       <w:start w:val="1"/>
       <w:numFmt w:val="bullet"/>
       <w:lvlText w:val="○"/>
@@ -4586,7 +6921,7 @@
         <w:ind w:left="1440" w:hanging="360"/>
       </w:pPr>
     </w:lvl>
-    <w:lvl w:ilvl="2" w15:tentative="1">
+    <w:lvl w:ilvl="2" w:tplc="EA986B26">
       <w:start w:val="1"/>
       <w:numFmt w:val="bullet"/>
       <w:lvlText w:val="■"/>
@@ -4595,7 +6930,7 @@
         <w:ind w:left="2160" w:hanging="360"/>
       </w:pPr>
     </w:lvl>
-    <w:lvl w:ilvl="3" w15:tentative="1">
+    <w:lvl w:ilvl="3" w:tplc="224629F2">
       <w:start w:val="1"/>
       <w:numFmt w:val="bullet"/>
       <w:lvlText w:val="●"/>
@@ -4604,7 +6939,7 @@
         <w:ind w:left="2880" w:hanging="360"/>
       </w:pPr>
     </w:lvl>
-    <w:lvl w:ilvl="4" w15:tentative="1">
+    <w:lvl w:ilvl="4" w:tplc="A8881D40">
       <w:start w:val="1"/>
       <w:numFmt w:val="bullet"/>
       <w:lvlText w:val="○"/>
@@ -4613,7 +6948,7 @@
         <w:ind w:left="3600" w:hanging="360"/>
       </w:pPr>
     </w:lvl>
-    <w:lvl w:ilvl="5" w15:tentative="1">
+    <w:lvl w:ilvl="5" w:tplc="76701FA4">
       <w:start w:val="1"/>
       <w:numFmt w:val="bullet"/>
       <w:lvlText w:val="■"/>
@@ -4622,7 +6957,7 @@
         <w:ind w:left="4320" w:hanging="360"/>
       </w:pPr>
     </w:lvl>
-    <w:lvl w:ilvl="6" w15:tentative="1">
+    <w:lvl w:ilvl="6" w:tplc="2EE806C2">
       <w:start w:val="1"/>
       <w:numFmt w:val="bullet"/>
       <w:lvlText w:val="●"/>
@@ -4631,7 +6966,7 @@
         <w:ind w:left="5040" w:hanging="360"/>
       </w:pPr>
     </w:lvl>
-    <w:lvl w:ilvl="7" w15:tentative="1">
+    <w:lvl w:ilvl="7" w:tplc="B694CA46">
       <w:start w:val="1"/>
       <w:numFmt w:val="bullet"/>
       <w:lvlText w:val="●"/>
@@ -4640,7 +6975,7 @@
         <w:ind w:left="5760" w:hanging="360"/>
       </w:pPr>
     </w:lvl>
-    <w:lvl w:ilvl="8" w15:tentative="1">
+    <w:lvl w:ilvl="8" w:tplc="6C3E1D7C">
       <w:start w:val="1"/>
       <w:numFmt w:val="bullet"/>
       <w:lvlText w:val="●"/>
@@ -4651,8 +6986,10 @@
     </w:lvl>
   </w:abstractNum>
   <w:abstractNum w:abstractNumId="2" w15:restartNumberingAfterBreak="0">
+    <w:nsid w:val="3AFC1FAA"/>
     <w:multiLevelType w:val="hybridMultilevel"/>
-    <w:lvl w:ilvl="0" w15:tentative="1">
+    <w:tmpl w:val="F6B41D08"/>
+    <w:lvl w:ilvl="0" w:tplc="42BE05FA">
       <w:start w:val="1"/>
       <w:numFmt w:val="bullet"/>
       <w:lvlText w:val="•"/>
@@ -4661,7 +6998,7 @@
         <w:ind w:left="720" w:hanging="360"/>
       </w:pPr>
     </w:lvl>
-    <w:lvl w:ilvl="1" w15:tentative="1">
+    <w:lvl w:ilvl="1" w:tplc="84B6A09A">
       <w:start w:val="1"/>
       <w:numFmt w:val="bullet"/>
       <w:lvlText w:val="–"/>
@@ -4670,53 +7007,67 @@
         <w:ind w:left="1440" w:hanging="360"/>
       </w:pPr>
     </w:lvl>
-  </w:abstractNum>
-  <w:abstractNum w:abstractNumId="3" w15:restartNumberingAfterBreak="0">
-    <w:multiLevelType w:val="hybridMultilevel"/>
-    <w:lvl w:ilvl="0" w15:tentative="1">
-      <w:start w:val="1"/>
+    <w:lvl w:ilvl="2" w:tplc="D4404C10">
       <w:numFmt w:val="decimal"/>
-      <w:lvlText w:val="%1."/>
+      <w:lvlText w:val=""/>
       <w:lvlJc w:val="left"/>
-      <w:pPr>
-        <w:ind w:left="720" w:hanging="360"/>
-      </w:pPr>
     </w:lvl>
-    <w:lvl w:ilvl="1" w15:tentative="1">
-      <w:start w:val="1"/>
-      <w:numFmt w:val="lowerLetter"/>
-      <w:lvlText w:val="%2)"/>
+    <w:lvl w:ilvl="3" w:tplc="750E324E">
+      <w:numFmt w:val="decimal"/>
+      <w:lvlText w:val=""/>
       <w:lvlJc w:val="left"/>
-      <w:pPr>
-        <w:ind w:left="1440" w:hanging="360"/>
-      </w:pPr>
+    </w:lvl>
+    <w:lvl w:ilvl="4" w:tplc="41A25208">
+      <w:numFmt w:val="decimal"/>
+      <w:lvlText w:val=""/>
+      <w:lvlJc w:val="left"/>
+    </w:lvl>
+    <w:lvl w:ilvl="5" w:tplc="5074CF10">
+      <w:numFmt w:val="decimal"/>
+      <w:lvlText w:val=""/>
+      <w:lvlJc w:val="left"/>
+    </w:lvl>
+    <w:lvl w:ilvl="6" w:tplc="0F381C72">
+      <w:numFmt w:val="decimal"/>
+      <w:lvlText w:val=""/>
+      <w:lvlJc w:val="left"/>
+    </w:lvl>
+    <w:lvl w:ilvl="7" w:tplc="AFBE76D2">
+      <w:numFmt w:val="decimal"/>
+      <w:lvlText w:val=""/>
+      <w:lvlJc w:val="left"/>
+    </w:lvl>
+    <w:lvl w:ilvl="8" w:tplc="F132B4DA">
+      <w:numFmt w:val="decimal"/>
+      <w:lvlText w:val=""/>
+      <w:lvlJc w:val="left"/>
     </w:lvl>
   </w:abstractNum>
-  <w:num w:numId="1">
+  <w:num w:numId="1" w16cid:durableId="1124079682">
     <w:abstractNumId w:val="1"/>
     <w:lvlOverride w:ilvl="0">
       <w:startOverride w:val="1"/>
     </w:lvlOverride>
   </w:num>
-  <w:num w:numId="2">
+  <w:num w:numId="2" w16cid:durableId="1811362027">
     <w:abstractNumId w:val="2"/>
     <w:lvlOverride w:ilvl="0">
       <w:startOverride w:val="1"/>
     </w:lvlOverride>
   </w:num>
-  <w:num w:numId="3">
-    <w:abstractNumId w:val="3"/>
+  <w:num w:numId="3" w16cid:durableId="2048680320">
+    <w:abstractNumId w:val="0"/>
     <w:lvlOverride w:ilvl="0">
       <w:startOverride w:val="1"/>
     </w:lvlOverride>
   </w:num>
-  <w:num w:numId="4">
-    <w:abstractNumId w:val="3"/>
+  <w:num w:numId="4" w16cid:durableId="775834884">
+    <w:abstractNumId w:val="0"/>
     <w:lvlOverride w:ilvl="0">
       <w:startOverride w:val="1"/>
     </w:lvlOverride>
   </w:num>
-  <w:num w:numId="5">
+  <w:num w:numId="5" w16cid:durableId="1383019419">
     <w:abstractNumId w:val="2"/>
     <w:lvlOverride w:ilvl="0">
       <w:startOverride w:val="1"/>
@@ -4726,111 +7077,550 @@
 </file>
 
 <file path=word/styles.xml><?xml version="1.0" encoding="utf-8"?>
-<w:styles xmlns:mc="http://schemas.openxmlformats.org/markup-compatibility/2006" xmlns:r="http://schemas.openxmlformats.org/officeDocument/2006/relationships" xmlns:w="http://schemas.openxmlformats.org/wordprocessingml/2006/main" xmlns:w14="http://schemas.microsoft.com/office/word/2010/wordml" xmlns:w15="http://schemas.microsoft.com/office/word/2012/wordml" mc:Ignorable="w14 w15">
+<w:styles xmlns:mc="http://schemas.openxmlformats.org/markup-compatibility/2006" xmlns:r="http://schemas.openxmlformats.org/officeDocument/2006/relationships" xmlns:w="http://schemas.openxmlformats.org/wordprocessingml/2006/main" xmlns:w14="http://schemas.microsoft.com/office/word/2010/wordml" xmlns:w15="http://schemas.microsoft.com/office/word/2012/wordml" xmlns:w16cex="http://schemas.microsoft.com/office/word/2018/wordml/cex" xmlns:w16cid="http://schemas.microsoft.com/office/word/2016/wordml/cid" xmlns:w16="http://schemas.microsoft.com/office/word/2018/wordml" xmlns:w16du="http://schemas.microsoft.com/office/word/2023/wordml/word16du" xmlns:w16sdtdh="http://schemas.microsoft.com/office/word/2020/wordml/sdtdatahash" xmlns:w16sdtfl="http://schemas.microsoft.com/office/word/2024/wordml/sdtformatlock" xmlns:w16se="http://schemas.microsoft.com/office/word/2015/wordml/symex" mc:Ignorable="w14 w15 w16se w16cid w16 w16cex w16sdtdh w16sdtfl w16du">
   <w:docDefaults>
     <w:rPrDefault>
       <w:rPr>
-        <w:rFonts w:ascii="Calibri" w:cs="Calibri" w:eastAsia="Calibri" w:hAnsi="Calibri"/>
+        <w:rFonts w:ascii="Calibri" w:eastAsia="Calibri" w:hAnsi="Calibri" w:cs="Calibri"/>
         <w:sz w:val="22"/>
         <w:szCs w:val="22"/>
+        <w:lang w:val="es-AR" w:eastAsia="es-AR" w:bidi="ar-SA"/>
       </w:rPr>
     </w:rPrDefault>
     <w:pPrDefault>
       <w:pPr>
-        <w:spacing w:line="276"/>
+        <w:spacing w:line="276" w:lineRule="auto"/>
       </w:pPr>
     </w:pPrDefault>
   </w:docDefaults>
-  <w:style w:type="paragraph" w:styleId="Title">
+  <w:latentStyles w:defLockedState="0" w:defUIPriority="99" w:defSemiHidden="0" w:defUnhideWhenUsed="0" w:defQFormat="0" w:count="376">
+    <w:lsdException w:name="Normal" w:uiPriority="0" w:qFormat="1"/>
+    <w:lsdException w:name="heading 1" w:uiPriority="9" w:qFormat="1"/>
+    <w:lsdException w:name="heading 2" w:semiHidden="1" w:uiPriority="9" w:unhideWhenUsed="1" w:qFormat="1"/>
+    <w:lsdException w:name="heading 3" w:semiHidden="1" w:uiPriority="9" w:unhideWhenUsed="1" w:qFormat="1"/>
+    <w:lsdException w:name="heading 4" w:semiHidden="1" w:uiPriority="9" w:unhideWhenUsed="1" w:qFormat="1"/>
+    <w:lsdException w:name="heading 5" w:semiHidden="1" w:uiPriority="9" w:unhideWhenUsed="1" w:qFormat="1"/>
+    <w:lsdException w:name="heading 6" w:semiHidden="1" w:uiPriority="9" w:unhideWhenUsed="1" w:qFormat="1"/>
+    <w:lsdException w:name="heading 7" w:semiHidden="1" w:uiPriority="9" w:unhideWhenUsed="1" w:qFormat="1"/>
+    <w:lsdException w:name="heading 8" w:semiHidden="1" w:uiPriority="9" w:unhideWhenUsed="1" w:qFormat="1"/>
+    <w:lsdException w:name="heading 9" w:semiHidden="1" w:uiPriority="9" w:unhideWhenUsed="1" w:qFormat="1"/>
+    <w:lsdException w:name="index 1" w:semiHidden="1" w:unhideWhenUsed="1"/>
+    <w:lsdException w:name="index 2" w:semiHidden="1" w:unhideWhenUsed="1"/>
+    <w:lsdException w:name="index 3" w:semiHidden="1" w:unhideWhenUsed="1"/>
+    <w:lsdException w:name="index 4" w:semiHidden="1" w:unhideWhenUsed="1"/>
+    <w:lsdException w:name="index 5" w:semiHidden="1" w:unhideWhenUsed="1"/>
+    <w:lsdException w:name="index 6" w:semiHidden="1" w:unhideWhenUsed="1"/>
+    <w:lsdException w:name="index 7" w:semiHidden="1" w:unhideWhenUsed="1"/>
+    <w:lsdException w:name="index 8" w:semiHidden="1" w:unhideWhenUsed="1"/>
+    <w:lsdException w:name="index 9" w:semiHidden="1" w:unhideWhenUsed="1"/>
+    <w:lsdException w:name="toc 1" w:semiHidden="1" w:uiPriority="39" w:unhideWhenUsed="1"/>
+    <w:lsdException w:name="toc 2" w:semiHidden="1" w:uiPriority="39" w:unhideWhenUsed="1"/>
+    <w:lsdException w:name="toc 3" w:semiHidden="1" w:uiPriority="39" w:unhideWhenUsed="1"/>
+    <w:lsdException w:name="toc 4" w:semiHidden="1" w:uiPriority="39" w:unhideWhenUsed="1"/>
+    <w:lsdException w:name="toc 5" w:semiHidden="1" w:uiPriority="39" w:unhideWhenUsed="1"/>
+    <w:lsdException w:name="toc 6" w:semiHidden="1" w:uiPriority="39" w:unhideWhenUsed="1"/>
+    <w:lsdException w:name="toc 7" w:semiHidden="1" w:uiPriority="39" w:unhideWhenUsed="1"/>
+    <w:lsdException w:name="toc 8" w:semiHidden="1" w:uiPriority="39" w:unhideWhenUsed="1"/>
+    <w:lsdException w:name="toc 9" w:semiHidden="1" w:uiPriority="39" w:unhideWhenUsed="1"/>
+    <w:lsdException w:name="Normal Indent" w:semiHidden="1" w:unhideWhenUsed="1"/>
+    <w:lsdException w:name="footnote text" w:semiHidden="1" w:unhideWhenUsed="1"/>
+    <w:lsdException w:name="annotation text" w:semiHidden="1" w:unhideWhenUsed="1"/>
+    <w:lsdException w:name="header" w:semiHidden="1" w:unhideWhenUsed="1"/>
+    <w:lsdException w:name="footer" w:semiHidden="1" w:unhideWhenUsed="1"/>
+    <w:lsdException w:name="index heading" w:semiHidden="1" w:unhideWhenUsed="1"/>
+    <w:lsdException w:name="caption" w:semiHidden="1" w:uiPriority="35" w:unhideWhenUsed="1" w:qFormat="1"/>
+    <w:lsdException w:name="table of figures" w:semiHidden="1" w:unhideWhenUsed="1"/>
+    <w:lsdException w:name="envelope address" w:semiHidden="1" w:unhideWhenUsed="1"/>
+    <w:lsdException w:name="envelope return" w:semiHidden="1" w:unhideWhenUsed="1"/>
+    <w:lsdException w:name="footnote reference" w:semiHidden="1" w:unhideWhenUsed="1"/>
+    <w:lsdException w:name="annotation reference" w:semiHidden="1" w:unhideWhenUsed="1"/>
+    <w:lsdException w:name="line number" w:semiHidden="1" w:unhideWhenUsed="1"/>
+    <w:lsdException w:name="page number" w:semiHidden="1" w:unhideWhenUsed="1"/>
+    <w:lsdException w:name="endnote reference" w:semiHidden="1" w:unhideWhenUsed="1"/>
+    <w:lsdException w:name="endnote text" w:semiHidden="1" w:unhideWhenUsed="1"/>
+    <w:lsdException w:name="table of authorities" w:semiHidden="1" w:unhideWhenUsed="1"/>
+    <w:lsdException w:name="macro" w:semiHidden="1" w:unhideWhenUsed="1"/>
+    <w:lsdException w:name="toa heading" w:semiHidden="1" w:unhideWhenUsed="1"/>
+    <w:lsdException w:name="List" w:semiHidden="1" w:unhideWhenUsed="1"/>
+    <w:lsdException w:name="List Bullet" w:semiHidden="1" w:unhideWhenUsed="1"/>
+    <w:lsdException w:name="List Number" w:semiHidden="1" w:unhideWhenUsed="1"/>
+    <w:lsdException w:name="List 2" w:semiHidden="1" w:unhideWhenUsed="1"/>
+    <w:lsdException w:name="List 3" w:semiHidden="1" w:unhideWhenUsed="1"/>
+    <w:lsdException w:name="List 4" w:semiHidden="1" w:unhideWhenUsed="1"/>
+    <w:lsdException w:name="List 5" w:semiHidden="1" w:unhideWhenUsed="1"/>
+    <w:lsdException w:name="List Bullet 2" w:semiHidden="1" w:unhideWhenUsed="1"/>
+    <w:lsdException w:name="List Bullet 3" w:semiHidden="1" w:unhideWhenUsed="1"/>
+    <w:lsdException w:name="List Bullet 4" w:semiHidden="1" w:unhideWhenUsed="1"/>
+    <w:lsdException w:name="List Bullet 5" w:semiHidden="1" w:unhideWhenUsed="1"/>
+    <w:lsdException w:name="List Number 2" w:semiHidden="1" w:unhideWhenUsed="1"/>
+    <w:lsdException w:name="List Number 3" w:semiHidden="1" w:unhideWhenUsed="1"/>
+    <w:lsdException w:name="List Number 4" w:semiHidden="1" w:unhideWhenUsed="1"/>
+    <w:lsdException w:name="List Number 5" w:semiHidden="1" w:unhideWhenUsed="1"/>
+    <w:lsdException w:name="Title" w:uiPriority="10" w:qFormat="1"/>
+    <w:lsdException w:name="Closing" w:semiHidden="1" w:unhideWhenUsed="1"/>
+    <w:lsdException w:name="Signature" w:semiHidden="1" w:unhideWhenUsed="1"/>
+    <w:lsdException w:name="Default Paragraph Font" w:semiHidden="1" w:uiPriority="1" w:unhideWhenUsed="1"/>
+    <w:lsdException w:name="Body Text" w:semiHidden="1" w:unhideWhenUsed="1"/>
+    <w:lsdException w:name="Body Text Indent" w:semiHidden="1" w:unhideWhenUsed="1"/>
+    <w:lsdException w:name="List Continue" w:semiHidden="1" w:unhideWhenUsed="1"/>
+    <w:lsdException w:name="List Continue 2" w:semiHidden="1" w:unhideWhenUsed="1"/>
+    <w:lsdException w:name="List Continue 3" w:semiHidden="1" w:unhideWhenUsed="1"/>
+    <w:lsdException w:name="List Continue 4" w:semiHidden="1" w:unhideWhenUsed="1"/>
+    <w:lsdException w:name="List Continue 5" w:semiHidden="1" w:unhideWhenUsed="1"/>
+    <w:lsdException w:name="Message Header" w:semiHidden="1" w:unhideWhenUsed="1"/>
+    <w:lsdException w:name="Subtitle" w:uiPriority="11" w:qFormat="1"/>
+    <w:lsdException w:name="Salutation" w:semiHidden="1" w:unhideWhenUsed="1"/>
+    <w:lsdException w:name="Date" w:semiHidden="1" w:unhideWhenUsed="1"/>
+    <w:lsdException w:name="Body Text First Indent" w:semiHidden="1" w:unhideWhenUsed="1"/>
+    <w:lsdException w:name="Body Text First Indent 2" w:semiHidden="1" w:unhideWhenUsed="1"/>
+    <w:lsdException w:name="Note Heading" w:semiHidden="1" w:unhideWhenUsed="1"/>
+    <w:lsdException w:name="Body Text 2" w:semiHidden="1" w:unhideWhenUsed="1"/>
+    <w:lsdException w:name="Body Text 3" w:semiHidden="1" w:unhideWhenUsed="1"/>
+    <w:lsdException w:name="Body Text Indent 2" w:semiHidden="1" w:unhideWhenUsed="1"/>
+    <w:lsdException w:name="Body Text Indent 3" w:semiHidden="1" w:unhideWhenUsed="1"/>
+    <w:lsdException w:name="Block Text" w:semiHidden="1" w:unhideWhenUsed="1"/>
+    <w:lsdException w:name="Hyperlink" w:semiHidden="1" w:unhideWhenUsed="1"/>
+    <w:lsdException w:name="FollowedHyperlink" w:semiHidden="1" w:unhideWhenUsed="1"/>
+    <w:lsdException w:name="Strong" w:uiPriority="22" w:qFormat="1"/>
+    <w:lsdException w:name="Emphasis" w:uiPriority="20" w:qFormat="1"/>
+    <w:lsdException w:name="Document Map" w:semiHidden="1" w:unhideWhenUsed="1"/>
+    <w:lsdException w:name="Plain Text" w:semiHidden="1" w:unhideWhenUsed="1"/>
+    <w:lsdException w:name="E-mail Signature" w:semiHidden="1" w:unhideWhenUsed="1"/>
+    <w:lsdException w:name="HTML Top of Form" w:semiHidden="1" w:unhideWhenUsed="1"/>
+    <w:lsdException w:name="HTML Bottom of Form" w:semiHidden="1" w:unhideWhenUsed="1"/>
+    <w:lsdException w:name="Normal (Web)" w:semiHidden="1" w:unhideWhenUsed="1"/>
+    <w:lsdException w:name="HTML Acronym" w:semiHidden="1" w:unhideWhenUsed="1"/>
+    <w:lsdException w:name="HTML Address" w:semiHidden="1" w:unhideWhenUsed="1"/>
+    <w:lsdException w:name="HTML Cite" w:semiHidden="1" w:unhideWhenUsed="1"/>
+    <w:lsdException w:name="HTML Code" w:semiHidden="1" w:unhideWhenUsed="1"/>
+    <w:lsdException w:name="HTML Definition" w:semiHidden="1" w:unhideWhenUsed="1"/>
+    <w:lsdException w:name="HTML Keyboard" w:semiHidden="1" w:unhideWhenUsed="1"/>
+    <w:lsdException w:name="HTML Preformatted" w:semiHidden="1" w:unhideWhenUsed="1"/>
+    <w:lsdException w:name="HTML Sample" w:semiHidden="1" w:unhideWhenUsed="1"/>
+    <w:lsdException w:name="HTML Typewriter" w:semiHidden="1" w:unhideWhenUsed="1"/>
+    <w:lsdException w:name="HTML Variable" w:semiHidden="1" w:unhideWhenUsed="1"/>
+    <w:lsdException w:name="Normal Table" w:semiHidden="1" w:unhideWhenUsed="1"/>
+    <w:lsdException w:name="annotation subject" w:semiHidden="1" w:unhideWhenUsed="1"/>
+    <w:lsdException w:name="No List" w:semiHidden="1" w:unhideWhenUsed="1"/>
+    <w:lsdException w:name="Outline List 1" w:semiHidden="1" w:unhideWhenUsed="1"/>
+    <w:lsdException w:name="Outline List 2" w:semiHidden="1" w:unhideWhenUsed="1"/>
+    <w:lsdException w:name="Outline List 3" w:semiHidden="1" w:unhideWhenUsed="1"/>
+    <w:lsdException w:name="Table Simple 1" w:semiHidden="1" w:unhideWhenUsed="1"/>
+    <w:lsdException w:name="Table Simple 2" w:semiHidden="1" w:unhideWhenUsed="1"/>
+    <w:lsdException w:name="Table Simple 3" w:semiHidden="1" w:unhideWhenUsed="1"/>
+    <w:lsdException w:name="Table Classic 1" w:semiHidden="1" w:unhideWhenUsed="1"/>
+    <w:lsdException w:name="Table Classic 2" w:semiHidden="1" w:unhideWhenUsed="1"/>
+    <w:lsdException w:name="Table Classic 3" w:semiHidden="1" w:unhideWhenUsed="1"/>
+    <w:lsdException w:name="Table Classic 4" w:semiHidden="1" w:unhideWhenUsed="1"/>
+    <w:lsdException w:name="Table Colorful 1" w:semiHidden="1" w:unhideWhenUsed="1"/>
+    <w:lsdException w:name="Table Colorful 2" w:semiHidden="1" w:unhideWhenUsed="1"/>
+    <w:lsdException w:name="Table Colorful 3" w:semiHidden="1" w:unhideWhenUsed="1"/>
+    <w:lsdException w:name="Table Columns 1" w:semiHidden="1" w:unhideWhenUsed="1"/>
+    <w:lsdException w:name="Table Columns 2" w:semiHidden="1" w:unhideWhenUsed="1"/>
+    <w:lsdException w:name="Table Columns 3" w:semiHidden="1" w:unhideWhenUsed="1"/>
+    <w:lsdException w:name="Table Columns 4" w:semiHidden="1" w:unhideWhenUsed="1"/>
+    <w:lsdException w:name="Table Columns 5" w:semiHidden="1" w:unhideWhenUsed="1"/>
+    <w:lsdException w:name="Table Grid 1" w:semiHidden="1" w:unhideWhenUsed="1"/>
+    <w:lsdException w:name="Table Grid 2" w:semiHidden="1" w:unhideWhenUsed="1"/>
+    <w:lsdException w:name="Table Grid 3" w:semiHidden="1" w:unhideWhenUsed="1"/>
+    <w:lsdException w:name="Table Grid 4" w:semiHidden="1" w:unhideWhenUsed="1"/>
+    <w:lsdException w:name="Table Grid 5" w:semiHidden="1" w:unhideWhenUsed="1"/>
+    <w:lsdException w:name="Table Grid 6" w:semiHidden="1" w:unhideWhenUsed="1"/>
+    <w:lsdException w:name="Table Grid 7" w:semiHidden="1" w:unhideWhenUsed="1"/>
+    <w:lsdException w:name="Table Grid 8" w:semiHidden="1" w:unhideWhenUsed="1"/>
+    <w:lsdException w:name="Table List 1" w:semiHidden="1" w:unhideWhenUsed="1"/>
+    <w:lsdException w:name="Table List 2" w:semiHidden="1" w:unhideWhenUsed="1"/>
+    <w:lsdException w:name="Table List 3" w:semiHidden="1" w:unhideWhenUsed="1"/>
+    <w:lsdException w:name="Table List 4" w:semiHidden="1" w:unhideWhenUsed="1"/>
+    <w:lsdException w:name="Table List 5" w:semiHidden="1" w:unhideWhenUsed="1"/>
+    <w:lsdException w:name="Table List 6" w:semiHidden="1" w:unhideWhenUsed="1"/>
+    <w:lsdException w:name="Table List 7" w:semiHidden="1" w:unhideWhenUsed="1"/>
+    <w:lsdException w:name="Table List 8" w:semiHidden="1" w:unhideWhenUsed="1"/>
+    <w:lsdException w:name="Table 3D effects 1" w:semiHidden="1" w:unhideWhenUsed="1"/>
+    <w:lsdException w:name="Table 3D effects 2" w:semiHidden="1" w:unhideWhenUsed="1"/>
+    <w:lsdException w:name="Table 3D effects 3" w:semiHidden="1" w:unhideWhenUsed="1"/>
+    <w:lsdException w:name="Table Contemporary" w:semiHidden="1" w:unhideWhenUsed="1"/>
+    <w:lsdException w:name="Table Elegant" w:semiHidden="1" w:unhideWhenUsed="1"/>
+    <w:lsdException w:name="Table Professional" w:semiHidden="1" w:unhideWhenUsed="1"/>
+    <w:lsdException w:name="Table Subtle 1" w:semiHidden="1" w:unhideWhenUsed="1"/>
+    <w:lsdException w:name="Table Subtle 2" w:semiHidden="1" w:unhideWhenUsed="1"/>
+    <w:lsdException w:name="Table Web 1" w:semiHidden="1" w:unhideWhenUsed="1"/>
+    <w:lsdException w:name="Table Web 2" w:semiHidden="1" w:unhideWhenUsed="1"/>
+    <w:lsdException w:name="Table Web 3" w:semiHidden="1" w:unhideWhenUsed="1"/>
+    <w:lsdException w:name="Balloon Text" w:semiHidden="1" w:unhideWhenUsed="1"/>
+    <w:lsdException w:name="Table Grid" w:uiPriority="39"/>
+    <w:lsdException w:name="Table Theme" w:semiHidden="1" w:unhideWhenUsed="1"/>
+    <w:lsdException w:name="Placeholder Text" w:semiHidden="1"/>
+    <w:lsdException w:name="No Spacing" w:uiPriority="1" w:qFormat="1"/>
+    <w:lsdException w:name="Light Shading" w:uiPriority="60"/>
+    <w:lsdException w:name="Light List" w:uiPriority="61"/>
+    <w:lsdException w:name="Light Grid" w:uiPriority="62"/>
+    <w:lsdException w:name="Medium Shading 1" w:uiPriority="63"/>
+    <w:lsdException w:name="Medium Shading 2" w:uiPriority="64"/>
+    <w:lsdException w:name="Medium List 1" w:uiPriority="65"/>
+    <w:lsdException w:name="Medium List 2" w:uiPriority="66"/>
+    <w:lsdException w:name="Medium Grid 1" w:uiPriority="67"/>
+    <w:lsdException w:name="Medium Grid 2" w:uiPriority="68"/>
+    <w:lsdException w:name="Medium Grid 3" w:uiPriority="69"/>
+    <w:lsdException w:name="Dark List" w:uiPriority="70"/>
+    <w:lsdException w:name="Colorful Shading" w:uiPriority="71"/>
+    <w:lsdException w:name="Colorful List" w:uiPriority="72"/>
+    <w:lsdException w:name="Colorful Grid" w:uiPriority="73"/>
+    <w:lsdException w:name="Light Shading Accent 1" w:uiPriority="60"/>
+    <w:lsdException w:name="Light List Accent 1" w:uiPriority="61"/>
+    <w:lsdException w:name="Light Grid Accent 1" w:uiPriority="62"/>
+    <w:lsdException w:name="Medium Shading 1 Accent 1" w:uiPriority="63"/>
+    <w:lsdException w:name="Medium Shading 2 Accent 1" w:uiPriority="64"/>
+    <w:lsdException w:name="Medium List 1 Accent 1" w:uiPriority="65"/>
+    <w:lsdException w:name="Revision" w:semiHidden="1"/>
+    <w:lsdException w:name="List Paragraph" w:uiPriority="34" w:qFormat="1"/>
+    <w:lsdException w:name="Quote" w:uiPriority="29" w:qFormat="1"/>
+    <w:lsdException w:name="Intense Quote" w:uiPriority="30" w:qFormat="1"/>
+    <w:lsdException w:name="Medium List 2 Accent 1" w:uiPriority="66"/>
+    <w:lsdException w:name="Medium Grid 1 Accent 1" w:uiPriority="67"/>
+    <w:lsdException w:name="Medium Grid 2 Accent 1" w:uiPriority="68"/>
+    <w:lsdException w:name="Medium Grid 3 Accent 1" w:uiPriority="69"/>
+    <w:lsdException w:name="Dark List Accent 1" w:uiPriority="70"/>
+    <w:lsdException w:name="Colorful Shading Accent 1" w:uiPriority="71"/>
+    <w:lsdException w:name="Colorful List Accent 1" w:uiPriority="72"/>
+    <w:lsdException w:name="Colorful Grid Accent 1" w:uiPriority="73"/>
+    <w:lsdException w:name="Light Shading Accent 2" w:uiPriority="60"/>
+    <w:lsdException w:name="Light List Accent 2" w:uiPriority="61"/>
+    <w:lsdException w:name="Light Grid Accent 2" w:uiPriority="62"/>
+    <w:lsdException w:name="Medium Shading 1 Accent 2" w:uiPriority="63"/>
+    <w:lsdException w:name="Medium Shading 2 Accent 2" w:uiPriority="64"/>
+    <w:lsdException w:name="Medium List 1 Accent 2" w:uiPriority="65"/>
+    <w:lsdException w:name="Medium List 2 Accent 2" w:uiPriority="66"/>
+    <w:lsdException w:name="Medium Grid 1 Accent 2" w:uiPriority="67"/>
+    <w:lsdException w:name="Medium Grid 2 Accent 2" w:uiPriority="68"/>
+    <w:lsdException w:name="Medium Grid 3 Accent 2" w:uiPriority="69"/>
+    <w:lsdException w:name="Dark List Accent 2" w:uiPriority="70"/>
+    <w:lsdException w:name="Colorful Shading Accent 2" w:uiPriority="71"/>
+    <w:lsdException w:name="Colorful List Accent 2" w:uiPriority="72"/>
+    <w:lsdException w:name="Colorful Grid Accent 2" w:uiPriority="73"/>
+    <w:lsdException w:name="Light Shading Accent 3" w:uiPriority="60"/>
+    <w:lsdException w:name="Light List Accent 3" w:uiPriority="61"/>
+    <w:lsdException w:name="Light Grid Accent 3" w:uiPriority="62"/>
+    <w:lsdException w:name="Medium Shading 1 Accent 3" w:uiPriority="63"/>
+    <w:lsdException w:name="Medium Shading 2 Accent 3" w:uiPriority="64"/>
+    <w:lsdException w:name="Medium List 1 Accent 3" w:uiPriority="65"/>
+    <w:lsdException w:name="Medium List 2 Accent 3" w:uiPriority="66"/>
+    <w:lsdException w:name="Medium Grid 1 Accent 3" w:uiPriority="67"/>
+    <w:lsdException w:name="Medium Grid 2 Accent 3" w:uiPriority="68"/>
+    <w:lsdException w:name="Medium Grid 3 Accent 3" w:uiPriority="69"/>
+    <w:lsdException w:name="Dark List Accent 3" w:uiPriority="70"/>
+    <w:lsdException w:name="Colorful Shading Accent 3" w:uiPriority="71"/>
+    <w:lsdException w:name="Colorful List Accent 3" w:uiPriority="72"/>
+    <w:lsdException w:name="Colorful Grid Accent 3" w:uiPriority="73"/>
+    <w:lsdException w:name="Light Shading Accent 4" w:uiPriority="60"/>
+    <w:lsdException w:name="Light List Accent 4" w:uiPriority="61"/>
+    <w:lsdException w:name="Light Grid Accent 4" w:uiPriority="62"/>
+    <w:lsdException w:name="Medium Shading 1 Accent 4" w:uiPriority="63"/>
+    <w:lsdException w:name="Medium Shading 2 Accent 4" w:uiPriority="64"/>
+    <w:lsdException w:name="Medium List 1 Accent 4" w:uiPriority="65"/>
+    <w:lsdException w:name="Medium List 2 Accent 4" w:uiPriority="66"/>
+    <w:lsdException w:name="Medium Grid 1 Accent 4" w:uiPriority="67"/>
+    <w:lsdException w:name="Medium Grid 2 Accent 4" w:uiPriority="68"/>
+    <w:lsdException w:name="Medium Grid 3 Accent 4" w:uiPriority="69"/>
+    <w:lsdException w:name="Dark List Accent 4" w:uiPriority="70"/>
+    <w:lsdException w:name="Colorful Shading Accent 4" w:uiPriority="71"/>
+    <w:lsdException w:name="Colorful List Accent 4" w:uiPriority="72"/>
+    <w:lsdException w:name="Colorful Grid Accent 4" w:uiPriority="73"/>
+    <w:lsdException w:name="Light Shading Accent 5" w:uiPriority="60"/>
+    <w:lsdException w:name="Light List Accent 5" w:uiPriority="61"/>
+    <w:lsdException w:name="Light Grid Accent 5" w:uiPriority="62"/>
+    <w:lsdException w:name="Medium Shading 1 Accent 5" w:uiPriority="63"/>
+    <w:lsdException w:name="Medium Shading 2 Accent 5" w:uiPriority="64"/>
+    <w:lsdException w:name="Medium List 1 Accent 5" w:uiPriority="65"/>
+    <w:lsdException w:name="Medium List 2 Accent 5" w:uiPriority="66"/>
+    <w:lsdException w:name="Medium Grid 1 Accent 5" w:uiPriority="67"/>
+    <w:lsdException w:name="Medium Grid 2 Accent 5" w:uiPriority="68"/>
+    <w:lsdException w:name="Medium Grid 3 Accent 5" w:uiPriority="69"/>
+    <w:lsdException w:name="Dark List Accent 5" w:uiPriority="70"/>
+    <w:lsdException w:name="Colorful Shading Accent 5" w:uiPriority="71"/>
+    <w:lsdException w:name="Colorful List Accent 5" w:uiPriority="72"/>
+    <w:lsdException w:name="Colorful Grid Accent 5" w:uiPriority="73"/>
+    <w:lsdException w:name="Light Shading Accent 6" w:uiPriority="60"/>
+    <w:lsdException w:name="Light List Accent 6" w:uiPriority="61"/>
+    <w:lsdException w:name="Light Grid Accent 6" w:uiPriority="62"/>
+    <w:lsdException w:name="Medium Shading 1 Accent 6" w:uiPriority="63"/>
+    <w:lsdException w:name="Medium Shading 2 Accent 6" w:uiPriority="64"/>
+    <w:lsdException w:name="Medium List 1 Accent 6" w:uiPriority="65"/>
+    <w:lsdException w:name="Medium List 2 Accent 6" w:uiPriority="66"/>
+    <w:lsdException w:name="Medium Grid 1 Accent 6" w:uiPriority="67"/>
+    <w:lsdException w:name="Medium Grid 2 Accent 6" w:uiPriority="68"/>
+    <w:lsdException w:name="Medium Grid 3 Accent 6" w:uiPriority="69"/>
+    <w:lsdException w:name="Dark List Accent 6" w:uiPriority="70"/>
+    <w:lsdException w:name="Colorful Shading Accent 6" w:uiPriority="71"/>
+    <w:lsdException w:name="Colorful List Accent 6" w:uiPriority="72"/>
+    <w:lsdException w:name="Colorful Grid Accent 6" w:uiPriority="73"/>
+    <w:lsdException w:name="Subtle Emphasis" w:uiPriority="19" w:qFormat="1"/>
+    <w:lsdException w:name="Intense Emphasis" w:uiPriority="21" w:qFormat="1"/>
+    <w:lsdException w:name="Subtle Reference" w:uiPriority="31" w:qFormat="1"/>
+    <w:lsdException w:name="Intense Reference" w:uiPriority="32" w:qFormat="1"/>
+    <w:lsdException w:name="Book Title" w:uiPriority="33" w:qFormat="1"/>
+    <w:lsdException w:name="Bibliography" w:semiHidden="1" w:uiPriority="37" w:unhideWhenUsed="1"/>
+    <w:lsdException w:name="TOC Heading" w:semiHidden="1" w:uiPriority="39" w:unhideWhenUsed="1" w:qFormat="1"/>
+    <w:lsdException w:name="Plain Table 1" w:uiPriority="41"/>
+    <w:lsdException w:name="Plain Table 2" w:uiPriority="42"/>
+    <w:lsdException w:name="Plain Table 3" w:uiPriority="43"/>
+    <w:lsdException w:name="Plain Table 4" w:uiPriority="44"/>
+    <w:lsdException w:name="Plain Table 5" w:uiPriority="45"/>
+    <w:lsdException w:name="Grid Table Light" w:uiPriority="40"/>
+    <w:lsdException w:name="Grid Table 1 Light" w:uiPriority="46"/>
+    <w:lsdException w:name="Grid Table 2" w:uiPriority="47"/>
+    <w:lsdException w:name="Grid Table 3" w:uiPriority="48"/>
+    <w:lsdException w:name="Grid Table 4" w:uiPriority="49"/>
+    <w:lsdException w:name="Grid Table 5 Dark" w:uiPriority="50"/>
+    <w:lsdException w:name="Grid Table 6 Colorful" w:uiPriority="51"/>
+    <w:lsdException w:name="Grid Table 7 Colorful" w:uiPriority="52"/>
+    <w:lsdException w:name="Grid Table 1 Light Accent 1" w:uiPriority="46"/>
+    <w:lsdException w:name="Grid Table 2 Accent 1" w:uiPriority="47"/>
+    <w:lsdException w:name="Grid Table 3 Accent 1" w:uiPriority="48"/>
+    <w:lsdException w:name="Grid Table 4 Accent 1" w:uiPriority="49"/>
+    <w:lsdException w:name="Grid Table 5 Dark Accent 1" w:uiPriority="50"/>
+    <w:lsdException w:name="Grid Table 6 Colorful Accent 1" w:uiPriority="51"/>
+    <w:lsdException w:name="Grid Table 7 Colorful Accent 1" w:uiPriority="52"/>
+    <w:lsdException w:name="Grid Table 1 Light Accent 2" w:uiPriority="46"/>
+    <w:lsdException w:name="Grid Table 2 Accent 2" w:uiPriority="47"/>
+    <w:lsdException w:name="Grid Table 3 Accent 2" w:uiPriority="48"/>
+    <w:lsdException w:name="Grid Table 4 Accent 2" w:uiPriority="49"/>
+    <w:lsdException w:name="Grid Table 5 Dark Accent 2" w:uiPriority="50"/>
+    <w:lsdException w:name="Grid Table 6 Colorful Accent 2" w:uiPriority="51"/>
+    <w:lsdException w:name="Grid Table 7 Colorful Accent 2" w:uiPriority="52"/>
+    <w:lsdException w:name="Grid Table 1 Light Accent 3" w:uiPriority="46"/>
+    <w:lsdException w:name="Grid Table 2 Accent 3" w:uiPriority="47"/>
+    <w:lsdException w:name="Grid Table 3 Accent 3" w:uiPriority="48"/>
+    <w:lsdException w:name="Grid Table 4 Accent 3" w:uiPriority="49"/>
+    <w:lsdException w:name="Grid Table 5 Dark Accent 3" w:uiPriority="50"/>
+    <w:lsdException w:name="Grid Table 6 Colorful Accent 3" w:uiPriority="51"/>
+    <w:lsdException w:name="Grid Table 7 Colorful Accent 3" w:uiPriority="52"/>
+    <w:lsdException w:name="Grid Table 1 Light Accent 4" w:uiPriority="46"/>
+    <w:lsdException w:name="Grid Table 2 Accent 4" w:uiPriority="47"/>
+    <w:lsdException w:name="Grid Table 3 Accent 4" w:uiPriority="48"/>
+    <w:lsdException w:name="Grid Table 4 Accent 4" w:uiPriority="49"/>
+    <w:lsdException w:name="Grid Table 5 Dark Accent 4" w:uiPriority="50"/>
+    <w:lsdException w:name="Grid Table 6 Colorful Accent 4" w:uiPriority="51"/>
+    <w:lsdException w:name="Grid Table 7 Colorful Accent 4" w:uiPriority="52"/>
+    <w:lsdException w:name="Grid Table 1 Light Accent 5" w:uiPriority="46"/>
+    <w:lsdException w:name="Grid Table 2 Accent 5" w:uiPriority="47"/>
+    <w:lsdException w:name="Grid Table 3 Accent 5" w:uiPriority="48"/>
+    <w:lsdException w:name="Grid Table 4 Accent 5" w:uiPriority="49"/>
+    <w:lsdException w:name="Grid Table 5 Dark Accent 5" w:uiPriority="50"/>
+    <w:lsdException w:name="Grid Table 6 Colorful Accent 5" w:uiPriority="51"/>
+    <w:lsdException w:name="Grid Table 7 Colorful Accent 5" w:uiPriority="52"/>
+    <w:lsdException w:name="Grid Table 1 Light Accent 6" w:uiPriority="46"/>
+    <w:lsdException w:name="Grid Table 2 Accent 6" w:uiPriority="47"/>
+    <w:lsdException w:name="Grid Table 3 Accent 6" w:uiPriority="48"/>
+    <w:lsdException w:name="Grid Table 4 Accent 6" w:uiPriority="49"/>
+    <w:lsdException w:name="Grid Table 5 Dark Accent 6" w:uiPriority="50"/>
+    <w:lsdException w:name="Grid Table 6 Colorful Accent 6" w:uiPriority="51"/>
+    <w:lsdException w:name="Grid Table 7 Colorful Accent 6" w:uiPriority="52"/>
+    <w:lsdException w:name="List Table 1 Light" w:uiPriority="46"/>
+    <w:lsdException w:name="List Table 2" w:uiPriority="47"/>
+    <w:lsdException w:name="List Table 3" w:uiPriority="48"/>
+    <w:lsdException w:name="List Table 4" w:uiPriority="49"/>
+    <w:lsdException w:name="List Table 5 Dark" w:uiPriority="50"/>
+    <w:lsdException w:name="List Table 6 Colorful" w:uiPriority="51"/>
+    <w:lsdException w:name="List Table 7 Colorful" w:uiPriority="52"/>
+    <w:lsdException w:name="List Table 1 Light Accent 1" w:uiPriority="46"/>
+    <w:lsdException w:name="List Table 2 Accent 1" w:uiPriority="47"/>
+    <w:lsdException w:name="List Table 3 Accent 1" w:uiPriority="48"/>
+    <w:lsdException w:name="List Table 4 Accent 1" w:uiPriority="49"/>
+    <w:lsdException w:name="List Table 5 Dark Accent 1" w:uiPriority="50"/>
+    <w:lsdException w:name="List Table 6 Colorful Accent 1" w:uiPriority="51"/>
+    <w:lsdException w:name="List Table 7 Colorful Accent 1" w:uiPriority="52"/>
+    <w:lsdException w:name="List Table 1 Light Accent 2" w:uiPriority="46"/>
+    <w:lsdException w:name="List Table 2 Accent 2" w:uiPriority="47"/>
+    <w:lsdException w:name="List Table 3 Accent 2" w:uiPriority="48"/>
+    <w:lsdException w:name="List Table 4 Accent 2" w:uiPriority="49"/>
+    <w:lsdException w:name="List Table 5 Dark Accent 2" w:uiPriority="50"/>
+    <w:lsdException w:name="List Table 6 Colorful Accent 2" w:uiPriority="51"/>
+    <w:lsdException w:name="List Table 7 Colorful Accent 2" w:uiPriority="52"/>
+    <w:lsdException w:name="List Table 1 Light Accent 3" w:uiPriority="46"/>
+    <w:lsdException w:name="List Table 2 Accent 3" w:uiPriority="47"/>
+    <w:lsdException w:name="List Table 3 Accent 3" w:uiPriority="48"/>
+    <w:lsdException w:name="List Table 4 Accent 3" w:uiPriority="49"/>
+    <w:lsdException w:name="List Table 5 Dark Accent 3" w:uiPriority="50"/>
+    <w:lsdException w:name="List Table 6 Colorful Accent 3" w:uiPriority="51"/>
+    <w:lsdException w:name="List Table 7 Colorful Accent 3" w:uiPriority="52"/>
+    <w:lsdException w:name="List Table 1 Light Accent 4" w:uiPriority="46"/>
+    <w:lsdException w:name="List Table 2 Accent 4" w:uiPriority="47"/>
+    <w:lsdException w:name="List Table 3 Accent 4" w:uiPriority="48"/>
+    <w:lsdException w:name="List Table 4 Accent 4" w:uiPriority="49"/>
+    <w:lsdException w:name="List Table 5 Dark Accent 4" w:uiPriority="50"/>
+    <w:lsdException w:name="List Table 6 Colorful Accent 4" w:uiPriority="51"/>
+    <w:lsdException w:name="List Table 7 Colorful Accent 4" w:uiPriority="52"/>
+    <w:lsdException w:name="List Table 1 Light Accent 5" w:uiPriority="46"/>
+    <w:lsdException w:name="List Table 2 Accent 5" w:uiPriority="47"/>
+    <w:lsdException w:name="List Table 3 Accent 5" w:uiPriority="48"/>
+    <w:lsdException w:name="List Table 4 Accent 5" w:uiPriority="49"/>
+    <w:lsdException w:name="List Table 5 Dark Accent 5" w:uiPriority="50"/>
+    <w:lsdException w:name="List Table 6 Colorful Accent 5" w:uiPriority="51"/>
+    <w:lsdException w:name="List Table 7 Colorful Accent 5" w:uiPriority="52"/>
+    <w:lsdException w:name="List Table 1 Light Accent 6" w:uiPriority="46"/>
+    <w:lsdException w:name="List Table 2 Accent 6" w:uiPriority="47"/>
+    <w:lsdException w:name="List Table 3 Accent 6" w:uiPriority="48"/>
+    <w:lsdException w:name="List Table 4 Accent 6" w:uiPriority="49"/>
+    <w:lsdException w:name="List Table 5 Dark Accent 6" w:uiPriority="50"/>
+    <w:lsdException w:name="List Table 6 Colorful Accent 6" w:uiPriority="51"/>
+    <w:lsdException w:name="List Table 7 Colorful Accent 6" w:uiPriority="52"/>
+    <w:lsdException w:name="Mention" w:semiHidden="1" w:unhideWhenUsed="1"/>
+    <w:lsdException w:name="Smart Hyperlink" w:semiHidden="1" w:unhideWhenUsed="1"/>
+    <w:lsdException w:name="Hashtag" w:semiHidden="1" w:unhideWhenUsed="1"/>
+    <w:lsdException w:name="Unresolved Mention" w:semiHidden="1" w:unhideWhenUsed="1"/>
+    <w:lsdException w:name="Smart Link" w:semiHidden="1" w:unhideWhenUsed="1"/>
+  </w:latentStyles>
+  <w:style w:type="paragraph" w:default="1" w:styleId="Normal">
+    <w:name w:val="Normal"/>
+    <w:qFormat/>
+  </w:style>
+  <w:style w:type="paragraph" w:styleId="Ttulo1">
+    <w:name w:val="heading 1"/>
+    <w:uiPriority w:val="9"/>
+    <w:qFormat/>
+    <w:pPr>
+      <w:pBdr>
+        <w:bottom w:val="single" w:sz="8" w:space="4" w:color="0079BC"/>
+      </w:pBdr>
+      <w:spacing w:after="240"/>
+      <w:outlineLvl w:val="0"/>
+    </w:pPr>
+    <w:rPr>
+      <w:b/>
+      <w:bCs/>
+      <w:color w:val="0079BC"/>
+      <w:sz w:val="36"/>
+      <w:szCs w:val="36"/>
+    </w:rPr>
+  </w:style>
+  <w:style w:type="paragraph" w:styleId="Ttulo2">
+    <w:name w:val="heading 2"/>
+    <w:uiPriority w:val="9"/>
+    <w:unhideWhenUsed/>
+    <w:qFormat/>
+    <w:pPr>
+      <w:spacing w:before="280" w:after="120"/>
+      <w:outlineLvl w:val="1"/>
+    </w:pPr>
+    <w:rPr>
+      <w:b/>
+      <w:bCs/>
+      <w:color w:val="0079BC"/>
+      <w:sz w:val="28"/>
+      <w:szCs w:val="28"/>
+    </w:rPr>
+  </w:style>
+  <w:style w:type="paragraph" w:styleId="Ttulo3">
+    <w:name w:val="heading 3"/>
+    <w:uiPriority w:val="9"/>
+    <w:semiHidden/>
+    <w:unhideWhenUsed/>
+    <w:qFormat/>
+    <w:pPr>
+      <w:spacing w:before="280" w:after="120"/>
+      <w:outlineLvl w:val="2"/>
+    </w:pPr>
+    <w:rPr>
+      <w:b/>
+      <w:bCs/>
+      <w:color w:val="0079BC"/>
+      <w:sz w:val="24"/>
+      <w:szCs w:val="24"/>
+    </w:rPr>
+  </w:style>
+  <w:style w:type="paragraph" w:styleId="Ttulo4">
+    <w:name w:val="heading 4"/>
+    <w:uiPriority w:val="9"/>
+    <w:semiHidden/>
+    <w:unhideWhenUsed/>
+    <w:qFormat/>
+    <w:pPr>
+      <w:spacing w:before="280" w:after="120"/>
+      <w:outlineLvl w:val="3"/>
+    </w:pPr>
+    <w:rPr>
+      <w:b/>
+      <w:bCs/>
+      <w:color w:val="0079BC"/>
+    </w:rPr>
+  </w:style>
+  <w:style w:type="paragraph" w:styleId="Ttulo5">
+    <w:name w:val="heading 5"/>
+    <w:uiPriority w:val="9"/>
+    <w:semiHidden/>
+    <w:unhideWhenUsed/>
+    <w:qFormat/>
+    <w:pPr>
+      <w:outlineLvl w:val="4"/>
+    </w:pPr>
+    <w:rPr>
+      <w:color w:val="2E74B5"/>
+    </w:rPr>
+  </w:style>
+  <w:style w:type="paragraph" w:styleId="Ttulo6">
+    <w:name w:val="heading 6"/>
+    <w:uiPriority w:val="9"/>
+    <w:semiHidden/>
+    <w:unhideWhenUsed/>
+    <w:qFormat/>
+    <w:pPr>
+      <w:outlineLvl w:val="5"/>
+    </w:pPr>
+    <w:rPr>
+      <w:color w:val="1F4D78"/>
+    </w:rPr>
+  </w:style>
+  <w:style w:type="character" w:default="1" w:styleId="Fuentedeprrafopredeter">
+    <w:name w:val="Default Paragraph Font"/>
+    <w:uiPriority w:val="1"/>
+    <w:semiHidden/>
+    <w:unhideWhenUsed/>
+  </w:style>
+  <w:style w:type="table" w:default="1" w:styleId="Tablanormal">
+    <w:name w:val="Normal Table"/>
+    <w:uiPriority w:val="99"/>
+    <w:semiHidden/>
+    <w:unhideWhenUsed/>
+    <w:tblPr>
+      <w:tblInd w:w="0" w:type="dxa"/>
+      <w:tblCellMar>
+        <w:top w:w="0" w:type="dxa"/>
+        <w:left w:w="108" w:type="dxa"/>
+        <w:bottom w:w="0" w:type="dxa"/>
+        <w:right w:w="108" w:type="dxa"/>
+      </w:tblCellMar>
+    </w:tblPr>
+  </w:style>
+  <w:style w:type="numbering" w:default="1" w:styleId="Sinlista">
+    <w:name w:val="No List"/>
+    <w:uiPriority w:val="99"/>
+    <w:semiHidden/>
+    <w:unhideWhenUsed/>
+  </w:style>
+  <w:style w:type="paragraph" w:styleId="Ttulo">
     <w:name w:val="Title"/>
-    <w:basedOn w:val="Normal"/>
-    <w:next w:val="Normal"/>
+    <w:uiPriority w:val="10"/>
     <w:qFormat/>
     <w:rPr>
       <w:sz w:val="56"/>
       <w:szCs w:val="56"/>
     </w:rPr>
   </w:style>
-  <w:style w:type="paragraph" w:styleId="Heading1">
-    <w:name w:val="Heading 1"/>
-    <w:basedOn w:val="Normal"/>
-    <w:next w:val="Normal"/>
-    <w:qFormat/>
-    <w:rPr>
-      <w:color w:val="2E74B5"/>
-      <w:sz w:val="32"/>
-      <w:szCs w:val="32"/>
-    </w:rPr>
-  </w:style>
-  <w:style w:type="paragraph" w:styleId="Heading2">
-    <w:name w:val="Heading 2"/>
-    <w:basedOn w:val="Normal"/>
-    <w:next w:val="Normal"/>
-    <w:qFormat/>
-    <w:rPr>
-      <w:color w:val="2E74B5"/>
-      <w:sz w:val="26"/>
-      <w:szCs w:val="26"/>
-    </w:rPr>
-  </w:style>
-  <w:style w:type="paragraph" w:styleId="Heading3">
-    <w:name w:val="Heading 3"/>
-    <w:basedOn w:val="Normal"/>
-    <w:next w:val="Normal"/>
-    <w:qFormat/>
-    <w:rPr>
-      <w:color w:val="1F4D78"/>
-      <w:sz w:val="24"/>
-      <w:szCs w:val="24"/>
-    </w:rPr>
-  </w:style>
-  <w:style w:type="paragraph" w:styleId="Heading4">
-    <w:name w:val="Heading 4"/>
-    <w:basedOn w:val="Normal"/>
-    <w:next w:val="Normal"/>
-    <w:qFormat/>
-    <w:rPr>
-      <w:i/>
-      <w:iCs/>
-      <w:color w:val="2E74B5"/>
-    </w:rPr>
-  </w:style>
-  <w:style w:type="paragraph" w:styleId="Heading5">
-    <w:name w:val="Heading 5"/>
-    <w:basedOn w:val="Normal"/>
-    <w:next w:val="Normal"/>
-    <w:qFormat/>
-    <w:rPr>
-      <w:color w:val="2E74B5"/>
-    </w:rPr>
-  </w:style>
-  <w:style w:type="paragraph" w:styleId="Heading6">
-    <w:name w:val="Heading 6"/>
-    <w:basedOn w:val="Normal"/>
-    <w:next w:val="Normal"/>
-    <w:qFormat/>
-    <w:rPr>
-      <w:color w:val="1F4D78"/>
-    </w:rPr>
-  </w:style>
-  <w:style w:type="paragraph" w:styleId="Strong">
-    <w:name w:val="Strong"/>
-    <w:basedOn w:val="Normal"/>
-    <w:next w:val="Normal"/>
+  <w:style w:type="paragraph" w:customStyle="1" w:styleId="Fuerte1">
+    <w:name w:val="Fuerte1"/>
     <w:qFormat/>
     <w:rPr>
       <w:b/>
       <w:bCs/>
     </w:rPr>
   </w:style>
-  <w:style w:type="paragraph" w:styleId="ListParagraph">
+  <w:style w:type="paragraph" w:styleId="Prrafodelista">
     <w:name w:val="List Paragraph"/>
-    <w:basedOn w:val="Normal"/>
     <w:qFormat/>
   </w:style>
-  <w:style w:type="character" w:styleId="Hyperlink">
+  <w:style w:type="character" w:styleId="Hipervnculo">
     <w:name w:val="Hyperlink"/>
-    <w:basedOn w:val="DefaultParagraphFont"/>
     <w:uiPriority w:val="99"/>
     <w:unhideWhenUsed/>
     <w:rPr>
@@ -4838,9 +7628,8 @@
       <w:u w:val="single"/>
     </w:rPr>
   </w:style>
-  <w:style w:type="character" w:styleId="FootnoteReference">
+  <w:style w:type="character" w:styleId="Refdenotaalpie">
     <w:name w:val="footnote reference"/>
-    <w:basedOn w:val="DefaultParagraphFont"/>
     <w:uiPriority w:val="99"/>
     <w:semiHidden/>
     <w:unhideWhenUsed/>
@@ -4848,25 +7637,23 @@
       <w:vertAlign w:val="superscript"/>
     </w:rPr>
   </w:style>
-  <w:style w:type="paragraph" w:styleId="FootnoteText">
+  <w:style w:type="paragraph" w:styleId="Textonotapie">
     <w:name w:val="footnote text"/>
-    <w:basedOn w:val="Normal"/>
-    <w:link w:val="FootnoteTextChar"/>
+    <w:link w:val="TextonotapieCar"/>
     <w:uiPriority w:val="99"/>
     <w:semiHidden/>
     <w:unhideWhenUsed/>
     <w:pPr>
-      <w:spacing w:after="0" w:line="240" w:lineRule="auto"/>
+      <w:spacing w:line="240" w:lineRule="auto"/>
     </w:pPr>
     <w:rPr>
       <w:sz w:val="20"/>
       <w:szCs w:val="20"/>
     </w:rPr>
   </w:style>
-  <w:style w:type="character" w:styleId="FootnoteTextChar">
-    <w:name w:val="Footnote Text Char"/>
-    <w:basedOn w:val="DefaultParagraphFont"/>
-    <w:link w:val="FootnoteText"/>
+  <w:style w:type="character" w:customStyle="1" w:styleId="TextonotapieCar">
+    <w:name w:val="Texto nota pie Car"/>
+    <w:link w:val="Textonotapie"/>
     <w:uiPriority w:val="99"/>
     <w:semiHidden/>
     <w:unhideWhenUsed/>
@@ -4875,9 +7662,8 @@
       <w:szCs w:val="20"/>
     </w:rPr>
   </w:style>
-  <w:style w:type="character" w:styleId="EndnoteReference">
+  <w:style w:type="character" w:styleId="Refdenotaalfinal">
     <w:name w:val="endnote reference"/>
-    <w:basedOn w:val="DefaultParagraphFont"/>
     <w:uiPriority w:val="99"/>
     <w:semiHidden/>
     <w:unhideWhenUsed/>
@@ -4885,25 +7671,23 @@
       <w:vertAlign w:val="superscript"/>
     </w:rPr>
   </w:style>
-  <w:style w:type="paragraph" w:styleId="EndnoteText">
+  <w:style w:type="paragraph" w:styleId="Textonotaalfinal">
     <w:name w:val="endnote text"/>
-    <w:basedOn w:val="Normal"/>
-    <w:link w:val="EndnoteTextChar"/>
+    <w:link w:val="TextonotaalfinalCar"/>
     <w:uiPriority w:val="99"/>
     <w:semiHidden/>
     <w:unhideWhenUsed/>
     <w:pPr>
-      <w:spacing w:after="0" w:line="240" w:lineRule="auto"/>
+      <w:spacing w:line="240" w:lineRule="auto"/>
     </w:pPr>
     <w:rPr>
       <w:sz w:val="20"/>
       <w:szCs w:val="20"/>
     </w:rPr>
   </w:style>
-  <w:style w:type="character" w:styleId="EndnoteTextChar">
-    <w:name w:val="Endnote Text Char"/>
-    <w:basedOn w:val="DefaultParagraphFont"/>
-    <w:link w:val="EndnoteText"/>
+  <w:style w:type="character" w:customStyle="1" w:styleId="TextonotaalfinalCar">
+    <w:name w:val="Texto nota al final Car"/>
+    <w:link w:val="Textonotaalfinal"/>
     <w:uiPriority w:val="99"/>
     <w:semiHidden/>
     <w:unhideWhenUsed/>
@@ -4912,80 +7696,345 @@
       <w:szCs w:val="20"/>
     </w:rPr>
   </w:style>
-  <w:style w:type="paragraph" w:styleId="Heading1">
-    <w:name w:val="Heading 1"/>
+  <w:style w:type="paragraph" w:styleId="TDC1">
+    <w:name w:val="toc 1"/>
     <w:basedOn w:val="Normal"/>
     <w:next w:val="Normal"/>
-    <w:qFormat/>
+    <w:autoRedefine/>
+    <w:uiPriority w:val="39"/>
+    <w:unhideWhenUsed/>
+    <w:rsid w:val="00BD5BB6"/>
     <w:pPr>
-      <w:pBdr>
-        <w:bottom w:val="single" w:color="0079BC" w:sz="8" w:space="4"/>
-      </w:pBdr>
-      <w:spacing w:after="240" w:before="0"/>
-      <w:outlineLvl w:val="0"/>
+      <w:spacing w:after="100"/>
     </w:pPr>
-    <w:rPr>
-      <w:rFonts w:ascii="Calibri" w:cs="Calibri" w:eastAsia="Calibri" w:hAnsi="Calibri"/>
-      <w:b/>
-      <w:bCs/>
-      <w:color w:val="0079BC"/>
-      <w:sz w:val="36"/>
-      <w:szCs w:val="36"/>
-    </w:rPr>
   </w:style>
-  <w:style w:type="paragraph" w:styleId="Heading2">
-    <w:name w:val="Heading 2"/>
+  <w:style w:type="paragraph" w:styleId="TDC2">
+    <w:name w:val="toc 2"/>
     <w:basedOn w:val="Normal"/>
     <w:next w:val="Normal"/>
-    <w:qFormat/>
+    <w:autoRedefine/>
+    <w:uiPriority w:val="39"/>
+    <w:unhideWhenUsed/>
+    <w:rsid w:val="00BD5BB6"/>
     <w:pPr>
-      <w:spacing w:after="120" w:before="280"/>
-      <w:outlineLvl w:val="1"/>
+      <w:spacing w:after="100"/>
+      <w:ind w:left="220"/>
     </w:pPr>
-    <w:rPr>
-      <w:rFonts w:ascii="Calibri" w:cs="Calibri" w:eastAsia="Calibri" w:hAnsi="Calibri"/>
-      <w:b/>
-      <w:bCs/>
-      <w:color w:val="0079BC"/>
-      <w:sz w:val="28"/>
-      <w:szCs w:val="28"/>
-    </w:rPr>
-  </w:style>
-  <w:style w:type="paragraph" w:styleId="Heading3">
-    <w:name w:val="Heading 3"/>
-    <w:basedOn w:val="Normal"/>
-    <w:next w:val="Normal"/>
-    <w:qFormat/>
-    <w:pPr>
-      <w:spacing w:after="120" w:before="280"/>
-      <w:outlineLvl w:val="2"/>
-    </w:pPr>
-    <w:rPr>
-      <w:rFonts w:ascii="Calibri" w:cs="Calibri" w:eastAsia="Calibri" w:hAnsi="Calibri"/>
-      <w:b/>
-      <w:bCs/>
-      <w:color w:val="0079BC"/>
-      <w:sz w:val="24"/>
-      <w:szCs w:val="24"/>
-    </w:rPr>
-  </w:style>
-  <w:style w:type="paragraph" w:styleId="Heading4">
-    <w:name w:val="Heading 4"/>
-    <w:basedOn w:val="Normal"/>
-    <w:next w:val="Normal"/>
-    <w:qFormat/>
-    <w:pPr>
-      <w:spacing w:after="120" w:before="280"/>
-      <w:outlineLvl w:val="3"/>
-    </w:pPr>
-    <w:rPr>
-      <w:rFonts w:ascii="Calibri" w:cs="Calibri" w:eastAsia="Calibri" w:hAnsi="Calibri"/>
-      <w:b/>
-      <w:bCs/>
-      <w:color w:val="0079BC"/>
-      <w:sz w:val="22"/>
-      <w:szCs w:val="22"/>
-    </w:rPr>
   </w:style>
 </w:styles>
+</file>
+
+<file path=word/theme/theme1.xml><?xml version="1.0" encoding="utf-8"?>
+<a:theme xmlns:a="http://schemas.openxmlformats.org/drawingml/2006/main" name="Tema de Office">
+  <a:themeElements>
+    <a:clrScheme name="Office">
+      <a:dk1>
+        <a:sysClr val="windowText" lastClr="000000"/>
+      </a:dk1>
+      <a:lt1>
+        <a:sysClr val="window" lastClr="FFFFFF"/>
+      </a:lt1>
+      <a:dk2>
+        <a:srgbClr val="0E2841"/>
+      </a:dk2>
+      <a:lt2>
+        <a:srgbClr val="E8E8E8"/>
+      </a:lt2>
+      <a:accent1>
+        <a:srgbClr val="156082"/>
+      </a:accent1>
+      <a:accent2>
+        <a:srgbClr val="E97132"/>
+      </a:accent2>
+      <a:accent3>
+        <a:srgbClr val="196B24"/>
+      </a:accent3>
+      <a:accent4>
+        <a:srgbClr val="0F9ED5"/>
+      </a:accent4>
+      <a:accent5>
+        <a:srgbClr val="A02B93"/>
+      </a:accent5>
+      <a:accent6>
+        <a:srgbClr val="4EA72E"/>
+      </a:accent6>
+      <a:hlink>
+        <a:srgbClr val="467886"/>
+      </a:hlink>
+      <a:folHlink>
+        <a:srgbClr val="96607D"/>
+      </a:folHlink>
+    </a:clrScheme>
+    <a:fontScheme name="Office">
+      <a:majorFont>
+        <a:latin typeface="Aptos Display" panose="02110004020202020204"/>
+        <a:ea typeface=""/>
+        <a:cs typeface=""/>
+        <a:font script="Jpan" typeface="游ゴシック Light"/>
+        <a:font script="Hang" typeface="맑은 고딕"/>
+        <a:font script="Hans" typeface="等线 Light"/>
+        <a:font script="Hant" typeface="新細明體"/>
+        <a:font script="Arab" typeface="Times New Roman"/>
+        <a:font script="Hebr" typeface="Times New Roman"/>
+        <a:font script="Thai" typeface="Angsana New"/>
+        <a:font script="Ethi" typeface="Nyala"/>
+        <a:font script="Beng" typeface="Vrinda"/>
+        <a:font script="Gujr" typeface="Shruti"/>
+        <a:font script="Khmr" typeface="MoolBoran"/>
+        <a:font script="Knda" typeface="Tunga"/>
+        <a:font script="Guru" typeface="Raavi"/>
+        <a:font script="Cans" typeface="Euphemia"/>
+        <a:font script="Cher" typeface="Plantagenet Cherokee"/>
+        <a:font script="Yiii" typeface="Microsoft Yi Baiti"/>
+        <a:font script="Tibt" typeface="Microsoft Himalaya"/>
+        <a:font script="Thaa" typeface="MV Boli"/>
+        <a:font script="Deva" typeface="Mangal"/>
+        <a:font script="Telu" typeface="Gautami"/>
+        <a:font script="Taml" typeface="Latha"/>
+        <a:font script="Syrc" typeface="Estrangelo Edessa"/>
+        <a:font script="Orya" typeface="Kalinga"/>
+        <a:font script="Mlym" typeface="Kartika"/>
+        <a:font script="Laoo" typeface="DokChampa"/>
+        <a:font script="Sinh" typeface="Iskoola Pota"/>
+        <a:font script="Mong" typeface="Mongolian Baiti"/>
+        <a:font script="Viet" typeface="Times New Roman"/>
+        <a:font script="Uigh" typeface="Microsoft Uighur"/>
+        <a:font script="Geor" typeface="Sylfaen"/>
+        <a:font script="Armn" typeface="Arial"/>
+        <a:font script="Bugi" typeface="Leelawadee UI"/>
+        <a:font script="Bopo" typeface="Microsoft JhengHei"/>
+        <a:font script="Java" typeface="Javanese Text"/>
+        <a:font script="Lisu" typeface="Segoe UI"/>
+        <a:font script="Mymr" typeface="Myanmar Text"/>
+        <a:font script="Nkoo" typeface="Ebrima"/>
+        <a:font script="Olck" typeface="Nirmala UI"/>
+        <a:font script="Osma" typeface="Ebrima"/>
+        <a:font script="Phag" typeface="Phagspa"/>
+        <a:font script="Syrn" typeface="Estrangelo Edessa"/>
+        <a:font script="Syrj" typeface="Estrangelo Edessa"/>
+        <a:font script="Syre" typeface="Estrangelo Edessa"/>
+        <a:font script="Sora" typeface="Nirmala UI"/>
+        <a:font script="Tale" typeface="Microsoft Tai Le"/>
+        <a:font script="Talu" typeface="Microsoft New Tai Lue"/>
+        <a:font script="Tfng" typeface="Ebrima"/>
+      </a:majorFont>
+      <a:minorFont>
+        <a:latin typeface="Aptos" panose="02110004020202020204"/>
+        <a:ea typeface=""/>
+        <a:cs typeface=""/>
+        <a:font script="Jpan" typeface="游明朝"/>
+        <a:font script="Hang" typeface="맑은 고딕"/>
+        <a:font script="Hans" typeface="等线"/>
+        <a:font script="Hant" typeface="新細明體"/>
+        <a:font script="Arab" typeface="Arial"/>
+        <a:font script="Hebr" typeface="Arial"/>
+        <a:font script="Thai" typeface="Cordia New"/>
+        <a:font script="Ethi" typeface="Nyala"/>
+        <a:font script="Beng" typeface="Vrinda"/>
+        <a:font script="Gujr" typeface="Shruti"/>
+        <a:font script="Khmr" typeface="DaunPenh"/>
+        <a:font script="Knda" typeface="Tunga"/>
+        <a:font script="Guru" typeface="Raavi"/>
+        <a:font script="Cans" typeface="Euphemia"/>
+        <a:font script="Cher" typeface="Plantagenet Cherokee"/>
+        <a:font script="Yiii" typeface="Microsoft Yi Baiti"/>
+        <a:font script="Tibt" typeface="Microsoft Himalaya"/>
+        <a:font script="Thaa" typeface="MV Boli"/>
+        <a:font script="Deva" typeface="Mangal"/>
+        <a:font script="Telu" typeface="Gautami"/>
+        <a:font script="Taml" typeface="Latha"/>
+        <a:font script="Syrc" typeface="Estrangelo Edessa"/>
+        <a:font script="Orya" typeface="Kalinga"/>
+        <a:font script="Mlym" typeface="Kartika"/>
+        <a:font script="Laoo" typeface="DokChampa"/>
+        <a:font script="Sinh" typeface="Iskoola Pota"/>
+        <a:font script="Mong" typeface="Mongolian Baiti"/>
+        <a:font script="Viet" typeface="Arial"/>
+        <a:font script="Uigh" typeface="Microsoft Uighur"/>
+        <a:font script="Geor" typeface="Sylfaen"/>
+        <a:font script="Armn" typeface="Arial"/>
+        <a:font script="Bugi" typeface="Leelawadee UI"/>
+        <a:font script="Bopo" typeface="Microsoft JhengHei"/>
+        <a:font script="Java" typeface="Javanese Text"/>
+        <a:font script="Lisu" typeface="Segoe UI"/>
+        <a:font script="Mymr" typeface="Myanmar Text"/>
+        <a:font script="Nkoo" typeface="Ebrima"/>
+        <a:font script="Olck" typeface="Nirmala UI"/>
+        <a:font script="Osma" typeface="Ebrima"/>
+        <a:font script="Phag" typeface="Phagspa"/>
+        <a:font script="Syrn" typeface="Estrangelo Edessa"/>
+        <a:font script="Syrj" typeface="Estrangelo Edessa"/>
+        <a:font script="Syre" typeface="Estrangelo Edessa"/>
+        <a:font script="Sora" typeface="Nirmala UI"/>
+        <a:font script="Tale" typeface="Microsoft Tai Le"/>
+        <a:font script="Talu" typeface="Microsoft New Tai Lue"/>
+        <a:font script="Tfng" typeface="Ebrima"/>
+      </a:minorFont>
+    </a:fontScheme>
+    <a:fmtScheme name="Office">
+      <a:fillStyleLst>
+        <a:solidFill>
+          <a:schemeClr val="phClr"/>
+        </a:solidFill>
+        <a:gradFill rotWithShape="1">
+          <a:gsLst>
+            <a:gs pos="0">
+              <a:schemeClr val="phClr">
+                <a:lumMod val="110000"/>
+                <a:satMod val="105000"/>
+                <a:tint val="67000"/>
+              </a:schemeClr>
+            </a:gs>
+            <a:gs pos="50000">
+              <a:schemeClr val="phClr">
+                <a:lumMod val="105000"/>
+                <a:satMod val="103000"/>
+                <a:tint val="73000"/>
+              </a:schemeClr>
+            </a:gs>
+            <a:gs pos="100000">
+              <a:schemeClr val="phClr">
+                <a:lumMod val="105000"/>
+                <a:satMod val="109000"/>
+                <a:tint val="81000"/>
+              </a:schemeClr>
+            </a:gs>
+          </a:gsLst>
+          <a:lin ang="5400000" scaled="0"/>
+        </a:gradFill>
+        <a:gradFill rotWithShape="1">
+          <a:gsLst>
+            <a:gs pos="0">
+              <a:schemeClr val="phClr">
+                <a:satMod val="103000"/>
+                <a:lumMod val="102000"/>
+                <a:tint val="94000"/>
+              </a:schemeClr>
+            </a:gs>
+            <a:gs pos="50000">
+              <a:schemeClr val="phClr">
+                <a:satMod val="110000"/>
+                <a:lumMod val="100000"/>
+                <a:shade val="100000"/>
+              </a:schemeClr>
+            </a:gs>
+            <a:gs pos="100000">
+              <a:schemeClr val="phClr">
+                <a:lumMod val="99000"/>
+                <a:satMod val="120000"/>
+                <a:shade val="78000"/>
+              </a:schemeClr>
+            </a:gs>
+          </a:gsLst>
+          <a:lin ang="5400000" scaled="0"/>
+        </a:gradFill>
+      </a:fillStyleLst>
+      <a:lnStyleLst>
+        <a:ln w="12700" cap="flat" cmpd="sng" algn="ctr">
+          <a:solidFill>
+            <a:schemeClr val="phClr"/>
+          </a:solidFill>
+          <a:prstDash val="solid"/>
+          <a:miter lim="800000"/>
+        </a:ln>
+        <a:ln w="19050" cap="flat" cmpd="sng" algn="ctr">
+          <a:solidFill>
+            <a:schemeClr val="phClr"/>
+          </a:solidFill>
+          <a:prstDash val="solid"/>
+          <a:miter lim="800000"/>
+        </a:ln>
+        <a:ln w="25400" cap="flat" cmpd="sng" algn="ctr">
+          <a:solidFill>
+            <a:schemeClr val="phClr"/>
+          </a:solidFill>
+          <a:prstDash val="solid"/>
+          <a:miter lim="800000"/>
+        </a:ln>
+      </a:lnStyleLst>
+      <a:effectStyleLst>
+        <a:effectStyle>
+          <a:effectLst/>
+        </a:effectStyle>
+        <a:effectStyle>
+          <a:effectLst/>
+        </a:effectStyle>
+        <a:effectStyle>
+          <a:effectLst>
+            <a:outerShdw blurRad="57150" dist="19050" dir="5400000" algn="ctr" rotWithShape="0">
+              <a:srgbClr val="000000">
+                <a:alpha val="63000"/>
+              </a:srgbClr>
+            </a:outerShdw>
+          </a:effectLst>
+        </a:effectStyle>
+      </a:effectStyleLst>
+      <a:bgFillStyleLst>
+        <a:solidFill>
+          <a:schemeClr val="phClr"/>
+        </a:solidFill>
+        <a:solidFill>
+          <a:schemeClr val="phClr">
+            <a:tint val="95000"/>
+            <a:satMod val="170000"/>
+          </a:schemeClr>
+        </a:solidFill>
+        <a:gradFill rotWithShape="1">
+          <a:gsLst>
+            <a:gs pos="0">
+              <a:schemeClr val="phClr">
+                <a:tint val="93000"/>
+                <a:satMod val="150000"/>
+                <a:shade val="98000"/>
+                <a:lumMod val="102000"/>
+              </a:schemeClr>
+            </a:gs>
+            <a:gs pos="50000">
+              <a:schemeClr val="phClr">
+                <a:tint val="98000"/>
+                <a:satMod val="130000"/>
+                <a:shade val="90000"/>
+                <a:lumMod val="103000"/>
+              </a:schemeClr>
+            </a:gs>
+            <a:gs pos="100000">
+              <a:schemeClr val="phClr">
+                <a:shade val="63000"/>
+                <a:satMod val="120000"/>
+              </a:schemeClr>
+            </a:gs>
+          </a:gsLst>
+          <a:lin ang="5400000" scaled="0"/>
+        </a:gradFill>
+      </a:bgFillStyleLst>
+    </a:fmtScheme>
+  </a:themeElements>
+  <a:objectDefaults>
+    <a:lnDef>
+      <a:spPr/>
+      <a:bodyPr/>
+      <a:lstStyle/>
+      <a:style>
+        <a:lnRef idx="2">
+          <a:schemeClr val="accent1"/>
+        </a:lnRef>
+        <a:fillRef idx="0">
+          <a:schemeClr val="accent1"/>
+        </a:fillRef>
+        <a:effectRef idx="1">
+          <a:schemeClr val="accent1"/>
+        </a:effectRef>
+        <a:fontRef idx="minor">
+          <a:schemeClr val="tx1"/>
+        </a:fontRef>
+      </a:style>
+    </a:lnDef>
+  </a:objectDefaults>
+  <a:extraClrSchemeLst/>
+  <a:extLst>
+    <a:ext uri="{05A4C25C-085E-4340-85A3-A5531E510DB2}">
+      <thm15:themeFamily xmlns:thm15="http://schemas.microsoft.com/office/thememl/2012/main" name="Office Theme" id="{2E142A2C-CD16-42D6-873A-C26D2A0506FA}" vid="{1BDDFF52-6CD6-40A5-AB3C-68EB2F1E4D0A}"/>
+    </a:ext>
+  </a:extLst>
+</a:theme>
 </file>